--- a/docs-alaotra/rapport-alaotra.docx
+++ b/docs-alaotra/rapport-alaotra.docx
@@ -63,7 +63,7 @@
         <w:pStyle w:val="Date"/>
       </w:pPr>
       <w:r>
-        <w:t xml:space="preserve">2026-03-24</w:t>
+        <w:t xml:space="preserve">2026-03-25</w:t>
       </w:r>
     </w:p>
     <w:p xmlns:w="http://schemas.openxmlformats.org/wordprocessingml/2006/main" xmlns:r="http://schemas.openxmlformats.org/officeDocument/2006/relationships" xmlns:wp="http://schemas.openxmlformats.org/drawingml/2006/wordprocessingDrawing" xmlns:a="http://schemas.openxmlformats.org/drawingml/2006/main" xmlns:pic="http://schemas.openxmlformats.org/drawingml/2006/picture">
@@ -87,7 +87,7 @@
                     </pic:cNvPicPr>
                   </pic:nvPicPr>
                   <pic:blipFill>
-                    <a:blip r:embed="rId708"/>
+                    <a:blip r:embed="rId701"/>
                     <a:stretch>
                       <a:fillRect/>
                     </a:stretch>
@@ -153,7 +153,7 @@
         </w:p>
       </w:sdtContent>
     </w:sdt>
-    <w:bookmarkStart w:id="23" w:name="introduction"/>
+    <w:bookmarkStart w:id="20" w:name="introduction"/>
     <w:p>
       <w:pPr>
         <w:pStyle w:val="Titre1"/>
@@ -175,62 +175,7 @@
         <w:pStyle w:val="Corpsdetexte"/>
       </w:pPr>
       <w:r>
-        <w:t xml:space="preserve">Entre 1995 et 2015, ce dispositif a couvert 26 zones contrastées, reflétant la diversité des systèmes agraires, des environnements écologiques et des contraintes socio-économiques du pays. Les données produites documentent de manière détaillée la composition des ménages, leurs activités, leurs revenus, leurs pratiques agricoles, ainsi que les transformations des économies rurales sur plus de deux décennies.</w:t>
-      </w:r>
-    </w:p>
-    <w:p>
-      <w:pPr>
-        <w:pStyle w:val="CaptionedFigure"/>
-      </w:pPr>
-      <w:r>
-        <w:drawing>
-          <wp:inline>
-            <wp:extent cx="5969000" cy="4178299"/>
-            <wp:effectExtent b="0" l="0" r="0" t="0"/>
-            <wp:docPr descr="Carte historique des observatoires ruraux à Madagascar" title="" id="21" name="Picture"/>
-            <a:graphic>
-              <a:graphicData uri="http://schemas.openxmlformats.org/drawingml/2006/picture">
-                <pic:pic>
-                  <pic:nvPicPr>
-                    <pic:cNvPr descr="images/carte_historique_nat_or.png" id="22" name="Picture"/>
-                    <pic:cNvPicPr>
-                      <a:picLocks noChangeArrowheads="1" noChangeAspect="1"/>
-                    </pic:cNvPicPr>
-                  </pic:nvPicPr>
-                  <pic:blipFill>
-                    <a:blip r:embed="rId20"/>
-                    <a:stretch>
-                      <a:fillRect/>
-                    </a:stretch>
-                  </pic:blipFill>
-                  <pic:spPr bwMode="auto">
-                    <a:xfrm>
-                      <a:off x="0" y="0"/>
-                      <a:ext cx="5969000" cy="4178299"/>
-                    </a:xfrm>
-                    <a:prstGeom prst="rect">
-                      <a:avLst/>
-                    </a:prstGeom>
-                    <a:noFill/>
-                    <a:ln w="9525">
-                      <a:noFill/>
-                      <a:headEnd/>
-                      <a:tailEnd/>
-                    </a:ln>
-                  </pic:spPr>
-                </pic:pic>
-              </a:graphicData>
-            </a:graphic>
-          </wp:inline>
-        </w:drawing>
-      </w:r>
-    </w:p>
-    <w:p>
-      <w:pPr>
-        <w:pStyle w:val="ImageCaption"/>
-      </w:pPr>
-      <w:r>
-        <w:t xml:space="preserve">Carte historique des observatoires ruraux à Madagascar</w:t>
+        <w:t xml:space="preserve">La campagne 2025 s’inscrit dans cette continuité tout en introduisant des évolutions méthodologiques. Elle repose sur une articulation étroite entre enquêtes quantitatives auprès des ménages et enquêtes communautaires visant à documenter les contextes locaux (pratiques agricoles, accès aux intrants, sécurité, gouvernance locale). Les protocoles de terrain intègrent également des exigences renforcées en matière d’éthique, de consentement éclairé et d’interaction avec les autorités locales à différents niveaux administratifs.</w:t>
       </w:r>
     </w:p>
     <w:p>
@@ -238,7 +183,7 @@
         <w:pStyle w:val="Corpsdetexte"/>
       </w:pPr>
       <w:r>
-        <w:t xml:space="preserve">La campagne 2025 s’inscrit dans cette continuité tout en introduisant des évolutions méthodologiques. Elle repose sur une articulation étroite entre enquêtes quantitatives auprès des ménages et enquêtes communautaires visant à documenter les contextes locaux (pratiques agricoles, accès aux intrants, sécurité, gouvernance locale). Les protocoles de terrain intègrent également des exigences renforcées en matière d’éthique, de consentement éclairé et d’interaction avec les autorités locales à différents niveaux administratifs.</w:t>
+        <w:t xml:space="preserve">Dans le cadre du projet BETSAKA, ce dispositif est aujourd’hui réactivé afin d’analyser les effets de long terme des politiques de conservation, en particulier des aires protégées, sur les conditions de vie des populations et les dynamiques environnementales. Le projet s’appuie sur une combinaison de données historiques, d’images satellitaires et de nouvelles enquêtes de terrain pour étudier conjointement déforestation, feux et trajectoires socio-économiques.</w:t>
       </w:r>
     </w:p>
     <w:p>
@@ -246,7 +191,7 @@
         <w:pStyle w:val="Corpsdetexte"/>
       </w:pPr>
       <w:r>
-        <w:t xml:space="preserve">Dans le cadre du projet BETSAKA, ce dispositif est aujourd’hui réactivé afin d’analyser les effets de long terme des politiques de conservation, en particulier des aires protégées, sur les conditions de vie des populations et les dynamiques environnementales. Le projet s’appuie sur une combinaison de données historiques, d’images satellitaires et de nouvelles enquêtes de terrain pour étudier conjointement déforestation, feux et trajectoires socio-économiques.</w:t>
+        <w:t xml:space="preserve">Ce document présente le traitement et l’analyse des données de l’observatoire rural d’Alaotra pour la campagne 2025. La période de référence s’étend d’octobre 2024 à septembre 2025. Ces données ont été récoltées afin d’étudier l’évaluation d’impact de la conservation sur les conditions de vie des ménages aux alentours de l’aire protégée du corridor forestier d’Ankeniheny-Zahamena.</w:t>
       </w:r>
     </w:p>
     <w:p>
@@ -254,19 +199,11 @@
         <w:pStyle w:val="Corpsdetexte"/>
       </w:pPr>
       <w:r>
-        <w:t xml:space="preserve">Ce document présente le traitement et l’analyse des données des observatoires ruraux d’Alaotra et de Marovoay pour la campagne 2025. La période de référence s’étend d’octobre 2024 à septembre 2025. Ces données ont été récoltées afin d’étudier l’évaluation d’impact de la conservation sur les conditions de vie des ménages aux alentours des aires protégées.</w:t>
-      </w:r>
-    </w:p>
-    <w:p>
-      <w:pPr>
-        <w:pStyle w:val="Corpsdetexte"/>
-      </w:pPr>
-      <w:r>
-        <w:t xml:space="preserve">Ce site propose une documentation structurée de ce dispositif. Les chapitres suivants détaillent successivement les principes méthodologiques des observatoires, l’organisation de la collecte, les instruments d’enquête et les choix opérés pour la campagne 2025. L’objectif est double : assurer la transparence du dispositif et faciliter la réutilisation des données, tout en rendant explicites les arbitrages méthodologiques qui conditionnent leur interprétation.</w:t>
-      </w:r>
-    </w:p>
-    <w:bookmarkEnd w:id="23"/>
-    <w:bookmarkStart w:id="49" w:name="description-de-lenquête"/>
+        <w:t xml:space="preserve">Les chapitres suivants détaillent successivement les principes méthodologiques des observatoires, l’organisation de la collecte, les instruments d’enquête et les choix opérés pour la campagne 2025. L’objectif est double : assurer la transparence du dispositif et faciliter la réutilisation des données, tout en rendant explicites les arbitrages méthodologiques qui conditionnent leur interprétation.</w:t>
+      </w:r>
+    </w:p>
+    <w:bookmarkEnd w:id="20"/>
+    <w:bookmarkStart w:id="48" w:name="description-de-lenquête"/>
     <w:p>
       <w:pPr>
         <w:pStyle w:val="Titre1"/>
@@ -316,18 +253,18 @@
                 <wp:inline>
                   <wp:extent cx="152400" cy="152400"/>
                   <wp:effectExtent b="0" l="0" r="0" t="0"/>
-                  <wp:docPr descr="" title="" id="25" name="Picture"/>
+                  <wp:docPr descr="" title="" id="22" name="Picture"/>
                   <a:graphic>
                     <a:graphicData uri="http://schemas.openxmlformats.org/drawingml/2006/picture">
                       <pic:pic>
                         <pic:nvPicPr>
-                          <pic:cNvPr descr="C:\Users\fbede\AppData\Local\Programs\Quarto\share\formats\docx\warning.png" id="26" name="Picture"/>
+                          <pic:cNvPr descr="C:\Users\fbede\AppData\Local\Programs\Quarto\share\formats\docx\warning.png" id="23" name="Picture"/>
                           <pic:cNvPicPr>
                             <a:picLocks noChangeArrowheads="1" noChangeAspect="1"/>
                           </pic:cNvPicPr>
                         </pic:nvPicPr>
                         <pic:blipFill>
-                          <a:blip r:embed="rId24"/>
+                          <a:blip r:embed="rId21"/>
                           <a:stretch>
                             <a:fillRect/>
                           </a:stretch>
@@ -384,14 +321,14 @@
               <w:spacing w:before="16" w:after="16"/>
             </w:pPr>
             <w:r>
-              <w:t xml:space="preserve">Les résultats présentés ci-dessous sont provisoires, et sont susceptibles de faire l’objet de corrections.</w:t>
+              <w:t xml:space="preserve">Les résultats présentés ci-dessous sont provisoires et pourront être ajustés ou enrichis par les informations supplémentaires recueillies lors des restitutions locales.</w:t>
             </w:r>
           </w:p>
           <w:p/>
         </w:tc>
       </w:tr>
     </w:tbl>
-    <w:bookmarkStart w:id="27" w:name="contexte-et-objectifs"/>
+    <w:bookmarkStart w:id="24" w:name="contexte-et-objectifs"/>
     <w:p>
       <w:pPr>
         <w:pStyle w:val="Titre2"/>
@@ -405,7 +342,7 @@
         <w:pStyle w:val="FirstParagraph"/>
       </w:pPr>
       <w:r>
-        <w:t xml:space="preserve">Les Observatoires Ruraux (OR) de Madagascar sont un dispositif d’enquête longitudinale auprès de ménages ruraux, mis en place à partir de 1995 dans le cadre du réseau des observatoires ruraux coordonné par l’IRD et l’INSTAT, puis le Ministère de l’agriculture. Deux OR font l’objet de cette campagne d’enquête en 2025 :</w:t>
+        <w:t xml:space="preserve">Les Observatoires Ruraux (OR) de Madagascar sont un dispositif d’enquête longitudinale auprès de ménages ruraux, mis en place à partir de 1995 dans le cadre du réseau des observatoires ruraux coordonné par l’IRD et l’INSTAT, puis le Ministère de l’agriculture.</w:t>
       </w:r>
     </w:p>
     <w:p>
@@ -432,7 +369,7 @@
         <w:pStyle w:val="FirstParagraph"/>
       </w:pPr>
       <w:r>
-        <w:t xml:space="preserve">Ces enquêtes d’observatoires ruraux ont été menées de manière régulière entre 1995 et 2014 (Marovoay) et 1999 et 2014 (Alaotra), avec une seule interruption l’année 2009 en raison de la crise politique qui a secoué le pays. La campagne 2025, réalisée par le projet BETSAKA, renoue avec ce suivi après une interruption de plus de dix ans. L’enquête conserve les instruments et la méthodologie des campagnes antérieures, tout en reprenant des ajustements faits dans le cadre de l’observatoire du Makay en 2022 et 2024, et en les adaptant au contexte actuel.</w:t>
+        <w:t xml:space="preserve">Les enquêtes de l’observatoire rural d’Alaotra ont été menées de manière régulière entre 1999 et 2014, avec une seule interruption l’année 2009 en raison de la crise politique qui a secoué le pays. La campagne 2025, réalisée par le projet BETSAKA, renoue avec ce suivi après une interruption de plus de dix ans. L’enquête conserve les instruments et la méthodologie des campagnes antérieures, tout en reprenant des ajustements faits dans le cadre de l’observatoire du Makay en 2022 et 2024, et en les adaptant au contexte actuel.</w:t>
       </w:r>
     </w:p>
     <w:p>
@@ -475,8 +412,8 @@
         <w:t xml:space="preserve">octobre 2024 au 30 septembre 2025.</w:t>
       </w:r>
     </w:p>
-    <w:bookmarkEnd w:id="27"/>
-    <w:bookmarkStart w:id="31" w:name="méthodologie"/>
+    <w:bookmarkEnd w:id="24"/>
+    <w:bookmarkStart w:id="28" w:name="méthodologie"/>
     <w:p>
       <w:pPr>
         <w:pStyle w:val="Titre2"/>
@@ -550,18 +487,18 @@
                 <wp:inline>
                   <wp:extent cx="152400" cy="152400"/>
                   <wp:effectExtent b="0" l="0" r="0" t="0"/>
-                  <wp:docPr descr="" title="" id="29" name="Picture"/>
+                  <wp:docPr descr="" title="" id="26" name="Picture"/>
                   <a:graphic>
                     <a:graphicData uri="http://schemas.openxmlformats.org/drawingml/2006/picture">
                       <pic:pic>
                         <pic:nvPicPr>
-                          <pic:cNvPr descr="C:\Users\fbede\AppData\Local\Programs\Quarto\share\formats\docx\note.png" id="30" name="Picture"/>
+                          <pic:cNvPr descr="C:\Users\fbede\AppData\Local\Programs\Quarto\share\formats\docx\note.png" id="27" name="Picture"/>
                           <pic:cNvPicPr>
                             <a:picLocks noChangeArrowheads="1" noChangeAspect="1"/>
                           </pic:cNvPicPr>
                         </pic:nvPicPr>
                         <pic:blipFill>
-                          <a:blip r:embed="rId28"/>
+                          <a:blip r:embed="rId25"/>
                           <a:stretch>
                             <a:fillRect/>
                           </a:stretch>
@@ -625,8 +562,8 @@
         </w:tc>
       </w:tr>
     </w:tbl>
-    <w:bookmarkEnd w:id="31"/>
-    <w:bookmarkStart w:id="35" w:name="localisation-des-sites-enquêtés"/>
+    <w:bookmarkEnd w:id="28"/>
+    <w:bookmarkStart w:id="32" w:name="localisation-des-sites-enquêtés"/>
     <w:p>
       <w:pPr>
         <w:pStyle w:val="Titre2"/>
@@ -652,18 +589,18 @@
           <wp:inline>
             <wp:extent cx="4620126" cy="3696101"/>
             <wp:effectExtent b="0" l="0" r="0" t="0"/>
-            <wp:docPr descr="Localisation approximative des fokontany enquêtés (centroïde des hameaux)" title="" id="33" name="Picture"/>
+            <wp:docPr descr="Localisation approximative des fokontany enquêtés (centroïde des hameaux)" title="" id="30" name="Picture"/>
             <a:graphic>
               <a:graphicData uri="http://schemas.openxmlformats.org/drawingml/2006/picture">
                 <pic:pic>
                   <pic:nvPicPr>
-                    <pic:cNvPr descr="01_description_files/figure-docx/carte_sites-1.png" id="34" name="Picture"/>
+                    <pic:cNvPr descr="01_description_files/figure-docx/carte_sites-1.png" id="31" name="Picture"/>
                     <pic:cNvPicPr>
                       <a:picLocks noChangeArrowheads="1" noChangeAspect="1"/>
                     </pic:cNvPicPr>
                   </pic:nvPicPr>
                   <pic:blipFill>
-                    <a:blip r:embed="rId32"/>
+                    <a:blip r:embed="rId29"/>
                     <a:stretch>
                       <a:fillRect/>
                     </a:stretch>
@@ -698,8 +635,8 @@
         <w:t xml:space="preserve">Localisation approximative des fokontany enquêtés (centroïde des hameaux)</w:t>
       </w:r>
     </w:p>
-    <w:bookmarkEnd w:id="35"/>
-    <w:bookmarkStart w:id="41" w:name="ménages-enquêtés"/>
+    <w:bookmarkEnd w:id="32"/>
+    <w:bookmarkStart w:id="38" w:name="ménages-enquêtés"/>
     <w:p>
       <w:pPr>
         <w:pStyle w:val="Titre2"/>
@@ -743,7 +680,7 @@
       <w:tr>
         <w:tc>
           <w:tcPr/>
-          <w:bookmarkStart w:id="36" w:name="tbl-men-obs"/>
+          <w:bookmarkStart w:id="33" w:name="tbl-men-obs"/>
           <w:p>
             <w:pPr>
               <w:jc w:val="center"/>
@@ -757,11 +694,11 @@
               <w:t xml:space="preserve">Table 1.1: Répartition des ménages et des individus selon les observatoires</w:t>
             </w:r>
           </w:p>
-          <w:bookmarkEnd w:id="36"/>
+          <w:bookmarkEnd w:id="33"/>
         </w:tc>
       </w:tr>
     </w:tbl>
-    <w:bookmarkStart w:id="38" w:name="dénombrement-et-taux-de-sondage"/>
+    <w:bookmarkStart w:id="35" w:name="dénombrement-et-taux-de-sondage"/>
     <w:p>
       <w:pPr>
         <w:pStyle w:val="Titre3"/>
@@ -808,7 +745,7 @@
       <w:tr>
         <w:tc>
           <w:tcPr/>
-          <w:bookmarkStart w:id="37" w:name="tbl-denombrement"/>
+          <w:bookmarkStart w:id="34" w:name="tbl-denombrement"/>
           <w:p>
             <w:pPr>
               <w:jc w:val="center"/>
@@ -822,12 +759,12 @@
               <w:t xml:space="preserve">Table 1.2: Dénombrement et taux de sondage par observatoire</w:t>
             </w:r>
           </w:p>
-          <w:bookmarkEnd w:id="37"/>
+          <w:bookmarkEnd w:id="34"/>
         </w:tc>
       </w:tr>
     </w:tbl>
-    <w:bookmarkEnd w:id="38"/>
-    <w:bookmarkStart w:id="40" w:name="répartition-par-hameau"/>
+    <w:bookmarkEnd w:id="35"/>
+    <w:bookmarkStart w:id="37" w:name="répartition-par-hameau"/>
     <w:p>
       <w:pPr>
         <w:pStyle w:val="Titre3"/>
@@ -874,7 +811,7 @@
       <w:tr>
         <w:tc>
           <w:tcPr/>
-          <w:bookmarkStart w:id="39" w:name="tbl-men-hameau"/>
+          <w:bookmarkStart w:id="36" w:name="tbl-men-hameau"/>
           <w:p>
             <w:pPr>
               <w:jc w:val="center"/>
@@ -1573,14 +1510,14 @@
               </w:tc>
             </w:tr>
           </w:tbl>
-          <w:bookmarkEnd w:id="39"/>
+          <w:bookmarkEnd w:id="36"/>
           <w:p/>
         </w:tc>
       </w:tr>
     </w:tbl>
-    <w:bookmarkEnd w:id="40"/>
-    <w:bookmarkEnd w:id="41"/>
-    <w:bookmarkStart w:id="48" w:name="déroulement-de-lenquête"/>
+    <w:bookmarkEnd w:id="37"/>
+    <w:bookmarkEnd w:id="38"/>
+    <w:bookmarkStart w:id="47" w:name="déroulement-de-lenquête"/>
     <w:p>
       <w:pPr>
         <w:pStyle w:val="Titre2"/>
@@ -1589,7 +1526,7 @@
         <w:t xml:space="preserve">1.5 Déroulement de l’enquête</w:t>
       </w:r>
     </w:p>
-    <w:bookmarkStart w:id="47" w:name="période-de-collecte"/>
+    <w:bookmarkStart w:id="46" w:name="période-de-collecte"/>
     <w:p>
       <w:pPr>
         <w:pStyle w:val="Titre3"/>
@@ -1603,7 +1540,7 @@
         <w:pStyle w:val="FirstParagraph"/>
       </w:pPr>
       <w:r>
-        <w:t xml:space="preserve">Les entretiens se sont déroulés entre début octobre et mi-novembre 2025. Un entretien isolé a été réalisé à Marovoay le 3 septembre. Le</w:t>
+        <w:t xml:space="preserve">Les entretiens se sont déroulés entre début octobre et mi-novembre 2025. Le</w:t>
       </w:r>
       <w:r>
         <w:t xml:space="preserve"> </w:t>
@@ -1635,6 +1572,122 @@
         <w:t xml:space="preserve">octobre 2025.</w:t>
       </w:r>
     </w:p>
+    <w:tbl>
+      <w:tblPr>
+        <w:tblStyle w:val="Table"/>
+        <w:tblLook w:firstRow="0" w:lastRow="0" w:firstColumn="0" w:lastColumn="0" w:noHBand="0" w:noVBand="0" w:val="0000"/>
+        <w:tblBorders>
+          <w:top w:val="single" w:sz="4" w:space="0" w:color="0758E5"/>
+          <w:left w:val="single" w:sz="24" w:space="0" w:color="0758E5"/>
+          <w:bottom w:val="single" w:sz="4" w:space="0" w:color="0758E5"/>
+          <w:right w:val="single" w:sz="4" w:space="0" w:color="0758E5"/>
+        </w:tblBorders>
+        <w:tblCellMar>
+          <w:left w:w="144" w:type="dxa"/>
+          <w:right w:w="144" w:type="dxa"/>
+        </w:tblCellMar>
+        <w:tblLook w:firstRow="0" w:lastRow="0" w:firstColumn="0" w:lastColumn="0" w:noHBand="0" w:noVBand="0" w:val="0000"/>
+      </w:tblPr>
+      <w:tr>
+        <w:trPr>
+          <w:cantSplit/>
+        </w:trPr>
+        <w:tc>
+          <w:tcPr>
+            <w:shd w:color="auto" w:fill="dae6fb" w:val="clear"/>
+            <w:tcMar>
+              <w:top w:w="92" w:type="dxa"/>
+              <w:bottom w:w="92" w:type="dxa"/>
+            </w:tcMar>
+          </w:tcPr>
+          <w:p>
+            <w:pPr>
+              <w:pStyle w:val="Corpsdetexte"/>
+            </w:pPr>
+            <w:pPr>
+              <w:spacing w:before="0" w:after="0"/>
+              <w:textAlignment w:val="center"/>
+            </w:pPr>
+            <w:r>
+              <w:drawing>
+                <wp:inline>
+                  <wp:extent cx="152400" cy="152400"/>
+                  <wp:effectExtent b="0" l="0" r="0" t="0"/>
+                  <wp:docPr descr="" title="" id="39" name="Picture"/>
+                  <a:graphic>
+                    <a:graphicData uri="http://schemas.openxmlformats.org/drawingml/2006/picture">
+                      <pic:pic>
+                        <pic:nvPicPr>
+                          <pic:cNvPr descr="C:\Users\fbede\AppData\Local\Programs\Quarto\share\formats\docx\note.png" id="40" name="Picture"/>
+                          <pic:cNvPicPr>
+                            <a:picLocks noChangeArrowheads="1" noChangeAspect="1"/>
+                          </pic:cNvPicPr>
+                        </pic:nvPicPr>
+                        <pic:blipFill>
+                          <a:blip r:embed="rId25"/>
+                          <a:stretch>
+                            <a:fillRect/>
+                          </a:stretch>
+                        </pic:blipFill>
+                        <pic:spPr bwMode="auto">
+                          <a:xfrm>
+                            <a:off x="0" y="0"/>
+                            <a:ext cx="152400" cy="152400"/>
+                          </a:xfrm>
+                          <a:prstGeom prst="rect">
+                            <a:avLst/>
+                          </a:prstGeom>
+                          <a:noFill/>
+                          <a:ln w="9525">
+                            <a:noFill/>
+                            <a:headEnd/>
+                            <a:tailEnd/>
+                          </a:ln>
+                        </pic:spPr>
+                      </pic:pic>
+                    </a:graphicData>
+                  </a:graphic>
+                </wp:inline>
+              </w:drawing>
+            </w:r>
+            <w:r>
+              <w:t xml:space="preserve"> </w:t>
+            </w:r>
+            <w:r>
+              <w:t xml:space="preserve"> </w:t>
+            </w:r>
+            <w:r>
+              <w:t xml:space="preserve">Note</w:t>
+            </w:r>
+          </w:p>
+        </w:tc>
+      </w:tr>
+      <w:tr>
+        <w:trPr>
+          <w:cantSplit/>
+        </w:trPr>
+        <w:tc>
+          <w:tcPr>
+            <w:tcMar>
+              <w:top w:w="108" w:type="dxa"/>
+              <w:bottom w:w="108" w:type="dxa"/>
+            </w:tcMar>
+          </w:tcPr>
+          <w:p>
+            <w:pPr>
+              <w:pStyle w:val="Corpsdetexte"/>
+            </w:pPr>
+            <w:pPr>
+              <w:spacing w:before="16" w:after="16"/>
+            </w:pPr>
+            <w:r>
+              <w:t xml:space="preserve">Un entretien isolé apparaît à Marovoay le 3 septembre dans les données. Il pourrait s’agir d’une erreur de saisie de la date d’interview. Cette observation sera vérifiée lors de la restitution. Le chronogramme ci-dessous exclut cet entretien pour des raisons de lisibilité.</w:t>
+            </w:r>
+          </w:p>
+          <w:p/>
+        </w:tc>
+      </w:tr>
+    </w:tbl>
     <w:tbl>
       <w:tblPr>
         <w:tblStyle w:val="Table"/>
@@ -1648,7 +1701,7 @@
       <w:tr>
         <w:tc>
           <w:tcPr/>
-          <w:bookmarkStart w:id="45" w:name="fig-chronogramme"/>
+          <w:bookmarkStart w:id="44" w:name="fig-chronogramme"/>
           <w:p>
             <w:pPr>
               <w:jc w:val="center"/>
@@ -1672,18 +1725,18 @@
                 <wp:inline>
                   <wp:extent cx="5969000" cy="2984500"/>
                   <wp:effectExtent b="0" l="0" r="0" t="0"/>
-                  <wp:docPr descr="" title="" id="43" name="Picture"/>
+                  <wp:docPr descr="" title="" id="42" name="Picture"/>
                   <a:graphic>
                     <a:graphicData uri="http://schemas.openxmlformats.org/drawingml/2006/picture">
                       <pic:pic>
                         <pic:nvPicPr>
-                          <pic:cNvPr descr="01_description_files/figure-docx/fig-chronogramme-1.png" id="44" name="Picture"/>
+                          <pic:cNvPr descr="01_description_files/figure-docx/fig-chronogramme-1.png" id="43" name="Picture"/>
                           <pic:cNvPicPr>
                             <a:picLocks noChangeArrowheads="1" noChangeAspect="1"/>
                           </pic:cNvPicPr>
                         </pic:nvPicPr>
                         <pic:blipFill>
-                          <a:blip r:embed="rId42"/>
+                          <a:blip r:embed="rId41"/>
                           <a:stretch>
                             <a:fillRect/>
                           </a:stretch>
@@ -1710,7 +1763,7 @@
               </w:drawing>
             </w:r>
           </w:p>
-          <w:bookmarkEnd w:id="45"/>
+          <w:bookmarkEnd w:id="44"/>
         </w:tc>
       </w:tr>
     </w:tbl>
@@ -1727,7 +1780,7 @@
       <w:tr>
         <w:tc>
           <w:tcPr/>
-          <w:bookmarkStart w:id="46" w:name="tbl-periode"/>
+          <w:bookmarkStart w:id="45" w:name="tbl-periode"/>
           <w:p>
             <w:pPr>
               <w:jc w:val="center"/>
@@ -1741,14 +1794,14 @@
               <w:t xml:space="preserve">Table 1.4: Période de collecte par observatoire</w:t>
             </w:r>
           </w:p>
-          <w:bookmarkEnd w:id="46"/>
+          <w:bookmarkEnd w:id="45"/>
         </w:tc>
       </w:tr>
     </w:tbl>
+    <w:bookmarkEnd w:id="46"/>
     <w:bookmarkEnd w:id="47"/>
     <w:bookmarkEnd w:id="48"/>
-    <w:bookmarkEnd w:id="49"/>
-    <w:bookmarkStart w:id="138" w:name="X2f0b4bab865cbdc8f0c24eb5bc26af9f83197a2"/>
+    <w:bookmarkStart w:id="137" w:name="X2f0b4bab865cbdc8f0c24eb5bc26af9f83197a2"/>
     <w:p>
       <w:pPr>
         <w:pStyle w:val="Titre1"/>
@@ -1806,18 +1859,18 @@
                 <wp:inline>
                   <wp:extent cx="152400" cy="152400"/>
                   <wp:effectExtent b="0" l="0" r="0" t="0"/>
-                  <wp:docPr descr="" title="" id="50" name="Picture"/>
+                  <wp:docPr descr="" title="" id="49" name="Picture"/>
                   <a:graphic>
                     <a:graphicData uri="http://schemas.openxmlformats.org/drawingml/2006/picture">
                       <pic:pic>
                         <pic:nvPicPr>
-                          <pic:cNvPr descr="C:\Users\fbede\AppData\Local\Programs\Quarto\share\formats\docx\warning.png" id="51" name="Picture"/>
+                          <pic:cNvPr descr="C:\Users\fbede\AppData\Local\Programs\Quarto\share\formats\docx\warning.png" id="50" name="Picture"/>
                           <pic:cNvPicPr>
                             <a:picLocks noChangeArrowheads="1" noChangeAspect="1"/>
                           </pic:cNvPicPr>
                         </pic:nvPicPr>
                         <pic:blipFill>
-                          <a:blip r:embed="rId24"/>
+                          <a:blip r:embed="rId21"/>
                           <a:stretch>
                             <a:fillRect/>
                           </a:stretch>
@@ -1874,7 +1927,7 @@
               <w:spacing w:before="16" w:after="16"/>
             </w:pPr>
             <w:r>
-              <w:t xml:space="preserve">Les résultats présentés ci-dessous sont provisoires, et sont susceptibles de faire l’objet de corrections.</w:t>
+              <w:t xml:space="preserve">Les résultats présentés ci-dessous sont provisoires et pourront être ajustés ou enrichis par les informations supplémentaires recueillies lors des restitutions locales.</w:t>
             </w:r>
           </w:p>
           <w:p/>
@@ -1889,7 +1942,7 @@
         <w:t xml:space="preserve">Dans l’Alaotra, la riziculture irriguée constitue le socle de l’économie domestique, et la taille des exploitations rizicoles influence directement la structure et les revenus des ménages. Les fokontany proches des périmètres irrigués (Avaradrano, Feramanga Atsimo) présentent des profils économiques distincts de ceux situés en périphérie de la cuvette (Analamiranga, Maritampona), où la dépendance au riz pluvial et à l’élevage est plus marquée.</w:t>
       </w:r>
     </w:p>
-    <w:bookmarkStart w:id="71" w:name="description-des-ménages"/>
+    <w:bookmarkStart w:id="70" w:name="description-des-ménages"/>
     <w:p>
       <w:pPr>
         <w:pStyle w:val="Titre2"/>
@@ -1906,7 +1959,7 @@
         <w:t xml:space="preserve">A Alaotra, on a recensé 1975 individus répartis dans 507 ménages. La taille moyenne des ménages s’établit à 3.9 personnes.</w:t>
       </w:r>
     </w:p>
-    <w:bookmarkStart w:id="53" w:name="taille-des-ménages-par-observatoire"/>
+    <w:bookmarkStart w:id="52" w:name="taille-des-ménages-par-observatoire"/>
     <w:p>
       <w:pPr>
         <w:pStyle w:val="Titre3"/>
@@ -1928,7 +1981,7 @@
       <w:tr>
         <w:tc>
           <w:tcPr/>
-          <w:bookmarkStart w:id="52" w:name="tbl-men-obs"/>
+          <w:bookmarkStart w:id="51" w:name="tbl-men-obs"/>
           <w:p>
             <w:pPr>
               <w:jc w:val="center"/>
@@ -1942,27 +1995,27 @@
               <w:t xml:space="preserve">Table 2.1: Taille moyenne des ménages par observatoire</w:t>
             </w:r>
           </w:p>
-          <w:bookmarkEnd w:id="52"/>
+          <w:bookmarkEnd w:id="51"/>
         </w:tc>
       </w:tr>
     </w:tbl>
+    <w:bookmarkEnd w:id="52"/>
+    <w:bookmarkStart w:id="53" w:name="X5ecba2ce17d6f5a9c23e4167321cf9d859ff0b5"/>
+    <w:p>
+      <w:pPr>
+        <w:pStyle w:val="Titre3"/>
+      </w:pPr>
+      <w:r>
+        <w:t xml:space="preserve">2.1.2 Taille des ménages par hameau et par observatoire</w:t>
+      </w:r>
+    </w:p>
     <w:bookmarkEnd w:id="53"/>
-    <w:bookmarkStart w:id="54" w:name="X5ecba2ce17d6f5a9c23e4167321cf9d859ff0b5"/>
+    <w:bookmarkStart w:id="61" w:name="structure-par-âge"/>
     <w:p>
       <w:pPr>
         <w:pStyle w:val="Titre3"/>
       </w:pPr>
       <w:r>
-        <w:t xml:space="preserve">2.1.2 Taille des ménages par hameau et par observatoire</w:t>
-      </w:r>
-    </w:p>
-    <w:bookmarkEnd w:id="54"/>
-    <w:bookmarkStart w:id="62" w:name="structure-par-âge"/>
-    <w:p>
-      <w:pPr>
-        <w:pStyle w:val="Titre3"/>
-      </w:pPr>
-      <w:r>
         <w:t xml:space="preserve">2.1.3 Structure par âge</w:t>
       </w:r>
     </w:p>
@@ -1982,7 +2035,7 @@
         <w:t xml:space="preserve">A Alaotra, 37 % des individus ont moins de 15 ans. La population en âge de travailler (15–64 ans) représente 57.9 %, tandis que les personnes de 65 ans et plus ne constituent que 5.1 %.</w:t>
       </w:r>
     </w:p>
-    <w:bookmarkStart w:id="61" w:name="au-niveau-des-observatoires"/>
+    <w:bookmarkStart w:id="60" w:name="au-niveau-des-observatoires"/>
     <w:p>
       <w:pPr>
         <w:pStyle w:val="Titre4"/>
@@ -2000,18 +2053,18 @@
           <wp:inline>
             <wp:extent cx="4620126" cy="3696101"/>
             <wp:effectExtent b="0" l="0" r="0" t="0"/>
-            <wp:docPr descr="Répartition des membres des ménages par tranche d’âge selon les observatoires" title="" id="56" name="Picture"/>
+            <wp:docPr descr="Répartition des membres des ménages par tranche d’âge selon les observatoires" title="" id="55" name="Picture"/>
             <a:graphic>
               <a:graphicData uri="http://schemas.openxmlformats.org/drawingml/2006/picture">
                 <pic:pic>
                   <pic:nvPicPr>
-                    <pic:cNvPr descr="02_structure_menages_files/figure-docx/fig_age_obs-1.png" id="57" name="Picture"/>
+                    <pic:cNvPr descr="02_structure_menages_files/figure-docx/fig_age_obs-1.png" id="56" name="Picture"/>
                     <pic:cNvPicPr>
                       <a:picLocks noChangeArrowheads="1" noChangeAspect="1"/>
                     </pic:cNvPicPr>
                   </pic:nvPicPr>
                   <pic:blipFill>
-                    <a:blip r:embed="rId55"/>
+                    <a:blip r:embed="rId54"/>
                     <a:stretch>
                       <a:fillRect/>
                     </a:stretch>
@@ -2055,18 +2108,18 @@
           <wp:inline>
             <wp:extent cx="4620126" cy="14784404"/>
             <wp:effectExtent b="0" l="0" r="0" t="0"/>
-            <wp:docPr descr="Pyramide des âges des membres des ménages enquêtés par observatoire" title="" id="59" name="Picture"/>
+            <wp:docPr descr="Pyramide des âges des membres des ménages enquêtés par observatoire" title="" id="58" name="Picture"/>
             <a:graphic>
               <a:graphicData uri="http://schemas.openxmlformats.org/drawingml/2006/picture">
                 <pic:pic>
                   <pic:nvPicPr>
-                    <pic:cNvPr descr="02_structure_menages_files/figure-docx/fig_pyramide-1.png" id="60" name="Picture"/>
+                    <pic:cNvPr descr="02_structure_menages_files/figure-docx/fig_pyramide-1.png" id="59" name="Picture"/>
                     <pic:cNvPicPr>
                       <a:picLocks noChangeArrowheads="1" noChangeAspect="1"/>
                     </pic:cNvPicPr>
                   </pic:nvPicPr>
                   <pic:blipFill>
-                    <a:blip r:embed="rId58"/>
+                    <a:blip r:embed="rId57"/>
                     <a:stretch>
                       <a:fillRect/>
                     </a:stretch>
@@ -2101,9 +2154,9 @@
         <w:t xml:space="preserve">Pyramide des âges des membres des ménages enquêtés par observatoire</w:t>
       </w:r>
     </w:p>
+    <w:bookmarkEnd w:id="60"/>
     <w:bookmarkEnd w:id="61"/>
-    <w:bookmarkEnd w:id="62"/>
-    <w:bookmarkStart w:id="66" w:name="origine-des-cm-et-conjoints"/>
+    <w:bookmarkStart w:id="65" w:name="origine-des-cm-et-conjoints"/>
     <w:p>
       <w:pPr>
         <w:pStyle w:val="Titre3"/>
@@ -2181,7 +2234,15 @@
         <w:t xml:space="preserve"> </w:t>
       </w:r>
       <w:r>
-        <w:t xml:space="preserve">(arrivants récents). La répartition de ces catégories diffère sensiblement entre les deux observatoires.</w:t>
+        <w:t xml:space="preserve">(arrivants récents).</w:t>
+      </w:r>
+    </w:p>
+    <w:p>
+      <w:pPr>
+        <w:pStyle w:val="Corpsdetexte"/>
+      </w:pPr>
+      <w:r>
+        <w:t xml:space="preserve">Dans l’Alaotra, la pression foncière croissante et l’attractivité des périmètres rizicoles aménagés se reflètent dans la composition des populations selon leur origine. Les dynamiques migratoires et l’ancrage local varient selon la position des fokontany par rapport aux zones irriguées.</w:t>
       </w:r>
     </w:p>
     <w:p>
@@ -2193,18 +2254,18 @@
           <wp:inline>
             <wp:extent cx="4620126" cy="3696101"/>
             <wp:effectExtent b="0" l="0" r="0" t="0"/>
-            <wp:docPr descr="" title="" id="64" name="Picture"/>
+            <wp:docPr descr="" title="" id="63" name="Picture"/>
             <a:graphic>
               <a:graphicData uri="http://schemas.openxmlformats.org/drawingml/2006/picture">
                 <pic:pic>
                   <pic:nvPicPr>
-                    <pic:cNvPr descr="02_structure_menages_files/figure-docx/fig_origine-1.png" id="65" name="Picture"/>
+                    <pic:cNvPr descr="02_structure_menages_files/figure-docx/fig_origine-1.png" id="64" name="Picture"/>
                     <pic:cNvPicPr>
                       <a:picLocks noChangeArrowheads="1" noChangeAspect="1"/>
                     </pic:cNvPicPr>
                   </pic:nvPicPr>
                   <pic:blipFill>
-                    <a:blip r:embed="rId63"/>
+                    <a:blip r:embed="rId62"/>
                     <a:stretch>
                       <a:fillRect/>
                     </a:stretch>
@@ -2231,8 +2292,8 @@
         </w:drawing>
       </w:r>
     </w:p>
-    <w:bookmarkEnd w:id="66"/>
-    <w:bookmarkStart w:id="70" w:name="raison-dinstallation"/>
+    <w:bookmarkEnd w:id="65"/>
+    <w:bookmarkStart w:id="69" w:name="raison-dinstallation"/>
     <w:p>
       <w:pPr>
         <w:pStyle w:val="Titre3"/>
@@ -2258,18 +2319,18 @@
           <wp:inline>
             <wp:extent cx="4620126" cy="3696101"/>
             <wp:effectExtent b="0" l="0" r="0" t="0"/>
-            <wp:docPr descr="" title="" id="68" name="Picture"/>
+            <wp:docPr descr="" title="" id="67" name="Picture"/>
             <a:graphic>
               <a:graphicData uri="http://schemas.openxmlformats.org/drawingml/2006/picture">
                 <pic:pic>
                   <pic:nvPicPr>
-                    <pic:cNvPr descr="02_structure_menages_files/figure-docx/fig_raison-1.png" id="69" name="Picture"/>
+                    <pic:cNvPr descr="02_structure_menages_files/figure-docx/fig_raison-1.png" id="68" name="Picture"/>
                     <pic:cNvPicPr>
                       <a:picLocks noChangeArrowheads="1" noChangeAspect="1"/>
                     </pic:cNvPicPr>
                   </pic:nvPicPr>
                   <pic:blipFill>
-                    <a:blip r:embed="rId67"/>
+                    <a:blip r:embed="rId66"/>
                     <a:stretch>
                       <a:fillRect/>
                     </a:stretch>
@@ -2296,9 +2357,9 @@
         </w:drawing>
       </w:r>
     </w:p>
+    <w:bookmarkEnd w:id="69"/>
     <w:bookmarkEnd w:id="70"/>
-    <w:bookmarkEnd w:id="71"/>
-    <w:bookmarkStart w:id="100" w:name="caractéristiques-des-chefs-de-ménages"/>
+    <w:bookmarkStart w:id="99" w:name="caractéristiques-des-chefs-de-ménages"/>
     <w:p>
       <w:pPr>
         <w:pStyle w:val="Titre2"/>
@@ -2323,7 +2384,7 @@
         <w:t xml:space="preserve">Dans l’Alaotra, 78.3 % des CM sont des hommes, soit 21.7 % de ménages dirigés par des femmes. L’âge moyen des CM est de 45.4 ans. Sur le plan conjugal, 74.2 % des CM vivent en couple (mariés ou en concubinage).</w:t>
       </w:r>
     </w:p>
-    <w:bookmarkStart w:id="72" w:name="caractéristiques-socio-démographiques"/>
+    <w:bookmarkStart w:id="71" w:name="caractéristiques-socio-démographiques"/>
     <w:p>
       <w:pPr>
         <w:pStyle w:val="Titre3"/>
@@ -2828,8 +2889,8 @@
         </w:tc>
       </w:tr>
     </w:tbl>
-    <w:bookmarkEnd w:id="72"/>
-    <w:bookmarkStart w:id="81" w:name="niveau-déducation"/>
+    <w:bookmarkEnd w:id="71"/>
+    <w:bookmarkStart w:id="80" w:name="niveau-déducation"/>
     <w:p>
       <w:pPr>
         <w:pStyle w:val="Titre3"/>
@@ -2854,7 +2915,7 @@
         <w:t xml:space="preserve">Dans l’Alaotra, le niveau le plus fréquemment atteint est « Primaire » (61.9 % des CM).</w:t>
       </w:r>
     </w:p>
-    <w:bookmarkStart w:id="76" w:name="niveau-déducation-du-chef-de-ménage"/>
+    <w:bookmarkStart w:id="75" w:name="niveau-déducation-du-chef-de-ménage"/>
     <w:p>
       <w:pPr>
         <w:pStyle w:val="Titre4"/>
@@ -2872,18 +2933,18 @@
           <wp:inline>
             <wp:extent cx="4620126" cy="3696101"/>
             <wp:effectExtent b="0" l="0" r="0" t="0"/>
-            <wp:docPr descr="Niveau d’éducation des chefs de ménage" title="" id="74" name="Picture"/>
+            <wp:docPr descr="Niveau d’éducation des chefs de ménage" title="" id="73" name="Picture"/>
             <a:graphic>
               <a:graphicData uri="http://schemas.openxmlformats.org/drawingml/2006/picture">
                 <pic:pic>
                   <pic:nvPicPr>
-                    <pic:cNvPr descr="02_structure_menages_files/figure-docx/fig_cm_educ-1.png" id="75" name="Picture"/>
+                    <pic:cNvPr descr="02_structure_menages_files/figure-docx/fig_cm_educ-1.png" id="74" name="Picture"/>
                     <pic:cNvPicPr>
                       <a:picLocks noChangeArrowheads="1" noChangeAspect="1"/>
                     </pic:cNvPicPr>
                   </pic:nvPicPr>
                   <pic:blipFill>
-                    <a:blip r:embed="rId73"/>
+                    <a:blip r:embed="rId72"/>
                     <a:stretch>
                       <a:fillRect/>
                     </a:stretch>
@@ -2918,8 +2979,8 @@
         <w:t xml:space="preserve">Niveau d’éducation des chefs de ménage</w:t>
       </w:r>
     </w:p>
-    <w:bookmarkEnd w:id="76"/>
-    <w:bookmarkStart w:id="80" w:name="X4a3ba4957ab1c055d132d85a923cd063717f406"/>
+    <w:bookmarkEnd w:id="75"/>
+    <w:bookmarkStart w:id="79" w:name="X4a3ba4957ab1c055d132d85a923cd063717f406"/>
     <w:p>
       <w:pPr>
         <w:pStyle w:val="Titre4"/>
@@ -2937,18 +2998,18 @@
           <wp:inline>
             <wp:extent cx="4620126" cy="3696101"/>
             <wp:effectExtent b="0" l="0" r="0" t="0"/>
-            <wp:docPr descr="Niveau d’éducation des CM par sexe" title="" id="78" name="Picture"/>
+            <wp:docPr descr="Niveau d’éducation des CM par sexe" title="" id="77" name="Picture"/>
             <a:graphic>
               <a:graphicData uri="http://schemas.openxmlformats.org/drawingml/2006/picture">
                 <pic:pic>
                   <pic:nvPicPr>
-                    <pic:cNvPr descr="02_structure_menages_files/figure-docx/fig_cm_educ_sex-1.png" id="79" name="Picture"/>
+                    <pic:cNvPr descr="02_structure_menages_files/figure-docx/fig_cm_educ_sex-1.png" id="78" name="Picture"/>
                     <pic:cNvPicPr>
                       <a:picLocks noChangeArrowheads="1" noChangeAspect="1"/>
                     </pic:cNvPicPr>
                   </pic:nvPicPr>
                   <pic:blipFill>
-                    <a:blip r:embed="rId77"/>
+                    <a:blip r:embed="rId76"/>
                     <a:stretch>
                       <a:fillRect/>
                     </a:stretch>
@@ -2983,9 +3044,9 @@
         <w:t xml:space="preserve">Niveau d’éducation des CM par sexe</w:t>
       </w:r>
     </w:p>
+    <w:bookmarkEnd w:id="79"/>
     <w:bookmarkEnd w:id="80"/>
-    <w:bookmarkEnd w:id="81"/>
-    <w:bookmarkStart w:id="90" w:name="alphabétisation-des-chefs-de-ménage"/>
+    <w:bookmarkStart w:id="89" w:name="alphabétisation-des-chefs-de-ménage"/>
     <w:p>
       <w:pPr>
         <w:pStyle w:val="Titre3"/>
@@ -3010,7 +3071,7 @@
         <w:t xml:space="preserve">Dans l’Alaotra, 84.4 % des CM savent lire aisément.</w:t>
       </w:r>
     </w:p>
-    <w:bookmarkStart w:id="85" w:name="savoir-lire"/>
+    <w:bookmarkStart w:id="84" w:name="savoir-lire"/>
     <w:p>
       <w:pPr>
         <w:pStyle w:val="Titre4"/>
@@ -3028,18 +3089,18 @@
           <wp:inline>
             <wp:extent cx="4620126" cy="3696101"/>
             <wp:effectExtent b="0" l="0" r="0" t="0"/>
-            <wp:docPr descr="Aptitude à la lecture des CM selon le sexe" title="" id="83" name="Picture"/>
+            <wp:docPr descr="Aptitude à la lecture des CM selon le sexe" title="" id="82" name="Picture"/>
             <a:graphic>
               <a:graphicData uri="http://schemas.openxmlformats.org/drawingml/2006/picture">
                 <pic:pic>
                   <pic:nvPicPr>
-                    <pic:cNvPr descr="02_structure_menages_files/figure-docx/fig_cm_read_sex-1.png" id="84" name="Picture"/>
+                    <pic:cNvPr descr="02_structure_menages_files/figure-docx/fig_cm_read_sex-1.png" id="83" name="Picture"/>
                     <pic:cNvPicPr>
                       <a:picLocks noChangeArrowheads="1" noChangeAspect="1"/>
                     </pic:cNvPicPr>
                   </pic:nvPicPr>
                   <pic:blipFill>
-                    <a:blip r:embed="rId82"/>
+                    <a:blip r:embed="rId81"/>
                     <a:stretch>
                       <a:fillRect/>
                     </a:stretch>
@@ -3074,8 +3135,8 @@
         <w:t xml:space="preserve">Aptitude à la lecture des CM selon le sexe</w:t>
       </w:r>
     </w:p>
-    <w:bookmarkEnd w:id="85"/>
-    <w:bookmarkStart w:id="89" w:name="savoir-écrire"/>
+    <w:bookmarkEnd w:id="84"/>
+    <w:bookmarkStart w:id="88" w:name="savoir-écrire"/>
     <w:p>
       <w:pPr>
         <w:pStyle w:val="Titre4"/>
@@ -3093,18 +3154,18 @@
           <wp:inline>
             <wp:extent cx="4620126" cy="3696101"/>
             <wp:effectExtent b="0" l="0" r="0" t="0"/>
-            <wp:docPr descr="Aptitude à l’écriture des CM selon le sexe" title="" id="87" name="Picture"/>
+            <wp:docPr descr="Aptitude à l’écriture des CM selon le sexe" title="" id="86" name="Picture"/>
             <a:graphic>
               <a:graphicData uri="http://schemas.openxmlformats.org/drawingml/2006/picture">
                 <pic:pic>
                   <pic:nvPicPr>
-                    <pic:cNvPr descr="02_structure_menages_files/figure-docx/fig_cm_write_sex-1.png" id="88" name="Picture"/>
+                    <pic:cNvPr descr="02_structure_menages_files/figure-docx/fig_cm_write_sex-1.png" id="87" name="Picture"/>
                     <pic:cNvPicPr>
                       <a:picLocks noChangeArrowheads="1" noChangeAspect="1"/>
                     </pic:cNvPicPr>
                   </pic:nvPicPr>
                   <pic:blipFill>
-                    <a:blip r:embed="rId86"/>
+                    <a:blip r:embed="rId85"/>
                     <a:stretch>
                       <a:fillRect/>
                     </a:stretch>
@@ -3139,9 +3200,9 @@
         <w:t xml:space="preserve">Aptitude à l’écriture des CM selon le sexe</w:t>
       </w:r>
     </w:p>
+    <w:bookmarkEnd w:id="88"/>
     <w:bookmarkEnd w:id="89"/>
-    <w:bookmarkEnd w:id="90"/>
-    <w:bookmarkStart w:id="99" w:name="Xd28e2db47e64cd6bed940357b8301db0b46a084"/>
+    <w:bookmarkStart w:id="98" w:name="Xd28e2db47e64cd6bed940357b8301db0b46a084"/>
     <w:p>
       <w:pPr>
         <w:pStyle w:val="Titre3"/>
@@ -3179,7 +3240,7 @@
       <w:tr>
         <w:tc>
           <w:tcPr/>
-          <w:bookmarkStart w:id="94" w:name="fig-cm-act"/>
+          <w:bookmarkStart w:id="93" w:name="fig-cm-act"/>
           <w:p>
             <w:pPr>
               <w:jc w:val="center"/>
@@ -3203,18 +3264,18 @@
                 <wp:inline>
                   <wp:extent cx="4620126" cy="14784404"/>
                   <wp:effectExtent b="0" l="0" r="0" t="0"/>
-                  <wp:docPr descr="" title="" id="92" name="Picture"/>
+                  <wp:docPr descr="" title="" id="91" name="Picture"/>
                   <a:graphic>
                     <a:graphicData uri="http://schemas.openxmlformats.org/drawingml/2006/picture">
                       <pic:pic>
                         <pic:nvPicPr>
-                          <pic:cNvPr descr="02_structure_menages_files/figure-docx/fig-cm-act-1.png" id="93" name="Picture"/>
+                          <pic:cNvPr descr="02_structure_menages_files/figure-docx/fig-cm-act-1.png" id="92" name="Picture"/>
                           <pic:cNvPicPr>
                             <a:picLocks noChangeArrowheads="1" noChangeAspect="1"/>
                           </pic:cNvPicPr>
                         </pic:nvPicPr>
                         <pic:blipFill>
-                          <a:blip r:embed="rId91"/>
+                          <a:blip r:embed="rId90"/>
                           <a:stretch>
                             <a:fillRect/>
                           </a:stretch>
@@ -3241,11 +3302,11 @@
               </w:drawing>
             </w:r>
           </w:p>
-          <w:bookmarkEnd w:id="94"/>
+          <w:bookmarkEnd w:id="93"/>
         </w:tc>
       </w:tr>
     </w:tbl>
-    <w:bookmarkStart w:id="98" w:name="activités-principales-des-cm-par-sexe"/>
+    <w:bookmarkStart w:id="97" w:name="activités-principales-des-cm-par-sexe"/>
     <w:p>
       <w:pPr>
         <w:pStyle w:val="Titre4"/>
@@ -3263,18 +3324,18 @@
           <wp:inline>
             <wp:extent cx="4620126" cy="14784404"/>
             <wp:effectExtent b="0" l="0" r="0" t="0"/>
-            <wp:docPr descr="Activités principales des CM par observatoire et sexe" title="" id="96" name="Picture"/>
+            <wp:docPr descr="Activités principales des CM par observatoire et sexe" title="" id="95" name="Picture"/>
             <a:graphic>
               <a:graphicData uri="http://schemas.openxmlformats.org/drawingml/2006/picture">
                 <pic:pic>
                   <pic:nvPicPr>
-                    <pic:cNvPr descr="02_structure_menages_files/figure-docx/fig_cm_act_sex-1.png" id="97" name="Picture"/>
+                    <pic:cNvPr descr="02_structure_menages_files/figure-docx/fig_cm_act_sex-1.png" id="96" name="Picture"/>
                     <pic:cNvPicPr>
                       <a:picLocks noChangeArrowheads="1" noChangeAspect="1"/>
                     </pic:cNvPicPr>
                   </pic:nvPicPr>
                   <pic:blipFill>
-                    <a:blip r:embed="rId95"/>
+                    <a:blip r:embed="rId94"/>
                     <a:stretch>
                       <a:fillRect/>
                     </a:stretch>
@@ -3309,16 +3370,51 @@
         <w:t xml:space="preserve">Activités principales des CM par observatoire et sexe</w:t>
       </w:r>
     </w:p>
+    <w:bookmarkEnd w:id="97"/>
     <w:bookmarkEnd w:id="98"/>
     <w:bookmarkEnd w:id="99"/>
+    <w:bookmarkStart w:id="136" w:name="X57f2daed0b4a0ac8c44ae97171a5ac716837489"/>
+    <w:p>
+      <w:pPr>
+        <w:pStyle w:val="Titre2"/>
+      </w:pPr>
+      <w:r>
+        <w:t xml:space="preserve">2.3 Caractéristiques des autres membres de ménages</w:t>
+      </w:r>
+    </w:p>
+    <w:p>
+      <w:pPr>
+        <w:pStyle w:val="FirstParagraph"/>
+      </w:pPr>
+      <w:r>
+        <w:t xml:space="preserve">Les autres membres du ménage (conjoints, enfants, dépendants) constituent la majorité de la population recensée. Leur profil démographique, éducatif et économique complète celui des chefs de ménage et permet de dresser un portrait plus complet du capital humain des familles rurales.</w:t>
+      </w:r>
+    </w:p>
+    <w:p>
+      <w:pPr>
+        <w:pStyle w:val="Corpsdetexte"/>
+      </w:pPr>
+      <w:r>
+        <w:t xml:space="preserve">Dans l’Alaotra, les membres non-CM présentent un profil jeune avec une prédominance féminine, conformément à la structure démographique attendue dans les zones rurales malgaches.</w:t>
+      </w:r>
+    </w:p>
+    <w:bookmarkStart w:id="100" w:name="caractéristiques-socio-démographiques-1"/>
+    <w:p>
+      <w:pPr>
+        <w:pStyle w:val="Titre3"/>
+      </w:pPr>
+      <w:r>
+        <w:t xml:space="preserve">2.3.1 Caractéristiques socio-démographiques</w:t>
+      </w:r>
+    </w:p>
     <w:bookmarkEnd w:id="100"/>
-    <w:bookmarkStart w:id="137" w:name="X57f2daed0b4a0ac8c44ae97171a5ac716837489"/>
-    <w:p>
-      <w:pPr>
-        <w:pStyle w:val="Titre2"/>
-      </w:pPr>
-      <w:r>
-        <w:t xml:space="preserve">2.3 Caractéristiques des autres membres de ménages</w:t>
+    <w:bookmarkStart w:id="118" w:name="éducation-et-scolarisation"/>
+    <w:p>
+      <w:pPr>
+        <w:pStyle w:val="Titre3"/>
+      </w:pPr>
+      <w:r>
+        <w:t xml:space="preserve">2.3.2 Éducation et scolarisation</w:t>
       </w:r>
     </w:p>
     <w:p>
@@ -3326,37 +3422,10 @@
         <w:pStyle w:val="FirstParagraph"/>
       </w:pPr>
       <w:r>
-        <w:t xml:space="preserve">Les autres membres du ménage (conjoints, enfants, dépendants) constituent la majorité de la population recensée. Leur profil démographique, éducatif et économique complète celui des chefs de ménage et permet de dresser un portrait plus complet du capital humain des familles rurales.</w:t>
-      </w:r>
-    </w:p>
-    <w:bookmarkStart w:id="101" w:name="caractéristiques-socio-démographiques-1"/>
-    <w:p>
-      <w:pPr>
-        <w:pStyle w:val="Titre3"/>
-      </w:pPr>
-      <w:r>
-        <w:t xml:space="preserve">2.3.1 Caractéristiques socio-démographiques</w:t>
-      </w:r>
-    </w:p>
-    <w:bookmarkEnd w:id="101"/>
-    <w:bookmarkStart w:id="119" w:name="éducation-et-scolarisation"/>
-    <w:p>
-      <w:pPr>
-        <w:pStyle w:val="Titre3"/>
-      </w:pPr>
-      <w:r>
-        <w:t xml:space="preserve">2.3.2 Éducation et scolarisation</w:t>
-      </w:r>
-    </w:p>
-    <w:p>
-      <w:pPr>
-        <w:pStyle w:val="FirstParagraph"/>
-      </w:pPr>
-      <w:r>
         <w:t xml:space="preserve">Le niveau d’éducation des autres membres de ménage complète le portrait éducatif des familles. Les disparités entre sexes et entre observatoires donnent un aperçu des inégalités d’accès à l’éducation.</w:t>
       </w:r>
     </w:p>
-    <w:bookmarkStart w:id="105" w:name="niveau-déducation-des-autres-membres"/>
+    <w:bookmarkStart w:id="104" w:name="niveau-déducation-des-autres-membres"/>
     <w:p>
       <w:pPr>
         <w:pStyle w:val="Titre4"/>
@@ -3374,18 +3443,18 @@
           <wp:inline>
             <wp:extent cx="4620126" cy="3696101"/>
             <wp:effectExtent b="0" l="0" r="0" t="0"/>
-            <wp:docPr descr="Niveau d’éducation des autres membres" title="" id="103" name="Picture"/>
+            <wp:docPr descr="Niveau d’éducation des autres membres" title="" id="102" name="Picture"/>
             <a:graphic>
               <a:graphicData uri="http://schemas.openxmlformats.org/drawingml/2006/picture">
                 <pic:pic>
                   <pic:nvPicPr>
-                    <pic:cNvPr descr="02_structure_menages_files/figure-docx/fig_other_educ-1.png" id="104" name="Picture"/>
+                    <pic:cNvPr descr="02_structure_menages_files/figure-docx/fig_other_educ-1.png" id="103" name="Picture"/>
                     <pic:cNvPicPr>
                       <a:picLocks noChangeArrowheads="1" noChangeAspect="1"/>
                     </pic:cNvPicPr>
                   </pic:nvPicPr>
                   <pic:blipFill>
-                    <a:blip r:embed="rId102"/>
+                    <a:blip r:embed="rId101"/>
                     <a:stretch>
                       <a:fillRect/>
                     </a:stretch>
@@ -3420,8 +3489,8 @@
         <w:t xml:space="preserve">Niveau d’éducation des autres membres</w:t>
       </w:r>
     </w:p>
-    <w:bookmarkEnd w:id="105"/>
-    <w:bookmarkStart w:id="109" w:name="X5230d9ccd8aefad0269f3712b7f434c0dfba0a8"/>
+    <w:bookmarkEnd w:id="104"/>
+    <w:bookmarkStart w:id="108" w:name="X5230d9ccd8aefad0269f3712b7f434c0dfba0a8"/>
     <w:p>
       <w:pPr>
         <w:pStyle w:val="Titre4"/>
@@ -3439,18 +3508,18 @@
           <wp:inline>
             <wp:extent cx="4620126" cy="3696101"/>
             <wp:effectExtent b="0" l="0" r="0" t="0"/>
-            <wp:docPr descr="Niveau d’éducation des autres membres par sexe" title="" id="107" name="Picture"/>
+            <wp:docPr descr="Niveau d’éducation des autres membres par sexe" title="" id="106" name="Picture"/>
             <a:graphic>
               <a:graphicData uri="http://schemas.openxmlformats.org/drawingml/2006/picture">
                 <pic:pic>
                   <pic:nvPicPr>
-                    <pic:cNvPr descr="02_structure_menages_files/figure-docx/fig_other_educ_sex-1.png" id="108" name="Picture"/>
+                    <pic:cNvPr descr="02_structure_menages_files/figure-docx/fig_other_educ_sex-1.png" id="107" name="Picture"/>
                     <pic:cNvPicPr>
                       <a:picLocks noChangeArrowheads="1" noChangeAspect="1"/>
                     </pic:cNvPicPr>
                   </pic:nvPicPr>
                   <pic:blipFill>
-                    <a:blip r:embed="rId106"/>
+                    <a:blip r:embed="rId105"/>
                     <a:stretch>
                       <a:fillRect/>
                     </a:stretch>
@@ -3485,8 +3554,8 @@
         <w:t xml:space="preserve">Niveau d’éducation des autres membres par sexe</w:t>
       </w:r>
     </w:p>
-    <w:bookmarkEnd w:id="109"/>
-    <w:bookmarkStart w:id="118" w:name="alphabétisation-des-autres-membres"/>
+    <w:bookmarkEnd w:id="108"/>
+    <w:bookmarkStart w:id="117" w:name="alphabétisation-des-autres-membres"/>
     <w:p>
       <w:pPr>
         <w:pStyle w:val="Titre4"/>
@@ -3495,7 +3564,7 @@
         <w:t xml:space="preserve">2.3.2.3 Alphabétisation des autres membres</w:t>
       </w:r>
     </w:p>
-    <w:bookmarkStart w:id="113" w:name="savoir-lire-1"/>
+    <w:bookmarkStart w:id="112" w:name="savoir-lire-1"/>
     <w:p>
       <w:pPr>
         <w:pStyle w:val="Titre5"/>
@@ -3513,18 +3582,18 @@
           <wp:inline>
             <wp:extent cx="4620126" cy="3696101"/>
             <wp:effectExtent b="0" l="0" r="0" t="0"/>
-            <wp:docPr descr="Aptitude à la lecture des autres membres selon le sexe" title="" id="111" name="Picture"/>
+            <wp:docPr descr="Aptitude à la lecture des autres membres selon le sexe" title="" id="110" name="Picture"/>
             <a:graphic>
               <a:graphicData uri="http://schemas.openxmlformats.org/drawingml/2006/picture">
                 <pic:pic>
                   <pic:nvPicPr>
-                    <pic:cNvPr descr="02_structure_menages_files/figure-docx/fig_other_read_sex-1.png" id="112" name="Picture"/>
+                    <pic:cNvPr descr="02_structure_menages_files/figure-docx/fig_other_read_sex-1.png" id="111" name="Picture"/>
                     <pic:cNvPicPr>
                       <a:picLocks noChangeArrowheads="1" noChangeAspect="1"/>
                     </pic:cNvPicPr>
                   </pic:nvPicPr>
                   <pic:blipFill>
-                    <a:blip r:embed="rId110"/>
+                    <a:blip r:embed="rId109"/>
                     <a:stretch>
                       <a:fillRect/>
                     </a:stretch>
@@ -3559,8 +3628,8 @@
         <w:t xml:space="preserve">Aptitude à la lecture des autres membres selon le sexe</w:t>
       </w:r>
     </w:p>
-    <w:bookmarkEnd w:id="113"/>
-    <w:bookmarkStart w:id="117" w:name="savoir-écrire-1"/>
+    <w:bookmarkEnd w:id="112"/>
+    <w:bookmarkStart w:id="116" w:name="savoir-écrire-1"/>
     <w:p>
       <w:pPr>
         <w:pStyle w:val="Titre5"/>
@@ -3578,18 +3647,18 @@
           <wp:inline>
             <wp:extent cx="4620126" cy="3696101"/>
             <wp:effectExtent b="0" l="0" r="0" t="0"/>
-            <wp:docPr descr="Aptitude à l’écriture des autres membres selon le sexe" title="" id="115" name="Picture"/>
+            <wp:docPr descr="Aptitude à l’écriture des autres membres selon le sexe" title="" id="114" name="Picture"/>
             <a:graphic>
               <a:graphicData uri="http://schemas.openxmlformats.org/drawingml/2006/picture">
                 <pic:pic>
                   <pic:nvPicPr>
-                    <pic:cNvPr descr="02_structure_menages_files/figure-docx/fig_other_write_sex-1.png" id="116" name="Picture"/>
+                    <pic:cNvPr descr="02_structure_menages_files/figure-docx/fig_other_write_sex-1.png" id="115" name="Picture"/>
                     <pic:cNvPicPr>
                       <a:picLocks noChangeArrowheads="1" noChangeAspect="1"/>
                     </pic:cNvPicPr>
                   </pic:nvPicPr>
                   <pic:blipFill>
-                    <a:blip r:embed="rId114"/>
+                    <a:blip r:embed="rId113"/>
                     <a:stretch>
                       <a:fillRect/>
                     </a:stretch>
@@ -3624,45 +3693,45 @@
         <w:t xml:space="preserve">Aptitude à l’écriture des autres membres selon le sexe</w:t>
       </w:r>
     </w:p>
+    <w:bookmarkEnd w:id="116"/>
     <w:bookmarkEnd w:id="117"/>
     <w:bookmarkEnd w:id="118"/>
+    <w:bookmarkStart w:id="125" w:name="scolarisation"/>
+    <w:p>
+      <w:pPr>
+        <w:pStyle w:val="Titre3"/>
+      </w:pPr>
+      <w:r>
+        <w:t xml:space="preserve">2.3.3 Scolarisation</w:t>
+      </w:r>
+    </w:p>
+    <w:p>
+      <w:pPr>
+        <w:pStyle w:val="FirstParagraph"/>
+      </w:pPr>
+      <w:r>
+        <w:t xml:space="preserve">Le taux de scolarisation des enfants de 6 à 14 ans constitue un indicateur clé du développement humain et de l’investissement des ménages dans l’éducation.</w:t>
+      </w:r>
+    </w:p>
+    <w:p>
+      <w:pPr>
+        <w:pStyle w:val="Corpsdetexte"/>
+      </w:pPr>
+      <w:r>
+        <w:t xml:space="preserve">Dans l’Alaotra, le taux de scolarisation s’élève à 93.7 %.</w:t>
+      </w:r>
+    </w:p>
+    <w:bookmarkStart w:id="119" w:name="X6d9aa1dd44c1ac9e432add0b434b8dafb589d26"/>
+    <w:p>
+      <w:pPr>
+        <w:pStyle w:val="Titre4"/>
+      </w:pPr>
+      <w:r>
+        <w:t xml:space="preserve">2.3.3.1 Taux de scolarisation des enfants de 6 à 14 ans</w:t>
+      </w:r>
+    </w:p>
     <w:bookmarkEnd w:id="119"/>
-    <w:bookmarkStart w:id="126" w:name="scolarisation"/>
-    <w:p>
-      <w:pPr>
-        <w:pStyle w:val="Titre3"/>
-      </w:pPr>
-      <w:r>
-        <w:t xml:space="preserve">2.3.3 Scolarisation</w:t>
-      </w:r>
-    </w:p>
-    <w:p>
-      <w:pPr>
-        <w:pStyle w:val="FirstParagraph"/>
-      </w:pPr>
-      <w:r>
-        <w:t xml:space="preserve">Le taux de scolarisation des enfants de 6 à 14 ans constitue un indicateur clé du développement humain et de l’investissement des ménages dans l’éducation.</w:t>
-      </w:r>
-    </w:p>
-    <w:p>
-      <w:pPr>
-        <w:pStyle w:val="Corpsdetexte"/>
-      </w:pPr>
-      <w:r>
-        <w:t xml:space="preserve">Dans l’Alaotra, le taux de scolarisation s’élève à 93.7 %.</w:t>
-      </w:r>
-    </w:p>
-    <w:bookmarkStart w:id="120" w:name="X6d9aa1dd44c1ac9e432add0b434b8dafb589d26"/>
-    <w:p>
-      <w:pPr>
-        <w:pStyle w:val="Titre4"/>
-      </w:pPr>
-      <w:r>
-        <w:t xml:space="preserve">2.3.3.1 Taux de scolarisation des enfants de 6 à 14 ans</w:t>
-      </w:r>
-    </w:p>
-    <w:bookmarkEnd w:id="120"/>
-    <w:bookmarkStart w:id="125" w:name="Xe1cead9d2afb94967e0a6d7bde7feca3037673d"/>
+    <w:bookmarkStart w:id="124" w:name="Xe1cead9d2afb94967e0a6d7bde7feca3037673d"/>
     <w:p>
       <w:pPr>
         <w:pStyle w:val="Titre4"/>
@@ -3717,7 +3786,7 @@
       <w:tr>
         <w:tc>
           <w:tcPr/>
-          <w:bookmarkStart w:id="124" w:name="fig-raisons-non-scol"/>
+          <w:bookmarkStart w:id="123" w:name="fig-raisons-non-scol"/>
           <w:p>
             <w:pPr>
               <w:jc w:val="center"/>
@@ -3741,18 +3810,18 @@
                 <wp:inline>
                   <wp:extent cx="5969000" cy="3581400"/>
                   <wp:effectExtent b="0" l="0" r="0" t="0"/>
-                  <wp:docPr descr="" title="" id="122" name="Picture"/>
+                  <wp:docPr descr="" title="" id="121" name="Picture"/>
                   <a:graphic>
                     <a:graphicData uri="http://schemas.openxmlformats.org/drawingml/2006/picture">
                       <pic:pic>
                         <pic:nvPicPr>
-                          <pic:cNvPr descr="02_structure_menages_files/figure-docx/fig-raisons-non-scol-1.png" id="123" name="Picture"/>
+                          <pic:cNvPr descr="02_structure_menages_files/figure-docx/fig-raisons-non-scol-1.png" id="122" name="Picture"/>
                           <pic:cNvPicPr>
                             <a:picLocks noChangeArrowheads="1" noChangeAspect="1"/>
                           </pic:cNvPicPr>
                         </pic:nvPicPr>
                         <pic:blipFill>
-                          <a:blip r:embed="rId121"/>
+                          <a:blip r:embed="rId120"/>
                           <a:stretch>
                             <a:fillRect/>
                           </a:stretch>
@@ -3779,13 +3848,13 @@
               </w:drawing>
             </w:r>
           </w:p>
-          <w:bookmarkEnd w:id="124"/>
+          <w:bookmarkEnd w:id="123"/>
         </w:tc>
       </w:tr>
     </w:tbl>
+    <w:bookmarkEnd w:id="124"/>
     <w:bookmarkEnd w:id="125"/>
-    <w:bookmarkEnd w:id="126"/>
-    <w:bookmarkStart w:id="136" w:name="Xe10b0f911d4aea72fedebcae4fa3fbee9ebe092"/>
+    <w:bookmarkStart w:id="135" w:name="Xe10b0f911d4aea72fedebcae4fa3fbee9ebe092"/>
     <w:p>
       <w:pPr>
         <w:pStyle w:val="Titre3"/>
@@ -3815,7 +3884,7 @@
       <w:tr>
         <w:tc>
           <w:tcPr/>
-          <w:bookmarkStart w:id="131" w:name="fig-other-act"/>
+          <w:bookmarkStart w:id="130" w:name="fig-other-act"/>
           <w:p>
             <w:pPr>
               <w:jc w:val="center"/>
@@ -3834,24 +3903,24 @@
               <w:pStyle w:val="Compact"/>
               <w:jc w:val="center"/>
             </w:pPr>
-            <w:bookmarkStart w:id="130" w:name="fig-other-act"/>
+            <w:bookmarkStart w:id="129" w:name="fig-other-act"/>
             <w:r>
               <w:drawing>
                 <wp:inline>
                   <wp:extent cx="4620126" cy="14784404"/>
                   <wp:effectExtent b="0" l="0" r="0" t="0"/>
-                  <wp:docPr descr="" title="" id="128" name="Picture"/>
+                  <wp:docPr descr="" title="" id="127" name="Picture"/>
                   <a:graphic>
                     <a:graphicData uri="http://schemas.openxmlformats.org/drawingml/2006/picture">
                       <pic:pic>
                         <pic:nvPicPr>
-                          <pic:cNvPr descr="02_structure_menages_files/figure-docx/fig-other-act-1.png" id="129" name="Picture"/>
+                          <pic:cNvPr descr="02_structure_menages_files/figure-docx/fig-other-act-1.png" id="128" name="Picture"/>
                           <pic:cNvPicPr>
                             <a:picLocks noChangeArrowheads="1" noChangeAspect="1"/>
                           </pic:cNvPicPr>
                         </pic:nvPicPr>
                         <pic:blipFill>
-                          <a:blip r:embed="rId127"/>
+                          <a:blip r:embed="rId126"/>
                           <a:stretch>
                             <a:fillRect/>
                           </a:stretch>
@@ -3877,13 +3946,13 @@
                 </wp:inline>
               </w:drawing>
             </w:r>
-            <w:bookmarkEnd w:id="130"/>
-          </w:p>
-          <w:bookmarkEnd w:id="131"/>
+            <w:bookmarkEnd w:id="129"/>
+          </w:p>
+          <w:bookmarkEnd w:id="130"/>
         </w:tc>
       </w:tr>
     </w:tbl>
-    <w:bookmarkStart w:id="135" w:name="X46ff1d61f791f42f47b783b920cfc68895dbbf2"/>
+    <w:bookmarkStart w:id="134" w:name="X46ff1d61f791f42f47b783b920cfc68895dbbf2"/>
     <w:p>
       <w:pPr>
         <w:pStyle w:val="Titre4"/>
@@ -3901,18 +3970,18 @@
           <wp:inline>
             <wp:extent cx="4620126" cy="14784404"/>
             <wp:effectExtent b="0" l="0" r="0" t="0"/>
-            <wp:docPr descr="" title="" id="133" name="Picture"/>
+            <wp:docPr descr="" title="" id="132" name="Picture"/>
             <a:graphic>
               <a:graphicData uri="http://schemas.openxmlformats.org/drawingml/2006/picture">
                 <pic:pic>
                   <pic:nvPicPr>
-                    <pic:cNvPr descr="02_structure_menages_files/figure-docx/fig_other_act_sex-1.png" id="134" name="Picture"/>
+                    <pic:cNvPr descr="02_structure_menages_files/figure-docx/fig_other_act_sex-1.png" id="133" name="Picture"/>
                     <pic:cNvPicPr>
                       <a:picLocks noChangeArrowheads="1" noChangeAspect="1"/>
                     </pic:cNvPicPr>
                   </pic:nvPicPr>
                   <pic:blipFill>
-                    <a:blip r:embed="rId132"/>
+                    <a:blip r:embed="rId131"/>
                     <a:stretch>
                       <a:fillRect/>
                     </a:stretch>
@@ -3939,11 +4008,11 @@
         </w:drawing>
       </w:r>
     </w:p>
+    <w:bookmarkEnd w:id="134"/>
     <w:bookmarkEnd w:id="135"/>
     <w:bookmarkEnd w:id="136"/>
     <w:bookmarkEnd w:id="137"/>
-    <w:bookmarkEnd w:id="138"/>
-    <w:bookmarkStart w:id="193" w:name="habitat-et-niveau-de-vie"/>
+    <w:bookmarkStart w:id="192" w:name="habitat-et-niveau-de-vie"/>
     <w:p>
       <w:pPr>
         <w:pStyle w:val="Titre1"/>
@@ -4001,18 +4070,18 @@
                 <wp:inline>
                   <wp:extent cx="152400" cy="152400"/>
                   <wp:effectExtent b="0" l="0" r="0" t="0"/>
-                  <wp:docPr descr="" title="" id="139" name="Picture"/>
+                  <wp:docPr descr="" title="" id="138" name="Picture"/>
                   <a:graphic>
                     <a:graphicData uri="http://schemas.openxmlformats.org/drawingml/2006/picture">
                       <pic:pic>
                         <pic:nvPicPr>
-                          <pic:cNvPr descr="C:\Users\fbede\AppData\Local\Programs\Quarto\share\formats\docx\warning.png" id="140" name="Picture"/>
+                          <pic:cNvPr descr="C:\Users\fbede\AppData\Local\Programs\Quarto\share\formats\docx\warning.png" id="139" name="Picture"/>
                           <pic:cNvPicPr>
                             <a:picLocks noChangeArrowheads="1" noChangeAspect="1"/>
                           </pic:cNvPicPr>
                         </pic:nvPicPr>
                         <pic:blipFill>
-                          <a:blip r:embed="rId24"/>
+                          <a:blip r:embed="rId21"/>
                           <a:stretch>
                             <a:fillRect/>
                           </a:stretch>
@@ -4069,7 +4138,7 @@
               <w:spacing w:before="16" w:after="16"/>
             </w:pPr>
             <w:r>
-              <w:t xml:space="preserve">Les résultats présentés ci-dessous sont provisoires, et sont susceptibles de faire l’objet de corrections.</w:t>
+              <w:t xml:space="preserve">Les résultats présentés ci-dessous sont provisoires et pourront être ajustés ou enrichis par les informations supplémentaires recueillies lors des restitutions locales.</w:t>
             </w:r>
           </w:p>
           <w:p/>
@@ -4084,7 +4153,7 @@
         <w:t xml:space="preserve">Dans l’Alaotra, les conditions d’habitat bénéficient de la relative prospérité du premier bassin rizicole du pays. L’accès à l’eau est facilité par la proximité du lac et du réseau d’irrigation, mais la qualité de l’eau potable reste un enjeu sanitaire. Les ménages des fokontany proches des périmètres irrigués (Avaradrano, Feramanga Atsimo, Mangabe) disposent en moyenne d’un meilleur équipement agricole que ceux des zones périphériques. La possession de biens de confort courants y est plus répandue que dans d’autres observatoires ruraux de Madagascar.</w:t>
       </w:r>
     </w:p>
-    <w:bookmarkStart w:id="163" w:name="habitat"/>
+    <w:bookmarkStart w:id="162" w:name="habitat"/>
     <w:p>
       <w:pPr>
         <w:pStyle w:val="Titre2"/>
@@ -4101,7 +4170,7 @@
         <w:t xml:space="preserve">Les conditions d’habitat des ménages enquêtés témoignent des réalités du milieu rural malgache. Le statut d’occupation, le type d’assainissement, l’accès à l’eau, le mode d’éclairage et la source d’énergie de cuisson constituent des indicateurs essentiels du cadre de vie.</w:t>
       </w:r>
     </w:p>
-    <w:bookmarkStart w:id="144" w:name="statut-doccupation-du-logement"/>
+    <w:bookmarkStart w:id="143" w:name="statut-doccupation-du-logement"/>
     <w:p>
       <w:pPr>
         <w:pStyle w:val="Titre3"/>
@@ -4135,18 +4204,18 @@
           <wp:inline>
             <wp:extent cx="4620126" cy="9423132"/>
             <wp:effectExtent b="0" l="0" r="0" t="0"/>
-            <wp:docPr descr="" title="" id="142" name="Picture"/>
+            <wp:docPr descr="" title="" id="141" name="Picture"/>
             <a:graphic>
               <a:graphicData uri="http://schemas.openxmlformats.org/drawingml/2006/picture">
                 <pic:pic>
                   <pic:nvPicPr>
-                    <pic:cNvPr descr="03_habitat_niveau_de_vie_files/figure-docx/unnamed-chunk-1-1.png" id="143" name="Picture"/>
+                    <pic:cNvPr descr="03_habitat_niveau_de_vie_files/figure-docx/unnamed-chunk-1-1.png" id="142" name="Picture"/>
                     <pic:cNvPicPr>
                       <a:picLocks noChangeArrowheads="1" noChangeAspect="1"/>
                     </pic:cNvPicPr>
                   </pic:nvPicPr>
                   <pic:blipFill>
-                    <a:blip r:embed="rId141"/>
+                    <a:blip r:embed="rId140"/>
                     <a:stretch>
                       <a:fillRect/>
                     </a:stretch>
@@ -4173,8 +4242,8 @@
         </w:drawing>
       </w:r>
     </w:p>
-    <w:bookmarkEnd w:id="144"/>
-    <w:bookmarkStart w:id="148" w:name="type-de-latrine"/>
+    <w:bookmarkEnd w:id="143"/>
+    <w:bookmarkStart w:id="147" w:name="type-de-latrine"/>
     <w:p>
       <w:pPr>
         <w:pStyle w:val="Titre3"/>
@@ -4208,18 +4277,18 @@
           <wp:inline>
             <wp:extent cx="4620126" cy="13667873"/>
             <wp:effectExtent b="0" l="0" r="0" t="0"/>
-            <wp:docPr descr="" title="" id="146" name="Picture"/>
+            <wp:docPr descr="" title="" id="145" name="Picture"/>
             <a:graphic>
               <a:graphicData uri="http://schemas.openxmlformats.org/drawingml/2006/picture">
                 <pic:pic>
                   <pic:nvPicPr>
-                    <pic:cNvPr descr="03_habitat_niveau_de_vie_files/figure-docx/unnamed-chunk-2-1.png" id="147" name="Picture"/>
+                    <pic:cNvPr descr="03_habitat_niveau_de_vie_files/figure-docx/unnamed-chunk-2-1.png" id="146" name="Picture"/>
                     <pic:cNvPicPr>
                       <a:picLocks noChangeArrowheads="1" noChangeAspect="1"/>
                     </pic:cNvPicPr>
                   </pic:nvPicPr>
                   <pic:blipFill>
-                    <a:blip r:embed="rId145"/>
+                    <a:blip r:embed="rId144"/>
                     <a:stretch>
                       <a:fillRect/>
                     </a:stretch>
@@ -4246,8 +4315,8 @@
         </w:drawing>
       </w:r>
     </w:p>
-    <w:bookmarkEnd w:id="148"/>
-    <w:bookmarkStart w:id="152" w:name="acces-a-leau"/>
+    <w:bookmarkEnd w:id="147"/>
+    <w:bookmarkStart w:id="151" w:name="acces-a-leau"/>
     <w:p>
       <w:pPr>
         <w:pStyle w:val="Titre3"/>
@@ -4269,7 +4338,7 @@
         <w:pStyle w:val="Corpsdetexte"/>
       </w:pPr>
       <w:r>
-        <w:t xml:space="preserve">Dans l’Alaotra, La source principale est « Borne fontaine publique » (54.8 %).</w:t>
+        <w:t xml:space="preserve">Dans l’Alaotra, La source principale est « Borne fontaine publique » (54.9 %).</w:t>
       </w:r>
     </w:p>
     <w:p>
@@ -4281,18 +4350,18 @@
           <wp:inline>
             <wp:extent cx="4620126" cy="14784404"/>
             <wp:effectExtent b="0" l="0" r="0" t="0"/>
-            <wp:docPr descr="" title="" id="150" name="Picture"/>
+            <wp:docPr descr="" title="" id="149" name="Picture"/>
             <a:graphic>
               <a:graphicData uri="http://schemas.openxmlformats.org/drawingml/2006/picture">
                 <pic:pic>
                   <pic:nvPicPr>
-                    <pic:cNvPr descr="03_habitat_niveau_de_vie_files/figure-docx/unnamed-chunk-3-1.png" id="151" name="Picture"/>
+                    <pic:cNvPr descr="03_habitat_niveau_de_vie_files/figure-docx/unnamed-chunk-3-1.png" id="150" name="Picture"/>
                     <pic:cNvPicPr>
                       <a:picLocks noChangeArrowheads="1" noChangeAspect="1"/>
                     </pic:cNvPicPr>
                   </pic:nvPicPr>
                   <pic:blipFill>
-                    <a:blip r:embed="rId149"/>
+                    <a:blip r:embed="rId148"/>
                     <a:stretch>
                       <a:fillRect/>
                     </a:stretch>
@@ -4319,8 +4388,8 @@
         </w:drawing>
       </w:r>
     </w:p>
-    <w:bookmarkEnd w:id="152"/>
-    <w:bookmarkStart w:id="156" w:name="mode-declairage"/>
+    <w:bookmarkEnd w:id="151"/>
+    <w:bookmarkStart w:id="155" w:name="mode-declairage"/>
     <w:p>
       <w:pPr>
         <w:pStyle w:val="Titre3"/>
@@ -4346,18 +4415,18 @@
           <wp:inline>
             <wp:extent cx="4620126" cy="14784404"/>
             <wp:effectExtent b="0" l="0" r="0" t="0"/>
-            <wp:docPr descr="" title="" id="154" name="Picture"/>
+            <wp:docPr descr="" title="" id="153" name="Picture"/>
             <a:graphic>
               <a:graphicData uri="http://schemas.openxmlformats.org/drawingml/2006/picture">
                 <pic:pic>
                   <pic:nvPicPr>
-                    <pic:cNvPr descr="03_habitat_niveau_de_vie_files/figure-docx/unnamed-chunk-4-1.png" id="155" name="Picture"/>
+                    <pic:cNvPr descr="03_habitat_niveau_de_vie_files/figure-docx/unnamed-chunk-4-1.png" id="154" name="Picture"/>
                     <pic:cNvPicPr>
                       <a:picLocks noChangeArrowheads="1" noChangeAspect="1"/>
                     </pic:cNvPicPr>
                   </pic:nvPicPr>
                   <pic:blipFill>
-                    <a:blip r:embed="rId153"/>
+                    <a:blip r:embed="rId152"/>
                     <a:stretch>
                       <a:fillRect/>
                     </a:stretch>
@@ -4392,8 +4461,8 @@
         <w:t xml:space="preserve">Parmi les ménages utilisant le solaire, la proportion disposant d’un panneau en état de marche est présentée ci-dessous.</w:t>
       </w:r>
     </w:p>
-    <w:bookmarkEnd w:id="156"/>
-    <w:bookmarkStart w:id="162" w:name="source-denergie-pour-la-cuisson"/>
+    <w:bookmarkEnd w:id="155"/>
+    <w:bookmarkStart w:id="161" w:name="source-denergie-pour-la-cuisson"/>
     <w:p>
       <w:pPr>
         <w:pStyle w:val="Titre3"/>
@@ -4423,7 +4492,7 @@
       <w:tr>
         <w:tc>
           <w:tcPr/>
-          <w:bookmarkStart w:id="161" w:name="fig-cooking"/>
+          <w:bookmarkStart w:id="160" w:name="fig-cooking"/>
           <w:p>
             <w:pPr>
               <w:jc w:val="center"/>
@@ -4442,24 +4511,24 @@
               <w:pStyle w:val="Compact"/>
               <w:jc w:val="center"/>
             </w:pPr>
-            <w:bookmarkStart w:id="160" w:name="fig-cooking"/>
+            <w:bookmarkStart w:id="159" w:name="fig-cooking"/>
             <w:r>
               <w:drawing>
                 <wp:inline>
                   <wp:extent cx="4620126" cy="11550315"/>
                   <wp:effectExtent b="0" l="0" r="0" t="0"/>
-                  <wp:docPr descr="" title="" id="158" name="Picture"/>
+                  <wp:docPr descr="" title="" id="157" name="Picture"/>
                   <a:graphic>
                     <a:graphicData uri="http://schemas.openxmlformats.org/drawingml/2006/picture">
                       <pic:pic>
                         <pic:nvPicPr>
-                          <pic:cNvPr descr="03_habitat_niveau_de_vie_files/figure-docx/fig-cooking-1.png" id="159" name="Picture"/>
+                          <pic:cNvPr descr="03_habitat_niveau_de_vie_files/figure-docx/fig-cooking-1.png" id="158" name="Picture"/>
                           <pic:cNvPicPr>
                             <a:picLocks noChangeArrowheads="1" noChangeAspect="1"/>
                           </pic:cNvPicPr>
                         </pic:nvPicPr>
                         <pic:blipFill>
-                          <a:blip r:embed="rId157"/>
+                          <a:blip r:embed="rId156"/>
                           <a:stretch>
                             <a:fillRect/>
                           </a:stretch>
@@ -4485,15 +4554,15 @@
                 </wp:inline>
               </w:drawing>
             </w:r>
-            <w:bookmarkEnd w:id="160"/>
-          </w:p>
-          <w:bookmarkEnd w:id="161"/>
+            <w:bookmarkEnd w:id="159"/>
+          </w:p>
+          <w:bookmarkEnd w:id="160"/>
         </w:tc>
       </w:tr>
     </w:tbl>
+    <w:bookmarkEnd w:id="161"/>
     <w:bookmarkEnd w:id="162"/>
-    <w:bookmarkEnd w:id="163"/>
-    <w:bookmarkStart w:id="182" w:name="niveau-de-vie"/>
+    <w:bookmarkStart w:id="181" w:name="niveau-de-vie"/>
     <w:p>
       <w:pPr>
         <w:pStyle w:val="Titre2"/>
@@ -4510,7 +4579,7 @@
         <w:t xml:space="preserve">La possession de biens durables constitue un proxy classique du niveau de vie des ménages en milieu rural, où les revenus monétaires sont souvent difficiles à mesurer.</w:t>
       </w:r>
     </w:p>
-    <w:bookmarkStart w:id="169" w:name="biens-de-confort-courant"/>
+    <w:bookmarkStart w:id="168" w:name="biens-de-confort-courant"/>
     <w:p>
       <w:pPr>
         <w:pStyle w:val="Titre3"/>
@@ -4540,7 +4609,7 @@
       <w:tr>
         <w:tc>
           <w:tcPr/>
-          <w:bookmarkStart w:id="168" w:name="fig-comfort"/>
+          <w:bookmarkStart w:id="167" w:name="fig-comfort"/>
           <w:p>
             <w:pPr>
               <w:jc w:val="center"/>
@@ -4559,24 +4628,24 @@
               <w:pStyle w:val="Compact"/>
               <w:jc w:val="center"/>
             </w:pPr>
-            <w:bookmarkStart w:id="167" w:name="fig-comfort"/>
+            <w:bookmarkStart w:id="166" w:name="fig-comfort"/>
             <w:r>
               <w:drawing>
                 <wp:inline>
                   <wp:extent cx="4620126" cy="14784404"/>
                   <wp:effectExtent b="0" l="0" r="0" t="0"/>
-                  <wp:docPr descr="" title="" id="165" name="Picture"/>
+                  <wp:docPr descr="" title="" id="164" name="Picture"/>
                   <a:graphic>
                     <a:graphicData uri="http://schemas.openxmlformats.org/drawingml/2006/picture">
                       <pic:pic>
                         <pic:nvPicPr>
-                          <pic:cNvPr descr="03_habitat_niveau_de_vie_files/figure-docx/fig-comfort-1.png" id="166" name="Picture"/>
+                          <pic:cNvPr descr="03_habitat_niveau_de_vie_files/figure-docx/fig-comfort-1.png" id="165" name="Picture"/>
                           <pic:cNvPicPr>
                             <a:picLocks noChangeArrowheads="1" noChangeAspect="1"/>
                           </pic:cNvPicPr>
                         </pic:nvPicPr>
                         <pic:blipFill>
-                          <a:blip r:embed="rId164"/>
+                          <a:blip r:embed="rId163"/>
                           <a:stretch>
                             <a:fillRect/>
                           </a:stretch>
@@ -4602,14 +4671,14 @@
                 </wp:inline>
               </w:drawing>
             </w:r>
-            <w:bookmarkEnd w:id="167"/>
-          </w:p>
-          <w:bookmarkEnd w:id="168"/>
+            <w:bookmarkEnd w:id="166"/>
+          </w:p>
+          <w:bookmarkEnd w:id="167"/>
         </w:tc>
       </w:tr>
     </w:tbl>
-    <w:bookmarkEnd w:id="169"/>
-    <w:bookmarkStart w:id="175" w:name="equipement-agricole"/>
+    <w:bookmarkEnd w:id="168"/>
+    <w:bookmarkStart w:id="174" w:name="equipement-agricole"/>
     <w:p>
       <w:pPr>
         <w:pStyle w:val="Titre3"/>
@@ -4639,7 +4708,7 @@
       <w:tr>
         <w:tc>
           <w:tcPr/>
-          <w:bookmarkStart w:id="174" w:name="fig-table-equip"/>
+          <w:bookmarkStart w:id="173" w:name="fig-table-equip"/>
           <w:p>
             <w:pPr>
               <w:jc w:val="center"/>
@@ -4658,24 +4727,24 @@
               <w:pStyle w:val="Compact"/>
               <w:jc w:val="center"/>
             </w:pPr>
-            <w:bookmarkStart w:id="173" w:name="fig-table-equip"/>
+            <w:bookmarkStart w:id="172" w:name="fig-table-equip"/>
             <w:r>
               <w:drawing>
                 <wp:inline>
                   <wp:extent cx="4620126" cy="14784404"/>
                   <wp:effectExtent b="0" l="0" r="0" t="0"/>
-                  <wp:docPr descr="" title="" id="171" name="Picture"/>
+                  <wp:docPr descr="" title="" id="170" name="Picture"/>
                   <a:graphic>
                     <a:graphicData uri="http://schemas.openxmlformats.org/drawingml/2006/picture">
                       <pic:pic>
                         <pic:nvPicPr>
-                          <pic:cNvPr descr="03_habitat_niveau_de_vie_files/figure-docx/fig-table-equip-1.png" id="172" name="Picture"/>
+                          <pic:cNvPr descr="03_habitat_niveau_de_vie_files/figure-docx/fig-table-equip-1.png" id="171" name="Picture"/>
                           <pic:cNvPicPr>
                             <a:picLocks noChangeArrowheads="1" noChangeAspect="1"/>
                           </pic:cNvPicPr>
                         </pic:nvPicPr>
                         <pic:blipFill>
-                          <a:blip r:embed="rId170"/>
+                          <a:blip r:embed="rId169"/>
                           <a:stretch>
                             <a:fillRect/>
                           </a:stretch>
@@ -4701,14 +4770,14 @@
                 </wp:inline>
               </w:drawing>
             </w:r>
-            <w:bookmarkEnd w:id="173"/>
-          </w:p>
-          <w:bookmarkEnd w:id="174"/>
+            <w:bookmarkEnd w:id="172"/>
+          </w:p>
+          <w:bookmarkEnd w:id="173"/>
         </w:tc>
       </w:tr>
     </w:tbl>
-    <w:bookmarkEnd w:id="175"/>
-    <w:bookmarkStart w:id="181" w:name="X24c737da7e24b14633fee24ad0f9be046aa4214"/>
+    <w:bookmarkEnd w:id="174"/>
+    <w:bookmarkStart w:id="180" w:name="X24c737da7e24b14633fee24ad0f9be046aa4214"/>
     <w:p>
       <w:pPr>
         <w:pStyle w:val="Titre3"/>
@@ -4738,7 +4807,7 @@
       <w:tr>
         <w:tc>
           <w:tcPr/>
-          <w:bookmarkStart w:id="180" w:name="fig-comm"/>
+          <w:bookmarkStart w:id="179" w:name="fig-comm"/>
           <w:p>
             <w:pPr>
               <w:jc w:val="center"/>
@@ -4757,24 +4826,24 @@
               <w:pStyle w:val="Compact"/>
               <w:jc w:val="center"/>
             </w:pPr>
-            <w:bookmarkStart w:id="179" w:name="fig-comm"/>
+            <w:bookmarkStart w:id="178" w:name="fig-comm"/>
             <w:r>
               <w:drawing>
                 <wp:inline>
                   <wp:extent cx="4620126" cy="13667873"/>
                   <wp:effectExtent b="0" l="0" r="0" t="0"/>
-                  <wp:docPr descr="" title="" id="177" name="Picture"/>
+                  <wp:docPr descr="" title="" id="176" name="Picture"/>
                   <a:graphic>
                     <a:graphicData uri="http://schemas.openxmlformats.org/drawingml/2006/picture">
                       <pic:pic>
                         <pic:nvPicPr>
-                          <pic:cNvPr descr="03_habitat_niveau_de_vie_files/figure-docx/fig-comm-1.png" id="178" name="Picture"/>
+                          <pic:cNvPr descr="03_habitat_niveau_de_vie_files/figure-docx/fig-comm-1.png" id="177" name="Picture"/>
                           <pic:cNvPicPr>
                             <a:picLocks noChangeArrowheads="1" noChangeAspect="1"/>
                           </pic:cNvPicPr>
                         </pic:nvPicPr>
                         <pic:blipFill>
-                          <a:blip r:embed="rId176"/>
+                          <a:blip r:embed="rId175"/>
                           <a:stretch>
                             <a:fillRect/>
                           </a:stretch>
@@ -4800,15 +4869,15 @@
                 </wp:inline>
               </w:drawing>
             </w:r>
-            <w:bookmarkEnd w:id="179"/>
-          </w:p>
-          <w:bookmarkEnd w:id="180"/>
+            <w:bookmarkEnd w:id="178"/>
+          </w:p>
+          <w:bookmarkEnd w:id="179"/>
         </w:tc>
       </w:tr>
     </w:tbl>
+    <w:bookmarkEnd w:id="180"/>
     <w:bookmarkEnd w:id="181"/>
-    <w:bookmarkEnd w:id="182"/>
-    <w:bookmarkStart w:id="192" w:name="transferts-sortants"/>
+    <w:bookmarkStart w:id="191" w:name="transferts-sortants"/>
     <w:p>
       <w:pPr>
         <w:pStyle w:val="Titre2"/>
@@ -4889,7 +4958,7 @@
       <w:tr>
         <w:tc>
           <w:tcPr/>
-          <w:bookmarkStart w:id="186" w:name="fig-transferts-sortants"/>
+          <w:bookmarkStart w:id="185" w:name="fig-transferts-sortants"/>
           <w:p>
             <w:pPr>
               <w:jc w:val="center"/>
@@ -4913,18 +4982,18 @@
                 <wp:inline>
                   <wp:extent cx="5969000" cy="6087136"/>
                   <wp:effectExtent b="0" l="0" r="0" t="0"/>
-                  <wp:docPr descr="" title="" id="184" name="Picture"/>
+                  <wp:docPr descr="" title="" id="183" name="Picture"/>
                   <a:graphic>
                     <a:graphicData uri="http://schemas.openxmlformats.org/drawingml/2006/picture">
                       <pic:pic>
                         <pic:nvPicPr>
-                          <pic:cNvPr descr="03_habitat_niveau_de_vie_files/figure-docx/fig-transferts-sortants-1.png" id="185" name="Picture"/>
+                          <pic:cNvPr descr="03_habitat_niveau_de_vie_files/figure-docx/fig-transferts-sortants-1.png" id="184" name="Picture"/>
                           <pic:cNvPicPr>
                             <a:picLocks noChangeArrowheads="1" noChangeAspect="1"/>
                           </pic:cNvPicPr>
                         </pic:nvPicPr>
                         <pic:blipFill>
-                          <a:blip r:embed="rId183"/>
+                          <a:blip r:embed="rId182"/>
                           <a:stretch>
                             <a:fillRect/>
                           </a:stretch>
@@ -4951,6 +5020,37 @@
               </w:drawing>
             </w:r>
           </w:p>
+          <w:bookmarkEnd w:id="185"/>
+        </w:tc>
+      </w:tr>
+    </w:tbl>
+    <w:tbl>
+      <w:tblPr>
+        <w:tblStyle w:val="Table"/>
+        <w:tblW w:type="pct" w:w="5000"/>
+        <w:tblLayout w:type="fixed"/>
+        <w:tblLook w:firstRow="0" w:lastRow="0" w:firstColumn="0" w:lastColumn="0" w:noHBand="0" w:noVBand="0" w:val="0000"/>
+      </w:tblPr>
+      <w:tblGrid>
+        <w:gridCol w:w="7920"/>
+      </w:tblGrid>
+      <w:tr>
+        <w:tc>
+          <w:tcPr/>
+          <w:bookmarkStart w:id="186" w:name="tbl-transferts-sortants"/>
+          <w:p>
+            <w:pPr>
+              <w:jc w:val="center"/>
+            </w:pPr>
+            <w:pPr>
+              <w:jc w:val="left"/>
+              <w:spacing w:before="200"/>
+              <w:pStyle w:val="ImageCaption"/>
+            </w:pPr>
+            <w:r>
+              <w:t xml:space="preserve">Table 3.1: Transferts sortants : resume par observatoire</w:t>
+            </w:r>
+          </w:p>
           <w:bookmarkEnd w:id="186"/>
         </w:tc>
       </w:tr>
@@ -4968,38 +5068,7 @@
       <w:tr>
         <w:tc>
           <w:tcPr/>
-          <w:bookmarkStart w:id="187" w:name="tbl-transferts-sortants"/>
-          <w:p>
-            <w:pPr>
-              <w:jc w:val="center"/>
-            </w:pPr>
-            <w:pPr>
-              <w:jc w:val="left"/>
-              <w:spacing w:before="200"/>
-              <w:pStyle w:val="ImageCaption"/>
-            </w:pPr>
-            <w:r>
-              <w:t xml:space="preserve">Table 3.1: Transferts sortants : resume par observatoire</w:t>
-            </w:r>
-          </w:p>
-          <w:bookmarkEnd w:id="187"/>
-        </w:tc>
-      </w:tr>
-    </w:tbl>
-    <w:tbl>
-      <w:tblPr>
-        <w:tblStyle w:val="Table"/>
-        <w:tblW w:type="pct" w:w="5000"/>
-        <w:tblLayout w:type="fixed"/>
-        <w:tblLook w:firstRow="0" w:lastRow="0" w:firstColumn="0" w:lastColumn="0" w:noHBand="0" w:noVBand="0" w:val="0000"/>
-      </w:tblPr>
-      <w:tblGrid>
-        <w:gridCol w:w="7920"/>
-      </w:tblGrid>
-      <w:tr>
-        <w:tc>
-          <w:tcPr/>
-          <w:bookmarkStart w:id="191" w:name="fig-destination-transferts"/>
+          <w:bookmarkStart w:id="190" w:name="fig-destination-transferts"/>
           <w:p>
             <w:pPr>
               <w:jc w:val="center"/>
@@ -5023,18 +5092,18 @@
                 <wp:inline>
                   <wp:extent cx="5969000" cy="8290277"/>
                   <wp:effectExtent b="0" l="0" r="0" t="0"/>
-                  <wp:docPr descr="" title="" id="189" name="Picture"/>
+                  <wp:docPr descr="" title="" id="188" name="Picture"/>
                   <a:graphic>
                     <a:graphicData uri="http://schemas.openxmlformats.org/drawingml/2006/picture">
                       <pic:pic>
                         <pic:nvPicPr>
-                          <pic:cNvPr descr="03_habitat_niveau_de_vie_files/figure-docx/fig-destination-transferts-1.png" id="190" name="Picture"/>
+                          <pic:cNvPr descr="03_habitat_niveau_de_vie_files/figure-docx/fig-destination-transferts-1.png" id="189" name="Picture"/>
                           <pic:cNvPicPr>
                             <a:picLocks noChangeArrowheads="1" noChangeAspect="1"/>
                           </pic:cNvPicPr>
                         </pic:nvPicPr>
                         <pic:blipFill>
-                          <a:blip r:embed="rId188"/>
+                          <a:blip r:embed="rId187"/>
                           <a:stretch>
                             <a:fillRect/>
                           </a:stretch>
@@ -5061,13 +5130,13 @@
               </w:drawing>
             </w:r>
           </w:p>
-          <w:bookmarkEnd w:id="191"/>
+          <w:bookmarkEnd w:id="190"/>
         </w:tc>
       </w:tr>
     </w:tbl>
+    <w:bookmarkEnd w:id="191"/>
     <w:bookmarkEnd w:id="192"/>
-    <w:bookmarkEnd w:id="193"/>
-    <w:bookmarkStart w:id="280" w:name="foncier"/>
+    <w:bookmarkStart w:id="279" w:name="foncier"/>
     <w:p>
       <w:pPr>
         <w:pStyle w:val="Titre1"/>
@@ -5125,18 +5194,18 @@
                 <wp:inline>
                   <wp:extent cx="152400" cy="152400"/>
                   <wp:effectExtent b="0" l="0" r="0" t="0"/>
-                  <wp:docPr descr="" title="" id="194" name="Picture"/>
+                  <wp:docPr descr="" title="" id="193" name="Picture"/>
                   <a:graphic>
                     <a:graphicData uri="http://schemas.openxmlformats.org/drawingml/2006/picture">
                       <pic:pic>
                         <pic:nvPicPr>
-                          <pic:cNvPr descr="C:\Users\fbede\AppData\Local\Programs\Quarto\share\formats\docx\warning.png" id="195" name="Picture"/>
+                          <pic:cNvPr descr="C:\Users\fbede\AppData\Local\Programs\Quarto\share\formats\docx\warning.png" id="194" name="Picture"/>
                           <pic:cNvPicPr>
                             <a:picLocks noChangeArrowheads="1" noChangeAspect="1"/>
                           </pic:cNvPicPr>
                         </pic:nvPicPr>
                         <pic:blipFill>
-                          <a:blip r:embed="rId24"/>
+                          <a:blip r:embed="rId21"/>
                           <a:stretch>
                             <a:fillRect/>
                           </a:stretch>
@@ -5193,14 +5262,14 @@
               <w:spacing w:before="16" w:after="16"/>
             </w:pPr>
             <w:r>
-              <w:t xml:space="preserve">Les résultats présentés ci-dessous sont provisoires, et sont susceptibles de faire l’objet de corrections.</w:t>
+              <w:t xml:space="preserve">Les résultats présentés ci-dessous sont provisoires et pourront être ajustés ou enrichis par les informations supplémentaires recueillies lors des restitutions locales.</w:t>
             </w:r>
           </w:p>
           <w:p/>
         </w:tc>
       </w:tr>
     </w:tbl>
-    <w:bookmarkStart w:id="230" w:name="sec-patrimoine"/>
+    <w:bookmarkStart w:id="229" w:name="sec-patrimoine"/>
     <w:p>
       <w:pPr>
         <w:pStyle w:val="Titre2"/>
@@ -5209,7 +5278,7 @@
         <w:t xml:space="preserve">4.1 Patrimoine foncier</w:t>
       </w:r>
     </w:p>
-    <w:bookmarkStart w:id="201" w:name="nombre-de-parcelles-possédées"/>
+    <w:bookmarkStart w:id="200" w:name="nombre-de-parcelles-possédées"/>
     <w:p>
       <w:pPr>
         <w:pStyle w:val="Titre3"/>
@@ -5260,7 +5329,7 @@
       <w:tr>
         <w:tc>
           <w:tcPr/>
-          <w:bookmarkStart w:id="199" w:name="fig-nb-parcelles"/>
+          <w:bookmarkStart w:id="198" w:name="fig-nb-parcelles"/>
           <w:p>
             <w:pPr>
               <w:jc w:val="center"/>
@@ -5284,18 +5353,18 @@
                 <wp:inline>
                   <wp:extent cx="5969000" cy="3730624"/>
                   <wp:effectExtent b="0" l="0" r="0" t="0"/>
-                  <wp:docPr descr="" title="" id="197" name="Picture"/>
+                  <wp:docPr descr="" title="" id="196" name="Picture"/>
                   <a:graphic>
                     <a:graphicData uri="http://schemas.openxmlformats.org/drawingml/2006/picture">
                       <pic:pic>
                         <pic:nvPicPr>
-                          <pic:cNvPr descr="04_foncier_files/figure-docx/fig-nb-parcelles-1.png" id="198" name="Picture"/>
+                          <pic:cNvPr descr="04_foncier_files/figure-docx/fig-nb-parcelles-1.png" id="197" name="Picture"/>
                           <pic:cNvPicPr>
                             <a:picLocks noChangeArrowheads="1" noChangeAspect="1"/>
                           </pic:cNvPicPr>
                         </pic:nvPicPr>
                         <pic:blipFill>
-                          <a:blip r:embed="rId196"/>
+                          <a:blip r:embed="rId195"/>
                           <a:stretch>
                             <a:fillRect/>
                           </a:stretch>
@@ -5322,7 +5391,7 @@
               </w:drawing>
             </w:r>
           </w:p>
-          <w:bookmarkEnd w:id="199"/>
+          <w:bookmarkEnd w:id="198"/>
         </w:tc>
       </w:tr>
     </w:tbl>
@@ -5339,7 +5408,7 @@
       <w:tr>
         <w:tc>
           <w:tcPr/>
-          <w:bookmarkStart w:id="200" w:name="tbl-parcelles-stats"/>
+          <w:bookmarkStart w:id="199" w:name="tbl-parcelles-stats"/>
           <w:p>
             <w:pPr>
               <w:jc w:val="center"/>
@@ -5353,7 +5422,7 @@
               <w:t xml:space="preserve">Table 4.1: Statistiques sur le patrimoine foncier possédé</w:t>
             </w:r>
           </w:p>
-          <w:bookmarkEnd w:id="200"/>
+          <w:bookmarkEnd w:id="199"/>
         </w:tc>
       </w:tr>
     </w:tbl>
@@ -5400,8 +5469,8 @@
         <w:t xml:space="preserve">La superficie moyenne par parcelle est de 51.6 ares, et la surface totale possédée par ménage atteint en moyenne 117.4 ares.</w:t>
       </w:r>
     </w:p>
-    <w:bookmarkEnd w:id="201"/>
-    <w:bookmarkStart w:id="210" w:name="Xb3a5d9a9af71174c0c59d5650fdd434d6154eab"/>
+    <w:bookmarkEnd w:id="200"/>
+    <w:bookmarkStart w:id="209" w:name="Xb3a5d9a9af71174c0c59d5650fdd434d6154eab"/>
     <w:p>
       <w:pPr>
         <w:pStyle w:val="Titre3"/>
@@ -5460,7 +5529,7 @@
       <w:tr>
         <w:tc>
           <w:tcPr/>
-          <w:bookmarkStart w:id="205" w:name="fig-type-parcelle"/>
+          <w:bookmarkStart w:id="204" w:name="fig-type-parcelle"/>
           <w:p>
             <w:pPr>
               <w:jc w:val="center"/>
@@ -5484,18 +5553,18 @@
                 <wp:inline>
                   <wp:extent cx="5969000" cy="9810162"/>
                   <wp:effectExtent b="0" l="0" r="0" t="0"/>
-                  <wp:docPr descr="" title="" id="203" name="Picture"/>
+                  <wp:docPr descr="" title="" id="202" name="Picture"/>
                   <a:graphic>
                     <a:graphicData uri="http://schemas.openxmlformats.org/drawingml/2006/picture">
                       <pic:pic>
                         <pic:nvPicPr>
-                          <pic:cNvPr descr="04_foncier_files/figure-docx/fig-type-parcelle-1.png" id="204" name="Picture"/>
+                          <pic:cNvPr descr="04_foncier_files/figure-docx/fig-type-parcelle-1.png" id="203" name="Picture"/>
                           <pic:cNvPicPr>
                             <a:picLocks noChangeArrowheads="1" noChangeAspect="1"/>
                           </pic:cNvPicPr>
                         </pic:nvPicPr>
                         <pic:blipFill>
-                          <a:blip r:embed="rId202"/>
+                          <a:blip r:embed="rId201"/>
                           <a:stretch>
                             <a:fillRect/>
                           </a:stretch>
@@ -5522,7 +5591,7 @@
               </w:drawing>
             </w:r>
           </w:p>
-          <w:bookmarkEnd w:id="205"/>
+          <w:bookmarkEnd w:id="204"/>
         </w:tc>
       </w:tr>
     </w:tbl>
@@ -5576,7 +5645,7 @@
       <w:tr>
         <w:tc>
           <w:tcPr/>
-          <w:bookmarkStart w:id="209" w:name="fig-localisation-parcelle"/>
+          <w:bookmarkStart w:id="208" w:name="fig-localisation-parcelle"/>
           <w:p>
             <w:pPr>
               <w:jc w:val="center"/>
@@ -5600,18 +5669,18 @@
                 <wp:inline>
                   <wp:extent cx="5969000" cy="9810162"/>
                   <wp:effectExtent b="0" l="0" r="0" t="0"/>
-                  <wp:docPr descr="" title="" id="207" name="Picture"/>
+                  <wp:docPr descr="" title="" id="206" name="Picture"/>
                   <a:graphic>
                     <a:graphicData uri="http://schemas.openxmlformats.org/drawingml/2006/picture">
                       <pic:pic>
                         <pic:nvPicPr>
-                          <pic:cNvPr descr="04_foncier_files/figure-docx/fig-localisation-parcelle-1.png" id="208" name="Picture"/>
+                          <pic:cNvPr descr="04_foncier_files/figure-docx/fig-localisation-parcelle-1.png" id="207" name="Picture"/>
                           <pic:cNvPicPr>
                             <a:picLocks noChangeArrowheads="1" noChangeAspect="1"/>
                           </pic:cNvPicPr>
                         </pic:nvPicPr>
                         <pic:blipFill>
-                          <a:blip r:embed="rId206"/>
+                          <a:blip r:embed="rId205"/>
                           <a:stretch>
                             <a:fillRect/>
                           </a:stretch>
@@ -5638,12 +5707,12 @@
               </w:drawing>
             </w:r>
           </w:p>
-          <w:bookmarkEnd w:id="209"/>
+          <w:bookmarkEnd w:id="208"/>
         </w:tc>
       </w:tr>
     </w:tbl>
-    <w:bookmarkEnd w:id="210"/>
-    <w:bookmarkStart w:id="215" w:name="irrigation-des-parcelles-possédées"/>
+    <w:bookmarkEnd w:id="209"/>
+    <w:bookmarkStart w:id="214" w:name="irrigation-des-parcelles-possédées"/>
     <w:p>
       <w:pPr>
         <w:pStyle w:val="Titre3"/>
@@ -5674,7 +5743,7 @@
         <w:t xml:space="preserve"> </w:t>
       </w:r>
       <w:r>
-        <w:t xml:space="preserve">présente les modes d’irrigation des parcelles possédées par les ménages dans les deux observatoires. Les différences entre Alaotra et Marovoay reflètent les investissements hydrauliques historiques de chaque périmètre.</w:t>
+        <w:t xml:space="preserve">présente les modes d’irrigation des parcelles possédées par les ménages.</w:t>
       </w:r>
     </w:p>
     <w:tbl>
@@ -5690,7 +5759,7 @@
       <w:tr>
         <w:tc>
           <w:tcPr/>
-          <w:bookmarkStart w:id="214" w:name="fig-irrigation-possedee"/>
+          <w:bookmarkStart w:id="213" w:name="fig-irrigation-possedee"/>
           <w:p>
             <w:pPr>
               <w:jc w:val="center"/>
@@ -5714,18 +5783,18 @@
                 <wp:inline>
                   <wp:extent cx="5969000" cy="8829145"/>
                   <wp:effectExtent b="0" l="0" r="0" t="0"/>
-                  <wp:docPr descr="" title="" id="212" name="Picture"/>
+                  <wp:docPr descr="" title="" id="211" name="Picture"/>
                   <a:graphic>
                     <a:graphicData uri="http://schemas.openxmlformats.org/drawingml/2006/picture">
                       <pic:pic>
                         <pic:nvPicPr>
-                          <pic:cNvPr descr="04_foncier_files/figure-docx/fig-irrigation-possedee-1.png" id="213" name="Picture"/>
+                          <pic:cNvPr descr="04_foncier_files/figure-docx/fig-irrigation-possedee-1.png" id="212" name="Picture"/>
                           <pic:cNvPicPr>
                             <a:picLocks noChangeArrowheads="1" noChangeAspect="1"/>
                           </pic:cNvPicPr>
                         </pic:nvPicPr>
                         <pic:blipFill>
-                          <a:blip r:embed="rId211"/>
+                          <a:blip r:embed="rId210"/>
                           <a:stretch>
                             <a:fillRect/>
                           </a:stretch>
@@ -5752,12 +5821,12 @@
               </w:drawing>
             </w:r>
           </w:p>
-          <w:bookmarkEnd w:id="214"/>
+          <w:bookmarkEnd w:id="213"/>
         </w:tc>
       </w:tr>
     </w:tbl>
-    <w:bookmarkEnd w:id="215"/>
-    <w:bookmarkStart w:id="224" w:name="mode-dacquisition-et-ancienneté"/>
+    <w:bookmarkEnd w:id="214"/>
+    <w:bookmarkStart w:id="223" w:name="mode-dacquisition-et-ancienneté"/>
     <w:p>
       <w:pPr>
         <w:pStyle w:val="Titre3"/>
@@ -5782,7 +5851,7 @@
         </w:r>
       </w:hyperlink>
       <w:r>
-        <w:t xml:space="preserve">). L’héritage domine largement dans les deux observatoires.</w:t>
+        <w:t xml:space="preserve">). L’héritage domine largement.</w:t>
       </w:r>
     </w:p>
     <w:p>
@@ -5816,7 +5885,7 @@
       <w:tr>
         <w:tc>
           <w:tcPr/>
-          <w:bookmarkStart w:id="219" w:name="fig-acquisition"/>
+          <w:bookmarkStart w:id="218" w:name="fig-acquisition"/>
           <w:p>
             <w:pPr>
               <w:jc w:val="center"/>
@@ -5840,18 +5909,18 @@
                 <wp:inline>
                   <wp:extent cx="5969000" cy="9550400"/>
                   <wp:effectExtent b="0" l="0" r="0" t="0"/>
-                  <wp:docPr descr="" title="" id="217" name="Picture"/>
+                  <wp:docPr descr="" title="" id="216" name="Picture"/>
                   <a:graphic>
                     <a:graphicData uri="http://schemas.openxmlformats.org/drawingml/2006/picture">
                       <pic:pic>
                         <pic:nvPicPr>
-                          <pic:cNvPr descr="04_foncier_files/figure-docx/fig-acquisition-1.png" id="218" name="Picture"/>
+                          <pic:cNvPr descr="04_foncier_files/figure-docx/fig-acquisition-1.png" id="217" name="Picture"/>
                           <pic:cNvPicPr>
                             <a:picLocks noChangeArrowheads="1" noChangeAspect="1"/>
                           </pic:cNvPicPr>
                         </pic:nvPicPr>
                         <pic:blipFill>
-                          <a:blip r:embed="rId216"/>
+                          <a:blip r:embed="rId215"/>
                           <a:stretch>
                             <a:fillRect/>
                           </a:stretch>
@@ -5878,7 +5947,7 @@
               </w:drawing>
             </w:r>
           </w:p>
-          <w:bookmarkEnd w:id="219"/>
+          <w:bookmarkEnd w:id="218"/>
         </w:tc>
       </w:tr>
     </w:tbl>
@@ -5914,7 +5983,7 @@
       <w:tr>
         <w:tc>
           <w:tcPr/>
-          <w:bookmarkStart w:id="223" w:name="fig-anciennete"/>
+          <w:bookmarkStart w:id="222" w:name="fig-anciennete"/>
           <w:p>
             <w:pPr>
               <w:jc w:val="center"/>
@@ -5938,18 +6007,18 @@
                 <wp:inline>
                   <wp:extent cx="5969000" cy="3316111"/>
                   <wp:effectExtent b="0" l="0" r="0" t="0"/>
-                  <wp:docPr descr="" title="" id="221" name="Picture"/>
+                  <wp:docPr descr="" title="" id="220" name="Picture"/>
                   <a:graphic>
                     <a:graphicData uri="http://schemas.openxmlformats.org/drawingml/2006/picture">
                       <pic:pic>
                         <pic:nvPicPr>
-                          <pic:cNvPr descr="04_foncier_files/figure-docx/fig-anciennete-1.png" id="222" name="Picture"/>
+                          <pic:cNvPr descr="04_foncier_files/figure-docx/fig-anciennete-1.png" id="221" name="Picture"/>
                           <pic:cNvPicPr>
                             <a:picLocks noChangeArrowheads="1" noChangeAspect="1"/>
                           </pic:cNvPicPr>
                         </pic:nvPicPr>
                         <pic:blipFill>
-                          <a:blip r:embed="rId220"/>
+                          <a:blip r:embed="rId219"/>
                           <a:stretch>
                             <a:fillRect/>
                           </a:stretch>
@@ -5976,12 +6045,12 @@
               </w:drawing>
             </w:r>
           </w:p>
-          <w:bookmarkEnd w:id="223"/>
+          <w:bookmarkEnd w:id="222"/>
         </w:tc>
       </w:tr>
     </w:tbl>
-    <w:bookmarkEnd w:id="224"/>
-    <w:bookmarkStart w:id="229" w:name="propriétaire-dans-le-ménage"/>
+    <w:bookmarkEnd w:id="223"/>
+    <w:bookmarkStart w:id="228" w:name="propriétaire-dans-le-ménage"/>
     <w:p>
       <w:pPr>
         <w:pStyle w:val="Titre3"/>
@@ -6006,7 +6075,7 @@
         </w:r>
       </w:hyperlink>
       <w:r>
-        <w:t xml:space="preserve">). Dans les deux observatoires, c’est le chef de ménage qui est déclaré propriétaire de la majorité des parcelles, ce qui illustre les inégalités d’accès au foncier.</w:t>
+        <w:t xml:space="preserve">). Le chef de ménage est déclaré propriétaire de la majorité des parcelles, ce qui illustre les inégalités d’accès au foncier.</w:t>
       </w:r>
     </w:p>
     <w:p>
@@ -6040,7 +6109,7 @@
       <w:tr>
         <w:tc>
           <w:tcPr/>
-          <w:bookmarkStart w:id="228" w:name="fig-proprietaire"/>
+          <w:bookmarkStart w:id="227" w:name="fig-proprietaire"/>
           <w:p>
             <w:pPr>
               <w:jc w:val="center"/>
@@ -6064,18 +6133,18 @@
                 <wp:inline>
                   <wp:extent cx="5969000" cy="9550400"/>
                   <wp:effectExtent b="0" l="0" r="0" t="0"/>
-                  <wp:docPr descr="" title="" id="226" name="Picture"/>
+                  <wp:docPr descr="" title="" id="225" name="Picture"/>
                   <a:graphic>
                     <a:graphicData uri="http://schemas.openxmlformats.org/drawingml/2006/picture">
                       <pic:pic>
                         <pic:nvPicPr>
-                          <pic:cNvPr descr="04_foncier_files/figure-docx/fig-proprietaire-1.png" id="227" name="Picture"/>
+                          <pic:cNvPr descr="04_foncier_files/figure-docx/fig-proprietaire-1.png" id="226" name="Picture"/>
                           <pic:cNvPicPr>
                             <a:picLocks noChangeArrowheads="1" noChangeAspect="1"/>
                           </pic:cNvPicPr>
                         </pic:nvPicPr>
                         <pic:blipFill>
-                          <a:blip r:embed="rId225"/>
+                          <a:blip r:embed="rId224"/>
                           <a:stretch>
                             <a:fillRect/>
                           </a:stretch>
@@ -6102,13 +6171,13 @@
               </w:drawing>
             </w:r>
           </w:p>
-          <w:bookmarkEnd w:id="228"/>
+          <w:bookmarkEnd w:id="227"/>
         </w:tc>
       </w:tr>
     </w:tbl>
+    <w:bookmarkEnd w:id="228"/>
     <w:bookmarkEnd w:id="229"/>
-    <w:bookmarkEnd w:id="230"/>
-    <w:bookmarkStart w:id="239" w:name="sec-securisation"/>
+    <w:bookmarkStart w:id="238" w:name="sec-securisation"/>
     <w:p>
       <w:pPr>
         <w:pStyle w:val="Titre2"/>
@@ -6167,7 +6236,7 @@
       <w:tr>
         <w:tc>
           <w:tcPr/>
-          <w:bookmarkStart w:id="234" w:name="fig-securisation"/>
+          <w:bookmarkStart w:id="233" w:name="fig-securisation"/>
           <w:p>
             <w:pPr>
               <w:jc w:val="center"/>
@@ -6191,18 +6260,18 @@
                 <wp:inline>
                   <wp:extent cx="4620126" cy="3696101"/>
                   <wp:effectExtent b="0" l="0" r="0" t="0"/>
-                  <wp:docPr descr="" title="" id="232" name="Picture"/>
+                  <wp:docPr descr="" title="" id="231" name="Picture"/>
                   <a:graphic>
                     <a:graphicData uri="http://schemas.openxmlformats.org/drawingml/2006/picture">
                       <pic:pic>
                         <pic:nvPicPr>
-                          <pic:cNvPr descr="04_foncier_files/figure-docx/fig-securisation-1.png" id="233" name="Picture"/>
+                          <pic:cNvPr descr="04_foncier_files/figure-docx/fig-securisation-1.png" id="232" name="Picture"/>
                           <pic:cNvPicPr>
                             <a:picLocks noChangeArrowheads="1" noChangeAspect="1"/>
                           </pic:cNvPicPr>
                         </pic:nvPicPr>
                         <pic:blipFill>
-                          <a:blip r:embed="rId231"/>
+                          <a:blip r:embed="rId230"/>
                           <a:stretch>
                             <a:fillRect/>
                           </a:stretch>
@@ -6229,7 +6298,7 @@
               </w:drawing>
             </w:r>
           </w:p>
-          <w:bookmarkEnd w:id="234"/>
+          <w:bookmarkEnd w:id="233"/>
         </w:tc>
       </w:tr>
     </w:tbl>
@@ -6265,7 +6334,7 @@
       <w:tr>
         <w:tc>
           <w:tcPr/>
-          <w:bookmarkStart w:id="238" w:name="fig-papiers"/>
+          <w:bookmarkStart w:id="237" w:name="fig-papiers"/>
           <w:p>
             <w:pPr>
               <w:jc w:val="center"/>
@@ -6289,18 +6358,18 @@
                 <wp:inline>
                   <wp:extent cx="5969000" cy="9550400"/>
                   <wp:effectExtent b="0" l="0" r="0" t="0"/>
-                  <wp:docPr descr="" title="" id="236" name="Picture"/>
+                  <wp:docPr descr="" title="" id="235" name="Picture"/>
                   <a:graphic>
                     <a:graphicData uri="http://schemas.openxmlformats.org/drawingml/2006/picture">
                       <pic:pic>
                         <pic:nvPicPr>
-                          <pic:cNvPr descr="04_foncier_files/figure-docx/fig-papiers-1.png" id="237" name="Picture"/>
+                          <pic:cNvPr descr="04_foncier_files/figure-docx/fig-papiers-1.png" id="236" name="Picture"/>
                           <pic:cNvPicPr>
                             <a:picLocks noChangeArrowheads="1" noChangeAspect="1"/>
                           </pic:cNvPicPr>
                         </pic:nvPicPr>
                         <pic:blipFill>
-                          <a:blip r:embed="rId235"/>
+                          <a:blip r:embed="rId234"/>
                           <a:stretch>
                             <a:fillRect/>
                           </a:stretch>
@@ -6327,12 +6396,12 @@
               </w:drawing>
             </w:r>
           </w:p>
-          <w:bookmarkEnd w:id="238"/>
+          <w:bookmarkEnd w:id="237"/>
         </w:tc>
       </w:tr>
     </w:tbl>
-    <w:bookmarkEnd w:id="239"/>
-    <w:bookmarkStart w:id="253" w:name="sec-cessions"/>
+    <w:bookmarkEnd w:id="238"/>
+    <w:bookmarkStart w:id="252" w:name="sec-cessions"/>
     <w:p>
       <w:pPr>
         <w:pStyle w:val="Titre2"/>
@@ -6391,7 +6460,7 @@
       <w:tr>
         <w:tc>
           <w:tcPr/>
-          <w:bookmarkStart w:id="240" w:name="tbl-cession-pratique"/>
+          <w:bookmarkStart w:id="239" w:name="tbl-cession-pratique"/>
           <w:p>
             <w:pPr>
               <w:jc w:val="center"/>
@@ -6405,7 +6474,7 @@
               <w:t xml:space="preserve">Table 4.2: Ménages cédant des parcelles à des tiers</w:t>
             </w:r>
           </w:p>
-          <w:bookmarkEnd w:id="240"/>
+          <w:bookmarkEnd w:id="239"/>
         </w:tc>
       </w:tr>
     </w:tbl>
@@ -6441,7 +6510,7 @@
       <w:tr>
         <w:tc>
           <w:tcPr/>
-          <w:bookmarkStart w:id="244" w:name="fig-mode-cession"/>
+          <w:bookmarkStart w:id="243" w:name="fig-mode-cession"/>
           <w:p>
             <w:pPr>
               <w:jc w:val="center"/>
@@ -6465,18 +6534,18 @@
                 <wp:inline>
                   <wp:extent cx="5969000" cy="9810162"/>
                   <wp:effectExtent b="0" l="0" r="0" t="0"/>
-                  <wp:docPr descr="" title="" id="242" name="Picture"/>
+                  <wp:docPr descr="" title="" id="241" name="Picture"/>
                   <a:graphic>
                     <a:graphicData uri="http://schemas.openxmlformats.org/drawingml/2006/picture">
                       <pic:pic>
                         <pic:nvPicPr>
-                          <pic:cNvPr descr="04_foncier_files/figure-docx/fig-mode-cession-1.png" id="243" name="Picture"/>
+                          <pic:cNvPr descr="04_foncier_files/figure-docx/fig-mode-cession-1.png" id="242" name="Picture"/>
                           <pic:cNvPicPr>
                             <a:picLocks noChangeArrowheads="1" noChangeAspect="1"/>
                           </pic:cNvPicPr>
                         </pic:nvPicPr>
                         <pic:blipFill>
-                          <a:blip r:embed="rId241"/>
+                          <a:blip r:embed="rId240"/>
                           <a:stretch>
                             <a:fillRect/>
                           </a:stretch>
@@ -6503,7 +6572,7 @@
               </w:drawing>
             </w:r>
           </w:p>
-          <w:bookmarkEnd w:id="244"/>
+          <w:bookmarkEnd w:id="243"/>
         </w:tc>
       </w:tr>
     </w:tbl>
@@ -6539,7 +6608,7 @@
       <w:tr>
         <w:tc>
           <w:tcPr/>
-          <w:bookmarkStart w:id="248" w:name="fig-motif-cession"/>
+          <w:bookmarkStart w:id="247" w:name="fig-motif-cession"/>
           <w:p>
             <w:pPr>
               <w:jc w:val="center"/>
@@ -6563,18 +6632,18 @@
                 <wp:inline>
                   <wp:extent cx="5969000" cy="9550400"/>
                   <wp:effectExtent b="0" l="0" r="0" t="0"/>
-                  <wp:docPr descr="" title="" id="246" name="Picture"/>
+                  <wp:docPr descr="" title="" id="245" name="Picture"/>
                   <a:graphic>
                     <a:graphicData uri="http://schemas.openxmlformats.org/drawingml/2006/picture">
                       <pic:pic>
                         <pic:nvPicPr>
-                          <pic:cNvPr descr="04_foncier_files/figure-docx/fig-motif-cession-1.png" id="247" name="Picture"/>
+                          <pic:cNvPr descr="04_foncier_files/figure-docx/fig-motif-cession-1.png" id="246" name="Picture"/>
                           <pic:cNvPicPr>
                             <a:picLocks noChangeArrowheads="1" noChangeAspect="1"/>
                           </pic:cNvPicPr>
                         </pic:nvPicPr>
                         <pic:blipFill>
-                          <a:blip r:embed="rId245"/>
+                          <a:blip r:embed="rId244"/>
                           <a:stretch>
                             <a:fillRect/>
                           </a:stretch>
@@ -6601,7 +6670,7 @@
               </w:drawing>
             </w:r>
           </w:p>
-          <w:bookmarkEnd w:id="248"/>
+          <w:bookmarkEnd w:id="247"/>
         </w:tc>
       </w:tr>
     </w:tbl>
@@ -6637,7 +6706,7 @@
       <w:tr>
         <w:tc>
           <w:tcPr/>
-          <w:bookmarkStart w:id="252" w:name="fig-cedee-a-qui"/>
+          <w:bookmarkStart w:id="251" w:name="fig-cedee-a-qui"/>
           <w:p>
             <w:pPr>
               <w:jc w:val="center"/>
@@ -6661,18 +6730,18 @@
                 <wp:inline>
                   <wp:extent cx="5969000" cy="9550400"/>
                   <wp:effectExtent b="0" l="0" r="0" t="0"/>
-                  <wp:docPr descr="" title="" id="250" name="Picture"/>
+                  <wp:docPr descr="" title="" id="249" name="Picture"/>
                   <a:graphic>
                     <a:graphicData uri="http://schemas.openxmlformats.org/drawingml/2006/picture">
                       <pic:pic>
                         <pic:nvPicPr>
-                          <pic:cNvPr descr="04_foncier_files/figure-docx/fig-cedee-a-qui-1.png" id="251" name="Picture"/>
+                          <pic:cNvPr descr="04_foncier_files/figure-docx/fig-cedee-a-qui-1.png" id="250" name="Picture"/>
                           <pic:cNvPicPr>
                             <a:picLocks noChangeArrowheads="1" noChangeAspect="1"/>
                           </pic:cNvPicPr>
                         </pic:nvPicPr>
                         <pic:blipFill>
-                          <a:blip r:embed="rId249"/>
+                          <a:blip r:embed="rId248"/>
                           <a:stretch>
                             <a:fillRect/>
                           </a:stretch>
@@ -6699,12 +6768,12 @@
               </w:drawing>
             </w:r>
           </w:p>
-          <w:bookmarkEnd w:id="252"/>
+          <w:bookmarkEnd w:id="251"/>
         </w:tc>
       </w:tr>
     </w:tbl>
-    <w:bookmarkEnd w:id="253"/>
-    <w:bookmarkStart w:id="272" w:name="sec-exploitees"/>
+    <w:bookmarkEnd w:id="252"/>
+    <w:bookmarkStart w:id="271" w:name="sec-exploitees"/>
     <w:p>
       <w:pPr>
         <w:pStyle w:val="Titre2"/>
@@ -6763,7 +6832,7 @@
       <w:tr>
         <w:tc>
           <w:tcPr/>
-          <w:bookmarkStart w:id="254" w:name="tbl-exploitation-autres"/>
+          <w:bookmarkStart w:id="253" w:name="tbl-exploitation-autres"/>
           <w:p>
             <w:pPr>
               <w:jc w:val="center"/>
@@ -6777,7 +6846,7 @@
               <w:t xml:space="preserve">Table 4.3: Ménages exploitant des parcelles non possédées</w:t>
             </w:r>
           </w:p>
-          <w:bookmarkEnd w:id="254"/>
+          <w:bookmarkEnd w:id="253"/>
         </w:tc>
       </w:tr>
     </w:tbl>
@@ -6813,7 +6882,7 @@
       <w:tr>
         <w:tc>
           <w:tcPr/>
-          <w:bookmarkStart w:id="258" w:name="fig-type-exploitee"/>
+          <w:bookmarkStart w:id="257" w:name="fig-type-exploitee"/>
           <w:p>
             <w:pPr>
               <w:jc w:val="center"/>
@@ -6837,18 +6906,18 @@
                 <wp:inline>
                   <wp:extent cx="5969000" cy="9810162"/>
                   <wp:effectExtent b="0" l="0" r="0" t="0"/>
-                  <wp:docPr descr="" title="" id="256" name="Picture"/>
+                  <wp:docPr descr="" title="" id="255" name="Picture"/>
                   <a:graphic>
                     <a:graphicData uri="http://schemas.openxmlformats.org/drawingml/2006/picture">
                       <pic:pic>
                         <pic:nvPicPr>
-                          <pic:cNvPr descr="04_foncier_files/figure-docx/fig-type-exploitee-1.png" id="257" name="Picture"/>
+                          <pic:cNvPr descr="04_foncier_files/figure-docx/fig-type-exploitee-1.png" id="256" name="Picture"/>
                           <pic:cNvPicPr>
                             <a:picLocks noChangeArrowheads="1" noChangeAspect="1"/>
                           </pic:cNvPicPr>
                         </pic:nvPicPr>
                         <pic:blipFill>
-                          <a:blip r:embed="rId255"/>
+                          <a:blip r:embed="rId254"/>
                           <a:stretch>
                             <a:fillRect/>
                           </a:stretch>
@@ -6875,7 +6944,7 @@
               </w:drawing>
             </w:r>
           </w:p>
-          <w:bookmarkEnd w:id="258"/>
+          <w:bookmarkEnd w:id="257"/>
         </w:tc>
       </w:tr>
     </w:tbl>
@@ -6911,7 +6980,7 @@
       <w:tr>
         <w:tc>
           <w:tcPr/>
-          <w:bookmarkStart w:id="262" w:name="fig-fv-exploitee"/>
+          <w:bookmarkStart w:id="261" w:name="fig-fv-exploitee"/>
           <w:p>
             <w:pPr>
               <w:jc w:val="center"/>
@@ -6935,18 +7004,18 @@
                 <wp:inline>
                   <wp:extent cx="5969000" cy="9810162"/>
                   <wp:effectExtent b="0" l="0" r="0" t="0"/>
-                  <wp:docPr descr="" title="" id="260" name="Picture"/>
+                  <wp:docPr descr="" title="" id="259" name="Picture"/>
                   <a:graphic>
                     <a:graphicData uri="http://schemas.openxmlformats.org/drawingml/2006/picture">
                       <pic:pic>
                         <pic:nvPicPr>
-                          <pic:cNvPr descr="04_foncier_files/figure-docx/fig-fv-exploitee-1.png" id="261" name="Picture"/>
+                          <pic:cNvPr descr="04_foncier_files/figure-docx/fig-fv-exploitee-1.png" id="260" name="Picture"/>
                           <pic:cNvPicPr>
                             <a:picLocks noChangeArrowheads="1" noChangeAspect="1"/>
                           </pic:cNvPicPr>
                         </pic:nvPicPr>
                         <pic:blipFill>
-                          <a:blip r:embed="rId259"/>
+                          <a:blip r:embed="rId258"/>
                           <a:stretch>
                             <a:fillRect/>
                           </a:stretch>
@@ -6973,7 +7042,7 @@
               </w:drawing>
             </w:r>
           </w:p>
-          <w:bookmarkEnd w:id="262"/>
+          <w:bookmarkEnd w:id="261"/>
         </w:tc>
       </w:tr>
     </w:tbl>
@@ -7009,7 +7078,7 @@
       <w:tr>
         <w:tc>
           <w:tcPr/>
-          <w:bookmarkStart w:id="266" w:name="fig-proprietaire-exploitee"/>
+          <w:bookmarkStart w:id="265" w:name="fig-proprietaire-exploitee"/>
           <w:p>
             <w:pPr>
               <w:jc w:val="center"/>
@@ -7033,18 +7102,18 @@
                 <wp:inline>
                   <wp:extent cx="5969000" cy="9550400"/>
                   <wp:effectExtent b="0" l="0" r="0" t="0"/>
-                  <wp:docPr descr="" title="" id="264" name="Picture"/>
+                  <wp:docPr descr="" title="" id="263" name="Picture"/>
                   <a:graphic>
                     <a:graphicData uri="http://schemas.openxmlformats.org/drawingml/2006/picture">
                       <pic:pic>
                         <pic:nvPicPr>
-                          <pic:cNvPr descr="04_foncier_files/figure-docx/fig-proprietaire-exploitee-1.png" id="265" name="Picture"/>
+                          <pic:cNvPr descr="04_foncier_files/figure-docx/fig-proprietaire-exploitee-1.png" id="264" name="Picture"/>
                           <pic:cNvPicPr>
                             <a:picLocks noChangeArrowheads="1" noChangeAspect="1"/>
                           </pic:cNvPicPr>
                         </pic:nvPicPr>
                         <pic:blipFill>
-                          <a:blip r:embed="rId263"/>
+                          <a:blip r:embed="rId262"/>
                           <a:stretch>
                             <a:fillRect/>
                           </a:stretch>
@@ -7071,7 +7140,7 @@
               </w:drawing>
             </w:r>
           </w:p>
-          <w:bookmarkEnd w:id="266"/>
+          <w:bookmarkEnd w:id="265"/>
         </w:tc>
       </w:tr>
     </w:tbl>
@@ -7113,7 +7182,7 @@
       <w:tr>
         <w:tc>
           <w:tcPr/>
-          <w:bookmarkStart w:id="270" w:name="fig-irrigation-exploitee"/>
+          <w:bookmarkStart w:id="269" w:name="fig-irrigation-exploitee"/>
           <w:p>
             <w:pPr>
               <w:jc w:val="center"/>
@@ -7137,18 +7206,18 @@
                 <wp:inline>
                   <wp:extent cx="5969000" cy="8829145"/>
                   <wp:effectExtent b="0" l="0" r="0" t="0"/>
-                  <wp:docPr descr="" title="" id="268" name="Picture"/>
+                  <wp:docPr descr="" title="" id="267" name="Picture"/>
                   <a:graphic>
                     <a:graphicData uri="http://schemas.openxmlformats.org/drawingml/2006/picture">
                       <pic:pic>
                         <pic:nvPicPr>
-                          <pic:cNvPr descr="04_foncier_files/figure-docx/fig-irrigation-exploitee-1.png" id="269" name="Picture"/>
+                          <pic:cNvPr descr="04_foncier_files/figure-docx/fig-irrigation-exploitee-1.png" id="268" name="Picture"/>
                           <pic:cNvPicPr>
                             <a:picLocks noChangeArrowheads="1" noChangeAspect="1"/>
                           </pic:cNvPicPr>
                         </pic:nvPicPr>
                         <pic:blipFill>
-                          <a:blip r:embed="rId267"/>
+                          <a:blip r:embed="rId266"/>
                           <a:stretch>
                             <a:fillRect/>
                           </a:stretch>
@@ -7175,7 +7244,7 @@
               </w:drawing>
             </w:r>
           </w:p>
-          <w:bookmarkEnd w:id="270"/>
+          <w:bookmarkEnd w:id="269"/>
         </w:tc>
       </w:tr>
     </w:tbl>
@@ -7211,7 +7280,7 @@
       <w:tr>
         <w:tc>
           <w:tcPr/>
-          <w:bookmarkStart w:id="271" w:name="tbl-rente-exploitee"/>
+          <w:bookmarkStart w:id="270" w:name="tbl-rente-exploitee"/>
           <w:p>
             <w:pPr>
               <w:jc w:val="center"/>
@@ -7225,12 +7294,12 @@
               <w:t xml:space="preserve">Table 4.4: Rentes versées pour les parcelles exploitées</w:t>
             </w:r>
           </w:p>
-          <w:bookmarkEnd w:id="271"/>
+          <w:bookmarkEnd w:id="270"/>
         </w:tc>
       </w:tr>
     </w:tbl>
-    <w:bookmarkEnd w:id="272"/>
-    <w:bookmarkStart w:id="274" w:name="sec-abandon"/>
+    <w:bookmarkEnd w:id="271"/>
+    <w:bookmarkStart w:id="273" w:name="sec-abandon"/>
     <w:p>
       <w:pPr>
         <w:pStyle w:val="Titre2"/>
@@ -7289,7 +7358,7 @@
       <w:tr>
         <w:tc>
           <w:tcPr/>
-          <w:bookmarkStart w:id="273" w:name="tbl-abandon"/>
+          <w:bookmarkStart w:id="272" w:name="tbl-abandon"/>
           <w:p>
             <w:pPr>
               <w:jc w:val="center"/>
@@ -7303,12 +7372,12 @@
               <w:t xml:space="preserve">Table 4.5: Ménages ayant abandonné la culture de parcelles</w:t>
             </w:r>
           </w:p>
-          <w:bookmarkEnd w:id="273"/>
+          <w:bookmarkEnd w:id="272"/>
         </w:tc>
       </w:tr>
     </w:tbl>
-    <w:bookmarkEnd w:id="274"/>
-    <w:bookmarkStart w:id="279" w:name="sec-satisfaction"/>
+    <w:bookmarkEnd w:id="273"/>
+    <w:bookmarkStart w:id="278" w:name="sec-satisfaction"/>
     <w:p>
       <w:pPr>
         <w:pStyle w:val="Titre2"/>
@@ -7367,7 +7436,7 @@
       <w:tr>
         <w:tc>
           <w:tcPr/>
-          <w:bookmarkStart w:id="278" w:name="fig-satisfaction"/>
+          <w:bookmarkStart w:id="277" w:name="fig-satisfaction"/>
           <w:p>
             <w:pPr>
               <w:jc w:val="center"/>
@@ -7391,18 +7460,18 @@
                 <wp:inline>
                   <wp:extent cx="5969000" cy="3316111"/>
                   <wp:effectExtent b="0" l="0" r="0" t="0"/>
-                  <wp:docPr descr="" title="" id="276" name="Picture"/>
+                  <wp:docPr descr="" title="" id="275" name="Picture"/>
                   <a:graphic>
                     <a:graphicData uri="http://schemas.openxmlformats.org/drawingml/2006/picture">
                       <pic:pic>
                         <pic:nvPicPr>
-                          <pic:cNvPr descr="04_foncier_files/figure-docx/fig-satisfaction-1.png" id="277" name="Picture"/>
+                          <pic:cNvPr descr="04_foncier_files/figure-docx/fig-satisfaction-1.png" id="276" name="Picture"/>
                           <pic:cNvPicPr>
                             <a:picLocks noChangeArrowheads="1" noChangeAspect="1"/>
                           </pic:cNvPicPr>
                         </pic:nvPicPr>
                         <pic:blipFill>
-                          <a:blip r:embed="rId275"/>
+                          <a:blip r:embed="rId274"/>
                           <a:stretch>
                             <a:fillRect/>
                           </a:stretch>
@@ -7429,13 +7498,13 @@
               </w:drawing>
             </w:r>
           </w:p>
-          <w:bookmarkEnd w:id="278"/>
+          <w:bookmarkEnd w:id="277"/>
         </w:tc>
       </w:tr>
     </w:tbl>
+    <w:bookmarkEnd w:id="278"/>
     <w:bookmarkEnd w:id="279"/>
-    <w:bookmarkEnd w:id="280"/>
-    <w:bookmarkStart w:id="422" w:name="agriculture-élevage-et-pêche"/>
+    <w:bookmarkStart w:id="415" w:name="agriculture-élevage-et-pêche"/>
     <w:p>
       <w:pPr>
         <w:pStyle w:val="Titre1"/>
@@ -7449,7 +7518,7 @@
         <w:pStyle w:val="FirstParagraph"/>
       </w:pPr>
       <w:r>
-        <w:t xml:space="preserve">Ce chapitre analyse les activités agricoles, d’élevage, de chasse et de pêche des ménages des deux observatoires. Le chapitre sur les revenus présente déjà les contributions de ces activités au revenu total ; ici nous nous intéressons aux pratiques, aux facteurs de production et aux performances.</w:t>
+        <w:t xml:space="preserve">Ce chapitre analyse les activités agricoles, d’élevage, de chasse et de pêche des ménages. Le chapitre sur les revenus présente déjà les contributions de ces activités au revenu total ; ici nous nous intéressons aux pratiques, aux facteurs de production et aux performances.</w:t>
       </w:r>
     </w:p>
     <w:tbl>
@@ -7493,18 +7562,18 @@
                 <wp:inline>
                   <wp:extent cx="152400" cy="152400"/>
                   <wp:effectExtent b="0" l="0" r="0" t="0"/>
-                  <wp:docPr descr="" title="" id="281" name="Picture"/>
+                  <wp:docPr descr="" title="" id="280" name="Picture"/>
                   <a:graphic>
                     <a:graphicData uri="http://schemas.openxmlformats.org/drawingml/2006/picture">
                       <pic:pic>
                         <pic:nvPicPr>
-                          <pic:cNvPr descr="C:\Users\fbede\AppData\Local\Programs\Quarto\share\formats\docx\warning.png" id="282" name="Picture"/>
+                          <pic:cNvPr descr="C:\Users\fbede\AppData\Local\Programs\Quarto\share\formats\docx\warning.png" id="281" name="Picture"/>
                           <pic:cNvPicPr>
                             <a:picLocks noChangeArrowheads="1" noChangeAspect="1"/>
                           </pic:cNvPicPr>
                         </pic:nvPicPr>
                         <pic:blipFill>
-                          <a:blip r:embed="rId24"/>
+                          <a:blip r:embed="rId21"/>
                           <a:stretch>
                             <a:fillRect/>
                           </a:stretch>
@@ -7561,14 +7630,14 @@
               <w:spacing w:before="16" w:after="16"/>
             </w:pPr>
             <w:r>
-              <w:t xml:space="preserve">Les résultats présentés ci-dessous sont provisoires, et sont susceptibles de faire l’objet de corrections.</w:t>
+              <w:t xml:space="preserve">Les résultats présentés ci-dessous sont provisoires et pourront être ajustés ou enrichis par les informations supplémentaires recueillies lors des restitutions locales.</w:t>
             </w:r>
           </w:p>
           <w:p/>
         </w:tc>
       </w:tr>
     </w:tbl>
-    <w:bookmarkStart w:id="375" w:name="sec-agriculture"/>
+    <w:bookmarkStart w:id="374" w:name="sec-agriculture"/>
     <w:p>
       <w:pPr>
         <w:pStyle w:val="Titre2"/>
@@ -7577,7 +7646,7 @@
         <w:t xml:space="preserve">5.1 Agriculture</w:t>
       </w:r>
     </w:p>
-    <w:bookmarkStart w:id="344" w:name="sec-riziculture"/>
+    <w:bookmarkStart w:id="343" w:name="sec-riziculture"/>
     <w:p>
       <w:pPr>
         <w:pStyle w:val="Titre3"/>
@@ -7591,7 +7660,7 @@
         <w:pStyle w:val="FirstParagraph"/>
       </w:pPr>
       <w:r>
-        <w:t xml:space="preserve">La riziculture est l’activité agricole dominante dans les deux observatoires.</w:t>
+        <w:t xml:space="preserve">La riziculture est l’activité agricole dominante.</w:t>
       </w:r>
     </w:p>
     <w:p>
@@ -7615,7 +7684,7 @@
       <w:tr>
         <w:tc>
           <w:tcPr/>
-          <w:bookmarkStart w:id="283" w:name="tbl-pratique-riz"/>
+          <w:bookmarkStart w:id="282" w:name="tbl-pratique-riz"/>
           <w:p>
             <w:pPr>
               <w:jc w:val="center"/>
@@ -7629,11 +7698,11 @@
               <w:t xml:space="preserve">Table 5.1: Pratique de la riziculture par observatoire (% des ménages)</w:t>
             </w:r>
           </w:p>
-          <w:bookmarkEnd w:id="283"/>
+          <w:bookmarkEnd w:id="282"/>
         </w:tc>
       </w:tr>
     </w:tbl>
-    <w:bookmarkStart w:id="292" w:name="mode-de-faire-valoir-et-accès-à-leau"/>
+    <w:bookmarkStart w:id="291" w:name="mode-de-faire-valoir-et-accès-à-leau"/>
     <w:p>
       <w:pPr>
         <w:pStyle w:val="Titre4"/>
@@ -7671,7 +7740,7 @@
       <w:tr>
         <w:tc>
           <w:tcPr/>
-          <w:bookmarkStart w:id="287" w:name="fig-tenure-riz"/>
+          <w:bookmarkStart w:id="286" w:name="fig-tenure-riz"/>
           <w:p>
             <w:pPr>
               <w:jc w:val="center"/>
@@ -7695,18 +7764,18 @@
                 <wp:inline>
                   <wp:extent cx="5969000" cy="10611555"/>
                   <wp:effectExtent b="0" l="0" r="0" t="0"/>
-                  <wp:docPr descr="" title="" id="285" name="Picture"/>
+                  <wp:docPr descr="" title="" id="284" name="Picture"/>
                   <a:graphic>
                     <a:graphicData uri="http://schemas.openxmlformats.org/drawingml/2006/picture">
                       <pic:pic>
                         <pic:nvPicPr>
-                          <pic:cNvPr descr="05_agriculture_files/figure-docx/fig-tenure-riz-1.png" id="286" name="Picture"/>
+                          <pic:cNvPr descr="05_agriculture_files/figure-docx/fig-tenure-riz-1.png" id="285" name="Picture"/>
                           <pic:cNvPicPr>
                             <a:picLocks noChangeArrowheads="1" noChangeAspect="1"/>
                           </pic:cNvPicPr>
                         </pic:nvPicPr>
                         <pic:blipFill>
-                          <a:blip r:embed="rId284"/>
+                          <a:blip r:embed="rId283"/>
                           <a:stretch>
                             <a:fillRect/>
                           </a:stretch>
@@ -7733,7 +7802,7 @@
               </w:drawing>
             </w:r>
           </w:p>
-          <w:bookmarkEnd w:id="287"/>
+          <w:bookmarkEnd w:id="286"/>
         </w:tc>
       </w:tr>
     </w:tbl>
@@ -7758,7 +7827,7 @@
       <w:tr>
         <w:tc>
           <w:tcPr/>
-          <w:bookmarkStart w:id="291" w:name="fig-eau-riz"/>
+          <w:bookmarkStart w:id="290" w:name="fig-eau-riz"/>
           <w:p>
             <w:pPr>
               <w:jc w:val="center"/>
@@ -7782,18 +7851,18 @@
                 <wp:inline>
                   <wp:extent cx="5969000" cy="10611555"/>
                   <wp:effectExtent b="0" l="0" r="0" t="0"/>
-                  <wp:docPr descr="" title="" id="289" name="Picture"/>
+                  <wp:docPr descr="" title="" id="288" name="Picture"/>
                   <a:graphic>
                     <a:graphicData uri="http://schemas.openxmlformats.org/drawingml/2006/picture">
                       <pic:pic>
                         <pic:nvPicPr>
-                          <pic:cNvPr descr="05_agriculture_files/figure-docx/fig-eau-riz-1.png" id="290" name="Picture"/>
+                          <pic:cNvPr descr="05_agriculture_files/figure-docx/fig-eau-riz-1.png" id="289" name="Picture"/>
                           <pic:cNvPicPr>
                             <a:picLocks noChangeArrowheads="1" noChangeAspect="1"/>
                           </pic:cNvPicPr>
                         </pic:nvPicPr>
                         <pic:blipFill>
-                          <a:blip r:embed="rId288"/>
+                          <a:blip r:embed="rId287"/>
                           <a:stretch>
                             <a:fillRect/>
                           </a:stretch>
@@ -7820,12 +7889,12 @@
               </w:drawing>
             </w:r>
           </w:p>
-          <w:bookmarkEnd w:id="291"/>
+          <w:bookmarkEnd w:id="290"/>
         </w:tc>
       </w:tr>
     </w:tbl>
-    <w:bookmarkEnd w:id="292"/>
-    <w:bookmarkStart w:id="304" w:name="techniques-culturales-et-intrants"/>
+    <w:bookmarkEnd w:id="291"/>
+    <w:bookmarkStart w:id="303" w:name="techniques-culturales-et-intrants"/>
     <w:p>
       <w:pPr>
         <w:pStyle w:val="Titre4"/>
@@ -7863,7 +7932,7 @@
       <w:tr>
         <w:tc>
           <w:tcPr/>
-          <w:bookmarkStart w:id="296" w:name="fig-technique-riz"/>
+          <w:bookmarkStart w:id="295" w:name="fig-technique-riz"/>
           <w:p>
             <w:pPr>
               <w:jc w:val="center"/>
@@ -7887,18 +7956,18 @@
                 <wp:inline>
                   <wp:extent cx="5969000" cy="10611555"/>
                   <wp:effectExtent b="0" l="0" r="0" t="0"/>
-                  <wp:docPr descr="" title="" id="294" name="Picture"/>
+                  <wp:docPr descr="" title="" id="293" name="Picture"/>
                   <a:graphic>
                     <a:graphicData uri="http://schemas.openxmlformats.org/drawingml/2006/picture">
                       <pic:pic>
                         <pic:nvPicPr>
-                          <pic:cNvPr descr="05_agriculture_files/figure-docx/fig-technique-riz-1.png" id="295" name="Picture"/>
+                          <pic:cNvPr descr="05_agriculture_files/figure-docx/fig-technique-riz-1.png" id="294" name="Picture"/>
                           <pic:cNvPicPr>
                             <a:picLocks noChangeArrowheads="1" noChangeAspect="1"/>
                           </pic:cNvPicPr>
                         </pic:nvPicPr>
                         <pic:blipFill>
-                          <a:blip r:embed="rId293"/>
+                          <a:blip r:embed="rId292"/>
                           <a:stretch>
                             <a:fillRect/>
                           </a:stretch>
@@ -7925,7 +7994,7 @@
               </w:drawing>
             </w:r>
           </w:p>
-          <w:bookmarkEnd w:id="296"/>
+          <w:bookmarkEnd w:id="295"/>
         </w:tc>
       </w:tr>
     </w:tbl>
@@ -7942,7 +8011,7 @@
       <w:tr>
         <w:tc>
           <w:tcPr/>
-          <w:bookmarkStart w:id="300" w:name="fig-engrais-riz"/>
+          <w:bookmarkStart w:id="299" w:name="fig-engrais-riz"/>
           <w:p>
             <w:pPr>
               <w:jc w:val="center"/>
@@ -7966,18 +8035,18 @@
                 <wp:inline>
                   <wp:extent cx="5969000" cy="9550400"/>
                   <wp:effectExtent b="0" l="0" r="0" t="0"/>
-                  <wp:docPr descr="" title="" id="298" name="Picture"/>
+                  <wp:docPr descr="" title="" id="297" name="Picture"/>
                   <a:graphic>
                     <a:graphicData uri="http://schemas.openxmlformats.org/drawingml/2006/picture">
                       <pic:pic>
                         <pic:nvPicPr>
-                          <pic:cNvPr descr="05_agriculture_files/figure-docx/fig-engrais-riz-1.png" id="299" name="Picture"/>
+                          <pic:cNvPr descr="05_agriculture_files/figure-docx/fig-engrais-riz-1.png" id="298" name="Picture"/>
                           <pic:cNvPicPr>
                             <a:picLocks noChangeArrowheads="1" noChangeAspect="1"/>
                           </pic:cNvPicPr>
                         </pic:nvPicPr>
                         <pic:blipFill>
-                          <a:blip r:embed="rId297"/>
+                          <a:blip r:embed="rId296"/>
                           <a:stretch>
                             <a:fillRect/>
                           </a:stretch>
@@ -8004,7 +8073,7 @@
               </w:drawing>
             </w:r>
           </w:p>
-          <w:bookmarkEnd w:id="300"/>
+          <w:bookmarkEnd w:id="299"/>
         </w:tc>
       </w:tr>
     </w:tbl>
@@ -8017,18 +8086,18 @@
           <wp:inline>
             <wp:extent cx="4620126" cy="14784404"/>
             <wp:effectExtent b="0" l="0" r="0" t="0"/>
-            <wp:docPr descr="Mode de travail du sol sur les parcelles rizicoles" title="" id="302" name="Picture"/>
+            <wp:docPr descr="Mode de travail du sol sur les parcelles rizicoles" title="" id="301" name="Picture"/>
             <a:graphic>
               <a:graphicData uri="http://schemas.openxmlformats.org/drawingml/2006/picture">
                 <pic:pic>
                   <pic:nvPicPr>
-                    <pic:cNvPr descr="05_agriculture_files/figure-docx/fig_semences_labour-1.png" id="303" name="Picture"/>
+                    <pic:cNvPr descr="05_agriculture_files/figure-docx/fig_semences_labour-1.png" id="302" name="Picture"/>
                     <pic:cNvPicPr>
                       <a:picLocks noChangeArrowheads="1" noChangeAspect="1"/>
                     </pic:cNvPicPr>
                   </pic:nvPicPr>
                   <pic:blipFill>
-                    <a:blip r:embed="rId301"/>
+                    <a:blip r:embed="rId300"/>
                     <a:stretch>
                       <a:fillRect/>
                     </a:stretch>
@@ -8063,8 +8132,8 @@
         <w:t xml:space="preserve">Mode de travail du sol sur les parcelles rizicoles</w:t>
       </w:r>
     </w:p>
-    <w:bookmarkEnd w:id="304"/>
-    <w:bookmarkStart w:id="316" w:name="rendements-et-production"/>
+    <w:bookmarkEnd w:id="303"/>
+    <w:bookmarkStart w:id="315" w:name="rendements-et-production"/>
     <w:p>
       <w:pPr>
         <w:pStyle w:val="Titre4"/>
@@ -8098,18 +8167,18 @@
           <wp:inline>
             <wp:extent cx="4620126" cy="3696101"/>
             <wp:effectExtent b="0" l="0" r="0" t="0"/>
-            <wp:docPr descr="Perception des rendements rizicoles" title="" id="306" name="Picture"/>
+            <wp:docPr descr="Perception des rendements rizicoles" title="" id="305" name="Picture"/>
             <a:graphic>
               <a:graphicData uri="http://schemas.openxmlformats.org/drawingml/2006/picture">
                 <pic:pic>
                   <pic:nvPicPr>
-                    <pic:cNvPr descr="05_agriculture_files/figure-docx/fig_rendement_perception-1.png" id="307" name="Picture"/>
+                    <pic:cNvPr descr="05_agriculture_files/figure-docx/fig_rendement_perception-1.png" id="306" name="Picture"/>
                     <pic:cNvPicPr>
                       <a:picLocks noChangeArrowheads="1" noChangeAspect="1"/>
                     </pic:cNvPicPr>
                   </pic:nvPicPr>
                   <pic:blipFill>
-                    <a:blip r:embed="rId305"/>
+                    <a:blip r:embed="rId304"/>
                     <a:stretch>
                       <a:fillRect/>
                     </a:stretch>
@@ -8157,7 +8226,7 @@
       <w:tr>
         <w:tc>
           <w:tcPr/>
-          <w:bookmarkStart w:id="311" w:name="fig-rendement-riz-tha"/>
+          <w:bookmarkStart w:id="310" w:name="fig-rendement-riz-tha"/>
           <w:p>
             <w:pPr>
               <w:jc w:val="center"/>
@@ -8181,18 +8250,18 @@
                 <wp:inline>
                   <wp:extent cx="5969000" cy="3316111"/>
                   <wp:effectExtent b="0" l="0" r="0" t="0"/>
-                  <wp:docPr descr="" title="" id="309" name="Picture"/>
+                  <wp:docPr descr="" title="" id="308" name="Picture"/>
                   <a:graphic>
                     <a:graphicData uri="http://schemas.openxmlformats.org/drawingml/2006/picture">
                       <pic:pic>
                         <pic:nvPicPr>
-                          <pic:cNvPr descr="05_agriculture_files/figure-docx/fig-rendement-riz-tha-1.png" id="310" name="Picture"/>
+                          <pic:cNvPr descr="05_agriculture_files/figure-docx/fig-rendement-riz-tha-1.png" id="309" name="Picture"/>
                           <pic:cNvPicPr>
                             <a:picLocks noChangeArrowheads="1" noChangeAspect="1"/>
                           </pic:cNvPicPr>
                         </pic:nvPicPr>
                         <pic:blipFill>
-                          <a:blip r:embed="rId308"/>
+                          <a:blip r:embed="rId307"/>
                           <a:stretch>
                             <a:fillRect/>
                           </a:stretch>
@@ -8219,7 +8288,7 @@
               </w:drawing>
             </w:r>
           </w:p>
-          <w:bookmarkEnd w:id="311"/>
+          <w:bookmarkEnd w:id="310"/>
         </w:tc>
       </w:tr>
     </w:tbl>
@@ -8236,7 +8305,7 @@
       <w:tr>
         <w:tc>
           <w:tcPr/>
-          <w:bookmarkStart w:id="315" w:name="fig-production-riz"/>
+          <w:bookmarkStart w:id="314" w:name="fig-production-riz"/>
           <w:p>
             <w:pPr>
               <w:jc w:val="center"/>
@@ -8260,18 +8329,18 @@
                 <wp:inline>
                   <wp:extent cx="5969000" cy="3730624"/>
                   <wp:effectExtent b="0" l="0" r="0" t="0"/>
-                  <wp:docPr descr="" title="" id="313" name="Picture"/>
+                  <wp:docPr descr="" title="" id="312" name="Picture"/>
                   <a:graphic>
                     <a:graphicData uri="http://schemas.openxmlformats.org/drawingml/2006/picture">
                       <pic:pic>
                         <pic:nvPicPr>
-                          <pic:cNvPr descr="05_agriculture_files/figure-docx/fig-production-riz-1.png" id="314" name="Picture"/>
+                          <pic:cNvPr descr="05_agriculture_files/figure-docx/fig-production-riz-1.png" id="313" name="Picture"/>
                           <pic:cNvPicPr>
                             <a:picLocks noChangeArrowheads="1" noChangeAspect="1"/>
                           </pic:cNvPicPr>
                         </pic:nvPicPr>
                         <pic:blipFill>
-                          <a:blip r:embed="rId312"/>
+                          <a:blip r:embed="rId311"/>
                           <a:stretch>
                             <a:fillRect/>
                           </a:stretch>
@@ -8298,12 +8367,12 @@
               </w:drawing>
             </w:r>
           </w:p>
-          <w:bookmarkEnd w:id="315"/>
+          <w:bookmarkEnd w:id="314"/>
         </w:tc>
       </w:tr>
     </w:tbl>
-    <w:bookmarkEnd w:id="316"/>
-    <w:bookmarkStart w:id="329" w:name="topographie-et-saison-de-culture"/>
+    <w:bookmarkEnd w:id="315"/>
+    <w:bookmarkStart w:id="328" w:name="topographie-et-saison-de-culture"/>
     <w:p>
       <w:pPr>
         <w:pStyle w:val="Titre4"/>
@@ -8333,7 +8402,7 @@
       <w:tr>
         <w:tc>
           <w:tcPr/>
-          <w:bookmarkStart w:id="320" w:name="fig-topographie-riz"/>
+          <w:bookmarkStart w:id="319" w:name="fig-topographie-riz"/>
           <w:p>
             <w:pPr>
               <w:jc w:val="center"/>
@@ -8357,18 +8426,18 @@
                 <wp:inline>
                   <wp:extent cx="5969000" cy="9550400"/>
                   <wp:effectExtent b="0" l="0" r="0" t="0"/>
-                  <wp:docPr descr="" title="" id="318" name="Picture"/>
+                  <wp:docPr descr="" title="" id="317" name="Picture"/>
                   <a:graphic>
                     <a:graphicData uri="http://schemas.openxmlformats.org/drawingml/2006/picture">
                       <pic:pic>
                         <pic:nvPicPr>
-                          <pic:cNvPr descr="05_agriculture_files/figure-docx/fig-topographie-riz-1.png" id="319" name="Picture"/>
+                          <pic:cNvPr descr="05_agriculture_files/figure-docx/fig-topographie-riz-1.png" id="318" name="Picture"/>
                           <pic:cNvPicPr>
                             <a:picLocks noChangeArrowheads="1" noChangeAspect="1"/>
                           </pic:cNvPicPr>
                         </pic:nvPicPr>
                         <pic:blipFill>
-                          <a:blip r:embed="rId317"/>
+                          <a:blip r:embed="rId316"/>
                           <a:stretch>
                             <a:fillRect/>
                           </a:stretch>
@@ -8395,7 +8464,7 @@
               </w:drawing>
             </w:r>
           </w:p>
-          <w:bookmarkEnd w:id="320"/>
+          <w:bookmarkEnd w:id="319"/>
         </w:tc>
       </w:tr>
     </w:tbl>
@@ -8412,7 +8481,7 @@
       <w:tr>
         <w:tc>
           <w:tcPr/>
-          <w:bookmarkStart w:id="324" w:name="fig-saison-riz"/>
+          <w:bookmarkStart w:id="323" w:name="fig-saison-riz"/>
           <w:p>
             <w:pPr>
               <w:jc w:val="center"/>
@@ -8436,18 +8505,18 @@
                 <wp:inline>
                   <wp:extent cx="5969000" cy="2984500"/>
                   <wp:effectExtent b="0" l="0" r="0" t="0"/>
-                  <wp:docPr descr="" title="" id="322" name="Picture"/>
+                  <wp:docPr descr="" title="" id="321" name="Picture"/>
                   <a:graphic>
                     <a:graphicData uri="http://schemas.openxmlformats.org/drawingml/2006/picture">
                       <pic:pic>
                         <pic:nvPicPr>
-                          <pic:cNvPr descr="05_agriculture_files/figure-docx/fig-saison-riz-1.png" id="323" name="Picture"/>
+                          <pic:cNvPr descr="05_agriculture_files/figure-docx/fig-saison-riz-1.png" id="322" name="Picture"/>
                           <pic:cNvPicPr>
                             <a:picLocks noChangeArrowheads="1" noChangeAspect="1"/>
                           </pic:cNvPicPr>
                         </pic:nvPicPr>
                         <pic:blipFill>
-                          <a:blip r:embed="rId321"/>
+                          <a:blip r:embed="rId320"/>
                           <a:stretch>
                             <a:fillRect/>
                           </a:stretch>
@@ -8474,7 +8543,7 @@
               </w:drawing>
             </w:r>
           </w:p>
-          <w:bookmarkEnd w:id="324"/>
+          <w:bookmarkEnd w:id="323"/>
         </w:tc>
       </w:tr>
     </w:tbl>
@@ -8491,7 +8560,7 @@
       <w:tr>
         <w:tc>
           <w:tcPr/>
-          <w:bookmarkStart w:id="328" w:name="fig-origine-semence"/>
+          <w:bookmarkStart w:id="327" w:name="fig-origine-semence"/>
           <w:p>
             <w:pPr>
               <w:jc w:val="center"/>
@@ -8515,18 +8584,18 @@
                 <wp:inline>
                   <wp:extent cx="5969000" cy="9550400"/>
                   <wp:effectExtent b="0" l="0" r="0" t="0"/>
-                  <wp:docPr descr="" title="" id="326" name="Picture"/>
+                  <wp:docPr descr="" title="" id="325" name="Picture"/>
                   <a:graphic>
                     <a:graphicData uri="http://schemas.openxmlformats.org/drawingml/2006/picture">
                       <pic:pic>
                         <pic:nvPicPr>
-                          <pic:cNvPr descr="05_agriculture_files/figure-docx/fig-origine-semence-1.png" id="327" name="Picture"/>
+                          <pic:cNvPr descr="05_agriculture_files/figure-docx/fig-origine-semence-1.png" id="326" name="Picture"/>
                           <pic:cNvPicPr>
                             <a:picLocks noChangeArrowheads="1" noChangeAspect="1"/>
                           </pic:cNvPicPr>
                         </pic:nvPicPr>
                         <pic:blipFill>
-                          <a:blip r:embed="rId325"/>
+                          <a:blip r:embed="rId324"/>
                           <a:stretch>
                             <a:fillRect/>
                           </a:stretch>
@@ -8553,12 +8622,12 @@
               </w:drawing>
             </w:r>
           </w:p>
-          <w:bookmarkEnd w:id="328"/>
+          <w:bookmarkEnd w:id="327"/>
         </w:tc>
       </w:tr>
     </w:tbl>
-    <w:bookmarkEnd w:id="329"/>
-    <w:bookmarkStart w:id="339" w:name="ventes-de-riz"/>
+    <w:bookmarkEnd w:id="328"/>
+    <w:bookmarkStart w:id="338" w:name="ventes-de-riz"/>
     <w:p>
       <w:pPr>
         <w:pStyle w:val="Titre4"/>
@@ -8596,7 +8665,7 @@
       <w:tr>
         <w:tc>
           <w:tcPr/>
-          <w:bookmarkStart w:id="330" w:name="tbl-ventes-riz-taux"/>
+          <w:bookmarkStart w:id="329" w:name="tbl-ventes-riz-taux"/>
           <w:p>
             <w:pPr>
               <w:jc w:val="center"/>
@@ -8610,7 +8679,7 @@
               <w:t xml:space="preserve">Table 5.2: Taux de vente de riz par observatoire</w:t>
             </w:r>
           </w:p>
-          <w:bookmarkEnd w:id="330"/>
+          <w:bookmarkEnd w:id="329"/>
         </w:tc>
       </w:tr>
     </w:tbl>
@@ -8627,7 +8696,7 @@
       <w:tr>
         <w:tc>
           <w:tcPr/>
-          <w:bookmarkStart w:id="334" w:name="fig-ventes-riz-mois"/>
+          <w:bookmarkStart w:id="333" w:name="fig-ventes-riz-mois"/>
           <w:p>
             <w:pPr>
               <w:jc w:val="center"/>
@@ -8651,18 +8720,18 @@
                 <wp:inline>
                   <wp:extent cx="5969000" cy="3316111"/>
                   <wp:effectExtent b="0" l="0" r="0" t="0"/>
-                  <wp:docPr descr="" title="" id="332" name="Picture"/>
+                  <wp:docPr descr="" title="" id="331" name="Picture"/>
                   <a:graphic>
                     <a:graphicData uri="http://schemas.openxmlformats.org/drawingml/2006/picture">
                       <pic:pic>
                         <pic:nvPicPr>
-                          <pic:cNvPr descr="05_agriculture_files/figure-docx/fig-ventes-riz-mois-1.png" id="333" name="Picture"/>
+                          <pic:cNvPr descr="05_agriculture_files/figure-docx/fig-ventes-riz-mois-1.png" id="332" name="Picture"/>
                           <pic:cNvPicPr>
                             <a:picLocks noChangeArrowheads="1" noChangeAspect="1"/>
                           </pic:cNvPicPr>
                         </pic:nvPicPr>
                         <pic:blipFill>
-                          <a:blip r:embed="rId331"/>
+                          <a:blip r:embed="rId330"/>
                           <a:stretch>
                             <a:fillRect/>
                           </a:stretch>
@@ -8689,7 +8758,7 @@
               </w:drawing>
             </w:r>
           </w:p>
-          <w:bookmarkEnd w:id="334"/>
+          <w:bookmarkEnd w:id="333"/>
         </w:tc>
       </w:tr>
     </w:tbl>
@@ -8706,7 +8775,7 @@
       <w:tr>
         <w:tc>
           <w:tcPr/>
-          <w:bookmarkStart w:id="338" w:name="fig-prix-paddy"/>
+          <w:bookmarkStart w:id="337" w:name="fig-prix-paddy"/>
           <w:p>
             <w:pPr>
               <w:jc w:val="center"/>
@@ -8730,18 +8799,18 @@
                 <wp:inline>
                   <wp:extent cx="5969000" cy="3730624"/>
                   <wp:effectExtent b="0" l="0" r="0" t="0"/>
-                  <wp:docPr descr="" title="" id="336" name="Picture"/>
+                  <wp:docPr descr="" title="" id="335" name="Picture"/>
                   <a:graphic>
                     <a:graphicData uri="http://schemas.openxmlformats.org/drawingml/2006/picture">
                       <pic:pic>
                         <pic:nvPicPr>
-                          <pic:cNvPr descr="05_agriculture_files/figure-docx/fig-prix-paddy-1.png" id="337" name="Picture"/>
+                          <pic:cNvPr descr="05_agriculture_files/figure-docx/fig-prix-paddy-1.png" id="336" name="Picture"/>
                           <pic:cNvPicPr>
                             <a:picLocks noChangeArrowheads="1" noChangeAspect="1"/>
                           </pic:cNvPicPr>
                         </pic:nvPicPr>
                         <pic:blipFill>
-                          <a:blip r:embed="rId335"/>
+                          <a:blip r:embed="rId334"/>
                           <a:stretch>
                             <a:fillRect/>
                           </a:stretch>
@@ -8768,12 +8837,12 @@
               </w:drawing>
             </w:r>
           </w:p>
-          <w:bookmarkEnd w:id="338"/>
+          <w:bookmarkEnd w:id="337"/>
         </w:tc>
       </w:tr>
     </w:tbl>
-    <w:bookmarkEnd w:id="339"/>
-    <w:bookmarkStart w:id="343" w:name="bilan-rizicole-du-ménage"/>
+    <w:bookmarkEnd w:id="338"/>
+    <w:bookmarkStart w:id="342" w:name="bilan-rizicole-du-ménage"/>
     <w:p>
       <w:pPr>
         <w:pStyle w:val="Titre4"/>
@@ -8799,18 +8868,18 @@
           <wp:inline>
             <wp:extent cx="4620126" cy="3696101"/>
             <wp:effectExtent b="0" l="0" r="0" t="0"/>
-            <wp:docPr descr="Bilan rizicole moyen par ménage (kg de paddy)" title="" id="341" name="Picture"/>
+            <wp:docPr descr="Bilan rizicole moyen par ménage (kg de paddy)" title="" id="340" name="Picture"/>
             <a:graphic>
               <a:graphicData uri="http://schemas.openxmlformats.org/drawingml/2006/picture">
                 <pic:pic>
                   <pic:nvPicPr>
-                    <pic:cNvPr descr="05_agriculture_files/figure-docx/fig_bilan_riz-1.png" id="342" name="Picture"/>
+                    <pic:cNvPr descr="05_agriculture_files/figure-docx/fig_bilan_riz-1.png" id="341" name="Picture"/>
                     <pic:cNvPicPr>
                       <a:picLocks noChangeArrowheads="1" noChangeAspect="1"/>
                     </pic:cNvPicPr>
                   </pic:nvPicPr>
                   <pic:blipFill>
-                    <a:blip r:embed="rId340"/>
+                    <a:blip r:embed="rId339"/>
                     <a:stretch>
                       <a:fillRect/>
                     </a:stretch>
@@ -8845,9 +8914,9 @@
         <w:t xml:space="preserve">Bilan rizicole moyen par ménage (kg de paddy)</w:t>
       </w:r>
     </w:p>
+    <w:bookmarkEnd w:id="342"/>
     <w:bookmarkEnd w:id="343"/>
-    <w:bookmarkEnd w:id="344"/>
-    <w:bookmarkStart w:id="363" w:name="sec-autres-cultures"/>
+    <w:bookmarkStart w:id="362" w:name="sec-autres-cultures"/>
     <w:p>
       <w:pPr>
         <w:pStyle w:val="Titre3"/>
@@ -8885,7 +8954,7 @@
       <w:tr>
         <w:tc>
           <w:tcPr/>
-          <w:bookmarkStart w:id="345" w:name="tbl-pratique-autres"/>
+          <w:bookmarkStart w:id="344" w:name="tbl-pratique-autres"/>
           <w:p>
             <w:pPr>
               <w:jc w:val="center"/>
@@ -8899,11 +8968,11 @@
               <w:t xml:space="preserve">Table 5.3: Pratique des cultures non rizicoles</w:t>
             </w:r>
           </w:p>
-          <w:bookmarkEnd w:id="345"/>
+          <w:bookmarkEnd w:id="344"/>
         </w:tc>
       </w:tr>
     </w:tbl>
-    <w:bookmarkStart w:id="354" w:name="diversification-et-principales-cultures"/>
+    <w:bookmarkStart w:id="353" w:name="diversification-et-principales-cultures"/>
     <w:p>
       <w:pPr>
         <w:pStyle w:val="Titre4"/>
@@ -8941,7 +9010,7 @@
       <w:tr>
         <w:tc>
           <w:tcPr/>
-          <w:bookmarkStart w:id="349" w:name="fig-diversification"/>
+          <w:bookmarkStart w:id="348" w:name="fig-diversification"/>
           <w:p>
             <w:pPr>
               <w:jc w:val="center"/>
@@ -8965,18 +9034,18 @@
                 <wp:inline>
                   <wp:extent cx="5969000" cy="3730624"/>
                   <wp:effectExtent b="0" l="0" r="0" t="0"/>
-                  <wp:docPr descr="" title="" id="347" name="Picture"/>
+                  <wp:docPr descr="" title="" id="346" name="Picture"/>
                   <a:graphic>
                     <a:graphicData uri="http://schemas.openxmlformats.org/drawingml/2006/picture">
                       <pic:pic>
                         <pic:nvPicPr>
-                          <pic:cNvPr descr="05_agriculture_files/figure-docx/fig-diversification-1.png" id="348" name="Picture"/>
+                          <pic:cNvPr descr="05_agriculture_files/figure-docx/fig-diversification-1.png" id="347" name="Picture"/>
                           <pic:cNvPicPr>
                             <a:picLocks noChangeArrowheads="1" noChangeAspect="1"/>
                           </pic:cNvPicPr>
                         </pic:nvPicPr>
                         <pic:blipFill>
-                          <a:blip r:embed="rId346"/>
+                          <a:blip r:embed="rId345"/>
                           <a:stretch>
                             <a:fillRect/>
                           </a:stretch>
@@ -9003,7 +9072,7 @@
               </w:drawing>
             </w:r>
           </w:p>
-          <w:bookmarkEnd w:id="349"/>
+          <w:bookmarkEnd w:id="348"/>
         </w:tc>
       </w:tr>
     </w:tbl>
@@ -9020,7 +9089,7 @@
       <w:tr>
         <w:tc>
           <w:tcPr/>
-          <w:bookmarkStart w:id="353" w:name="fig-top-cultures"/>
+          <w:bookmarkStart w:id="352" w:name="fig-top-cultures"/>
           <w:p>
             <w:pPr>
               <w:jc w:val="center"/>
@@ -9044,18 +9113,18 @@
                 <wp:inline>
                   <wp:extent cx="5969000" cy="9550400"/>
                   <wp:effectExtent b="0" l="0" r="0" t="0"/>
-                  <wp:docPr descr="" title="" id="351" name="Picture"/>
+                  <wp:docPr descr="" title="" id="350" name="Picture"/>
                   <a:graphic>
                     <a:graphicData uri="http://schemas.openxmlformats.org/drawingml/2006/picture">
                       <pic:pic>
                         <pic:nvPicPr>
-                          <pic:cNvPr descr="05_agriculture_files/figure-docx/fig-top-cultures-1.png" id="352" name="Picture"/>
+                          <pic:cNvPr descr="05_agriculture_files/figure-docx/fig-top-cultures-1.png" id="351" name="Picture"/>
                           <pic:cNvPicPr>
                             <a:picLocks noChangeArrowheads="1" noChangeAspect="1"/>
                           </pic:cNvPicPr>
                         </pic:nvPicPr>
                         <pic:blipFill>
-                          <a:blip r:embed="rId350"/>
+                          <a:blip r:embed="rId349"/>
                           <a:stretch>
                             <a:fillRect/>
                           </a:stretch>
@@ -9082,12 +9151,12 @@
               </w:drawing>
             </w:r>
           </w:p>
-          <w:bookmarkEnd w:id="353"/>
+          <w:bookmarkEnd w:id="352"/>
         </w:tc>
       </w:tr>
     </w:tbl>
-    <w:bookmarkEnd w:id="354"/>
-    <w:bookmarkStart w:id="360" w:name="X39d1cfa685ef13e52c1c642965d3432706de56b"/>
+    <w:bookmarkEnd w:id="353"/>
+    <w:bookmarkStart w:id="359" w:name="X39d1cfa685ef13e52c1c642965d3432706de56b"/>
     <w:p>
       <w:pPr>
         <w:pStyle w:val="Titre4"/>
@@ -9101,7 +9170,7 @@
         <w:pStyle w:val="FirstParagraph"/>
       </w:pPr>
       <w:r>
-        <w:t xml:space="preserve">L’accès aux engrais (organiques et chimiques) est un facteur déterminant de la productivité des cultures non rizicoles. Les pratiques de fertilisation diffèrent sensiblement entre les deux observatoires en raison de l’accessibilité et du coût des intrants.</w:t>
+        <w:t xml:space="preserve">L’accès aux engrais (organiques et chimiques) est un facteur déterminant de la productivité des cultures non rizicoles.</w:t>
       </w:r>
     </w:p>
     <w:tbl>
@@ -9117,7 +9186,7 @@
       <w:tr>
         <w:tc>
           <w:tcPr/>
-          <w:bookmarkStart w:id="358" w:name="fig-engrais-autres"/>
+          <w:bookmarkStart w:id="357" w:name="fig-engrais-autres"/>
           <w:p>
             <w:pPr>
               <w:jc w:val="center"/>
@@ -9141,18 +9210,18 @@
                 <wp:inline>
                   <wp:extent cx="5969000" cy="9550400"/>
                   <wp:effectExtent b="0" l="0" r="0" t="0"/>
-                  <wp:docPr descr="" title="" id="356" name="Picture"/>
+                  <wp:docPr descr="" title="" id="355" name="Picture"/>
                   <a:graphic>
                     <a:graphicData uri="http://schemas.openxmlformats.org/drawingml/2006/picture">
                       <pic:pic>
                         <pic:nvPicPr>
-                          <pic:cNvPr descr="05_agriculture_files/figure-docx/fig-engrais-autres-1.png" id="357" name="Picture"/>
+                          <pic:cNvPr descr="05_agriculture_files/figure-docx/fig-engrais-autres-1.png" id="356" name="Picture"/>
                           <pic:cNvPicPr>
                             <a:picLocks noChangeArrowheads="1" noChangeAspect="1"/>
                           </pic:cNvPicPr>
                         </pic:nvPicPr>
                         <pic:blipFill>
-                          <a:blip r:embed="rId355"/>
+                          <a:blip r:embed="rId354"/>
                           <a:stretch>
                             <a:fillRect/>
                           </a:stretch>
@@ -9179,7 +9248,7 @@
               </w:drawing>
             </w:r>
           </w:p>
-          <w:bookmarkEnd w:id="358"/>
+          <w:bookmarkEnd w:id="357"/>
         </w:tc>
       </w:tr>
     </w:tbl>
@@ -9196,7 +9265,7 @@
       <w:tr>
         <w:tc>
           <w:tcPr/>
-          <w:bookmarkStart w:id="359" w:name="tbl-production-autres"/>
+          <w:bookmarkStart w:id="358" w:name="tbl-production-autres"/>
           <w:p>
             <w:pPr>
               <w:jc w:val="center"/>
@@ -9210,12 +9279,12 @@
               <w:t xml:space="preserve">Table 5.4: Production et ventes des principales cultures non rizicoles</w:t>
             </w:r>
           </w:p>
-          <w:bookmarkEnd w:id="359"/>
+          <w:bookmarkEnd w:id="358"/>
         </w:tc>
       </w:tr>
     </w:tbl>
-    <w:bookmarkEnd w:id="360"/>
-    <w:bookmarkStart w:id="362" w:name="perception-des-rendements"/>
+    <w:bookmarkEnd w:id="359"/>
+    <w:bookmarkStart w:id="361" w:name="perception-des-rendements"/>
     <w:p>
       <w:pPr>
         <w:pStyle w:val="Titre4"/>
@@ -9245,7 +9314,7 @@
       <w:tr>
         <w:tc>
           <w:tcPr/>
-          <w:bookmarkStart w:id="361" w:name="tbl-rendement-autres"/>
+          <w:bookmarkStart w:id="360" w:name="tbl-rendement-autres"/>
           <w:p>
             <w:pPr>
               <w:jc w:val="center"/>
@@ -9259,13 +9328,13 @@
               <w:t xml:space="preserve">Table 5.5: Perception des rendements des cultures non rizicoles</w:t>
             </w:r>
           </w:p>
-          <w:bookmarkEnd w:id="361"/>
+          <w:bookmarkEnd w:id="360"/>
         </w:tc>
       </w:tr>
     </w:tbl>
+    <w:bookmarkEnd w:id="361"/>
     <w:bookmarkEnd w:id="362"/>
-    <w:bookmarkEnd w:id="363"/>
-    <w:bookmarkStart w:id="369" w:name="sec-jardins"/>
+    <w:bookmarkStart w:id="368" w:name="sec-jardins"/>
     <w:p>
       <w:pPr>
         <w:pStyle w:val="Titre3"/>
@@ -9295,7 +9364,7 @@
       <w:tr>
         <w:tc>
           <w:tcPr/>
-          <w:bookmarkStart w:id="364" w:name="tbl-jardin-pratique"/>
+          <w:bookmarkStart w:id="363" w:name="tbl-jardin-pratique"/>
           <w:p>
             <w:pPr>
               <w:jc w:val="center"/>
@@ -9309,7 +9378,7 @@
               <w:t xml:space="preserve">Table 5.6: Pratique du jardin potager et de la cueillette</w:t>
             </w:r>
           </w:p>
-          <w:bookmarkEnd w:id="364"/>
+          <w:bookmarkEnd w:id="363"/>
         </w:tc>
       </w:tr>
     </w:tbl>
@@ -9326,7 +9395,7 @@
       <w:tr>
         <w:tc>
           <w:tcPr/>
-          <w:bookmarkStart w:id="368" w:name="fig-top-jardin"/>
+          <w:bookmarkStart w:id="367" w:name="fig-top-jardin"/>
           <w:p>
             <w:pPr>
               <w:jc w:val="center"/>
@@ -9350,18 +9419,18 @@
                 <wp:inline>
                   <wp:extent cx="5969000" cy="9550400"/>
                   <wp:effectExtent b="0" l="0" r="0" t="0"/>
-                  <wp:docPr descr="" title="" id="366" name="Picture"/>
+                  <wp:docPr descr="" title="" id="365" name="Picture"/>
                   <a:graphic>
                     <a:graphicData uri="http://schemas.openxmlformats.org/drawingml/2006/picture">
                       <pic:pic>
                         <pic:nvPicPr>
-                          <pic:cNvPr descr="05_agriculture_files/figure-docx/fig-top-jardin-1.png" id="367" name="Picture"/>
+                          <pic:cNvPr descr="05_agriculture_files/figure-docx/fig-top-jardin-1.png" id="366" name="Picture"/>
                           <pic:cNvPicPr>
                             <a:picLocks noChangeArrowheads="1" noChangeAspect="1"/>
                           </pic:cNvPicPr>
                         </pic:nvPicPr>
                         <pic:blipFill>
-                          <a:blip r:embed="rId365"/>
+                          <a:blip r:embed="rId364"/>
                           <a:stretch>
                             <a:fillRect/>
                           </a:stretch>
@@ -9388,12 +9457,12 @@
               </w:drawing>
             </w:r>
           </w:p>
-          <w:bookmarkEnd w:id="368"/>
+          <w:bookmarkEnd w:id="367"/>
         </w:tc>
       </w:tr>
     </w:tbl>
-    <w:bookmarkEnd w:id="369"/>
-    <w:bookmarkStart w:id="374" w:name="sec-foret"/>
+    <w:bookmarkEnd w:id="368"/>
+    <w:bookmarkStart w:id="373" w:name="sec-foret"/>
     <w:p>
       <w:pPr>
         <w:pStyle w:val="Titre3"/>
@@ -9423,7 +9492,7 @@
       <w:tr>
         <w:tc>
           <w:tcPr/>
-          <w:bookmarkStart w:id="373" w:name="fig-produits-foret"/>
+          <w:bookmarkStart w:id="372" w:name="fig-produits-foret"/>
           <w:p>
             <w:pPr>
               <w:jc w:val="center"/>
@@ -9447,18 +9516,18 @@
                 <wp:inline>
                   <wp:extent cx="5969000" cy="8290277"/>
                   <wp:effectExtent b="0" l="0" r="0" t="0"/>
-                  <wp:docPr descr="" title="" id="371" name="Picture"/>
+                  <wp:docPr descr="" title="" id="370" name="Picture"/>
                   <a:graphic>
                     <a:graphicData uri="http://schemas.openxmlformats.org/drawingml/2006/picture">
                       <pic:pic>
                         <pic:nvPicPr>
-                          <pic:cNvPr descr="05_agriculture_files/figure-docx/fig-produits-foret-1.png" id="372" name="Picture"/>
+                          <pic:cNvPr descr="05_agriculture_files/figure-docx/fig-produits-foret-1.png" id="371" name="Picture"/>
                           <pic:cNvPicPr>
                             <a:picLocks noChangeArrowheads="1" noChangeAspect="1"/>
                           </pic:cNvPicPr>
                         </pic:nvPicPr>
                         <pic:blipFill>
-                          <a:blip r:embed="rId370"/>
+                          <a:blip r:embed="rId369"/>
                           <a:stretch>
                             <a:fillRect/>
                           </a:stretch>
@@ -9485,13 +9554,13 @@
               </w:drawing>
             </w:r>
           </w:p>
-          <w:bookmarkEnd w:id="373"/>
+          <w:bookmarkEnd w:id="372"/>
         </w:tc>
       </w:tr>
     </w:tbl>
+    <w:bookmarkEnd w:id="373"/>
     <w:bookmarkEnd w:id="374"/>
-    <w:bookmarkEnd w:id="375"/>
-    <w:bookmarkStart w:id="398" w:name="sec-elevage"/>
+    <w:bookmarkStart w:id="397" w:name="sec-elevage"/>
     <w:p>
       <w:pPr>
         <w:pStyle w:val="Titre2"/>
@@ -9500,7 +9569,7 @@
         <w:t xml:space="preserve">5.2 Élevage</w:t>
       </w:r>
     </w:p>
-    <w:bookmarkStart w:id="377" w:name="pratique-de-lélevage"/>
+    <w:bookmarkStart w:id="376" w:name="pratique-de-lélevage"/>
     <w:p>
       <w:pPr>
         <w:pStyle w:val="Titre3"/>
@@ -9538,7 +9607,7 @@
       <w:tr>
         <w:tc>
           <w:tcPr/>
-          <w:bookmarkStart w:id="376" w:name="tbl-elevage-pratique"/>
+          <w:bookmarkStart w:id="375" w:name="tbl-elevage-pratique"/>
           <w:p>
             <w:pPr>
               <w:jc w:val="center"/>
@@ -9552,12 +9621,12 @@
               <w:t xml:space="preserve">Table 5.7: Taux de pratique de l’élevage</w:t>
             </w:r>
           </w:p>
-          <w:bookmarkEnd w:id="376"/>
+          <w:bookmarkEnd w:id="375"/>
         </w:tc>
       </w:tr>
     </w:tbl>
-    <w:bookmarkEnd w:id="377"/>
-    <w:bookmarkStart w:id="382" w:name="espèces-élevées"/>
+    <w:bookmarkEnd w:id="376"/>
+    <w:bookmarkStart w:id="381" w:name="espèces-élevées"/>
     <w:p>
       <w:pPr>
         <w:pStyle w:val="Titre3"/>
@@ -9595,7 +9664,7 @@
       <w:tr>
         <w:tc>
           <w:tcPr/>
-          <w:bookmarkStart w:id="381" w:name="fig-especes-elevage"/>
+          <w:bookmarkStart w:id="380" w:name="fig-especes-elevage"/>
           <w:p>
             <w:pPr>
               <w:jc w:val="center"/>
@@ -9619,18 +9688,18 @@
                 <wp:inline>
                   <wp:extent cx="5969000" cy="9550400"/>
                   <wp:effectExtent b="0" l="0" r="0" t="0"/>
-                  <wp:docPr descr="" title="" id="379" name="Picture"/>
+                  <wp:docPr descr="" title="" id="378" name="Picture"/>
                   <a:graphic>
                     <a:graphicData uri="http://schemas.openxmlformats.org/drawingml/2006/picture">
                       <pic:pic>
                         <pic:nvPicPr>
-                          <pic:cNvPr descr="05_agriculture_files/figure-docx/fig-especes-elevage-1.png" id="380" name="Picture"/>
+                          <pic:cNvPr descr="05_agriculture_files/figure-docx/fig-especes-elevage-1.png" id="379" name="Picture"/>
                           <pic:cNvPicPr>
                             <a:picLocks noChangeArrowheads="1" noChangeAspect="1"/>
                           </pic:cNvPicPr>
                         </pic:nvPicPr>
                         <pic:blipFill>
-                          <a:blip r:embed="rId378"/>
+                          <a:blip r:embed="rId377"/>
                           <a:stretch>
                             <a:fillRect/>
                           </a:stretch>
@@ -9657,12 +9726,12 @@
               </w:drawing>
             </w:r>
           </w:p>
-          <w:bookmarkEnd w:id="381"/>
+          <w:bookmarkEnd w:id="380"/>
         </w:tc>
       </w:tr>
     </w:tbl>
-    <w:bookmarkEnd w:id="382"/>
-    <w:bookmarkStart w:id="387" w:name="objectifs-de-lélevage"/>
+    <w:bookmarkEnd w:id="381"/>
+    <w:bookmarkStart w:id="386" w:name="objectifs-de-lélevage"/>
     <w:p>
       <w:pPr>
         <w:pStyle w:val="Titre3"/>
@@ -9692,7 +9761,7 @@
       <w:tr>
         <w:tc>
           <w:tcPr/>
-          <w:bookmarkStart w:id="386" w:name="fig-objectifs-elevage"/>
+          <w:bookmarkStart w:id="385" w:name="fig-objectifs-elevage"/>
           <w:p>
             <w:pPr>
               <w:jc w:val="center"/>
@@ -9716,18 +9785,18 @@
                 <wp:inline>
                   <wp:extent cx="5969000" cy="3581400"/>
                   <wp:effectExtent b="0" l="0" r="0" t="0"/>
-                  <wp:docPr descr="" title="" id="384" name="Picture"/>
+                  <wp:docPr descr="" title="" id="383" name="Picture"/>
                   <a:graphic>
                     <a:graphicData uri="http://schemas.openxmlformats.org/drawingml/2006/picture">
                       <pic:pic>
                         <pic:nvPicPr>
-                          <pic:cNvPr descr="05_agriculture_files/figure-docx/fig-objectifs-elevage-1.png" id="385" name="Picture"/>
+                          <pic:cNvPr descr="05_agriculture_files/figure-docx/fig-objectifs-elevage-1.png" id="384" name="Picture"/>
                           <pic:cNvPicPr>
                             <a:picLocks noChangeArrowheads="1" noChangeAspect="1"/>
                           </pic:cNvPicPr>
                         </pic:nvPicPr>
                         <pic:blipFill>
-                          <a:blip r:embed="rId383"/>
+                          <a:blip r:embed="rId382"/>
                           <a:stretch>
                             <a:fillRect/>
                           </a:stretch>
@@ -9754,12 +9823,12 @@
               </w:drawing>
             </w:r>
           </w:p>
-          <w:bookmarkEnd w:id="386"/>
+          <w:bookmarkEnd w:id="385"/>
         </w:tc>
       </w:tr>
     </w:tbl>
-    <w:bookmarkEnd w:id="387"/>
-    <w:bookmarkStart w:id="393" w:name="ventes-et-pertes-danimaux"/>
+    <w:bookmarkEnd w:id="386"/>
+    <w:bookmarkStart w:id="392" w:name="ventes-et-pertes-danimaux"/>
     <w:p>
       <w:pPr>
         <w:pStyle w:val="Titre3"/>
@@ -9789,7 +9858,7 @@
       <w:tr>
         <w:tc>
           <w:tcPr/>
-          <w:bookmarkStart w:id="388" w:name="tbl-ventes-elevage"/>
+          <w:bookmarkStart w:id="387" w:name="tbl-ventes-elevage"/>
           <w:p>
             <w:pPr>
               <w:jc w:val="center"/>
@@ -9803,7 +9872,7 @@
               <w:t xml:space="preserve">Table 5.8: Ventes d’animaux par observatoire</w:t>
             </w:r>
           </w:p>
-          <w:bookmarkEnd w:id="388"/>
+          <w:bookmarkEnd w:id="387"/>
         </w:tc>
       </w:tr>
     </w:tbl>
@@ -9820,7 +9889,7 @@
       <w:tr>
         <w:tc>
           <w:tcPr/>
-          <w:bookmarkStart w:id="392" w:name="fig-pertes-elevage"/>
+          <w:bookmarkStart w:id="391" w:name="fig-pertes-elevage"/>
           <w:p>
             <w:pPr>
               <w:jc w:val="center"/>
@@ -9844,18 +9913,18 @@
                 <wp:inline>
                   <wp:extent cx="5969000" cy="10611555"/>
                   <wp:effectExtent b="0" l="0" r="0" t="0"/>
-                  <wp:docPr descr="" title="" id="390" name="Picture"/>
+                  <wp:docPr descr="" title="" id="389" name="Picture"/>
                   <a:graphic>
                     <a:graphicData uri="http://schemas.openxmlformats.org/drawingml/2006/picture">
                       <pic:pic>
                         <pic:nvPicPr>
-                          <pic:cNvPr descr="05_agriculture_files/figure-docx/fig-pertes-elevage-1.png" id="391" name="Picture"/>
+                          <pic:cNvPr descr="05_agriculture_files/figure-docx/fig-pertes-elevage-1.png" id="390" name="Picture"/>
                           <pic:cNvPicPr>
                             <a:picLocks noChangeArrowheads="1" noChangeAspect="1"/>
                           </pic:cNvPicPr>
                         </pic:nvPicPr>
                         <pic:blipFill>
-                          <a:blip r:embed="rId389"/>
+                          <a:blip r:embed="rId388"/>
                           <a:stretch>
                             <a:fillRect/>
                           </a:stretch>
@@ -9882,12 +9951,12 @@
               </w:drawing>
             </w:r>
           </w:p>
-          <w:bookmarkEnd w:id="392"/>
+          <w:bookmarkEnd w:id="391"/>
         </w:tc>
       </w:tr>
     </w:tbl>
-    <w:bookmarkEnd w:id="393"/>
-    <w:bookmarkStart w:id="397" w:name="produits-de-lélevage"/>
+    <w:bookmarkEnd w:id="392"/>
+    <w:bookmarkStart w:id="396" w:name="produits-de-lélevage"/>
     <w:p>
       <w:pPr>
         <w:pStyle w:val="Titre3"/>
@@ -9913,18 +9982,18 @@
           <wp:inline>
             <wp:extent cx="4620126" cy="5544151"/>
             <wp:effectExtent b="0" l="0" r="0" t="0"/>
-            <wp:docPr descr="Produits de l’élevage déclarés par les ménages" title="" id="395" name="Picture"/>
+            <wp:docPr descr="Produits de l’élevage déclarés par les ménages" title="" id="394" name="Picture"/>
             <a:graphic>
               <a:graphicData uri="http://schemas.openxmlformats.org/drawingml/2006/picture">
                 <pic:pic>
                   <pic:nvPicPr>
-                    <pic:cNvPr descr="05_agriculture_files/figure-docx/fig_produits_elevage-1.png" id="396" name="Picture"/>
+                    <pic:cNvPr descr="05_agriculture_files/figure-docx/fig_produits_elevage-1.png" id="395" name="Picture"/>
                     <pic:cNvPicPr>
                       <a:picLocks noChangeArrowheads="1" noChangeAspect="1"/>
                     </pic:cNvPicPr>
                   </pic:nvPicPr>
                   <pic:blipFill>
-                    <a:blip r:embed="rId394"/>
+                    <a:blip r:embed="rId393"/>
                     <a:stretch>
                       <a:fillRect/>
                     </a:stretch>
@@ -9959,9 +10028,9 @@
         <w:t xml:space="preserve">Produits de l’élevage déclarés par les ménages</w:t>
       </w:r>
     </w:p>
+    <w:bookmarkEnd w:id="396"/>
     <w:bookmarkEnd w:id="397"/>
-    <w:bookmarkEnd w:id="398"/>
-    <w:bookmarkStart w:id="408" w:name="sec-chasse-peche"/>
+    <w:bookmarkStart w:id="407" w:name="sec-chasse-peche"/>
     <w:p>
       <w:pPr>
         <w:pStyle w:val="Titre2"/>
@@ -9999,7 +10068,7 @@
       <w:tr>
         <w:tc>
           <w:tcPr/>
-          <w:bookmarkStart w:id="399" w:name="tbl-chasse-peche-pratique"/>
+          <w:bookmarkStart w:id="398" w:name="tbl-chasse-peche-pratique"/>
           <w:p>
             <w:pPr>
               <w:jc w:val="center"/>
@@ -10013,7 +10082,7 @@
               <w:t xml:space="preserve">Table 5.9: Taux de pratique de la chasse et de la pêche</w:t>
             </w:r>
           </w:p>
-          <w:bookmarkEnd w:id="399"/>
+          <w:bookmarkEnd w:id="398"/>
         </w:tc>
       </w:tr>
     </w:tbl>
@@ -10030,7 +10099,7 @@
       <w:tr>
         <w:tc>
           <w:tcPr/>
-          <w:bookmarkStart w:id="403" w:name="fig-chasse-especes"/>
+          <w:bookmarkStart w:id="402" w:name="fig-chasse-especes"/>
           <w:p>
             <w:pPr>
               <w:jc w:val="center"/>
@@ -10054,18 +10123,18 @@
                 <wp:inline>
                   <wp:extent cx="5969000" cy="9550400"/>
                   <wp:effectExtent b="0" l="0" r="0" t="0"/>
-                  <wp:docPr descr="" title="" id="401" name="Picture"/>
+                  <wp:docPr descr="" title="" id="400" name="Picture"/>
                   <a:graphic>
                     <a:graphicData uri="http://schemas.openxmlformats.org/drawingml/2006/picture">
                       <pic:pic>
                         <pic:nvPicPr>
-                          <pic:cNvPr descr="05_agriculture_files/figure-docx/fig-chasse-especes-1.png" id="402" name="Picture"/>
+                          <pic:cNvPr descr="05_agriculture_files/figure-docx/fig-chasse-especes-1.png" id="401" name="Picture"/>
                           <pic:cNvPicPr>
                             <a:picLocks noChangeArrowheads="1" noChangeAspect="1"/>
                           </pic:cNvPicPr>
                         </pic:nvPicPr>
                         <pic:blipFill>
-                          <a:blip r:embed="rId400"/>
+                          <a:blip r:embed="rId399"/>
                           <a:stretch>
                             <a:fillRect/>
                           </a:stretch>
@@ -10092,7 +10161,7 @@
               </w:drawing>
             </w:r>
           </w:p>
-          <w:bookmarkEnd w:id="403"/>
+          <w:bookmarkEnd w:id="402"/>
         </w:tc>
       </w:tr>
     </w:tbl>
@@ -10109,7 +10178,7 @@
       <w:tr>
         <w:tc>
           <w:tcPr/>
-          <w:bookmarkStart w:id="407" w:name="fig-chasse-raison"/>
+          <w:bookmarkStart w:id="406" w:name="fig-chasse-raison"/>
           <w:p>
             <w:pPr>
               <w:jc w:val="center"/>
@@ -10133,18 +10202,18 @@
                 <wp:inline>
                   <wp:extent cx="5969000" cy="9326562"/>
                   <wp:effectExtent b="0" l="0" r="0" t="0"/>
-                  <wp:docPr descr="" title="" id="405" name="Picture"/>
+                  <wp:docPr descr="" title="" id="404" name="Picture"/>
                   <a:graphic>
                     <a:graphicData uri="http://schemas.openxmlformats.org/drawingml/2006/picture">
                       <pic:pic>
                         <pic:nvPicPr>
-                          <pic:cNvPr descr="05_agriculture_files/figure-docx/fig-chasse-raison-1.png" id="406" name="Picture"/>
+                          <pic:cNvPr descr="05_agriculture_files/figure-docx/fig-chasse-raison-1.png" id="405" name="Picture"/>
                           <pic:cNvPicPr>
                             <a:picLocks noChangeArrowheads="1" noChangeAspect="1"/>
                           </pic:cNvPicPr>
                         </pic:nvPicPr>
                         <pic:blipFill>
-                          <a:blip r:embed="rId404"/>
+                          <a:blip r:embed="rId403"/>
                           <a:stretch>
                             <a:fillRect/>
                           </a:stretch>
@@ -10171,12 +10240,12 @@
               </w:drawing>
             </w:r>
           </w:p>
-          <w:bookmarkEnd w:id="407"/>
+          <w:bookmarkEnd w:id="406"/>
         </w:tc>
       </w:tr>
     </w:tbl>
-    <w:bookmarkEnd w:id="408"/>
-    <w:bookmarkStart w:id="421" w:name="sec-main-oeuvre"/>
+    <w:bookmarkEnd w:id="407"/>
+    <w:bookmarkStart w:id="414" w:name="sec-main-oeuvre"/>
     <w:p>
       <w:pPr>
         <w:pStyle w:val="Titre2"/>
@@ -10185,7 +10254,7 @@
         <w:t xml:space="preserve">5.4 Main d’oeuvre agricole</w:t>
       </w:r>
     </w:p>
-    <w:bookmarkStart w:id="410" w:name="emploi-de-main-doeuvre"/>
+    <w:bookmarkStart w:id="409" w:name="emploi-de-main-doeuvre"/>
     <w:p>
       <w:pPr>
         <w:pStyle w:val="Titre3"/>
@@ -10223,7 +10292,7 @@
       <w:tr>
         <w:tc>
           <w:tcPr/>
-          <w:bookmarkStart w:id="409" w:name="tbl-main-oeuvre-pratique"/>
+          <w:bookmarkStart w:id="408" w:name="tbl-main-oeuvre-pratique"/>
           <w:p>
             <w:pPr>
               <w:jc w:val="center"/>
@@ -10237,12 +10306,12 @@
               <w:t xml:space="preserve">Table 5.10: Recours à la main d’oeuvre agricole</w:t>
             </w:r>
           </w:p>
-          <w:bookmarkEnd w:id="409"/>
+          <w:bookmarkEnd w:id="408"/>
         </w:tc>
       </w:tr>
     </w:tbl>
-    <w:bookmarkEnd w:id="410"/>
-    <w:bookmarkStart w:id="412" w:name="Xebc72c385258cc8096a393c9cba435b9f045e2a"/>
+    <w:bookmarkEnd w:id="409"/>
+    <w:bookmarkStart w:id="411" w:name="Xebc72c385258cc8096a393c9cba435b9f045e2a"/>
     <w:p>
       <w:pPr>
         <w:pStyle w:val="Titre3"/>
@@ -10272,7 +10341,7 @@
       <w:tr>
         <w:tc>
           <w:tcPr/>
-          <w:bookmarkStart w:id="411" w:name="tbl-operations-mo"/>
+          <w:bookmarkStart w:id="410" w:name="tbl-operations-mo"/>
           <w:p>
             <w:pPr>
               <w:jc w:val="center"/>
@@ -10286,12 +10355,12 @@
               <w:t xml:space="preserve">Table 5.11: Main d’œuvre salariée et entraide par opération agricole</w:t>
             </w:r>
           </w:p>
-          <w:bookmarkEnd w:id="411"/>
+          <w:bookmarkEnd w:id="410"/>
         </w:tc>
       </w:tr>
     </w:tbl>
-    <w:bookmarkEnd w:id="412"/>
-    <w:bookmarkStart w:id="414" w:name="main-doeuvre-permanente"/>
+    <w:bookmarkEnd w:id="411"/>
+    <w:bookmarkStart w:id="413" w:name="main-doeuvre-permanente"/>
     <w:p>
       <w:pPr>
         <w:pStyle w:val="Titre3"/>
@@ -10321,7 +10390,7 @@
       <w:tr>
         <w:tc>
           <w:tcPr/>
-          <w:bookmarkStart w:id="413" w:name="tbl-main-oeuvre-perm"/>
+          <w:bookmarkStart w:id="412" w:name="tbl-main-oeuvre-perm"/>
           <w:p>
             <w:pPr>
               <w:jc w:val="center"/>
@@ -10335,142 +10404,14 @@
               <w:t xml:space="preserve">Table 5.12: Caractéristiques de la main d’oeuvre permanente</w:t>
             </w:r>
           </w:p>
-          <w:bookmarkEnd w:id="413"/>
+          <w:bookmarkEnd w:id="412"/>
         </w:tc>
       </w:tr>
     </w:tbl>
+    <w:bookmarkEnd w:id="413"/>
     <w:bookmarkEnd w:id="414"/>
-    <w:bookmarkStart w:id="420" w:name="Xb70e75093827b2d42e129c8e92fb16121bf4c51"/>
-    <w:p>
-      <w:pPr>
-        <w:pStyle w:val="Titre3"/>
-      </w:pPr>
-      <w:r>
-        <w:t xml:space="preserve">5.4.4 Cultures non rizicoles par quintile de revenu</w:t>
-      </w:r>
-    </w:p>
-    <w:p>
-      <w:pPr>
-        <w:pStyle w:val="FirstParagraph"/>
-      </w:pPr>
-      <w:r>
-        <w:t xml:space="preserve">Les ménages les plus aisés cultivent-ils des cultures différentes ? On croise ici les familles de cultures avec les quintiles de revenu courant du ménage.</w:t>
-      </w:r>
-    </w:p>
-    <w:tbl>
-      <w:tblPr>
-        <w:tblStyle w:val="Table"/>
-        <w:tblW w:type="pct" w:w="5000"/>
-        <w:tblLayout w:type="fixed"/>
-        <w:tblLook w:firstRow="0" w:lastRow="0" w:firstColumn="0" w:lastColumn="0" w:noHBand="0" w:noVBand="0" w:val="0000"/>
-      </w:tblPr>
-      <w:tblGrid>
-        <w:gridCol w:w="7920"/>
-      </w:tblGrid>
-      <w:tr>
-        <w:tc>
-          <w:tcPr/>
-          <w:bookmarkStart w:id="418" w:name="fig-cultures-quintile"/>
-          <w:p>
-            <w:pPr>
-              <w:jc w:val="center"/>
-            </w:pPr>
-            <w:pPr>
-              <w:jc w:val="left"/>
-              <w:spacing w:before="200"/>
-              <w:pStyle w:val="ImageCaption"/>
-            </w:pPr>
-            <w:r>
-              <w:t xml:space="preserve">Figure 5.22: Familles de cultures non rizicoles pratiquées selon le quintile de revenu</w:t>
-            </w:r>
-          </w:p>
-          <w:p>
-            <w:pPr>
-              <w:pStyle w:val="Compact"/>
-              <w:jc w:val="center"/>
-            </w:pPr>
-            <w:r>
-              <w:drawing>
-                <wp:inline>
-                  <wp:extent cx="5969000" cy="3581400"/>
-                  <wp:effectExtent b="0" l="0" r="0" t="0"/>
-                  <wp:docPr descr="" title="" id="416" name="Picture"/>
-                  <a:graphic>
-                    <a:graphicData uri="http://schemas.openxmlformats.org/drawingml/2006/picture">
-                      <pic:pic>
-                        <pic:nvPicPr>
-                          <pic:cNvPr descr="05_agriculture_files/figure-docx/fig-cultures-quintile-1.png" id="417" name="Picture"/>
-                          <pic:cNvPicPr>
-                            <a:picLocks noChangeArrowheads="1" noChangeAspect="1"/>
-                          </pic:cNvPicPr>
-                        </pic:nvPicPr>
-                        <pic:blipFill>
-                          <a:blip r:embed="rId415"/>
-                          <a:stretch>
-                            <a:fillRect/>
-                          </a:stretch>
-                        </pic:blipFill>
-                        <pic:spPr bwMode="auto">
-                          <a:xfrm>
-                            <a:off x="0" y="0"/>
-                            <a:ext cx="5969000" cy="3581400"/>
-                          </a:xfrm>
-                          <a:prstGeom prst="rect">
-                            <a:avLst/>
-                          </a:prstGeom>
-                          <a:noFill/>
-                          <a:ln w="9525">
-                            <a:noFill/>
-                            <a:headEnd/>
-                            <a:tailEnd/>
-                          </a:ln>
-                        </pic:spPr>
-                      </pic:pic>
-                    </a:graphicData>
-                  </a:graphic>
-                </wp:inline>
-              </w:drawing>
-            </w:r>
-          </w:p>
-          <w:bookmarkEnd w:id="418"/>
-        </w:tc>
-      </w:tr>
-    </w:tbl>
-    <w:tbl>
-      <w:tblPr>
-        <w:tblStyle w:val="Table"/>
-        <w:tblW w:type="pct" w:w="5000"/>
-        <w:tblLayout w:type="fixed"/>
-        <w:tblLook w:firstRow="0" w:lastRow="0" w:firstColumn="0" w:lastColumn="0" w:noHBand="0" w:noVBand="0" w:val="0000"/>
-      </w:tblPr>
-      <w:tblGrid>
-        <w:gridCol w:w="7920"/>
-      </w:tblGrid>
-      <w:tr>
-        <w:tc>
-          <w:tcPr/>
-          <w:bookmarkStart w:id="419" w:name="tbl-cultures-quintile"/>
-          <w:p>
-            <w:pPr>
-              <w:jc w:val="center"/>
-            </w:pPr>
-            <w:pPr>
-              <w:jc w:val="left"/>
-              <w:spacing w:before="200"/>
-              <w:pStyle w:val="ImageCaption"/>
-            </w:pPr>
-            <w:r>
-              <w:t xml:space="preserve">Table 5.13: Nombre moyen de cultures non rizicoles par ménage et quintile de revenu</w:t>
-            </w:r>
-          </w:p>
-          <w:bookmarkEnd w:id="419"/>
-        </w:tc>
-      </w:tr>
-    </w:tbl>
-    <w:bookmarkEnd w:id="420"/>
-    <w:bookmarkEnd w:id="421"/>
-    <w:bookmarkEnd w:id="422"/>
-    <w:bookmarkStart w:id="475" w:name="sécurité-alimentaire"/>
+    <w:bookmarkEnd w:id="415"/>
+    <w:bookmarkStart w:id="468" w:name="sécurité-alimentaire"/>
     <w:p>
       <w:pPr>
         <w:pStyle w:val="Titre1"/>
@@ -10528,18 +10469,18 @@
                 <wp:inline>
                   <wp:extent cx="152400" cy="152400"/>
                   <wp:effectExtent b="0" l="0" r="0" t="0"/>
-                  <wp:docPr descr="" title="" id="423" name="Picture"/>
+                  <wp:docPr descr="" title="" id="416" name="Picture"/>
                   <a:graphic>
                     <a:graphicData uri="http://schemas.openxmlformats.org/drawingml/2006/picture">
                       <pic:pic>
                         <pic:nvPicPr>
-                          <pic:cNvPr descr="C:\Users\fbede\AppData\Local\Programs\Quarto\share\formats\docx\warning.png" id="424" name="Picture"/>
+                          <pic:cNvPr descr="C:\Users\fbede\AppData\Local\Programs\Quarto\share\formats\docx\warning.png" id="417" name="Picture"/>
                           <pic:cNvPicPr>
                             <a:picLocks noChangeArrowheads="1" noChangeAspect="1"/>
                           </pic:cNvPicPr>
                         </pic:nvPicPr>
                         <pic:blipFill>
-                          <a:blip r:embed="rId24"/>
+                          <a:blip r:embed="rId21"/>
                           <a:stretch>
                             <a:fillRect/>
                           </a:stretch>
@@ -10596,14 +10537,14 @@
               <w:spacing w:before="16" w:after="16"/>
             </w:pPr>
             <w:r>
-              <w:t xml:space="preserve">Les résultats présentés ci-dessous sont provisoires, et sont susceptibles de faire l’objet de corrections.</w:t>
+              <w:t xml:space="preserve">Les résultats présentés ci-dessous sont provisoires et pourront être ajustés ou enrichis par les informations supplémentaires recueillies lors des restitutions locales.</w:t>
             </w:r>
           </w:p>
           <w:p/>
         </w:tc>
       </w:tr>
     </w:tbl>
-    <w:bookmarkStart w:id="455" w:name="disponibilité-alimentaire"/>
+    <w:bookmarkStart w:id="448" w:name="disponibilité-alimentaire"/>
     <w:p>
       <w:pPr>
         <w:pStyle w:val="Titre2"/>
@@ -10628,7 +10569,7 @@
         <w:t xml:space="preserve">Dans l’Alaotra, 100 % des ménages déclarent au moins un mois de soudure.</w:t>
       </w:r>
     </w:p>
-    <w:bookmarkStart w:id="438" w:name="période-de-soudure"/>
+    <w:bookmarkStart w:id="431" w:name="période-de-soudure"/>
     <w:p>
       <w:pPr>
         <w:pStyle w:val="Titre3"/>
@@ -10653,7 +10594,7 @@
         <w:t xml:space="preserve">Dans l’Alaotra, La soudure dure en moyenne 3.8 mois (médiane : 3).</w:t>
       </w:r>
     </w:p>
-    <w:bookmarkStart w:id="425" w:name="durée-de-la-soudure-par-observatoire"/>
+    <w:bookmarkStart w:id="418" w:name="durée-de-la-soudure-par-observatoire"/>
     <w:p>
       <w:pPr>
         <w:pStyle w:val="Titre4"/>
@@ -10662,8 +10603,8 @@
         <w:t xml:space="preserve">6.1.1.1 Durée de la soudure par observatoire</w:t>
       </w:r>
     </w:p>
-    <w:bookmarkEnd w:id="425"/>
-    <w:bookmarkStart w:id="429" w:name="X7672ed32ab511b42dc575aff782f6587708610f"/>
+    <w:bookmarkEnd w:id="418"/>
+    <w:bookmarkStart w:id="422" w:name="X7672ed32ab511b42dc575aff782f6587708610f"/>
     <w:p>
       <w:pPr>
         <w:pStyle w:val="Titre4"/>
@@ -10681,18 +10622,18 @@
           <wp:inline>
             <wp:extent cx="4620126" cy="3696101"/>
             <wp:effectExtent b="0" l="0" r="0" t="0"/>
-            <wp:docPr descr="Durée moyenne de la soudure par hameau" title="" id="427" name="Picture"/>
+            <wp:docPr descr="Durée moyenne de la soudure par hameau" title="" id="420" name="Picture"/>
             <a:graphic>
               <a:graphicData uri="http://schemas.openxmlformats.org/drawingml/2006/picture">
                 <pic:pic>
                   <pic:nvPicPr>
-                    <pic:cNvPr descr="06_securite_alimentaire_files/figure-docx/fig_soudure_hameau-1.png" id="428" name="Picture"/>
+                    <pic:cNvPr descr="06_securite_alimentaire_files/figure-docx/fig_soudure_hameau-1.png" id="421" name="Picture"/>
                     <pic:cNvPicPr>
                       <a:picLocks noChangeArrowheads="1" noChangeAspect="1"/>
                     </pic:cNvPicPr>
                   </pic:nvPicPr>
                   <pic:blipFill>
-                    <a:blip r:embed="rId426"/>
+                    <a:blip r:embed="rId419"/>
                     <a:stretch>
                       <a:fillRect/>
                     </a:stretch>
@@ -10727,8 +10668,8 @@
         <w:t xml:space="preserve">Durée moyenne de la soudure par hameau</w:t>
       </w:r>
     </w:p>
-    <w:bookmarkEnd w:id="429"/>
-    <w:bookmarkStart w:id="433" w:name="X95464c5386b49ecd39248ef20943633679142d7"/>
+    <w:bookmarkEnd w:id="422"/>
+    <w:bookmarkStart w:id="426" w:name="X95464c5386b49ecd39248ef20943633679142d7"/>
     <w:p>
       <w:pPr>
         <w:pStyle w:val="Titre4"/>
@@ -10746,18 +10687,18 @@
           <wp:inline>
             <wp:extent cx="4620126" cy="3696101"/>
             <wp:effectExtent b="0" l="0" r="0" t="0"/>
-            <wp:docPr descr="" title="" id="431" name="Picture"/>
+            <wp:docPr descr="" title="" id="424" name="Picture"/>
             <a:graphic>
               <a:graphicData uri="http://schemas.openxmlformats.org/drawingml/2006/picture">
                 <pic:pic>
                   <pic:nvPicPr>
-                    <pic:cNvPr descr="06_securite_alimentaire_files/figure-docx/g1_soudure_distrib-1.png" id="432" name="Picture"/>
+                    <pic:cNvPr descr="06_securite_alimentaire_files/figure-docx/g1_soudure_distrib-1.png" id="425" name="Picture"/>
                     <pic:cNvPicPr>
                       <a:picLocks noChangeArrowheads="1" noChangeAspect="1"/>
                     </pic:cNvPicPr>
                   </pic:nvPicPr>
                   <pic:blipFill>
-                    <a:blip r:embed="rId430"/>
+                    <a:blip r:embed="rId423"/>
                     <a:stretch>
                       <a:fillRect/>
                     </a:stretch>
@@ -10784,8 +10725,8 @@
         </w:drawing>
       </w:r>
     </w:p>
-    <w:bookmarkEnd w:id="433"/>
-    <w:bookmarkStart w:id="437" w:name="calendrier-de-la-soudure"/>
+    <w:bookmarkEnd w:id="426"/>
+    <w:bookmarkStart w:id="430" w:name="calendrier-de-la-soudure"/>
     <w:p>
       <w:pPr>
         <w:pStyle w:val="Titre4"/>
@@ -10803,18 +10744,18 @@
           <wp:inline>
             <wp:extent cx="4620126" cy="3696101"/>
             <wp:effectExtent b="0" l="0" r="0" t="0"/>
-            <wp:docPr descr="" title="" id="435" name="Picture"/>
+            <wp:docPr descr="" title="" id="428" name="Picture"/>
             <a:graphic>
               <a:graphicData uri="http://schemas.openxmlformats.org/drawingml/2006/picture">
                 <pic:pic>
                   <pic:nvPicPr>
-                    <pic:cNvPr descr="06_securite_alimentaire_files/figure-docx/g2_calendrier_soudure-1.png" id="436" name="Picture"/>
+                    <pic:cNvPr descr="06_securite_alimentaire_files/figure-docx/g2_calendrier_soudure-1.png" id="429" name="Picture"/>
                     <pic:cNvPicPr>
                       <a:picLocks noChangeArrowheads="1" noChangeAspect="1"/>
                     </pic:cNvPicPr>
                   </pic:nvPicPr>
                   <pic:blipFill>
-                    <a:blip r:embed="rId434"/>
+                    <a:blip r:embed="rId427"/>
                     <a:stretch>
                       <a:fillRect/>
                     </a:stretch>
@@ -10841,9 +10782,9 @@
         </w:drawing>
       </w:r>
     </w:p>
-    <w:bookmarkEnd w:id="437"/>
-    <w:bookmarkEnd w:id="438"/>
-    <w:bookmarkStart w:id="446" w:name="stress-alimentaire"/>
+    <w:bookmarkEnd w:id="430"/>
+    <w:bookmarkEnd w:id="431"/>
+    <w:bookmarkStart w:id="439" w:name="stress-alimentaire"/>
     <w:p>
       <w:pPr>
         <w:pStyle w:val="Titre3"/>
@@ -10868,7 +10809,7 @@
         <w:t xml:space="preserve">Dans l’Alaotra, La durée moyenne du stress alimentaire atteint 2.5 mois.</w:t>
       </w:r>
     </w:p>
-    <w:bookmarkStart w:id="439" w:name="X9a463c72b8245f9704bb79ecb2abc3d188eed1f"/>
+    <w:bookmarkStart w:id="432" w:name="X9a463c72b8245f9704bb79ecb2abc3d188eed1f"/>
     <w:p>
       <w:pPr>
         <w:pStyle w:val="Titre4"/>
@@ -10877,8 +10818,8 @@
         <w:t xml:space="preserve">6.1.2.1 Durée du stress alimentaire par observatoire</w:t>
       </w:r>
     </w:p>
-    <w:bookmarkEnd w:id="439"/>
-    <w:bookmarkStart w:id="440" w:name="calendrier-du-stress-alimentaire"/>
+    <w:bookmarkEnd w:id="432"/>
+    <w:bookmarkStart w:id="433" w:name="calendrier-du-stress-alimentaire"/>
     <w:p>
       <w:pPr>
         <w:pStyle w:val="Titre4"/>
@@ -10887,8 +10828,8 @@
         <w:t xml:space="preserve">6.1.2.2 Calendrier du stress alimentaire</w:t>
       </w:r>
     </w:p>
-    <w:bookmarkEnd w:id="440"/>
-    <w:bookmarkStart w:id="445" w:name="Xccf58b071d79cc51e6dccc31b240904335e5845"/>
+    <w:bookmarkEnd w:id="433"/>
+    <w:bookmarkStart w:id="438" w:name="Xccf58b071d79cc51e6dccc31b240904335e5845"/>
     <w:p>
       <w:pPr>
         <w:pStyle w:val="Titre4"/>
@@ -10910,7 +10851,7 @@
       <w:tr>
         <w:tc>
           <w:tcPr/>
-          <w:bookmarkStart w:id="444" w:name="fig-soudure-vs-stress"/>
+          <w:bookmarkStart w:id="437" w:name="fig-soudure-vs-stress"/>
           <w:p>
             <w:pPr>
               <w:jc w:val="center"/>
@@ -10934,18 +10875,18 @@
                 <wp:inline>
                   <wp:extent cx="4620126" cy="3696101"/>
                   <wp:effectExtent b="0" l="0" r="0" t="0"/>
-                  <wp:docPr descr="" title="" id="442" name="Picture"/>
+                  <wp:docPr descr="" title="" id="435" name="Picture"/>
                   <a:graphic>
                     <a:graphicData uri="http://schemas.openxmlformats.org/drawingml/2006/picture">
                       <pic:pic>
                         <pic:nvPicPr>
-                          <pic:cNvPr descr="06_securite_alimentaire_files/figure-docx/fig-soudure-vs-stress-1.png" id="443" name="Picture"/>
+                          <pic:cNvPr descr="06_securite_alimentaire_files/figure-docx/fig-soudure-vs-stress-1.png" id="436" name="Picture"/>
                           <pic:cNvPicPr>
                             <a:picLocks noChangeArrowheads="1" noChangeAspect="1"/>
                           </pic:cNvPicPr>
                         </pic:nvPicPr>
                         <pic:blipFill>
-                          <a:blip r:embed="rId441"/>
+                          <a:blip r:embed="rId434"/>
                           <a:stretch>
                             <a:fillRect/>
                           </a:stretch>
@@ -10972,56 +10913,142 @@
               </w:drawing>
             </w:r>
           </w:p>
-          <w:bookmarkEnd w:id="444"/>
+          <w:bookmarkEnd w:id="437"/>
         </w:tc>
       </w:tr>
     </w:tbl>
+    <w:bookmarkEnd w:id="438"/>
+    <w:bookmarkEnd w:id="439"/>
+    <w:bookmarkStart w:id="447" w:name="alimentation-de-base"/>
+    <w:p>
+      <w:pPr>
+        <w:pStyle w:val="Titre3"/>
+      </w:pPr>
+      <w:r>
+        <w:t xml:space="preserve">6.1.3 Alimentation de base</w:t>
+      </w:r>
+    </w:p>
+    <w:p>
+      <w:pPr>
+        <w:pStyle w:val="FirstParagraph"/>
+      </w:pPr>
+      <w:r>
+        <w:t xml:space="preserve">Cette section compare les aliments de base consommés aux trois repas, hors et pendant la période de soudure. Le riz constitue la base alimentaire, mais sa place relative varie selon la saison et la localité. Les substitutions opérées pendant la soudure (manioc, patate douce, maïs) témoignent des stratégies d’adaptation alimentaire des ménages.</w:t>
+      </w:r>
+    </w:p>
+    <w:bookmarkStart w:id="440" w:name="alimentation-hors-soudure"/>
+    <w:p>
+      <w:pPr>
+        <w:pStyle w:val="Titre4"/>
+      </w:pPr>
+      <w:r>
+        <w:t xml:space="preserve">6.1.3.1 Alimentation hors soudure</w:t>
+      </w:r>
+    </w:p>
+    <w:bookmarkEnd w:id="440"/>
+    <w:bookmarkStart w:id="441" w:name="alimentation-pendant-la-soudure"/>
+    <w:p>
+      <w:pPr>
+        <w:pStyle w:val="Titre4"/>
+      </w:pPr>
+      <w:r>
+        <w:t xml:space="preserve">6.1.3.2 Alimentation pendant la soudure</w:t>
+      </w:r>
+    </w:p>
+    <w:bookmarkEnd w:id="441"/>
+    <w:bookmarkStart w:id="445" w:name="X72a9965c0dbad0a4072f515989797b1356a2468"/>
+    <w:p>
+      <w:pPr>
+        <w:pStyle w:val="Titre4"/>
+      </w:pPr>
+      <w:r>
+        <w:t xml:space="preserve">6.1.3.3 Comparaison de l’alimentation au déjeuner : hors vs pendant soudure</w:t>
+      </w:r>
+    </w:p>
+    <w:p>
+      <w:pPr>
+        <w:pStyle w:val="FirstParagraph"/>
+      </w:pPr>
+      <w:r>
+        <w:drawing>
+          <wp:inline>
+            <wp:extent cx="4620126" cy="3696101"/>
+            <wp:effectExtent b="0" l="0" r="0" t="0"/>
+            <wp:docPr descr="" title="" id="443" name="Picture"/>
+            <a:graphic>
+              <a:graphicData uri="http://schemas.openxmlformats.org/drawingml/2006/picture">
+                <pic:pic>
+                  <pic:nvPicPr>
+                    <pic:cNvPr descr="06_securite_alimentaire_files/figure-docx/g4_comparaison_dejeuner-1.png" id="444" name="Picture"/>
+                    <pic:cNvPicPr>
+                      <a:picLocks noChangeArrowheads="1" noChangeAspect="1"/>
+                    </pic:cNvPicPr>
+                  </pic:nvPicPr>
+                  <pic:blipFill>
+                    <a:blip r:embed="rId442"/>
+                    <a:stretch>
+                      <a:fillRect/>
+                    </a:stretch>
+                  </pic:blipFill>
+                  <pic:spPr bwMode="auto">
+                    <a:xfrm>
+                      <a:off x="0" y="0"/>
+                      <a:ext cx="4620126" cy="3696101"/>
+                    </a:xfrm>
+                    <a:prstGeom prst="rect">
+                      <a:avLst/>
+                    </a:prstGeom>
+                    <a:noFill/>
+                    <a:ln w="9525">
+                      <a:noFill/>
+                      <a:headEnd/>
+                      <a:tailEnd/>
+                    </a:ln>
+                  </pic:spPr>
+                </pic:pic>
+              </a:graphicData>
+            </a:graphic>
+          </wp:inline>
+        </w:drawing>
+      </w:r>
+    </w:p>
     <w:bookmarkEnd w:id="445"/>
+    <w:bookmarkStart w:id="446" w:name="Xac9b27d1fa2958ed638b7f1d3389e7618eba676"/>
+    <w:p>
+      <w:pPr>
+        <w:pStyle w:val="Titre4"/>
+      </w:pPr>
+      <w:r>
+        <w:t xml:space="preserve">6.1.3.4 Changement d’aliment de base au déjeuner entre hors et pendant soudure</w:t>
+      </w:r>
+    </w:p>
     <w:bookmarkEnd w:id="446"/>
-    <w:bookmarkStart w:id="454" w:name="alimentation-de-base"/>
+    <w:bookmarkEnd w:id="447"/>
+    <w:bookmarkEnd w:id="448"/>
+    <w:bookmarkStart w:id="463" w:name="stratégies-de-sécurité-alimentaire"/>
+    <w:p>
+      <w:pPr>
+        <w:pStyle w:val="Titre2"/>
+      </w:pPr>
+      <w:r>
+        <w:t xml:space="preserve">6.2 Stratégies de sécurité alimentaire</w:t>
+      </w:r>
+    </w:p>
+    <w:p>
+      <w:pPr>
+        <w:pStyle w:val="FirstParagraph"/>
+      </w:pPr>
+      <w:r>
+        <w:t xml:space="preserve">Face à l’insécurité alimentaire, les ménages déploient un éventail de stratégies d’adaptation dont la sévérité varie : réduction des portions, substitution d’aliments, endettement, cueillette sauvage, voire décapitalisation. Chaque stratégie est évaluée sur une échelle de fréquence : 0 = Jamais, 1 = Rarement, 2 = Quelquefois, 3 = Souvent.</w:t>
+      </w:r>
+    </w:p>
+    <w:bookmarkStart w:id="452" w:name="fréquence-des-stratégies-dadaptation"/>
     <w:p>
       <w:pPr>
         <w:pStyle w:val="Titre3"/>
       </w:pPr>
       <w:r>
-        <w:t xml:space="preserve">6.1.3 Alimentation de base</w:t>
-      </w:r>
-    </w:p>
-    <w:p>
-      <w:pPr>
-        <w:pStyle w:val="FirstParagraph"/>
-      </w:pPr>
-      <w:r>
-        <w:t xml:space="preserve">Cette section compare les aliments de base consommés aux trois repas, hors et pendant la période de soudure. Le riz constitue la base alimentaire dans les deux observatoires, mais sa place relative varie selon la saison et le site. Les substitutions opérées pendant la soudure (manioc, patate douce, maïs) témoignent des stratégies d’adaptation alimentaire des ménages.</w:t>
-      </w:r>
-    </w:p>
-    <w:bookmarkStart w:id="447" w:name="alimentation-hors-soudure"/>
-    <w:p>
-      <w:pPr>
-        <w:pStyle w:val="Titre4"/>
-      </w:pPr>
-      <w:r>
-        <w:t xml:space="preserve">6.1.3.1 Alimentation hors soudure</w:t>
-      </w:r>
-    </w:p>
-    <w:bookmarkEnd w:id="447"/>
-    <w:bookmarkStart w:id="448" w:name="alimentation-pendant-la-soudure"/>
-    <w:p>
-      <w:pPr>
-        <w:pStyle w:val="Titre4"/>
-      </w:pPr>
-      <w:r>
-        <w:t xml:space="preserve">6.1.3.2 Alimentation pendant la soudure</w:t>
-      </w:r>
-    </w:p>
-    <w:bookmarkEnd w:id="448"/>
-    <w:bookmarkStart w:id="452" w:name="X72a9965c0dbad0a4072f515989797b1356a2468"/>
-    <w:p>
-      <w:pPr>
-        <w:pStyle w:val="Titre4"/>
-      </w:pPr>
-      <w:r>
-        <w:t xml:space="preserve">6.1.3.3 Comparaison de l’alimentation au déjeuner : hors vs pendant soudure</w:t>
+        <w:t xml:space="preserve">6.2.1 Fréquence des stratégies d’adaptation</w:t>
       </w:r>
     </w:p>
     <w:p>
@@ -11038,7 +11065,7 @@
               <a:graphicData uri="http://schemas.openxmlformats.org/drawingml/2006/picture">
                 <pic:pic>
                   <pic:nvPicPr>
-                    <pic:cNvPr descr="06_securite_alimentaire_files/figure-docx/g4_comparaison_dejeuner-1.png" id="451" name="Picture"/>
+                    <pic:cNvPr descr="06_securite_alimentaire_files/figure-docx/g5_strategies_likert-1.png" id="451" name="Picture"/>
                     <pic:cNvPicPr>
                       <a:picLocks noChangeArrowheads="1" noChangeAspect="1"/>
                     </pic:cNvPicPr>
@@ -11072,59 +11099,85 @@
       </w:r>
     </w:p>
     <w:bookmarkEnd w:id="452"/>
-    <w:bookmarkStart w:id="453" w:name="Xac9b27d1fa2958ed638b7f1d3389e7618eba676"/>
-    <w:p>
-      <w:pPr>
-        <w:pStyle w:val="Titre4"/>
-      </w:pPr>
-      <w:r>
-        <w:t xml:space="preserve">6.1.3.4 Changement d’aliment de base au déjeuner entre hors et pendant soudure</w:t>
-      </w:r>
-    </w:p>
-    <w:bookmarkEnd w:id="453"/>
-    <w:bookmarkEnd w:id="454"/>
-    <w:bookmarkEnd w:id="455"/>
-    <w:bookmarkStart w:id="470" w:name="stratégies-de-sécurité-alimentaire"/>
-    <w:p>
-      <w:pPr>
-        <w:pStyle w:val="Titre2"/>
-      </w:pPr>
-      <w:r>
-        <w:t xml:space="preserve">6.2 Stratégies de sécurité alimentaire</w:t>
-      </w:r>
-    </w:p>
-    <w:p>
-      <w:pPr>
-        <w:pStyle w:val="FirstParagraph"/>
-      </w:pPr>
-      <w:r>
-        <w:t xml:space="preserve">Face à l’insécurité alimentaire, les ménages déploient un éventail de stratégies d’adaptation dont la sévérité varie : réduction des portions, substitution d’aliments, endettement, cueillette sauvage, voire décapitalisation. Chaque stratégie est évaluée sur une échelle de fréquence : 0 = Jamais, 1 = Rarement, 2 = Quelquefois, 3 = Souvent.</w:t>
-      </w:r>
-    </w:p>
-    <w:bookmarkStart w:id="459" w:name="fréquence-des-stratégies-dadaptation"/>
+    <w:bookmarkStart w:id="462" w:name="X9cf7e1014deb83f27c62d34c9fba8f88243955e"/>
     <w:p>
       <w:pPr>
         <w:pStyle w:val="Titre3"/>
       </w:pPr>
       <w:r>
-        <w:t xml:space="preserve">6.2.1 Fréquence des stratégies d’adaptation</w:t>
-      </w:r>
-    </w:p>
-    <w:p>
-      <w:pPr>
-        <w:pStyle w:val="FirstParagraph"/>
+        <w:t xml:space="preserve">6.2.2 Sources d’endettement et d’emprunt alimentaire</w:t>
+      </w:r>
+    </w:p>
+    <w:p>
+      <w:pPr>
+        <w:pStyle w:val="CaptionedFigure"/>
       </w:pPr>
       <w:r>
         <w:drawing>
           <wp:inline>
             <wp:extent cx="4620126" cy="3696101"/>
             <wp:effectExtent b="0" l="0" r="0" t="0"/>
-            <wp:docPr descr="" title="" id="457" name="Picture"/>
+            <wp:docPr descr="Sources d’endettement alimentaire" title="" id="454" name="Picture"/>
             <a:graphic>
               <a:graphicData uri="http://schemas.openxmlformats.org/drawingml/2006/picture">
                 <pic:pic>
                   <pic:nvPicPr>
-                    <pic:cNvPr descr="06_securite_alimentaire_files/figure-docx/g5_strategies_likert-1.png" id="458" name="Picture"/>
+                    <pic:cNvPr descr="06_securite_alimentaire_files/figure-docx/fig_sources_endettement-1.png" id="455" name="Picture"/>
+                    <pic:cNvPicPr>
+                      <a:picLocks noChangeArrowheads="1" noChangeAspect="1"/>
+                    </pic:cNvPicPr>
+                  </pic:nvPicPr>
+                  <pic:blipFill>
+                    <a:blip r:embed="rId453"/>
+                    <a:stretch>
+                      <a:fillRect/>
+                    </a:stretch>
+                  </pic:blipFill>
+                  <pic:spPr bwMode="auto">
+                    <a:xfrm>
+                      <a:off x="0" y="0"/>
+                      <a:ext cx="4620126" cy="3696101"/>
+                    </a:xfrm>
+                    <a:prstGeom prst="rect">
+                      <a:avLst/>
+                    </a:prstGeom>
+                    <a:noFill/>
+                    <a:ln w="9525">
+                      <a:noFill/>
+                      <a:headEnd/>
+                      <a:tailEnd/>
+                    </a:ln>
+                  </pic:spPr>
+                </pic:pic>
+              </a:graphicData>
+            </a:graphic>
+          </wp:inline>
+        </w:drawing>
+      </w:r>
+    </w:p>
+    <w:p>
+      <w:pPr>
+        <w:pStyle w:val="ImageCaption"/>
+      </w:pPr>
+      <w:r>
+        <w:t xml:space="preserve">Sources d’endettement alimentaire</w:t>
+      </w:r>
+    </w:p>
+    <w:p>
+      <w:pPr>
+        <w:pStyle w:val="CaptionedFigure"/>
+      </w:pPr>
+      <w:r>
+        <w:drawing>
+          <wp:inline>
+            <wp:extent cx="4620126" cy="3696101"/>
+            <wp:effectExtent b="0" l="0" r="0" t="0"/>
+            <wp:docPr descr="Sources d’emprunt d’aliments de base" title="" id="457" name="Picture"/>
+            <a:graphic>
+              <a:graphicData uri="http://schemas.openxmlformats.org/drawingml/2006/picture">
+                <pic:pic>
+                  <pic:nvPicPr>
+                    <pic:cNvPr descr="06_securite_alimentaire_files/figure-docx/fig_sources_emprunt-1.png" id="458" name="Picture"/>
                     <pic:cNvPicPr>
                       <a:picLocks noChangeArrowheads="1" noChangeAspect="1"/>
                     </pic:cNvPicPr>
@@ -11157,37 +11210,101 @@
         </w:drawing>
       </w:r>
     </w:p>
-    <w:bookmarkEnd w:id="459"/>
-    <w:bookmarkStart w:id="469" w:name="X9cf7e1014deb83f27c62d34c9fba8f88243955e"/>
-    <w:p>
-      <w:pPr>
-        <w:pStyle w:val="Titre3"/>
-      </w:pPr>
-      <w:r>
-        <w:t xml:space="preserve">6.2.2 Sources d’endettement et d’emprunt alimentaire</w:t>
-      </w:r>
-    </w:p>
-    <w:p>
-      <w:pPr>
-        <w:pStyle w:val="CaptionedFigure"/>
+    <w:p>
+      <w:pPr>
+        <w:pStyle w:val="ImageCaption"/>
+      </w:pPr>
+      <w:r>
+        <w:t xml:space="preserve">Sources d’emprunt d’aliments de base</w:t>
+      </w:r>
+    </w:p>
+    <w:p>
+      <w:pPr>
+        <w:pStyle w:val="Corpsdetexte"/>
       </w:pPr>
       <w:r>
         <w:drawing>
           <wp:inline>
-            <wp:extent cx="4620126" cy="3696101"/>
+            <wp:extent cx="4620126" cy="3503595"/>
             <wp:effectExtent b="0" l="0" r="0" t="0"/>
-            <wp:docPr descr="Sources d’endettement alimentaire" title="" id="461" name="Picture"/>
+            <wp:docPr descr="" title="" id="460" name="Picture"/>
             <a:graphic>
               <a:graphicData uri="http://schemas.openxmlformats.org/drawingml/2006/picture">
                 <pic:pic>
                   <pic:nvPicPr>
-                    <pic:cNvPr descr="06_securite_alimentaire_files/figure-docx/fig_sources_endettement-1.png" id="462" name="Picture"/>
+                    <pic:cNvPr descr="06_securite_alimentaire_files/figure-docx/g6_top_strategies-1.png" id="461" name="Picture"/>
                     <pic:cNvPicPr>
                       <a:picLocks noChangeArrowheads="1" noChangeAspect="1"/>
                     </pic:cNvPicPr>
                   </pic:nvPicPr>
                   <pic:blipFill>
-                    <a:blip r:embed="rId460"/>
+                    <a:blip r:embed="rId459"/>
+                    <a:stretch>
+                      <a:fillRect/>
+                    </a:stretch>
+                  </pic:blipFill>
+                  <pic:spPr bwMode="auto">
+                    <a:xfrm>
+                      <a:off x="0" y="0"/>
+                      <a:ext cx="4620126" cy="3503595"/>
+                    </a:xfrm>
+                    <a:prstGeom prst="rect">
+                      <a:avLst/>
+                    </a:prstGeom>
+                    <a:noFill/>
+                    <a:ln w="9525">
+                      <a:noFill/>
+                      <a:headEnd/>
+                      <a:tailEnd/>
+                    </a:ln>
+                  </pic:spPr>
+                </pic:pic>
+              </a:graphicData>
+            </a:graphic>
+          </wp:inline>
+        </w:drawing>
+      </w:r>
+    </w:p>
+    <w:bookmarkEnd w:id="462"/>
+    <w:bookmarkEnd w:id="463"/>
+    <w:bookmarkStart w:id="467" w:name="X022980f631cd731cb72eb071d0b331cc128d08a"/>
+    <w:p>
+      <w:pPr>
+        <w:pStyle w:val="Titre2"/>
+      </w:pPr>
+      <w:r>
+        <w:t xml:space="preserve">6.3 Indice synthétique de stratégies d’adaptation (CSI simplifié)</w:t>
+      </w:r>
+    </w:p>
+    <w:p>
+      <w:pPr>
+        <w:pStyle w:val="FirstParagraph"/>
+      </w:pPr>
+      <w:r>
+        <w:t xml:space="preserve">Un score simplifié est calculé en sommant les fréquences de toutes les stratégies (0 à 3) pour chaque ménage. Plus le score est élevé, plus le ménage recourt intensément à des stratégies d’adaptation.</w:t>
+      </w:r>
+    </w:p>
+    <w:p>
+      <w:pPr>
+        <w:pStyle w:val="Corpsdetexte"/>
+      </w:pPr>
+      <w:r>
+        <w:drawing>
+          <wp:inline>
+            <wp:extent cx="4620126" cy="3696101"/>
+            <wp:effectExtent b="0" l="0" r="0" t="0"/>
+            <wp:docPr descr="" title="" id="465" name="Picture"/>
+            <a:graphic>
+              <a:graphicData uri="http://schemas.openxmlformats.org/drawingml/2006/picture">
+                <pic:pic>
+                  <pic:nvPicPr>
+                    <pic:cNvPr descr="06_securite_alimentaire_files/figure-docx/g7_csi_boxplot-1.png" id="466" name="Picture"/>
+                    <pic:cNvPicPr>
+                      <a:picLocks noChangeArrowheads="1" noChangeAspect="1"/>
+                    </pic:cNvPicPr>
+                  </pic:nvPicPr>
+                  <pic:blipFill>
+                    <a:blip r:embed="rId464"/>
                     <a:stretch>
                       <a:fillRect/>
                     </a:stretch>
@@ -11214,125 +11331,15 @@
         </w:drawing>
       </w:r>
     </w:p>
-    <w:p>
-      <w:pPr>
-        <w:pStyle w:val="ImageCaption"/>
-      </w:pPr>
-      <w:r>
-        <w:t xml:space="preserve">Sources d’endettement alimentaire</w:t>
-      </w:r>
-    </w:p>
-    <w:p>
-      <w:pPr>
-        <w:pStyle w:val="CaptionedFigure"/>
-      </w:pPr>
-      <w:r>
-        <w:drawing>
-          <wp:inline>
-            <wp:extent cx="4620126" cy="3696101"/>
-            <wp:effectExtent b="0" l="0" r="0" t="0"/>
-            <wp:docPr descr="Sources d’emprunt d’aliments de base" title="" id="464" name="Picture"/>
-            <a:graphic>
-              <a:graphicData uri="http://schemas.openxmlformats.org/drawingml/2006/picture">
-                <pic:pic>
-                  <pic:nvPicPr>
-                    <pic:cNvPr descr="06_securite_alimentaire_files/figure-docx/fig_sources_emprunt-1.png" id="465" name="Picture"/>
-                    <pic:cNvPicPr>
-                      <a:picLocks noChangeArrowheads="1" noChangeAspect="1"/>
-                    </pic:cNvPicPr>
-                  </pic:nvPicPr>
-                  <pic:blipFill>
-                    <a:blip r:embed="rId463"/>
-                    <a:stretch>
-                      <a:fillRect/>
-                    </a:stretch>
-                  </pic:blipFill>
-                  <pic:spPr bwMode="auto">
-                    <a:xfrm>
-                      <a:off x="0" y="0"/>
-                      <a:ext cx="4620126" cy="3696101"/>
-                    </a:xfrm>
-                    <a:prstGeom prst="rect">
-                      <a:avLst/>
-                    </a:prstGeom>
-                    <a:noFill/>
-                    <a:ln w="9525">
-                      <a:noFill/>
-                      <a:headEnd/>
-                      <a:tailEnd/>
-                    </a:ln>
-                  </pic:spPr>
-                </pic:pic>
-              </a:graphicData>
-            </a:graphic>
-          </wp:inline>
-        </w:drawing>
-      </w:r>
-    </w:p>
-    <w:p>
-      <w:pPr>
-        <w:pStyle w:val="ImageCaption"/>
-      </w:pPr>
-      <w:r>
-        <w:t xml:space="preserve">Sources d’emprunt d’aliments de base</w:t>
-      </w:r>
-    </w:p>
-    <w:p>
-      <w:pPr>
-        <w:pStyle w:val="Corpsdetexte"/>
-      </w:pPr>
-      <w:r>
-        <w:drawing>
-          <wp:inline>
-            <wp:extent cx="4620126" cy="3503595"/>
-            <wp:effectExtent b="0" l="0" r="0" t="0"/>
-            <wp:docPr descr="" title="" id="467" name="Picture"/>
-            <a:graphic>
-              <a:graphicData uri="http://schemas.openxmlformats.org/drawingml/2006/picture">
-                <pic:pic>
-                  <pic:nvPicPr>
-                    <pic:cNvPr descr="06_securite_alimentaire_files/figure-docx/g6_top_strategies-1.png" id="468" name="Picture"/>
-                    <pic:cNvPicPr>
-                      <a:picLocks noChangeArrowheads="1" noChangeAspect="1"/>
-                    </pic:cNvPicPr>
-                  </pic:nvPicPr>
-                  <pic:blipFill>
-                    <a:blip r:embed="rId466"/>
-                    <a:stretch>
-                      <a:fillRect/>
-                    </a:stretch>
-                  </pic:blipFill>
-                  <pic:spPr bwMode="auto">
-                    <a:xfrm>
-                      <a:off x="0" y="0"/>
-                      <a:ext cx="4620126" cy="3503595"/>
-                    </a:xfrm>
-                    <a:prstGeom prst="rect">
-                      <a:avLst/>
-                    </a:prstGeom>
-                    <a:noFill/>
-                    <a:ln w="9525">
-                      <a:noFill/>
-                      <a:headEnd/>
-                      <a:tailEnd/>
-                    </a:ln>
-                  </pic:spPr>
-                </pic:pic>
-              </a:graphicData>
-            </a:graphic>
-          </wp:inline>
-        </w:drawing>
-      </w:r>
-    </w:p>
-    <w:bookmarkEnd w:id="469"/>
-    <w:bookmarkEnd w:id="470"/>
-    <w:bookmarkStart w:id="474" w:name="X022980f631cd731cb72eb071d0b331cc128d08a"/>
-    <w:p>
-      <w:pPr>
-        <w:pStyle w:val="Titre2"/>
-      </w:pPr>
-      <w:r>
-        <w:t xml:space="preserve">6.3 Indice synthétique de stratégies d’adaptation (CSI simplifié)</w:t>
+    <w:bookmarkEnd w:id="467"/>
+    <w:bookmarkEnd w:id="468"/>
+    <w:bookmarkStart w:id="593" w:name="X855e8d906f5a6acf967b2aed36312ae7fa0ee32"/>
+    <w:p>
+      <w:pPr>
+        <w:pStyle w:val="Titre1"/>
+      </w:pPr>
+      <w:r>
+        <w:t xml:space="preserve">7. Rapport des ménages ruraux avec l’environnement</w:t>
       </w:r>
     </w:p>
     <w:p>
@@ -11340,73 +11347,7 @@
         <w:pStyle w:val="FirstParagraph"/>
       </w:pPr>
       <w:r>
-        <w:t xml:space="preserve">Un score simplifié est calculé en sommant les fréquences de toutes les stratégies (0 à 3) pour chaque ménage. Plus le score est élevé, plus le ménage recourt intensément à des stratégies d’adaptation.</w:t>
-      </w:r>
-    </w:p>
-    <w:p>
-      <w:pPr>
-        <w:pStyle w:val="Corpsdetexte"/>
-      </w:pPr>
-      <w:r>
-        <w:drawing>
-          <wp:inline>
-            <wp:extent cx="4620126" cy="3696101"/>
-            <wp:effectExtent b="0" l="0" r="0" t="0"/>
-            <wp:docPr descr="" title="" id="472" name="Picture"/>
-            <a:graphic>
-              <a:graphicData uri="http://schemas.openxmlformats.org/drawingml/2006/picture">
-                <pic:pic>
-                  <pic:nvPicPr>
-                    <pic:cNvPr descr="06_securite_alimentaire_files/figure-docx/g7_csi_boxplot-1.png" id="473" name="Picture"/>
-                    <pic:cNvPicPr>
-                      <a:picLocks noChangeArrowheads="1" noChangeAspect="1"/>
-                    </pic:cNvPicPr>
-                  </pic:nvPicPr>
-                  <pic:blipFill>
-                    <a:blip r:embed="rId471"/>
-                    <a:stretch>
-                      <a:fillRect/>
-                    </a:stretch>
-                  </pic:blipFill>
-                  <pic:spPr bwMode="auto">
-                    <a:xfrm>
-                      <a:off x="0" y="0"/>
-                      <a:ext cx="4620126" cy="3696101"/>
-                    </a:xfrm>
-                    <a:prstGeom prst="rect">
-                      <a:avLst/>
-                    </a:prstGeom>
-                    <a:noFill/>
-                    <a:ln w="9525">
-                      <a:noFill/>
-                      <a:headEnd/>
-                      <a:tailEnd/>
-                    </a:ln>
-                  </pic:spPr>
-                </pic:pic>
-              </a:graphicData>
-            </a:graphic>
-          </wp:inline>
-        </w:drawing>
-      </w:r>
-    </w:p>
-    <w:bookmarkEnd w:id="474"/>
-    <w:bookmarkEnd w:id="475"/>
-    <w:bookmarkStart w:id="600" w:name="X855e8d906f5a6acf967b2aed36312ae7fa0ee32"/>
-    <w:p>
-      <w:pPr>
-        <w:pStyle w:val="Titre1"/>
-      </w:pPr>
-      <w:r>
-        <w:t xml:space="preserve">7. Rapport des ménages ruraux avec l’environnement</w:t>
-      </w:r>
-    </w:p>
-    <w:p>
-      <w:pPr>
-        <w:pStyle w:val="FirstParagraph"/>
-      </w:pPr>
-      <w:r>
-        <w:t xml:space="preserve">Les deux observatoires sont situés à proximité d’aires protégées majeures : Pour Alaotra la Nouvelle Aire Protégée du lac Alaotra et le Corridor Ankeniheny Zahamena et pour Marovoay le Parc National d’Ankarafantsika. Ce chapitre analyse les représentations, les usages, les pratiques (notamment le feu) et les opinions des ménages concernant la protection de l’environnement.</w:t>
+        <w:t xml:space="preserve">L’observatoire de l’Alaotra est situé à proximité de la Nouvelle Aire Protégée du lac Alaotra et du Corridor forestier Ankeniheny-Zahamena. Ce chapitre analyse les représentations, les usages, les pratiques (notamment le feu) et les opinions des ménages concernant la protection de l’environnement.</w:t>
       </w:r>
     </w:p>
     <w:tbl>
@@ -11450,18 +11391,18 @@
                 <wp:inline>
                   <wp:extent cx="152400" cy="152400"/>
                   <wp:effectExtent b="0" l="0" r="0" t="0"/>
-                  <wp:docPr descr="" title="" id="476" name="Picture"/>
+                  <wp:docPr descr="" title="" id="469" name="Picture"/>
                   <a:graphic>
                     <a:graphicData uri="http://schemas.openxmlformats.org/drawingml/2006/picture">
                       <pic:pic>
                         <pic:nvPicPr>
-                          <pic:cNvPr descr="C:\Users\fbede\AppData\Local\Programs\Quarto\share\formats\docx\warning.png" id="477" name="Picture"/>
+                          <pic:cNvPr descr="C:\Users\fbede\AppData\Local\Programs\Quarto\share\formats\docx\warning.png" id="470" name="Picture"/>
                           <pic:cNvPicPr>
                             <a:picLocks noChangeArrowheads="1" noChangeAspect="1"/>
                           </pic:cNvPicPr>
                         </pic:nvPicPr>
                         <pic:blipFill>
-                          <a:blip r:embed="rId24"/>
+                          <a:blip r:embed="rId21"/>
                           <a:stretch>
                             <a:fillRect/>
                           </a:stretch>
@@ -11518,14 +11459,14 @@
               <w:spacing w:before="16" w:after="16"/>
             </w:pPr>
             <w:r>
-              <w:t xml:space="preserve">Les résultats présentés ci-dessous sont provisoires, et sont susceptibles de faire l’objet de corrections.</w:t>
+              <w:t xml:space="preserve">Les résultats présentés ci-dessous sont provisoires et pourront être ajustés ou enrichis par les informations supplémentaires recueillies lors des restitutions locales.</w:t>
             </w:r>
           </w:p>
           <w:p/>
         </w:tc>
       </w:tr>
     </w:tbl>
-    <w:bookmarkStart w:id="503" w:name="sec-representation"/>
+    <w:bookmarkStart w:id="496" w:name="sec-representation"/>
     <w:p>
       <w:pPr>
         <w:pStyle w:val="Titre2"/>
@@ -11534,7 +11475,7 @@
         <w:t xml:space="preserve">7.1 Représentation de la zone protégée par les ménages</w:t>
       </w:r>
     </w:p>
-    <w:bookmarkStart w:id="482" w:name="X4665de780bd1ca3fab6f12e5bee69cd08b80e0b"/>
+    <w:bookmarkStart w:id="475" w:name="X4665de780bd1ca3fab6f12e5bee69cd08b80e0b"/>
     <w:p>
       <w:pPr>
         <w:pStyle w:val="Titre3"/>
@@ -11581,7 +11522,7 @@
       <w:tr>
         <w:tc>
           <w:tcPr/>
-          <w:bookmarkStart w:id="481" w:name="fig-ressources-dispo"/>
+          <w:bookmarkStart w:id="474" w:name="fig-ressources-dispo"/>
           <w:p>
             <w:pPr>
               <w:jc w:val="center"/>
@@ -11605,18 +11546,18 @@
                 <wp:inline>
                   <wp:extent cx="5969000" cy="3581400"/>
                   <wp:effectExtent b="0" l="0" r="0" t="0"/>
-                  <wp:docPr descr="" title="" id="479" name="Picture"/>
+                  <wp:docPr descr="" title="" id="472" name="Picture"/>
                   <a:graphic>
                     <a:graphicData uri="http://schemas.openxmlformats.org/drawingml/2006/picture">
                       <pic:pic>
                         <pic:nvPicPr>
-                          <pic:cNvPr descr="07_rapport_environnement_files/figure-docx/fig-ressources-dispo-1.png" id="480" name="Picture"/>
+                          <pic:cNvPr descr="07_rapport_environnement_files/figure-docx/fig-ressources-dispo-1.png" id="473" name="Picture"/>
                           <pic:cNvPicPr>
                             <a:picLocks noChangeArrowheads="1" noChangeAspect="1"/>
                           </pic:cNvPicPr>
                         </pic:nvPicPr>
                         <pic:blipFill>
-                          <a:blip r:embed="rId478"/>
+                          <a:blip r:embed="rId471"/>
                           <a:stretch>
                             <a:fillRect/>
                           </a:stretch>
@@ -11643,12 +11584,12 @@
               </w:drawing>
             </w:r>
           </w:p>
-          <w:bookmarkEnd w:id="481"/>
+          <w:bookmarkEnd w:id="474"/>
         </w:tc>
       </w:tr>
     </w:tbl>
-    <w:bookmarkEnd w:id="482"/>
-    <w:bookmarkStart w:id="487" w:name="évolution-perçue-des-ressources"/>
+    <w:bookmarkEnd w:id="475"/>
+    <w:bookmarkStart w:id="480" w:name="évolution-perçue-des-ressources"/>
     <w:p>
       <w:pPr>
         <w:pStyle w:val="Titre3"/>
@@ -11695,7 +11636,7 @@
       <w:tr>
         <w:tc>
           <w:tcPr/>
-          <w:bookmarkStart w:id="486" w:name="fig-evolution-ressources"/>
+          <w:bookmarkStart w:id="479" w:name="fig-evolution-ressources"/>
           <w:p>
             <w:pPr>
               <w:jc w:val="center"/>
@@ -11719,18 +11660,18 @@
                 <wp:inline>
                   <wp:extent cx="5969000" cy="3581400"/>
                   <wp:effectExtent b="0" l="0" r="0" t="0"/>
-                  <wp:docPr descr="" title="" id="484" name="Picture"/>
+                  <wp:docPr descr="" title="" id="477" name="Picture"/>
                   <a:graphic>
                     <a:graphicData uri="http://schemas.openxmlformats.org/drawingml/2006/picture">
                       <pic:pic>
                         <pic:nvPicPr>
-                          <pic:cNvPr descr="07_rapport_environnement_files/figure-docx/fig-evolution-ressources-1.png" id="485" name="Picture"/>
+                          <pic:cNvPr descr="07_rapport_environnement_files/figure-docx/fig-evolution-ressources-1.png" id="478" name="Picture"/>
                           <pic:cNvPicPr>
                             <a:picLocks noChangeArrowheads="1" noChangeAspect="1"/>
                           </pic:cNvPicPr>
                         </pic:nvPicPr>
                         <pic:blipFill>
-                          <a:blip r:embed="rId483"/>
+                          <a:blip r:embed="rId476"/>
                           <a:stretch>
                             <a:fillRect/>
                           </a:stretch>
@@ -11757,12 +11698,12 @@
               </w:drawing>
             </w:r>
           </w:p>
-          <w:bookmarkEnd w:id="486"/>
+          <w:bookmarkEnd w:id="479"/>
         </w:tc>
       </w:tr>
     </w:tbl>
-    <w:bookmarkEnd w:id="487"/>
-    <w:bookmarkStart w:id="492" w:name="appartenance-perçue-de-la-zone"/>
+    <w:bookmarkEnd w:id="480"/>
+    <w:bookmarkStart w:id="485" w:name="appartenance-perçue-de-la-zone"/>
     <w:p>
       <w:pPr>
         <w:pStyle w:val="Titre3"/>
@@ -11809,7 +11750,7 @@
       <w:tr>
         <w:tc>
           <w:tcPr/>
-          <w:bookmarkStart w:id="491" w:name="fig-appartenance"/>
+          <w:bookmarkStart w:id="484" w:name="fig-appartenance"/>
           <w:p>
             <w:pPr>
               <w:jc w:val="center"/>
@@ -11833,18 +11774,18 @@
                 <wp:inline>
                   <wp:extent cx="5969000" cy="10611555"/>
                   <wp:effectExtent b="0" l="0" r="0" t="0"/>
-                  <wp:docPr descr="" title="" id="489" name="Picture"/>
+                  <wp:docPr descr="" title="" id="482" name="Picture"/>
                   <a:graphic>
                     <a:graphicData uri="http://schemas.openxmlformats.org/drawingml/2006/picture">
                       <pic:pic>
                         <pic:nvPicPr>
-                          <pic:cNvPr descr="07_rapport_environnement_files/figure-docx/fig-appartenance-1.png" id="490" name="Picture"/>
+                          <pic:cNvPr descr="07_rapport_environnement_files/figure-docx/fig-appartenance-1.png" id="483" name="Picture"/>
                           <pic:cNvPicPr>
                             <a:picLocks noChangeArrowheads="1" noChangeAspect="1"/>
                           </pic:cNvPicPr>
                         </pic:nvPicPr>
                         <pic:blipFill>
-                          <a:blip r:embed="rId488"/>
+                          <a:blip r:embed="rId481"/>
                           <a:stretch>
                             <a:fillRect/>
                           </a:stretch>
@@ -11871,12 +11812,12 @@
               </w:drawing>
             </w:r>
           </w:p>
-          <w:bookmarkEnd w:id="491"/>
+          <w:bookmarkEnd w:id="484"/>
         </w:tc>
       </w:tr>
     </w:tbl>
-    <w:bookmarkEnd w:id="492"/>
-    <w:bookmarkStart w:id="497" w:name="menaces-perçues-et-responsables"/>
+    <w:bookmarkEnd w:id="485"/>
+    <w:bookmarkStart w:id="490" w:name="menaces-perçues-et-responsables"/>
     <w:p>
       <w:pPr>
         <w:pStyle w:val="Titre3"/>
@@ -11906,7 +11847,7 @@
       <w:tr>
         <w:tc>
           <w:tcPr/>
-          <w:bookmarkStart w:id="493" w:name="tbl-menaces"/>
+          <w:bookmarkStart w:id="486" w:name="tbl-menaces"/>
           <w:p>
             <w:pPr>
               <w:jc w:val="center"/>
@@ -11920,7 +11861,7 @@
               <w:t xml:space="preserve">Table 7.1: Menaces perçues sur l’environnement et responsables identifiés (% de Oui)</w:t>
             </w:r>
           </w:p>
-          <w:bookmarkEnd w:id="493"/>
+          <w:bookmarkEnd w:id="486"/>
         </w:tc>
       </w:tr>
     </w:tbl>
@@ -11933,18 +11874,18 @@
           <wp:inline>
             <wp:extent cx="4620126" cy="7392202"/>
             <wp:effectExtent b="0" l="0" r="0" t="0"/>
-            <wp:docPr descr="Menaces perçues et responsables identifiés (% de Oui)" title="" id="495" name="Picture"/>
+            <wp:docPr descr="Menaces perçues et responsables identifiés (% de Oui)" title="" id="488" name="Picture"/>
             <a:graphic>
               <a:graphicData uri="http://schemas.openxmlformats.org/drawingml/2006/picture">
                 <pic:pic>
                   <pic:nvPicPr>
-                    <pic:cNvPr descr="07_rapport_environnement_files/figure-docx/fig_menaces-1.png" id="496" name="Picture"/>
+                    <pic:cNvPr descr="07_rapport_environnement_files/figure-docx/fig_menaces-1.png" id="489" name="Picture"/>
                     <pic:cNvPicPr>
                       <a:picLocks noChangeArrowheads="1" noChangeAspect="1"/>
                     </pic:cNvPicPr>
                   </pic:nvPicPr>
                   <pic:blipFill>
-                    <a:blip r:embed="rId494"/>
+                    <a:blip r:embed="rId487"/>
                     <a:stretch>
                       <a:fillRect/>
                     </a:stretch>
@@ -11979,8 +11920,8 @@
         <w:t xml:space="preserve">Menaces perçues et responsables identifiés (% de Oui)</w:t>
       </w:r>
     </w:p>
-    <w:bookmarkEnd w:id="497"/>
-    <w:bookmarkStart w:id="502" w:name="X111e78fde4bc41d7853240be4e0062dcf4cf407"/>
+    <w:bookmarkEnd w:id="490"/>
+    <w:bookmarkStart w:id="495" w:name="X111e78fde4bc41d7853240be4e0062dcf4cf407"/>
     <w:p>
       <w:pPr>
         <w:pStyle w:val="Titre3"/>
@@ -12025,7 +11966,7 @@
       <w:tr>
         <w:tc>
           <w:tcPr/>
-          <w:bookmarkStart w:id="501" w:name="fig-representation"/>
+          <w:bookmarkStart w:id="494" w:name="fig-representation"/>
           <w:p>
             <w:pPr>
               <w:jc w:val="center"/>
@@ -12049,18 +11990,18 @@
                 <wp:inline>
                   <wp:extent cx="5969000" cy="9550400"/>
                   <wp:effectExtent b="0" l="0" r="0" t="0"/>
-                  <wp:docPr descr="" title="" id="499" name="Picture"/>
+                  <wp:docPr descr="" title="" id="492" name="Picture"/>
                   <a:graphic>
                     <a:graphicData uri="http://schemas.openxmlformats.org/drawingml/2006/picture">
                       <pic:pic>
                         <pic:nvPicPr>
-                          <pic:cNvPr descr="07_rapport_environnement_files/figure-docx/fig-representation-1.png" id="500" name="Picture"/>
+                          <pic:cNvPr descr="07_rapport_environnement_files/figure-docx/fig-representation-1.png" id="493" name="Picture"/>
                           <pic:cNvPicPr>
                             <a:picLocks noChangeArrowheads="1" noChangeAspect="1"/>
                           </pic:cNvPicPr>
                         </pic:nvPicPr>
                         <pic:blipFill>
-                          <a:blip r:embed="rId498"/>
+                          <a:blip r:embed="rId491"/>
                           <a:stretch>
                             <a:fillRect/>
                           </a:stretch>
@@ -12087,13 +12028,13 @@
               </w:drawing>
             </w:r>
           </w:p>
-          <w:bookmarkEnd w:id="501"/>
+          <w:bookmarkEnd w:id="494"/>
         </w:tc>
       </w:tr>
     </w:tbl>
-    <w:bookmarkEnd w:id="502"/>
-    <w:bookmarkEnd w:id="503"/>
-    <w:bookmarkStart w:id="539" w:name="sec-exploitation"/>
+    <w:bookmarkEnd w:id="495"/>
+    <w:bookmarkEnd w:id="496"/>
+    <w:bookmarkStart w:id="532" w:name="sec-exploitation"/>
     <w:p>
       <w:pPr>
         <w:pStyle w:val="Titre2"/>
@@ -12102,7 +12043,7 @@
         <w:t xml:space="preserve">7.2 Exploitation forestière et usage de l’Aire protégée</w:t>
       </w:r>
     </w:p>
-    <w:bookmarkStart w:id="512" w:name="collecte-de-bois-et-charbon"/>
+    <w:bookmarkStart w:id="505" w:name="collecte-de-bois-et-charbon"/>
     <w:p>
       <w:pPr>
         <w:pStyle w:val="Titre3"/>
@@ -12201,7 +12142,7 @@
       <w:tr>
         <w:tc>
           <w:tcPr/>
-          <w:bookmarkStart w:id="507" w:name="fig-ef-produits"/>
+          <w:bookmarkStart w:id="500" w:name="fig-ef-produits"/>
           <w:p>
             <w:pPr>
               <w:jc w:val="center"/>
@@ -12225,18 +12166,18 @@
                 <wp:inline>
                   <wp:extent cx="5969000" cy="2652888"/>
                   <wp:effectExtent b="0" l="0" r="0" t="0"/>
-                  <wp:docPr descr="" title="" id="505" name="Picture"/>
+                  <wp:docPr descr="" title="" id="498" name="Picture"/>
                   <a:graphic>
                     <a:graphicData uri="http://schemas.openxmlformats.org/drawingml/2006/picture">
                       <pic:pic>
                         <pic:nvPicPr>
-                          <pic:cNvPr descr="07_rapport_environnement_files/figure-docx/fig-ef-produits-1.png" id="506" name="Picture"/>
+                          <pic:cNvPr descr="07_rapport_environnement_files/figure-docx/fig-ef-produits-1.png" id="499" name="Picture"/>
                           <pic:cNvPicPr>
                             <a:picLocks noChangeArrowheads="1" noChangeAspect="1"/>
                           </pic:cNvPicPr>
                         </pic:nvPicPr>
                         <pic:blipFill>
-                          <a:blip r:embed="rId504"/>
+                          <a:blip r:embed="rId497"/>
                           <a:stretch>
                             <a:fillRect/>
                           </a:stretch>
@@ -12263,7 +12204,7 @@
               </w:drawing>
             </w:r>
           </w:p>
-          <w:bookmarkEnd w:id="507"/>
+          <w:bookmarkEnd w:id="500"/>
         </w:tc>
       </w:tr>
     </w:tbl>
@@ -12280,7 +12221,7 @@
       <w:tr>
         <w:tc>
           <w:tcPr/>
-          <w:bookmarkStart w:id="511" w:name="fig-ef-origine"/>
+          <w:bookmarkStart w:id="504" w:name="fig-ef-origine"/>
           <w:p>
             <w:pPr>
               <w:jc w:val="center"/>
@@ -12304,18 +12245,18 @@
                 <wp:inline>
                   <wp:extent cx="5969000" cy="2652888"/>
                   <wp:effectExtent b="0" l="0" r="0" t="0"/>
-                  <wp:docPr descr="" title="" id="509" name="Picture"/>
+                  <wp:docPr descr="" title="" id="502" name="Picture"/>
                   <a:graphic>
                     <a:graphicData uri="http://schemas.openxmlformats.org/drawingml/2006/picture">
                       <pic:pic>
                         <pic:nvPicPr>
-                          <pic:cNvPr descr="07_rapport_environnement_files/figure-docx/fig-ef-origine-1.png" id="510" name="Picture"/>
+                          <pic:cNvPr descr="07_rapport_environnement_files/figure-docx/fig-ef-origine-1.png" id="503" name="Picture"/>
                           <pic:cNvPicPr>
                             <a:picLocks noChangeArrowheads="1" noChangeAspect="1"/>
                           </pic:cNvPicPr>
                         </pic:nvPicPr>
                         <pic:blipFill>
-                          <a:blip r:embed="rId508"/>
+                          <a:blip r:embed="rId501"/>
                           <a:stretch>
                             <a:fillRect/>
                           </a:stretch>
@@ -12342,12 +12283,12 @@
               </w:drawing>
             </w:r>
           </w:p>
-          <w:bookmarkEnd w:id="511"/>
+          <w:bookmarkEnd w:id="504"/>
         </w:tc>
       </w:tr>
     </w:tbl>
-    <w:bookmarkEnd w:id="512"/>
-    <w:bookmarkStart w:id="517" w:name="saisonnalité-de-la-collecte-forestière"/>
+    <w:bookmarkEnd w:id="505"/>
+    <w:bookmarkStart w:id="510" w:name="saisonnalité-de-la-collecte-forestière"/>
     <w:p>
       <w:pPr>
         <w:pStyle w:val="Titre3"/>
@@ -12377,7 +12318,7 @@
       <w:tr>
         <w:tc>
           <w:tcPr/>
-          <w:bookmarkStart w:id="516" w:name="fig-ef-saison"/>
+          <w:bookmarkStart w:id="509" w:name="fig-ef-saison"/>
           <w:p>
             <w:pPr>
               <w:jc w:val="center"/>
@@ -12401,18 +12342,18 @@
                 <wp:inline>
                   <wp:extent cx="5969000" cy="2984500"/>
                   <wp:effectExtent b="0" l="0" r="0" t="0"/>
-                  <wp:docPr descr="" title="" id="514" name="Picture"/>
+                  <wp:docPr descr="" title="" id="507" name="Picture"/>
                   <a:graphic>
                     <a:graphicData uri="http://schemas.openxmlformats.org/drawingml/2006/picture">
                       <pic:pic>
                         <pic:nvPicPr>
-                          <pic:cNvPr descr="07_rapport_environnement_files/figure-docx/fig-ef-saison-1.png" id="515" name="Picture"/>
+                          <pic:cNvPr descr="07_rapport_environnement_files/figure-docx/fig-ef-saison-1.png" id="508" name="Picture"/>
                           <pic:cNvPicPr>
                             <a:picLocks noChangeArrowheads="1" noChangeAspect="1"/>
                           </pic:cNvPicPr>
                         </pic:nvPicPr>
                         <pic:blipFill>
-                          <a:blip r:embed="rId513"/>
+                          <a:blip r:embed="rId506"/>
                           <a:stretch>
                             <a:fillRect/>
                           </a:stretch>
@@ -12439,12 +12380,12 @@
               </w:drawing>
             </w:r>
           </w:p>
-          <w:bookmarkEnd w:id="516"/>
+          <w:bookmarkEnd w:id="509"/>
         </w:tc>
       </w:tr>
     </w:tbl>
-    <w:bookmarkEnd w:id="517"/>
-    <w:bookmarkStart w:id="519" w:name="fréquentation-de-laire-protégée"/>
+    <w:bookmarkEnd w:id="510"/>
+    <w:bookmarkStart w:id="512" w:name="fréquentation-de-laire-protégée"/>
     <w:p>
       <w:pPr>
         <w:pStyle w:val="Titre3"/>
@@ -12506,7 +12447,7 @@
       <w:tr>
         <w:tc>
           <w:tcPr/>
-          <w:bookmarkStart w:id="518" w:name="tbl-frequentation"/>
+          <w:bookmarkStart w:id="511" w:name="tbl-frequentation"/>
           <w:p>
             <w:pPr>
               <w:jc w:val="center"/>
@@ -12520,12 +12461,12 @@
               <w:t xml:space="preserve">Table 7.2: Fréquentation et connaissance de l’Aire protégée</w:t>
             </w:r>
           </w:p>
-          <w:bookmarkEnd w:id="518"/>
+          <w:bookmarkEnd w:id="511"/>
         </w:tc>
       </w:tr>
     </w:tbl>
-    <w:bookmarkEnd w:id="519"/>
-    <w:bookmarkStart w:id="524" w:name="raisons-de-non-fréquentation"/>
+    <w:bookmarkEnd w:id="512"/>
+    <w:bookmarkStart w:id="517" w:name="raisons-de-non-fréquentation"/>
     <w:p>
       <w:pPr>
         <w:pStyle w:val="Titre3"/>
@@ -12555,7 +12496,7 @@
       <w:tr>
         <w:tc>
           <w:tcPr/>
-          <w:bookmarkStart w:id="523" w:name="fig-non-freq"/>
+          <w:bookmarkStart w:id="516" w:name="fig-non-freq"/>
           <w:p>
             <w:pPr>
               <w:jc w:val="center"/>
@@ -12579,18 +12520,18 @@
                 <wp:inline>
                   <wp:extent cx="5969000" cy="9810162"/>
                   <wp:effectExtent b="0" l="0" r="0" t="0"/>
-                  <wp:docPr descr="" title="" id="521" name="Picture"/>
+                  <wp:docPr descr="" title="" id="514" name="Picture"/>
                   <a:graphic>
                     <a:graphicData uri="http://schemas.openxmlformats.org/drawingml/2006/picture">
                       <pic:pic>
                         <pic:nvPicPr>
-                          <pic:cNvPr descr="07_rapport_environnement_files/figure-docx/fig-non-freq-1.png" id="522" name="Picture"/>
+                          <pic:cNvPr descr="07_rapport_environnement_files/figure-docx/fig-non-freq-1.png" id="515" name="Picture"/>
                           <pic:cNvPicPr>
                             <a:picLocks noChangeArrowheads="1" noChangeAspect="1"/>
                           </pic:cNvPicPr>
                         </pic:nvPicPr>
                         <pic:blipFill>
-                          <a:blip r:embed="rId520"/>
+                          <a:blip r:embed="rId513"/>
                           <a:stretch>
                             <a:fillRect/>
                           </a:stretch>
@@ -12617,12 +12558,12 @@
               </w:drawing>
             </w:r>
           </w:p>
-          <w:bookmarkEnd w:id="523"/>
+          <w:bookmarkEnd w:id="516"/>
         </w:tc>
       </w:tr>
     </w:tbl>
-    <w:bookmarkEnd w:id="524"/>
-    <w:bookmarkStart w:id="533" w:name="usages-de-laire-protégée"/>
+    <w:bookmarkEnd w:id="517"/>
+    <w:bookmarkStart w:id="526" w:name="usages-de-laire-protégée"/>
     <w:p>
       <w:pPr>
         <w:pStyle w:val="Titre3"/>
@@ -12686,7 +12627,7 @@
       <w:tr>
         <w:tc>
           <w:tcPr/>
-          <w:bookmarkStart w:id="528" w:name="fig-usages-ap"/>
+          <w:bookmarkStart w:id="521" w:name="fig-usages-ap"/>
           <w:p>
             <w:pPr>
               <w:jc w:val="center"/>
@@ -12710,18 +12651,18 @@
                 <wp:inline>
                   <wp:extent cx="5969000" cy="9550400"/>
                   <wp:effectExtent b="0" l="0" r="0" t="0"/>
-                  <wp:docPr descr="" title="" id="526" name="Picture"/>
+                  <wp:docPr descr="" title="" id="519" name="Picture"/>
                   <a:graphic>
                     <a:graphicData uri="http://schemas.openxmlformats.org/drawingml/2006/picture">
                       <pic:pic>
                         <pic:nvPicPr>
-                          <pic:cNvPr descr="07_rapport_environnement_files/figure-docx/fig-usages-ap-1.png" id="527" name="Picture"/>
+                          <pic:cNvPr descr="07_rapport_environnement_files/figure-docx/fig-usages-ap-1.png" id="520" name="Picture"/>
                           <pic:cNvPicPr>
                             <a:picLocks noChangeArrowheads="1" noChangeAspect="1"/>
                           </pic:cNvPicPr>
                         </pic:nvPicPr>
                         <pic:blipFill>
-                          <a:blip r:embed="rId525"/>
+                          <a:blip r:embed="rId518"/>
                           <a:stretch>
                             <a:fillRect/>
                           </a:stretch>
@@ -12748,7 +12689,7 @@
               </w:drawing>
             </w:r>
           </w:p>
-          <w:bookmarkEnd w:id="528"/>
+          <w:bookmarkEnd w:id="521"/>
         </w:tc>
       </w:tr>
     </w:tbl>
@@ -12765,7 +12706,7 @@
       <w:tr>
         <w:tc>
           <w:tcPr/>
-          <w:bookmarkStart w:id="532" w:name="fig-freq-usages"/>
+          <w:bookmarkStart w:id="525" w:name="fig-freq-usages"/>
           <w:p>
             <w:pPr>
               <w:jc w:val="center"/>
@@ -12789,18 +12730,18 @@
                 <wp:inline>
                   <wp:extent cx="5969000" cy="3581400"/>
                   <wp:effectExtent b="0" l="0" r="0" t="0"/>
-                  <wp:docPr descr="" title="" id="530" name="Picture"/>
+                  <wp:docPr descr="" title="" id="523" name="Picture"/>
                   <a:graphic>
                     <a:graphicData uri="http://schemas.openxmlformats.org/drawingml/2006/picture">
                       <pic:pic>
                         <pic:nvPicPr>
-                          <pic:cNvPr descr="07_rapport_environnement_files/figure-docx/fig-freq-usages-1.png" id="531" name="Picture"/>
+                          <pic:cNvPr descr="07_rapport_environnement_files/figure-docx/fig-freq-usages-1.png" id="524" name="Picture"/>
                           <pic:cNvPicPr>
                             <a:picLocks noChangeArrowheads="1" noChangeAspect="1"/>
                           </pic:cNvPicPr>
                         </pic:nvPicPr>
                         <pic:blipFill>
-                          <a:blip r:embed="rId529"/>
+                          <a:blip r:embed="rId522"/>
                           <a:stretch>
                             <a:fillRect/>
                           </a:stretch>
@@ -12827,12 +12768,12 @@
               </w:drawing>
             </w:r>
           </w:p>
-          <w:bookmarkEnd w:id="532"/>
+          <w:bookmarkEnd w:id="525"/>
         </w:tc>
       </w:tr>
     </w:tbl>
-    <w:bookmarkEnd w:id="533"/>
-    <w:bookmarkStart w:id="538" w:name="saisonnalité-de-la-fréquentation-de-lap"/>
+    <w:bookmarkEnd w:id="526"/>
+    <w:bookmarkStart w:id="531" w:name="saisonnalité-de-la-fréquentation-de-lap"/>
     <w:p>
       <w:pPr>
         <w:pStyle w:val="Titre3"/>
@@ -12862,7 +12803,7 @@
       <w:tr>
         <w:tc>
           <w:tcPr/>
-          <w:bookmarkStart w:id="537" w:name="fig-saison-ap"/>
+          <w:bookmarkStart w:id="530" w:name="fig-saison-ap"/>
           <w:p>
             <w:pPr>
               <w:jc w:val="center"/>
@@ -12886,18 +12827,18 @@
                 <wp:inline>
                   <wp:extent cx="5969000" cy="2984500"/>
                   <wp:effectExtent b="0" l="0" r="0" t="0"/>
-                  <wp:docPr descr="" title="" id="535" name="Picture"/>
+                  <wp:docPr descr="" title="" id="528" name="Picture"/>
                   <a:graphic>
                     <a:graphicData uri="http://schemas.openxmlformats.org/drawingml/2006/picture">
                       <pic:pic>
                         <pic:nvPicPr>
-                          <pic:cNvPr descr="07_rapport_environnement_files/figure-docx/fig-saison-ap-1.png" id="536" name="Picture"/>
+                          <pic:cNvPr descr="07_rapport_environnement_files/figure-docx/fig-saison-ap-1.png" id="529" name="Picture"/>
                           <pic:cNvPicPr>
                             <a:picLocks noChangeArrowheads="1" noChangeAspect="1"/>
                           </pic:cNvPicPr>
                         </pic:nvPicPr>
                         <pic:blipFill>
-                          <a:blip r:embed="rId534"/>
+                          <a:blip r:embed="rId527"/>
                           <a:stretch>
                             <a:fillRect/>
                           </a:stretch>
@@ -12924,13 +12865,13 @@
               </w:drawing>
             </w:r>
           </w:p>
-          <w:bookmarkEnd w:id="537"/>
+          <w:bookmarkEnd w:id="530"/>
         </w:tc>
       </w:tr>
     </w:tbl>
-    <w:bookmarkEnd w:id="538"/>
-    <w:bookmarkEnd w:id="539"/>
-    <w:bookmarkStart w:id="568" w:name="sec-feu"/>
+    <w:bookmarkEnd w:id="531"/>
+    <w:bookmarkEnd w:id="532"/>
+    <w:bookmarkStart w:id="561" w:name="sec-feu"/>
     <w:p>
       <w:pPr>
         <w:pStyle w:val="Titre2"/>
@@ -12939,7 +12880,7 @@
         <w:t xml:space="preserve">7.3 Feux de brousse</w:t>
       </w:r>
     </w:p>
-    <w:bookmarkStart w:id="544" w:name="opinions-sur-les-raisons-des-feux"/>
+    <w:bookmarkStart w:id="537" w:name="opinions-sur-les-raisons-des-feux"/>
     <w:p>
       <w:pPr>
         <w:pStyle w:val="Titre3"/>
@@ -12981,7 +12922,7 @@
       <w:tr>
         <w:tc>
           <w:tcPr/>
-          <w:bookmarkStart w:id="543" w:name="fig-raisons-feux"/>
+          <w:bookmarkStart w:id="536" w:name="fig-raisons-feux"/>
           <w:p>
             <w:pPr>
               <w:jc w:val="center"/>
@@ -13005,18 +12946,18 @@
                 <wp:inline>
                   <wp:extent cx="5969000" cy="9550400"/>
                   <wp:effectExtent b="0" l="0" r="0" t="0"/>
-                  <wp:docPr descr="" title="" id="541" name="Picture"/>
+                  <wp:docPr descr="" title="" id="534" name="Picture"/>
                   <a:graphic>
                     <a:graphicData uri="http://schemas.openxmlformats.org/drawingml/2006/picture">
                       <pic:pic>
                         <pic:nvPicPr>
-                          <pic:cNvPr descr="07_rapport_environnement_files/figure-docx/fig-raisons-feux-1.png" id="542" name="Picture"/>
+                          <pic:cNvPr descr="07_rapport_environnement_files/figure-docx/fig-raisons-feux-1.png" id="535" name="Picture"/>
                           <pic:cNvPicPr>
                             <a:picLocks noChangeArrowheads="1" noChangeAspect="1"/>
                           </pic:cNvPicPr>
                         </pic:nvPicPr>
                         <pic:blipFill>
-                          <a:blip r:embed="rId540"/>
+                          <a:blip r:embed="rId533"/>
                           <a:stretch>
                             <a:fillRect/>
                           </a:stretch>
@@ -13043,12 +12984,12 @@
               </w:drawing>
             </w:r>
           </w:p>
-          <w:bookmarkEnd w:id="543"/>
+          <w:bookmarkEnd w:id="536"/>
         </w:tc>
       </w:tr>
     </w:tbl>
-    <w:bookmarkEnd w:id="544"/>
-    <w:bookmarkStart w:id="549" w:name="pratique-du-feu"/>
+    <w:bookmarkEnd w:id="537"/>
+    <w:bookmarkStart w:id="542" w:name="pratique-du-feu"/>
     <w:p>
       <w:pPr>
         <w:pStyle w:val="Titre3"/>
@@ -13078,7 +13019,7 @@
       <w:tr>
         <w:tc>
           <w:tcPr/>
-          <w:bookmarkStart w:id="545" w:name="tbl-feux"/>
+          <w:bookmarkStart w:id="538" w:name="tbl-feux"/>
           <w:p>
             <w:pPr>
               <w:jc w:val="center"/>
@@ -13092,7 +13033,7 @@
               <w:t xml:space="preserve">Table 7.3: Pratique et perception des feux par observatoire</w:t>
             </w:r>
           </w:p>
-          <w:bookmarkEnd w:id="545"/>
+          <w:bookmarkEnd w:id="538"/>
         </w:tc>
       </w:tr>
     </w:tbl>
@@ -13105,18 +13046,18 @@
           <wp:inline>
             <wp:extent cx="4620126" cy="3696101"/>
             <wp:effectExtent b="0" l="0" r="0" t="0"/>
-            <wp:docPr descr="Pratique et perception des feux (% de Oui)" title="" id="547" name="Picture"/>
+            <wp:docPr descr="Pratique et perception des feux (% de Oui)" title="" id="540" name="Picture"/>
             <a:graphic>
               <a:graphicData uri="http://schemas.openxmlformats.org/drawingml/2006/picture">
                 <pic:pic>
                   <pic:nvPicPr>
-                    <pic:cNvPr descr="07_rapport_environnement_files/figure-docx/fig_feux-1.png" id="548" name="Picture"/>
+                    <pic:cNvPr descr="07_rapport_environnement_files/figure-docx/fig_feux-1.png" id="541" name="Picture"/>
                     <pic:cNvPicPr>
                       <a:picLocks noChangeArrowheads="1" noChangeAspect="1"/>
                     </pic:cNvPicPr>
                   </pic:nvPicPr>
                   <pic:blipFill>
-                    <a:blip r:embed="rId546"/>
+                    <a:blip r:embed="rId539"/>
                     <a:stretch>
                       <a:fillRect/>
                     </a:stretch>
@@ -13151,8 +13092,8 @@
         <w:t xml:space="preserve">Pratique et perception des feux (% de Oui)</w:t>
       </w:r>
     </w:p>
-    <w:bookmarkEnd w:id="549"/>
-    <w:bookmarkStart w:id="554" w:name="saisonnalité-des-feux"/>
+    <w:bookmarkEnd w:id="542"/>
+    <w:bookmarkStart w:id="547" w:name="saisonnalité-des-feux"/>
     <w:p>
       <w:pPr>
         <w:pStyle w:val="Titre3"/>
@@ -13182,7 +13123,7 @@
       <w:tr>
         <w:tc>
           <w:tcPr/>
-          <w:bookmarkStart w:id="553" w:name="fig-saison-feux"/>
+          <w:bookmarkStart w:id="546" w:name="fig-saison-feux"/>
           <w:p>
             <w:pPr>
               <w:jc w:val="center"/>
@@ -13206,18 +13147,18 @@
                 <wp:inline>
                   <wp:extent cx="5969000" cy="2387600"/>
                   <wp:effectExtent b="0" l="0" r="0" t="0"/>
-                  <wp:docPr descr="" title="" id="551" name="Picture"/>
+                  <wp:docPr descr="" title="" id="544" name="Picture"/>
                   <a:graphic>
                     <a:graphicData uri="http://schemas.openxmlformats.org/drawingml/2006/picture">
                       <pic:pic>
                         <pic:nvPicPr>
-                          <pic:cNvPr descr="07_rapport_environnement_files/figure-docx/fig-saison-feux-1.png" id="552" name="Picture"/>
+                          <pic:cNvPr descr="07_rapport_environnement_files/figure-docx/fig-saison-feux-1.png" id="545" name="Picture"/>
                           <pic:cNvPicPr>
                             <a:picLocks noChangeArrowheads="1" noChangeAspect="1"/>
                           </pic:cNvPicPr>
                         </pic:nvPicPr>
                         <pic:blipFill>
-                          <a:blip r:embed="rId550"/>
+                          <a:blip r:embed="rId543"/>
                           <a:stretch>
                             <a:fillRect/>
                           </a:stretch>
@@ -13244,12 +13185,12 @@
               </w:drawing>
             </w:r>
           </w:p>
-          <w:bookmarkEnd w:id="553"/>
+          <w:bookmarkEnd w:id="546"/>
         </w:tc>
       </w:tr>
     </w:tbl>
-    <w:bookmarkEnd w:id="554"/>
-    <w:bookmarkStart w:id="567" w:name="avis-sur-les-feux"/>
+    <w:bookmarkEnd w:id="547"/>
+    <w:bookmarkStart w:id="560" w:name="avis-sur-les-feux"/>
     <w:p>
       <w:pPr>
         <w:pStyle w:val="Titre3"/>
@@ -13279,7 +13220,7 @@
       <w:tr>
         <w:tc>
           <w:tcPr/>
-          <w:bookmarkStart w:id="558" w:name="fig-evol-feux"/>
+          <w:bookmarkStart w:id="551" w:name="fig-evol-feux"/>
           <w:p>
             <w:pPr>
               <w:jc w:val="center"/>
@@ -13303,18 +13244,18 @@
                 <wp:inline>
                   <wp:extent cx="5969000" cy="2652888"/>
                   <wp:effectExtent b="0" l="0" r="0" t="0"/>
-                  <wp:docPr descr="" title="" id="556" name="Picture"/>
+                  <wp:docPr descr="" title="" id="549" name="Picture"/>
                   <a:graphic>
                     <a:graphicData uri="http://schemas.openxmlformats.org/drawingml/2006/picture">
                       <pic:pic>
                         <pic:nvPicPr>
-                          <pic:cNvPr descr="07_rapport_environnement_files/figure-docx/fig-evol-feux-1.png" id="557" name="Picture"/>
+                          <pic:cNvPr descr="07_rapport_environnement_files/figure-docx/fig-evol-feux-1.png" id="550" name="Picture"/>
                           <pic:cNvPicPr>
                             <a:picLocks noChangeArrowheads="1" noChangeAspect="1"/>
                           </pic:cNvPicPr>
                         </pic:nvPicPr>
                         <pic:blipFill>
-                          <a:blip r:embed="rId555"/>
+                          <a:blip r:embed="rId548"/>
                           <a:stretch>
                             <a:fillRect/>
                           </a:stretch>
@@ -13341,7 +13282,7 @@
               </w:drawing>
             </w:r>
           </w:p>
-          <w:bookmarkEnd w:id="558"/>
+          <w:bookmarkEnd w:id="551"/>
         </w:tc>
       </w:tr>
     </w:tbl>
@@ -13358,7 +13299,7 @@
       <w:tr>
         <w:tc>
           <w:tcPr/>
-          <w:bookmarkStart w:id="562" w:name="fig-probleme-feux"/>
+          <w:bookmarkStart w:id="555" w:name="fig-probleme-feux"/>
           <w:p>
             <w:pPr>
               <w:jc w:val="center"/>
@@ -13382,18 +13323,18 @@
                 <wp:inline>
                   <wp:extent cx="5969000" cy="2652888"/>
                   <wp:effectExtent b="0" l="0" r="0" t="0"/>
-                  <wp:docPr descr="" title="" id="560" name="Picture"/>
+                  <wp:docPr descr="" title="" id="553" name="Picture"/>
                   <a:graphic>
                     <a:graphicData uri="http://schemas.openxmlformats.org/drawingml/2006/picture">
                       <pic:pic>
                         <pic:nvPicPr>
-                          <pic:cNvPr descr="07_rapport_environnement_files/figure-docx/fig-probleme-feux-1.png" id="561" name="Picture"/>
+                          <pic:cNvPr descr="07_rapport_environnement_files/figure-docx/fig-probleme-feux-1.png" id="554" name="Picture"/>
                           <pic:cNvPicPr>
                             <a:picLocks noChangeArrowheads="1" noChangeAspect="1"/>
                           </pic:cNvPicPr>
                         </pic:nvPicPr>
                         <pic:blipFill>
-                          <a:blip r:embed="rId559"/>
+                          <a:blip r:embed="rId552"/>
                           <a:stretch>
                             <a:fillRect/>
                           </a:stretch>
@@ -13420,7 +13361,7 @@
               </w:drawing>
             </w:r>
           </w:p>
-          <w:bookmarkEnd w:id="562"/>
+          <w:bookmarkEnd w:id="555"/>
         </w:tc>
       </w:tr>
     </w:tbl>
@@ -13437,7 +13378,7 @@
       <w:tr>
         <w:tc>
           <w:tcPr/>
-          <w:bookmarkStart w:id="566" w:name="fig-reglementation-feux"/>
+          <w:bookmarkStart w:id="559" w:name="fig-reglementation-feux"/>
           <w:p>
             <w:pPr>
               <w:jc w:val="center"/>
@@ -13461,18 +13402,18 @@
                 <wp:inline>
                   <wp:extent cx="5969000" cy="2984500"/>
                   <wp:effectExtent b="0" l="0" r="0" t="0"/>
-                  <wp:docPr descr="" title="" id="564" name="Picture"/>
+                  <wp:docPr descr="" title="" id="557" name="Picture"/>
                   <a:graphic>
                     <a:graphicData uri="http://schemas.openxmlformats.org/drawingml/2006/picture">
                       <pic:pic>
                         <pic:nvPicPr>
-                          <pic:cNvPr descr="07_rapport_environnement_files/figure-docx/fig-reglementation-feux-1.png" id="565" name="Picture"/>
+                          <pic:cNvPr descr="07_rapport_environnement_files/figure-docx/fig-reglementation-feux-1.png" id="558" name="Picture"/>
                           <pic:cNvPicPr>
                             <a:picLocks noChangeArrowheads="1" noChangeAspect="1"/>
                           </pic:cNvPicPr>
                         </pic:nvPicPr>
                         <pic:blipFill>
-                          <a:blip r:embed="rId563"/>
+                          <a:blip r:embed="rId556"/>
                           <a:stretch>
                             <a:fillRect/>
                           </a:stretch>
@@ -13499,13 +13440,13 @@
               </w:drawing>
             </w:r>
           </w:p>
-          <w:bookmarkEnd w:id="566"/>
+          <w:bookmarkEnd w:id="559"/>
         </w:tc>
       </w:tr>
     </w:tbl>
-    <w:bookmarkEnd w:id="567"/>
-    <w:bookmarkEnd w:id="568"/>
-    <w:bookmarkStart w:id="599" w:name="sec-protection"/>
+    <w:bookmarkEnd w:id="560"/>
+    <w:bookmarkEnd w:id="561"/>
+    <w:bookmarkStart w:id="592" w:name="sec-protection"/>
     <w:p>
       <w:pPr>
         <w:pStyle w:val="Titre2"/>
@@ -13514,7 +13455,7 @@
         <w:t xml:space="preserve">7.4 Protection de l’Aire protégée</w:t>
       </w:r>
     </w:p>
-    <w:bookmarkStart w:id="573" w:name="connaissance-de-laire-protégée"/>
+    <w:bookmarkStart w:id="566" w:name="connaissance-de-laire-protégée"/>
     <w:p>
       <w:pPr>
         <w:pStyle w:val="Titre3"/>
@@ -13544,7 +13485,7 @@
       <w:tr>
         <w:tc>
           <w:tcPr/>
-          <w:bookmarkStart w:id="569" w:name="tbl-connaissance-ap"/>
+          <w:bookmarkStart w:id="562" w:name="tbl-connaissance-ap"/>
           <w:p>
             <w:pPr>
               <w:jc w:val="center"/>
@@ -13558,7 +13499,7 @@
               <w:t xml:space="preserve">Table 7.4: Connaissance de l’Aire protégée et demande de protection</w:t>
             </w:r>
           </w:p>
-          <w:bookmarkEnd w:id="569"/>
+          <w:bookmarkEnd w:id="562"/>
         </w:tc>
       </w:tr>
     </w:tbl>
@@ -13571,18 +13512,18 @@
           <wp:inline>
             <wp:extent cx="4620126" cy="3696101"/>
             <wp:effectExtent b="0" l="0" r="0" t="0"/>
-            <wp:docPr descr="Connaissance de l’Aire protégée et demande de protection (% de Oui)" title="" id="571" name="Picture"/>
+            <wp:docPr descr="Connaissance de l’Aire protégée et demande de protection (% de Oui)" title="" id="564" name="Picture"/>
             <a:graphic>
               <a:graphicData uri="http://schemas.openxmlformats.org/drawingml/2006/picture">
                 <pic:pic>
                   <pic:nvPicPr>
-                    <pic:cNvPr descr="07_rapport_environnement_files/figure-docx/fig_connaissance_ap-1.png" id="572" name="Picture"/>
+                    <pic:cNvPr descr="07_rapport_environnement_files/figure-docx/fig_connaissance_ap-1.png" id="565" name="Picture"/>
                     <pic:cNvPicPr>
                       <a:picLocks noChangeArrowheads="1" noChangeAspect="1"/>
                     </pic:cNvPicPr>
                   </pic:nvPicPr>
                   <pic:blipFill>
-                    <a:blip r:embed="rId570"/>
+                    <a:blip r:embed="rId563"/>
                     <a:stretch>
                       <a:fillRect/>
                     </a:stretch>
@@ -13617,8 +13558,8 @@
         <w:t xml:space="preserve">Connaissance de l’Aire protégée et demande de protection (% de Oui)</w:t>
       </w:r>
     </w:p>
-    <w:bookmarkEnd w:id="573"/>
-    <w:bookmarkStart w:id="578" w:name="impact-perçu-des-actions-de-lap"/>
+    <w:bookmarkEnd w:id="566"/>
+    <w:bookmarkStart w:id="571" w:name="impact-perçu-des-actions-de-lap"/>
     <w:p>
       <w:pPr>
         <w:pStyle w:val="Titre3"/>
@@ -13648,7 +13589,7 @@
       <w:tr>
         <w:tc>
           <w:tcPr/>
-          <w:bookmarkStart w:id="577" w:name="fig-jugement-ap"/>
+          <w:bookmarkStart w:id="570" w:name="fig-jugement-ap"/>
           <w:p>
             <w:pPr>
               <w:jc w:val="center"/>
@@ -13672,18 +13613,18 @@
                 <wp:inline>
                   <wp:extent cx="5969000" cy="2984500"/>
                   <wp:effectExtent b="0" l="0" r="0" t="0"/>
-                  <wp:docPr descr="" title="" id="575" name="Picture"/>
+                  <wp:docPr descr="" title="" id="568" name="Picture"/>
                   <a:graphic>
                     <a:graphicData uri="http://schemas.openxmlformats.org/drawingml/2006/picture">
                       <pic:pic>
                         <pic:nvPicPr>
-                          <pic:cNvPr descr="07_rapport_environnement_files/figure-docx/fig-jugement-ap-1.png" id="576" name="Picture"/>
+                          <pic:cNvPr descr="07_rapport_environnement_files/figure-docx/fig-jugement-ap-1.png" id="569" name="Picture"/>
                           <pic:cNvPicPr>
                             <a:picLocks noChangeArrowheads="1" noChangeAspect="1"/>
                           </pic:cNvPicPr>
                         </pic:nvPicPr>
                         <pic:blipFill>
-                          <a:blip r:embed="rId574"/>
+                          <a:blip r:embed="rId567"/>
                           <a:stretch>
                             <a:fillRect/>
                           </a:stretch>
@@ -13710,12 +13651,12 @@
               </w:drawing>
             </w:r>
           </w:p>
-          <w:bookmarkEnd w:id="577"/>
+          <w:bookmarkEnd w:id="570"/>
         </w:tc>
       </w:tr>
     </w:tbl>
-    <w:bookmarkEnd w:id="578"/>
-    <w:bookmarkStart w:id="583" w:name="gestionnaire-souhaité"/>
+    <w:bookmarkEnd w:id="571"/>
+    <w:bookmarkStart w:id="576" w:name="gestionnaire-souhaité"/>
     <w:p>
       <w:pPr>
         <w:pStyle w:val="Titre3"/>
@@ -13745,7 +13686,7 @@
       <w:tr>
         <w:tc>
           <w:tcPr/>
-          <w:bookmarkStart w:id="582" w:name="fig-gestionnaire"/>
+          <w:bookmarkStart w:id="575" w:name="fig-gestionnaire"/>
           <w:p>
             <w:pPr>
               <w:jc w:val="center"/>
@@ -13769,18 +13710,18 @@
                 <wp:inline>
                   <wp:extent cx="5969000" cy="10611555"/>
                   <wp:effectExtent b="0" l="0" r="0" t="0"/>
-                  <wp:docPr descr="" title="" id="580" name="Picture"/>
+                  <wp:docPr descr="" title="" id="573" name="Picture"/>
                   <a:graphic>
                     <a:graphicData uri="http://schemas.openxmlformats.org/drawingml/2006/picture">
                       <pic:pic>
                         <pic:nvPicPr>
-                          <pic:cNvPr descr="07_rapport_environnement_files/figure-docx/fig-gestionnaire-1.png" id="581" name="Picture"/>
+                          <pic:cNvPr descr="07_rapport_environnement_files/figure-docx/fig-gestionnaire-1.png" id="574" name="Picture"/>
                           <pic:cNvPicPr>
                             <a:picLocks noChangeArrowheads="1" noChangeAspect="1"/>
                           </pic:cNvPicPr>
                         </pic:nvPicPr>
                         <pic:blipFill>
-                          <a:blip r:embed="rId579"/>
+                          <a:blip r:embed="rId572"/>
                           <a:stretch>
                             <a:fillRect/>
                           </a:stretch>
@@ -13807,12 +13748,12 @@
               </w:drawing>
             </w:r>
           </w:p>
-          <w:bookmarkEnd w:id="582"/>
+          <w:bookmarkEnd w:id="575"/>
         </w:tc>
       </w:tr>
     </w:tbl>
-    <w:bookmarkEnd w:id="583"/>
-    <w:bookmarkStart w:id="588" w:name="mesures-de-protection-souhaitées"/>
+    <w:bookmarkEnd w:id="576"/>
+    <w:bookmarkStart w:id="581" w:name="mesures-de-protection-souhaitées"/>
     <w:p>
       <w:pPr>
         <w:pStyle w:val="Titre3"/>
@@ -13842,7 +13783,7 @@
       <w:tr>
         <w:tc>
           <w:tcPr/>
-          <w:bookmarkStart w:id="587" w:name="fig-mesures-protection"/>
+          <w:bookmarkStart w:id="580" w:name="fig-mesures-protection"/>
           <w:p>
             <w:pPr>
               <w:jc w:val="center"/>
@@ -13866,18 +13807,18 @@
                 <wp:inline>
                   <wp:extent cx="5969000" cy="9550400"/>
                   <wp:effectExtent b="0" l="0" r="0" t="0"/>
-                  <wp:docPr descr="" title="" id="585" name="Picture"/>
+                  <wp:docPr descr="" title="" id="578" name="Picture"/>
                   <a:graphic>
                     <a:graphicData uri="http://schemas.openxmlformats.org/drawingml/2006/picture">
                       <pic:pic>
                         <pic:nvPicPr>
-                          <pic:cNvPr descr="07_rapport_environnement_files/figure-docx/fig-mesures-protection-1.png" id="586" name="Picture"/>
+                          <pic:cNvPr descr="07_rapport_environnement_files/figure-docx/fig-mesures-protection-1.png" id="579" name="Picture"/>
                           <pic:cNvPicPr>
                             <a:picLocks noChangeArrowheads="1" noChangeAspect="1"/>
                           </pic:cNvPicPr>
                         </pic:nvPicPr>
                         <pic:blipFill>
-                          <a:blip r:embed="rId584"/>
+                          <a:blip r:embed="rId577"/>
                           <a:stretch>
                             <a:fillRect/>
                           </a:stretch>
@@ -13904,12 +13845,12 @@
               </w:drawing>
             </w:r>
           </w:p>
-          <w:bookmarkEnd w:id="587"/>
+          <w:bookmarkEnd w:id="580"/>
         </w:tc>
       </w:tr>
     </w:tbl>
-    <w:bookmarkEnd w:id="588"/>
-    <w:bookmarkStart w:id="593" w:name="Xb8ae756bccb17fd6df4bc4692a06ffe8634129b"/>
+    <w:bookmarkEnd w:id="581"/>
+    <w:bookmarkStart w:id="586" w:name="Xb8ae756bccb17fd6df4bc4692a06ffe8634129b"/>
     <w:p>
       <w:pPr>
         <w:pStyle w:val="Titre3"/>
@@ -13939,7 +13880,7 @@
       <w:tr>
         <w:tc>
           <w:tcPr/>
-          <w:bookmarkStart w:id="592" w:name="fig-priorite"/>
+          <w:bookmarkStart w:id="585" w:name="fig-priorite"/>
           <w:p>
             <w:pPr>
               <w:jc w:val="center"/>
@@ -13963,18 +13904,18 @@
                 <wp:inline>
                   <wp:extent cx="5969000" cy="9550400"/>
                   <wp:effectExtent b="0" l="0" r="0" t="0"/>
-                  <wp:docPr descr="" title="" id="590" name="Picture"/>
+                  <wp:docPr descr="" title="" id="583" name="Picture"/>
                   <a:graphic>
                     <a:graphicData uri="http://schemas.openxmlformats.org/drawingml/2006/picture">
                       <pic:pic>
                         <pic:nvPicPr>
-                          <pic:cNvPr descr="07_rapport_environnement_files/figure-docx/fig-priorite-1.png" id="591" name="Picture"/>
+                          <pic:cNvPr descr="07_rapport_environnement_files/figure-docx/fig-priorite-1.png" id="584" name="Picture"/>
                           <pic:cNvPicPr>
                             <a:picLocks noChangeArrowheads="1" noChangeAspect="1"/>
                           </pic:cNvPicPr>
                         </pic:nvPicPr>
                         <pic:blipFill>
-                          <a:blip r:embed="rId589"/>
+                          <a:blip r:embed="rId582"/>
                           <a:stretch>
                             <a:fillRect/>
                           </a:stretch>
@@ -14001,12 +13942,12 @@
               </w:drawing>
             </w:r>
           </w:p>
-          <w:bookmarkEnd w:id="592"/>
+          <w:bookmarkEnd w:id="585"/>
         </w:tc>
       </w:tr>
     </w:tbl>
-    <w:bookmarkEnd w:id="593"/>
-    <w:bookmarkStart w:id="598" w:name="connaissance-des-actions-de-protection"/>
+    <w:bookmarkEnd w:id="586"/>
+    <w:bookmarkStart w:id="591" w:name="connaissance-des-actions-de-protection"/>
     <w:p>
       <w:pPr>
         <w:pStyle w:val="Titre3"/>
@@ -14053,7 +13994,7 @@
       <w:tr>
         <w:tc>
           <w:tcPr/>
-          <w:bookmarkStart w:id="597" w:name="fig-actions-ap"/>
+          <w:bookmarkStart w:id="590" w:name="fig-actions-ap"/>
           <w:p>
             <w:pPr>
               <w:jc w:val="center"/>
@@ -14077,18 +14018,18 @@
                 <wp:inline>
                   <wp:extent cx="5969000" cy="4178300"/>
                   <wp:effectExtent b="0" l="0" r="0" t="0"/>
-                  <wp:docPr descr="" title="" id="595" name="Picture"/>
+                  <wp:docPr descr="" title="" id="588" name="Picture"/>
                   <a:graphic>
                     <a:graphicData uri="http://schemas.openxmlformats.org/drawingml/2006/picture">
                       <pic:pic>
                         <pic:nvPicPr>
-                          <pic:cNvPr descr="07_rapport_environnement_files/figure-docx/fig-actions-ap-1.png" id="596" name="Picture"/>
+                          <pic:cNvPr descr="07_rapport_environnement_files/figure-docx/fig-actions-ap-1.png" id="589" name="Picture"/>
                           <pic:cNvPicPr>
                             <a:picLocks noChangeArrowheads="1" noChangeAspect="1"/>
                           </pic:cNvPicPr>
                         </pic:nvPicPr>
                         <pic:blipFill>
-                          <a:blip r:embed="rId594"/>
+                          <a:blip r:embed="rId587"/>
                           <a:stretch>
                             <a:fillRect/>
                           </a:stretch>
@@ -14115,14 +14056,14 @@
               </w:drawing>
             </w:r>
           </w:p>
-          <w:bookmarkEnd w:id="597"/>
+          <w:bookmarkEnd w:id="590"/>
         </w:tc>
       </w:tr>
     </w:tbl>
-    <w:bookmarkEnd w:id="598"/>
-    <w:bookmarkEnd w:id="599"/>
-    <w:bookmarkEnd w:id="600"/>
-    <w:bookmarkStart w:id="645" w:name="cataclysmes-et-catastrophes"/>
+    <w:bookmarkEnd w:id="591"/>
+    <w:bookmarkEnd w:id="592"/>
+    <w:bookmarkEnd w:id="593"/>
+    <w:bookmarkStart w:id="638" w:name="cataclysmes-et-catastrophes"/>
     <w:p>
       <w:pPr>
         <w:pStyle w:val="Titre1"/>
@@ -14234,18 +14175,18 @@
                 <wp:inline>
                   <wp:extent cx="152400" cy="152400"/>
                   <wp:effectExtent b="0" l="0" r="0" t="0"/>
-                  <wp:docPr descr="" title="" id="601" name="Picture"/>
+                  <wp:docPr descr="" title="" id="594" name="Picture"/>
                   <a:graphic>
                     <a:graphicData uri="http://schemas.openxmlformats.org/drawingml/2006/picture">
                       <pic:pic>
                         <pic:nvPicPr>
-                          <pic:cNvPr descr="C:\Users\fbede\AppData\Local\Programs\Quarto\share\formats\docx\warning.png" id="602" name="Picture"/>
+                          <pic:cNvPr descr="C:\Users\fbede\AppData\Local\Programs\Quarto\share\formats\docx\warning.png" id="595" name="Picture"/>
                           <pic:cNvPicPr>
                             <a:picLocks noChangeArrowheads="1" noChangeAspect="1"/>
                           </pic:cNvPicPr>
                         </pic:nvPicPr>
                         <pic:blipFill>
-                          <a:blip r:embed="rId24"/>
+                          <a:blip r:embed="rId21"/>
                           <a:stretch>
                             <a:fillRect/>
                           </a:stretch>
@@ -14302,14 +14243,14 @@
               <w:spacing w:before="16" w:after="16"/>
             </w:pPr>
             <w:r>
-              <w:t xml:space="preserve">Les résultats présentés ci-dessous sont provisoires, et sont susceptibles de faire l’objet de corrections.</w:t>
+              <w:t xml:space="preserve">Les résultats présentés ci-dessous sont provisoires et pourront être ajustés ou enrichis par les informations supplémentaires recueillies lors des restitutions locales.</w:t>
             </w:r>
           </w:p>
           <w:p/>
         </w:tc>
       </w:tr>
     </w:tbl>
-    <w:bookmarkStart w:id="609" w:name="prévalence-des-cataclysmes"/>
+    <w:bookmarkStart w:id="602" w:name="prévalence-des-cataclysmes"/>
     <w:p>
       <w:pPr>
         <w:pStyle w:val="Titre2"/>
@@ -14323,7 +14264,7 @@
         <w:pStyle w:val="FirstParagraph"/>
       </w:pPr>
       <w:r>
-        <w:t xml:space="preserve">L’exposition aux aléas climatiques et biologiques est très élevée dans les deux observatoires.</w:t>
+        <w:t xml:space="preserve">L’exposition aux aléas climatiques et biologiques est très élevée dans les zones rurales enquêtées.</w:t>
       </w:r>
     </w:p>
     <w:p>
@@ -14334,7 +14275,7 @@
         <w:t xml:space="preserve">Dans l’Alaotra, 73 % des ménages déclarent avoir été touchés par au moins un événement. Les ménages affectés subissent en moyenne 1.8 événements. Le cataclysme le plus fréquemment cité est « Sécheresse ».</w:t>
       </w:r>
     </w:p>
-    <w:bookmarkStart w:id="603" w:name="taux-dexposition-global"/>
+    <w:bookmarkStart w:id="596" w:name="taux-dexposition-global"/>
     <w:p>
       <w:pPr>
         <w:pStyle w:val="Titre3"/>
@@ -14356,11 +14297,11 @@
         <w:pStyle w:val="Corpsdetexte"/>
       </w:pPr>
       <w:r>
-        <w:t xml:space="preserve">Le taux d’exposition aux cataclysmes est très élevé dans les deux observatoires.</w:t>
-      </w:r>
-    </w:p>
-    <w:bookmarkEnd w:id="603"/>
-    <w:bookmarkStart w:id="607" w:name="prévalence-par-type-de-catastrophe"/>
+        <w:t xml:space="preserve">Le taux d’exposition aux cataclysmes est très élevé.</w:t>
+      </w:r>
+    </w:p>
+    <w:bookmarkEnd w:id="596"/>
+    <w:bookmarkStart w:id="600" w:name="prévalence-par-type-de-catastrophe"/>
     <w:p>
       <w:pPr>
         <w:pStyle w:val="Titre3"/>
@@ -14374,7 +14315,7 @@
         <w:pStyle w:val="FirstParagraph"/>
       </w:pPr>
       <w:r>
-        <w:t xml:space="preserve">La sécheresse est de loin le Catastrophe le plus fréquemment cité, suivi des maladies (cultures/élevage), des rats et des facteurs humains (vol, dégradation). Les cyclones et inondations ont touché un nombre plus limité de ménages dans ces deux observatoires pour cette campagne.</w:t>
+        <w:t xml:space="preserve">La sécheresse est de loin le cataclysme le plus fréquemment cité, suivi des maladies (cultures/élevage), des rats et des facteurs humains (vol, dégradation). Les cyclones et inondations ont touché un nombre plus limité de ménages pour cette campagne.</w:t>
       </w:r>
     </w:p>
     <w:p>
@@ -14386,18 +14327,18 @@
           <wp:inline>
             <wp:extent cx="4620126" cy="14784404"/>
             <wp:effectExtent b="0" l="0" r="0" t="0"/>
-            <wp:docPr descr="" title="" id="605" name="Picture"/>
+            <wp:docPr descr="" title="" id="598" name="Picture"/>
             <a:graphic>
               <a:graphicData uri="http://schemas.openxmlformats.org/drawingml/2006/picture">
                 <pic:pic>
                   <pic:nvPicPr>
-                    <pic:cNvPr descr="08_cataclysme_catastrophe_files/figure-docx/g1_prevalence_type-1.png" id="606" name="Picture"/>
+                    <pic:cNvPr descr="08_cataclysme_catastrophe_files/figure-docx/g1_prevalence_type-1.png" id="599" name="Picture"/>
                     <pic:cNvPicPr>
                       <a:picLocks noChangeArrowheads="1" noChangeAspect="1"/>
                     </pic:cNvPicPr>
                   </pic:nvPicPr>
                   <pic:blipFill>
-                    <a:blip r:embed="rId604"/>
+                    <a:blip r:embed="rId597"/>
                     <a:stretch>
                       <a:fillRect/>
                     </a:stretch>
@@ -14424,8 +14365,8 @@
         </w:drawing>
       </w:r>
     </w:p>
-    <w:bookmarkEnd w:id="607"/>
-    <w:bookmarkStart w:id="608" w:name="nombre-moyen-de-catastrophes-par-ménage"/>
+    <w:bookmarkEnd w:id="600"/>
+    <w:bookmarkStart w:id="601" w:name="nombre-moyen-de-catastrophes-par-ménage"/>
     <w:p>
       <w:pPr>
         <w:pStyle w:val="Titre3"/>
@@ -14442,9 +14383,9 @@
         <w:t xml:space="preserve">Un ménage peut être touché par plusieurs types de catastrophes au cours de la même campagne. Le tableau suivant indique le nombre moyen de catastrophes subies.</w:t>
       </w:r>
     </w:p>
-    <w:bookmarkEnd w:id="608"/>
-    <w:bookmarkEnd w:id="609"/>
-    <w:bookmarkStart w:id="623" w:name="sévérité-des-dégâts"/>
+    <w:bookmarkEnd w:id="601"/>
+    <w:bookmarkEnd w:id="602"/>
+    <w:bookmarkStart w:id="616" w:name="sévérité-des-dégâts"/>
     <w:p>
       <w:pPr>
         <w:pStyle w:val="Titre2"/>
@@ -14513,7 +14454,7 @@
         <w:t xml:space="preserve">: 1 = Aucun, 2 = Blessure/Maladie, 3 = Décès/Porté disparu, 4 = Manque de vivres</w:t>
       </w:r>
     </w:p>
-    <w:bookmarkStart w:id="613" w:name="dégâts-sur-le-logement"/>
+    <w:bookmarkStart w:id="606" w:name="dégâts-sur-le-logement"/>
     <w:p>
       <w:pPr>
         <w:pStyle w:val="Titre3"/>
@@ -14539,18 +14480,18 @@
           <wp:inline>
             <wp:extent cx="4620126" cy="3696101"/>
             <wp:effectExtent b="0" l="0" r="0" t="0"/>
-            <wp:docPr descr="Dégâts sur le logement par type de catastrophe" title="" id="611" name="Picture"/>
+            <wp:docPr descr="Dégâts sur le logement par type de catastrophe" title="" id="604" name="Picture"/>
             <a:graphic>
               <a:graphicData uri="http://schemas.openxmlformats.org/drawingml/2006/picture">
                 <pic:pic>
                   <pic:nvPicPr>
-                    <pic:cNvPr descr="08_cataclysme_catastrophe_files/figure-docx/fig_degats_logement-1.png" id="612" name="Picture"/>
+                    <pic:cNvPr descr="08_cataclysme_catastrophe_files/figure-docx/fig_degats_logement-1.png" id="605" name="Picture"/>
                     <pic:cNvPicPr>
                       <a:picLocks noChangeArrowheads="1" noChangeAspect="1"/>
                     </pic:cNvPicPr>
                   </pic:nvPicPr>
                   <pic:blipFill>
-                    <a:blip r:embed="rId610"/>
+                    <a:blip r:embed="rId603"/>
                     <a:stretch>
                       <a:fillRect/>
                     </a:stretch>
@@ -14585,8 +14526,8 @@
         <w:t xml:space="preserve">Dégâts sur le logement par type de catastrophe</w:t>
       </w:r>
     </w:p>
-    <w:bookmarkEnd w:id="613"/>
-    <w:bookmarkStart w:id="614" w:name="dégâts-sur-lélevage"/>
+    <w:bookmarkEnd w:id="606"/>
+    <w:bookmarkStart w:id="607" w:name="dégâts-sur-lélevage"/>
     <w:p>
       <w:pPr>
         <w:pStyle w:val="Titre3"/>
@@ -14603,8 +14544,8 @@
         <w:t xml:space="preserve">Les dégâts sur l’élevage sont particulièrement importants pour certains aléas : les maladies et la sécheresse peuvent entraîner des pertes significatives (catégorie « Beaucoup » ou « Destruction totale »).</w:t>
       </w:r>
     </w:p>
-    <w:bookmarkEnd w:id="614"/>
-    <w:bookmarkStart w:id="618" w:name="conséquences-sur-les-personnes"/>
+    <w:bookmarkEnd w:id="607"/>
+    <w:bookmarkStart w:id="611" w:name="conséquences-sur-les-personnes"/>
     <w:p>
       <w:pPr>
         <w:pStyle w:val="Titre3"/>
@@ -14622,18 +14563,18 @@
           <wp:inline>
             <wp:extent cx="4620126" cy="14784404"/>
             <wp:effectExtent b="0" l="0" r="0" t="0"/>
-            <wp:docPr descr="Conséquences des cataclysmes sur les personnes" title="" id="616" name="Picture"/>
+            <wp:docPr descr="Conséquences des cataclysmes sur les personnes" title="" id="609" name="Picture"/>
             <a:graphic>
               <a:graphicData uri="http://schemas.openxmlformats.org/drawingml/2006/picture">
                 <pic:pic>
                   <pic:nvPicPr>
-                    <pic:cNvPr descr="08_cataclysme_catastrophe_files/figure-docx/fig_degats_personnes-1.png" id="617" name="Picture"/>
+                    <pic:cNvPr descr="08_cataclysme_catastrophe_files/figure-docx/fig_degats_personnes-1.png" id="610" name="Picture"/>
                     <pic:cNvPicPr>
                       <a:picLocks noChangeArrowheads="1" noChangeAspect="1"/>
                     </pic:cNvPicPr>
                   </pic:nvPicPr>
                   <pic:blipFill>
-                    <a:blip r:embed="rId615"/>
+                    <a:blip r:embed="rId608"/>
                     <a:stretch>
                       <a:fillRect/>
                     </a:stretch>
@@ -14676,8 +14617,8 @@
         <w:t xml:space="preserve">La conséquence la plus répandue est le manque de vivres, directement lié aux pertes agricoles. Les décès et disparitions, bien que rares, sont signalés pour certains cataclysmes (inondations, cyclones).</w:t>
       </w:r>
     </w:p>
-    <w:bookmarkEnd w:id="618"/>
-    <w:bookmarkStart w:id="622" w:name="X8a171b41bcc09a3f8d1a3f452aa03aa06659af0"/>
+    <w:bookmarkEnd w:id="611"/>
+    <w:bookmarkStart w:id="615" w:name="X8a171b41bcc09a3f8d1a3f452aa03aa06659af0"/>
     <w:p>
       <w:pPr>
         <w:pStyle w:val="Titre3"/>
@@ -14695,18 +14636,18 @@
           <wp:inline>
             <wp:extent cx="4620126" cy="3696101"/>
             <wp:effectExtent b="0" l="0" r="0" t="0"/>
-            <wp:docPr descr="" title="" id="620" name="Picture"/>
+            <wp:docPr descr="" title="" id="613" name="Picture"/>
             <a:graphic>
               <a:graphicData uri="http://schemas.openxmlformats.org/drawingml/2006/picture">
                 <pic:pic>
                   <pic:nvPicPr>
-                    <pic:cNvPr descr="08_cataclysme_catastrophe_files/figure-docx/g2_severite_profil-1.png" id="621" name="Picture"/>
+                    <pic:cNvPr descr="08_cataclysme_catastrophe_files/figure-docx/g2_severite_profil-1.png" id="614" name="Picture"/>
                     <pic:cNvPicPr>
                       <a:picLocks noChangeArrowheads="1" noChangeAspect="1"/>
                     </pic:cNvPicPr>
                   </pic:nvPicPr>
                   <pic:blipFill>
-                    <a:blip r:embed="rId619"/>
+                    <a:blip r:embed="rId612"/>
                     <a:stretch>
                       <a:fillRect/>
                     </a:stretch>
@@ -14741,9 +14682,9 @@
         <w:t xml:space="preserve">Le graphique précédent révèle que la sévérité des dégâts sur l’élevage varie fortement selon le type de catastrophe. Les destructions totales sont surtout associées aux événements les plus violents (cyclones, inondations), tandis que les sécheresses et les maladies animales engendrent des pertes plus diffuses mais néanmoins significatives.</w:t>
       </w:r>
     </w:p>
-    <w:bookmarkEnd w:id="622"/>
-    <w:bookmarkEnd w:id="623"/>
-    <w:bookmarkStart w:id="627" w:name="saisonnalité-des-cataclysmes"/>
+    <w:bookmarkEnd w:id="615"/>
+    <w:bookmarkEnd w:id="616"/>
+    <w:bookmarkStart w:id="620" w:name="saisonnalité-des-cataclysmes"/>
     <w:p>
       <w:pPr>
         <w:pStyle w:val="Titre2"/>
@@ -14769,18 +14710,18 @@
           <wp:inline>
             <wp:extent cx="4620126" cy="3696101"/>
             <wp:effectExtent b="0" l="0" r="0" t="0"/>
-            <wp:docPr descr="" title="" id="625" name="Picture"/>
+            <wp:docPr descr="" title="" id="618" name="Picture"/>
             <a:graphic>
               <a:graphicData uri="http://schemas.openxmlformats.org/drawingml/2006/picture">
                 <pic:pic>
                   <pic:nvPicPr>
-                    <pic:cNvPr descr="08_cataclysme_catastrophe_files/figure-docx/g3_saisonnalite-1.png" id="626" name="Picture"/>
+                    <pic:cNvPr descr="08_cataclysme_catastrophe_files/figure-docx/g3_saisonnalite-1.png" id="619" name="Picture"/>
                     <pic:cNvPicPr>
                       <a:picLocks noChangeArrowheads="1" noChangeAspect="1"/>
                     </pic:cNvPicPr>
                   </pic:nvPicPr>
                   <pic:blipFill>
-                    <a:blip r:embed="rId624"/>
+                    <a:blip r:embed="rId617"/>
                     <a:stretch>
                       <a:fillRect/>
                     </a:stretch>
@@ -14815,8 +14756,8 @@
         <w:t xml:space="preserve">La majorité des cataclysmes surviennent pendant la période de soudure, ce qui amplifie leur impact sur la sécurité alimentaire des ménages. La sécheresse et les maladies, notamment, frappent souvent lorsque les stocks sont déjà au plus bas.</w:t>
       </w:r>
     </w:p>
-    <w:bookmarkEnd w:id="627"/>
-    <w:bookmarkStart w:id="644" w:name="dégâts-agricoles-par-culture"/>
+    <w:bookmarkEnd w:id="620"/>
+    <w:bookmarkStart w:id="637" w:name="dégâts-agricoles-par-culture"/>
     <w:p>
       <w:pPr>
         <w:pStyle w:val="Titre2"/>
@@ -14848,7 +14789,7 @@
         <w:t xml:space="preserve">détaille les dégâts subis par chaque culture, en distinguant les pertes sur les champs (en cours de croissance) et sur les stocks (après récolte). Cette information est cruciale pour évaluer l’impact réel sur la production alimentaire.</w:t>
       </w:r>
     </w:p>
-    <w:bookmarkStart w:id="631" w:name="cultures-les-plus-touchées"/>
+    <w:bookmarkStart w:id="624" w:name="cultures-les-plus-touchées"/>
     <w:p>
       <w:pPr>
         <w:pStyle w:val="Titre3"/>
@@ -14866,18 +14807,18 @@
           <wp:inline>
             <wp:extent cx="4620126" cy="3696101"/>
             <wp:effectExtent b="0" l="0" r="0" t="0"/>
-            <wp:docPr descr="Top 10 des cultures les plus touchées" title="" id="629" name="Picture"/>
+            <wp:docPr descr="Top 10 des cultures les plus touchées" title="" id="622" name="Picture"/>
             <a:graphic>
               <a:graphicData uri="http://schemas.openxmlformats.org/drawingml/2006/picture">
                 <pic:pic>
                   <pic:nvPicPr>
-                    <pic:cNvPr descr="08_cataclysme_catastrophe_files/figure-docx/fig_cultures_touchees-1.png" id="630" name="Picture"/>
+                    <pic:cNvPr descr="08_cataclysme_catastrophe_files/figure-docx/fig_cultures_touchees-1.png" id="623" name="Picture"/>
                     <pic:cNvPicPr>
                       <a:picLocks noChangeArrowheads="1" noChangeAspect="1"/>
                     </pic:cNvPicPr>
                   </pic:nvPicPr>
                   <pic:blipFill>
-                    <a:blip r:embed="rId628"/>
+                    <a:blip r:embed="rId621"/>
                     <a:stretch>
                       <a:fillRect/>
                     </a:stretch>
@@ -14920,8 +14861,8 @@
         <w:t xml:space="preserve">Le riz, culture vivrière dominante, est de loin la culture la plus exposée aux cataclysmes. Le haricot, le maïs et le manioc figurent également parmi les cultures les plus touchées.</w:t>
       </w:r>
     </w:p>
-    <w:bookmarkEnd w:id="631"/>
-    <w:bookmarkStart w:id="635" w:name="X761fe4265c538f6bafac6cdcff31c03acc14793"/>
+    <w:bookmarkEnd w:id="624"/>
+    <w:bookmarkStart w:id="628" w:name="X761fe4265c538f6bafac6cdcff31c03acc14793"/>
     <w:p>
       <w:pPr>
         <w:pStyle w:val="Titre3"/>
@@ -14947,18 +14888,18 @@
           <wp:inline>
             <wp:extent cx="4620126" cy="14784404"/>
             <wp:effectExtent b="0" l="0" r="0" t="0"/>
-            <wp:docPr descr="Gravité des dégâts sur les champs de riz" title="" id="633" name="Picture"/>
+            <wp:docPr descr="Gravité des dégâts sur les champs de riz" title="" id="626" name="Picture"/>
             <a:graphic>
               <a:graphicData uri="http://schemas.openxmlformats.org/drawingml/2006/picture">
                 <pic:pic>
                   <pic:nvPicPr>
-                    <pic:cNvPr descr="08_cataclysme_catastrophe_files/figure-docx/fig_degats_champs_riz-1.png" id="634" name="Picture"/>
+                    <pic:cNvPr descr="08_cataclysme_catastrophe_files/figure-docx/fig_degats_champs_riz-1.png" id="627" name="Picture"/>
                     <pic:cNvPicPr>
                       <a:picLocks noChangeArrowheads="1" noChangeAspect="1"/>
                     </pic:cNvPicPr>
                   </pic:nvPicPr>
                   <pic:blipFill>
-                    <a:blip r:embed="rId632"/>
+                    <a:blip r:embed="rId625"/>
                     <a:stretch>
                       <a:fillRect/>
                     </a:stretch>
@@ -14993,8 +14934,8 @@
         <w:t xml:space="preserve">Gravité des dégâts sur les champs de riz</w:t>
       </w:r>
     </w:p>
-    <w:bookmarkEnd w:id="635"/>
-    <w:bookmarkStart w:id="639" w:name="Xcf77f7ca95e8511826fa9c1eb4f3d1682b70b3d"/>
+    <w:bookmarkEnd w:id="628"/>
+    <w:bookmarkStart w:id="632" w:name="Xcf77f7ca95e8511826fa9c1eb4f3d1682b70b3d"/>
     <w:p>
       <w:pPr>
         <w:pStyle w:val="Titre3"/>
@@ -15012,18 +14953,18 @@
           <wp:inline>
             <wp:extent cx="4620126" cy="14784404"/>
             <wp:effectExtent b="0" l="0" r="0" t="0"/>
-            <wp:docPr descr="Gravité des dégâts sur les stocks de riz" title="" id="637" name="Picture"/>
+            <wp:docPr descr="Gravité des dégâts sur les stocks de riz" title="" id="630" name="Picture"/>
             <a:graphic>
               <a:graphicData uri="http://schemas.openxmlformats.org/drawingml/2006/picture">
                 <pic:pic>
                   <pic:nvPicPr>
-                    <pic:cNvPr descr="08_cataclysme_catastrophe_files/figure-docx/fig_degats_stocks_riz-1.png" id="638" name="Picture"/>
+                    <pic:cNvPr descr="08_cataclysme_catastrophe_files/figure-docx/fig_degats_stocks_riz-1.png" id="631" name="Picture"/>
                     <pic:cNvPicPr>
                       <a:picLocks noChangeArrowheads="1" noChangeAspect="1"/>
                     </pic:cNvPicPr>
                   </pic:nvPicPr>
                   <pic:blipFill>
-                    <a:blip r:embed="rId636"/>
+                    <a:blip r:embed="rId629"/>
                     <a:stretch>
                       <a:fillRect/>
                     </a:stretch>
@@ -15066,8 +15007,8 @@
         <w:t xml:space="preserve">Les dégâts sur les stocks, bien que moins fréquents que sur les champs, affectent directement les réserves alimentaires du ménage, en particulier lorsqu’ils surviennent en période de soudure. Les rats et les insectes nuisibles constituent les principales causes de pertes post-récolte, auxquelles s’ajoutent les conditions de stockage précaires face aux intempéries.</w:t>
       </w:r>
     </w:p>
-    <w:bookmarkEnd w:id="639"/>
-    <w:bookmarkStart w:id="643" w:name="Xc5153409833405fb69cd75dc36cbc4fc94497fa"/>
+    <w:bookmarkEnd w:id="632"/>
+    <w:bookmarkStart w:id="636" w:name="Xc5153409833405fb69cd75dc36cbc4fc94497fa"/>
     <w:p>
       <w:pPr>
         <w:pStyle w:val="Titre3"/>
@@ -15085,18 +15026,18 @@
           <wp:inline>
             <wp:extent cx="4620126" cy="3696101"/>
             <wp:effectExtent b="0" l="0" r="0" t="0"/>
-            <wp:docPr descr="" title="" id="641" name="Picture"/>
+            <wp:docPr descr="" title="" id="634" name="Picture"/>
             <a:graphic>
               <a:graphicData uri="http://schemas.openxmlformats.org/drawingml/2006/picture">
                 <pic:pic>
                   <pic:nvPicPr>
-                    <pic:cNvPr descr="08_cataclysme_catastrophe_files/figure-docx/g4_champs_vs_stocks-1.png" id="642" name="Picture"/>
+                    <pic:cNvPr descr="08_cataclysme_catastrophe_files/figure-docx/g4_champs_vs_stocks-1.png" id="635" name="Picture"/>
                     <pic:cNvPicPr>
                       <a:picLocks noChangeArrowheads="1" noChangeAspect="1"/>
                     </pic:cNvPicPr>
                   </pic:nvPicPr>
                   <pic:blipFill>
-                    <a:blip r:embed="rId640"/>
+                    <a:blip r:embed="rId633"/>
                     <a:stretch>
                       <a:fillRect/>
                     </a:stretch>
@@ -15131,10 +15072,10 @@
         <w:t xml:space="preserve">Les dégâts sur les champs (cultures en cours) sont systématiquement plus fréquents que les pertes de stocks. Toutefois, les pertes de stocks, même si elles concernent moins de ménages, ont un impact direct sur les réserves alimentaires disponibles.</w:t>
       </w:r>
     </w:p>
-    <w:bookmarkEnd w:id="643"/>
-    <w:bookmarkEnd w:id="644"/>
-    <w:bookmarkEnd w:id="645"/>
-    <w:bookmarkStart w:id="692" w:name="X03cb89d846b4b88883df2a757e95414db7d381a"/>
+    <w:bookmarkEnd w:id="636"/>
+    <w:bookmarkEnd w:id="637"/>
+    <w:bookmarkEnd w:id="638"/>
+    <w:bookmarkStart w:id="685" w:name="X03cb89d846b4b88883df2a757e95414db7d381a"/>
     <w:p>
       <w:pPr>
         <w:pStyle w:val="Titre1"/>
@@ -15192,18 +15133,18 @@
                 <wp:inline>
                   <wp:extent cx="152400" cy="152400"/>
                   <wp:effectExtent b="0" l="0" r="0" t="0"/>
-                  <wp:docPr descr="" title="" id="646" name="Picture"/>
+                  <wp:docPr descr="" title="" id="639" name="Picture"/>
                   <a:graphic>
                     <a:graphicData uri="http://schemas.openxmlformats.org/drawingml/2006/picture">
                       <pic:pic>
                         <pic:nvPicPr>
-                          <pic:cNvPr descr="C:\Users\fbede\AppData\Local\Programs\Quarto\share\formats\docx\warning.png" id="647" name="Picture"/>
+                          <pic:cNvPr descr="C:\Users\fbede\AppData\Local\Programs\Quarto\share\formats\docx\warning.png" id="640" name="Picture"/>
                           <pic:cNvPicPr>
                             <a:picLocks noChangeArrowheads="1" noChangeAspect="1"/>
                           </pic:cNvPicPr>
                         </pic:nvPicPr>
                         <pic:blipFill>
-                          <a:blip r:embed="rId24"/>
+                          <a:blip r:embed="rId21"/>
                           <a:stretch>
                             <a:fillRect/>
                           </a:stretch>
@@ -15260,14 +15201,14 @@
               <w:spacing w:before="16" w:after="16"/>
             </w:pPr>
             <w:r>
-              <w:t xml:space="preserve">Les résultats présentés ci-dessous sont provisoires, et sont susceptibles de faire l’objet de corrections.</w:t>
+              <w:t xml:space="preserve">Les résultats présentés ci-dessous sont provisoires et pourront être ajustés ou enrichis par les informations supplémentaires recueillies lors des restitutions locales.</w:t>
             </w:r>
           </w:p>
           <w:p/>
         </w:tc>
       </w:tr>
     </w:tbl>
-    <w:bookmarkStart w:id="670" w:name="sec-insertion"/>
+    <w:bookmarkStart w:id="663" w:name="sec-insertion"/>
     <w:p>
       <w:pPr>
         <w:pStyle w:val="Titre2"/>
@@ -15276,7 +15217,7 @@
         <w:t xml:space="preserve">9.1 Insertion sociale</w:t>
       </w:r>
     </w:p>
-    <w:bookmarkStart w:id="649" w:name="appartenance-à-une-organisation"/>
+    <w:bookmarkStart w:id="642" w:name="appartenance-à-une-organisation"/>
     <w:p>
       <w:pPr>
         <w:pStyle w:val="Titre3"/>
@@ -15290,7 +15231,7 @@
         <w:pStyle w:val="FirstParagraph"/>
       </w:pPr>
       <w:r>
-        <w:t xml:space="preserve">Sur les 507 ménages enquêtés, 163 (32.1 %) déclarent qu’au moins un de leurs membres appartient à une organisation ou association. La participation est nettement plus élevée à Marovoay qu’à Alaotra.</w:t>
+        <w:t xml:space="preserve">Sur les 507 ménages enquêtés, 163 (32.1 %) déclarent qu’au moins un de leurs membres appartient à une organisation ou association.</w:t>
       </w:r>
     </w:p>
     <w:tbl>
@@ -15306,7 +15247,7 @@
       <w:tr>
         <w:tc>
           <w:tcPr/>
-          <w:bookmarkStart w:id="648" w:name="tbl-adhesion"/>
+          <w:bookmarkStart w:id="641" w:name="tbl-adhesion"/>
           <w:p>
             <w:pPr>
               <w:jc w:val="center"/>
@@ -15320,12 +15261,12 @@
               <w:t xml:space="preserve">Table 9.1: Appartenance à une organisation ou association</w:t>
             </w:r>
           </w:p>
-          <w:bookmarkEnd w:id="648"/>
+          <w:bookmarkEnd w:id="641"/>
         </w:tc>
       </w:tr>
     </w:tbl>
-    <w:bookmarkEnd w:id="649"/>
-    <w:bookmarkStart w:id="654" w:name="nombre-dorganisations-par-ménage"/>
+    <w:bookmarkEnd w:id="642"/>
+    <w:bookmarkStart w:id="647" w:name="nombre-dorganisations-par-ménage"/>
     <w:p>
       <w:pPr>
         <w:pStyle w:val="Titre3"/>
@@ -15355,7 +15296,7 @@
       <w:tr>
         <w:tc>
           <w:tcPr/>
-          <w:bookmarkStart w:id="653" w:name="fig-nb-org"/>
+          <w:bookmarkStart w:id="646" w:name="fig-nb-org"/>
           <w:p>
             <w:pPr>
               <w:jc w:val="center"/>
@@ -15379,18 +15320,18 @@
                 <wp:inline>
                   <wp:extent cx="5969000" cy="3730624"/>
                   <wp:effectExtent b="0" l="0" r="0" t="0"/>
-                  <wp:docPr descr="" title="" id="651" name="Picture"/>
+                  <wp:docPr descr="" title="" id="644" name="Picture"/>
                   <a:graphic>
                     <a:graphicData uri="http://schemas.openxmlformats.org/drawingml/2006/picture">
                       <pic:pic>
                         <pic:nvPicPr>
-                          <pic:cNvPr descr="09_insertion_projet_files/figure-docx/fig-nb-org-1.png" id="652" name="Picture"/>
+                          <pic:cNvPr descr="09_insertion_projet_files/figure-docx/fig-nb-org-1.png" id="645" name="Picture"/>
                           <pic:cNvPicPr>
                             <a:picLocks noChangeArrowheads="1" noChangeAspect="1"/>
                           </pic:cNvPicPr>
                         </pic:nvPicPr>
                         <pic:blipFill>
-                          <a:blip r:embed="rId650"/>
+                          <a:blip r:embed="rId643"/>
                           <a:stretch>
                             <a:fillRect/>
                           </a:stretch>
@@ -15417,12 +15358,12 @@
               </w:drawing>
             </w:r>
           </w:p>
-          <w:bookmarkEnd w:id="653"/>
+          <w:bookmarkEnd w:id="646"/>
         </w:tc>
       </w:tr>
     </w:tbl>
-    <w:bookmarkEnd w:id="654"/>
-    <w:bookmarkStart w:id="659" w:name="type-dorganisation"/>
+    <w:bookmarkEnd w:id="647"/>
+    <w:bookmarkStart w:id="652" w:name="type-dorganisation"/>
     <w:p>
       <w:pPr>
         <w:pStyle w:val="Titre3"/>
@@ -15465,7 +15406,7 @@
       <w:tr>
         <w:tc>
           <w:tcPr/>
-          <w:bookmarkStart w:id="658" w:name="fig-type-org"/>
+          <w:bookmarkStart w:id="651" w:name="fig-type-org"/>
           <w:p>
             <w:pPr>
               <w:jc w:val="center"/>
@@ -15489,18 +15430,18 @@
                 <wp:inline>
                   <wp:extent cx="5969000" cy="8682181"/>
                   <wp:effectExtent b="0" l="0" r="0" t="0"/>
-                  <wp:docPr descr="" title="" id="656" name="Picture"/>
+                  <wp:docPr descr="" title="" id="649" name="Picture"/>
                   <a:graphic>
                     <a:graphicData uri="http://schemas.openxmlformats.org/drawingml/2006/picture">
                       <pic:pic>
                         <pic:nvPicPr>
-                          <pic:cNvPr descr="09_insertion_projet_files/figure-docx/fig-type-org-1.png" id="657" name="Picture"/>
+                          <pic:cNvPr descr="09_insertion_projet_files/figure-docx/fig-type-org-1.png" id="650" name="Picture"/>
                           <pic:cNvPicPr>
                             <a:picLocks noChangeArrowheads="1" noChangeAspect="1"/>
                           </pic:cNvPicPr>
                         </pic:nvPicPr>
                         <pic:blipFill>
-                          <a:blip r:embed="rId655"/>
+                          <a:blip r:embed="rId648"/>
                           <a:stretch>
                             <a:fillRect/>
                           </a:stretch>
@@ -15527,12 +15468,12 @@
               </w:drawing>
             </w:r>
           </w:p>
-          <w:bookmarkEnd w:id="658"/>
+          <w:bookmarkEnd w:id="651"/>
         </w:tc>
       </w:tr>
     </w:tbl>
-    <w:bookmarkEnd w:id="659"/>
-    <w:bookmarkStart w:id="664" w:name="qui-dans-le-ménage-est-membre"/>
+    <w:bookmarkEnd w:id="652"/>
+    <w:bookmarkStart w:id="657" w:name="qui-dans-le-ménage-est-membre"/>
     <w:p>
       <w:pPr>
         <w:pStyle w:val="Titre3"/>
@@ -15562,7 +15503,7 @@
       <w:tr>
         <w:tc>
           <w:tcPr/>
-          <w:bookmarkStart w:id="663" w:name="fig-qui-membre"/>
+          <w:bookmarkStart w:id="656" w:name="fig-qui-membre"/>
           <w:p>
             <w:pPr>
               <w:jc w:val="center"/>
@@ -15586,18 +15527,18 @@
                 <wp:inline>
                   <wp:extent cx="5969000" cy="6763484"/>
                   <wp:effectExtent b="0" l="0" r="0" t="0"/>
-                  <wp:docPr descr="" title="" id="661" name="Picture"/>
+                  <wp:docPr descr="" title="" id="654" name="Picture"/>
                   <a:graphic>
                     <a:graphicData uri="http://schemas.openxmlformats.org/drawingml/2006/picture">
                       <pic:pic>
                         <pic:nvPicPr>
-                          <pic:cNvPr descr="09_insertion_projet_files/figure-docx/fig-qui-membre-1.png" id="662" name="Picture"/>
+                          <pic:cNvPr descr="09_insertion_projet_files/figure-docx/fig-qui-membre-1.png" id="655" name="Picture"/>
                           <pic:cNvPicPr>
                             <a:picLocks noChangeArrowheads="1" noChangeAspect="1"/>
                           </pic:cNvPicPr>
                         </pic:nvPicPr>
                         <pic:blipFill>
-                          <a:blip r:embed="rId660"/>
+                          <a:blip r:embed="rId653"/>
                           <a:stretch>
                             <a:fillRect/>
                           </a:stretch>
@@ -15624,12 +15565,12 @@
               </w:drawing>
             </w:r>
           </w:p>
-          <w:bookmarkEnd w:id="663"/>
+          <w:bookmarkEnd w:id="656"/>
         </w:tc>
       </w:tr>
     </w:tbl>
-    <w:bookmarkEnd w:id="664"/>
-    <w:bookmarkStart w:id="669" w:name="niveau-de-responsabilité"/>
+    <w:bookmarkEnd w:id="657"/>
+    <w:bookmarkStart w:id="662" w:name="niveau-de-responsabilité"/>
     <w:p>
       <w:pPr>
         <w:pStyle w:val="Titre3"/>
@@ -15672,7 +15613,7 @@
       <w:tr>
         <w:tc>
           <w:tcPr/>
-          <w:bookmarkStart w:id="668" w:name="fig-responsabilite"/>
+          <w:bookmarkStart w:id="661" w:name="fig-responsabilite"/>
           <w:p>
             <w:pPr>
               <w:jc w:val="center"/>
@@ -15696,18 +15637,18 @@
                 <wp:inline>
                   <wp:extent cx="5969000" cy="3316111"/>
                   <wp:effectExtent b="0" l="0" r="0" t="0"/>
-                  <wp:docPr descr="" title="" id="666" name="Picture"/>
+                  <wp:docPr descr="" title="" id="659" name="Picture"/>
                   <a:graphic>
                     <a:graphicData uri="http://schemas.openxmlformats.org/drawingml/2006/picture">
                       <pic:pic>
                         <pic:nvPicPr>
-                          <pic:cNvPr descr="09_insertion_projet_files/figure-docx/fig-responsabilite-1.png" id="667" name="Picture"/>
+                          <pic:cNvPr descr="09_insertion_projet_files/figure-docx/fig-responsabilite-1.png" id="660" name="Picture"/>
                           <pic:cNvPicPr>
                             <a:picLocks noChangeArrowheads="1" noChangeAspect="1"/>
                           </pic:cNvPicPr>
                         </pic:nvPicPr>
                         <pic:blipFill>
-                          <a:blip r:embed="rId665"/>
+                          <a:blip r:embed="rId658"/>
                           <a:stretch>
                             <a:fillRect/>
                           </a:stretch>
@@ -15734,13 +15675,13 @@
               </w:drawing>
             </w:r>
           </w:p>
-          <w:bookmarkEnd w:id="668"/>
+          <w:bookmarkEnd w:id="661"/>
         </w:tc>
       </w:tr>
     </w:tbl>
-    <w:bookmarkEnd w:id="669"/>
-    <w:bookmarkEnd w:id="670"/>
-    <w:bookmarkStart w:id="686" w:name="sec-projets"/>
+    <w:bookmarkEnd w:id="662"/>
+    <w:bookmarkEnd w:id="663"/>
+    <w:bookmarkStart w:id="679" w:name="sec-projets"/>
     <w:p>
       <w:pPr>
         <w:pStyle w:val="Titre2"/>
@@ -15754,52 +15695,10 @@
         <w:pStyle w:val="FirstParagraph"/>
       </w:pPr>
       <w:r>
-        <w:t xml:space="preserve">Le questionnaire demande aux ménages s’ils ont bénéficié de projets ou de formations dans huit domaines. La variable</w:t>
-      </w:r>
-      <w:r>
-        <w:t xml:space="preserve"> </w:t>
-      </w:r>
-      <w:r>
-        <w:rPr>
-          <w:rStyle w:val="VerbatimChar"/>
-        </w:rPr>
-        <w:t xml:space="preserve">pro1</w:t>
-      </w:r>
-      <w:r>
-        <w:t xml:space="preserve"> </w:t>
-      </w:r>
-      <w:r>
-        <w:t xml:space="preserve">(dans</w:t>
-      </w:r>
-      <w:r>
-        <w:t xml:space="preserve"> </w:t>
-      </w:r>
-      <w:r>
-        <w:rPr>
-          <w:rStyle w:val="VerbatimChar"/>
-        </w:rPr>
-        <w:t xml:space="preserve">res_respg0</w:t>
-      </w:r>
-      <w:r>
-        <w:t xml:space="preserve">) indique si au moins un membre du ménage a bénéficié d’un projet, tandis que</w:t>
-      </w:r>
-      <w:r>
-        <w:t xml:space="preserve"> </w:t>
-      </w:r>
-      <w:r>
-        <w:rPr>
-          <w:rStyle w:val="VerbatimChar"/>
-        </w:rPr>
-        <w:t xml:space="preserve">res_pro</w:t>
-      </w:r>
-      <w:r>
-        <w:t xml:space="preserve"> </w:t>
-      </w:r>
-      <w:r>
-        <w:t xml:space="preserve">détaille les bénéficiaires par type de projet et leur source de financement.</w:t>
-      </w:r>
-    </w:p>
-    <w:bookmarkStart w:id="674" w:name="bénéficiaires-de-projets"/>
+        <w:t xml:space="preserve">Le questionnaire demande aux ménages s’ils ont bénéficié de projets ou de formations dans huit domaines : agriculture, élevage et pêche, nutrition, éducation et santé, environnement, tourisme, autres productions et travaux à haute intensité de main d’œuvre (HIMO).</w:t>
+      </w:r>
+    </w:p>
+    <w:bookmarkStart w:id="667" w:name="bénéficiaires-de-projets"/>
     <w:p>
       <w:pPr>
         <w:pStyle w:val="Titre3"/>
@@ -15813,7 +15712,7 @@
         <w:pStyle w:val="FirstParagraph"/>
       </w:pPr>
       <w:r>
-        <w:t xml:space="preserve">L’accès aux projets de développement reste inégal entre les deux sites.</w:t>
+        <w:t xml:space="preserve">L’accès aux projets de développement reste inégal selon les localités.</w:t>
       </w:r>
     </w:p>
     <w:p>
@@ -15833,18 +15732,18 @@
           <wp:inline>
             <wp:extent cx="4620126" cy="3696101"/>
             <wp:effectExtent b="0" l="0" r="0" t="0"/>
-            <wp:docPr descr="Ménages bénéficiaires de projets ou formations" title="" id="672" name="Picture"/>
+            <wp:docPr descr="Ménages bénéficiaires de projets ou formations" title="" id="665" name="Picture"/>
             <a:graphic>
               <a:graphicData uri="http://schemas.openxmlformats.org/drawingml/2006/picture">
                 <pic:pic>
                   <pic:nvPicPr>
-                    <pic:cNvPr descr="09_insertion_projet_files/figure-docx/fig_pro1-1.png" id="673" name="Picture"/>
+                    <pic:cNvPr descr="09_insertion_projet_files/figure-docx/fig_pro1-1.png" id="666" name="Picture"/>
                     <pic:cNvPicPr>
                       <a:picLocks noChangeArrowheads="1" noChangeAspect="1"/>
                     </pic:cNvPicPr>
                   </pic:nvPicPr>
                   <pic:blipFill>
-                    <a:blip r:embed="rId671"/>
+                    <a:blip r:embed="rId664"/>
                     <a:stretch>
                       <a:fillRect/>
                     </a:stretch>
@@ -15879,8 +15778,8 @@
         <w:t xml:space="preserve">Ménages bénéficiaires de projets ou formations</w:t>
       </w:r>
     </w:p>
-    <w:bookmarkEnd w:id="674"/>
-    <w:bookmarkStart w:id="679" w:name="taux-de-bénéficiaires-par-type-de-projet"/>
+    <w:bookmarkEnd w:id="667"/>
+    <w:bookmarkStart w:id="672" w:name="taux-de-bénéficiaires-par-type-de-projet"/>
     <w:p>
       <w:pPr>
         <w:pStyle w:val="Titre3"/>
@@ -15894,7 +15793,7 @@
         <w:pStyle w:val="FirstParagraph"/>
       </w:pPr>
       <w:r>
-        <w:t xml:space="preserve">L’éducation et la santé, la nutrition et l’agriculture sont les domaines pour lesquels les ménages bénéficient le plus de projets. Le tourisme reste totalement absent des deux observatoires.</w:t>
+        <w:t xml:space="preserve">L’éducation et la santé, la nutrition et l’agriculture sont les domaines pour lesquels les ménages bénéficient le plus de projets.</w:t>
       </w:r>
     </w:p>
     <w:tbl>
@@ -15910,7 +15809,7 @@
       <w:tr>
         <w:tc>
           <w:tcPr/>
-          <w:bookmarkStart w:id="678" w:name="fig-benef-type"/>
+          <w:bookmarkStart w:id="671" w:name="fig-benef-type"/>
           <w:p>
             <w:pPr>
               <w:jc w:val="center"/>
@@ -15934,18 +15833,18 @@
                 <wp:inline>
                   <wp:extent cx="5969000" cy="9550400"/>
                   <wp:effectExtent b="0" l="0" r="0" t="0"/>
-                  <wp:docPr descr="" title="" id="676" name="Picture"/>
+                  <wp:docPr descr="" title="" id="669" name="Picture"/>
                   <a:graphic>
                     <a:graphicData uri="http://schemas.openxmlformats.org/drawingml/2006/picture">
                       <pic:pic>
                         <pic:nvPicPr>
-                          <pic:cNvPr descr="09_insertion_projet_files/figure-docx/fig-benef-type-1.png" id="677" name="Picture"/>
+                          <pic:cNvPr descr="09_insertion_projet_files/figure-docx/fig-benef-type-1.png" id="670" name="Picture"/>
                           <pic:cNvPicPr>
                             <a:picLocks noChangeArrowheads="1" noChangeAspect="1"/>
                           </pic:cNvPicPr>
                         </pic:nvPicPr>
                         <pic:blipFill>
-                          <a:blip r:embed="rId675"/>
+                          <a:blip r:embed="rId668"/>
                           <a:stretch>
                             <a:fillRect/>
                           </a:stretch>
@@ -15972,12 +15871,12 @@
               </w:drawing>
             </w:r>
           </w:p>
-          <w:bookmarkEnd w:id="678"/>
+          <w:bookmarkEnd w:id="671"/>
         </w:tc>
       </w:tr>
     </w:tbl>
-    <w:bookmarkEnd w:id="679"/>
-    <w:bookmarkStart w:id="685" w:name="source-des-projets"/>
+    <w:bookmarkEnd w:id="672"/>
+    <w:bookmarkStart w:id="678" w:name="source-des-projets"/>
     <w:p>
       <w:pPr>
         <w:pStyle w:val="Titre3"/>
@@ -16007,7 +15906,7 @@
       <w:tr>
         <w:tc>
           <w:tcPr/>
-          <w:bookmarkStart w:id="683" w:name="fig-source-projet"/>
+          <w:bookmarkStart w:id="676" w:name="fig-source-projet"/>
           <w:p>
             <w:pPr>
               <w:jc w:val="center"/>
@@ -16031,18 +15930,18 @@
                 <wp:inline>
                   <wp:extent cx="5969000" cy="3581400"/>
                   <wp:effectExtent b="0" l="0" r="0" t="0"/>
-                  <wp:docPr descr="" title="" id="681" name="Picture"/>
+                  <wp:docPr descr="" title="" id="674" name="Picture"/>
                   <a:graphic>
                     <a:graphicData uri="http://schemas.openxmlformats.org/drawingml/2006/picture">
                       <pic:pic>
                         <pic:nvPicPr>
-                          <pic:cNvPr descr="09_insertion_projet_files/figure-docx/fig-source-projet-1.png" id="682" name="Picture"/>
+                          <pic:cNvPr descr="09_insertion_projet_files/figure-docx/fig-source-projet-1.png" id="675" name="Picture"/>
                           <pic:cNvPicPr>
                             <a:picLocks noChangeArrowheads="1" noChangeAspect="1"/>
                           </pic:cNvPicPr>
                         </pic:nvPicPr>
                         <pic:blipFill>
-                          <a:blip r:embed="rId680"/>
+                          <a:blip r:embed="rId673"/>
                           <a:stretch>
                             <a:fillRect/>
                           </a:stretch>
@@ -16069,7 +15968,7 @@
               </w:drawing>
             </w:r>
           </w:p>
-          <w:bookmarkEnd w:id="683"/>
+          <w:bookmarkEnd w:id="676"/>
         </w:tc>
       </w:tr>
     </w:tbl>
@@ -16086,7 +15985,7 @@
       <w:tr>
         <w:tc>
           <w:tcPr/>
-          <w:bookmarkStart w:id="684" w:name="tbl-source-global"/>
+          <w:bookmarkStart w:id="677" w:name="tbl-source-global"/>
           <w:p>
             <w:pPr>
               <w:jc w:val="center"/>
@@ -16100,13 +15999,13 @@
               <w:t xml:space="preserve">Table 9.2: Source des projets (tous types confondus)</w:t>
             </w:r>
           </w:p>
-          <w:bookmarkEnd w:id="684"/>
+          <w:bookmarkEnd w:id="677"/>
         </w:tc>
       </w:tr>
     </w:tbl>
-    <w:bookmarkEnd w:id="685"/>
-    <w:bookmarkEnd w:id="686"/>
-    <w:bookmarkStart w:id="691" w:name="sec-croisement"/>
+    <w:bookmarkEnd w:id="678"/>
+    <w:bookmarkEnd w:id="679"/>
+    <w:bookmarkStart w:id="684" w:name="sec-croisement"/>
     <w:p>
       <w:pPr>
         <w:pStyle w:val="Titre2"/>
@@ -16144,7 +16043,7 @@
       <w:tr>
         <w:tc>
           <w:tcPr/>
-          <w:bookmarkStart w:id="687" w:name="tbl-croisement"/>
+          <w:bookmarkStart w:id="680" w:name="tbl-croisement"/>
           <w:p>
             <w:pPr>
               <w:jc w:val="center"/>
@@ -16158,7 +16057,7 @@
               <w:t xml:space="preserve">Table 9.3: Accès aux projets selon l’appartenance à une organisation</w:t>
             </w:r>
           </w:p>
-          <w:bookmarkEnd w:id="687"/>
+          <w:bookmarkEnd w:id="680"/>
         </w:tc>
       </w:tr>
     </w:tbl>
@@ -16171,18 +16070,18 @@
           <wp:inline>
             <wp:extent cx="4620126" cy="3696101"/>
             <wp:effectExtent b="0" l="0" r="0" t="0"/>
-            <wp:docPr descr="Accès aux projets selon l’appartenance à une organisation" title="" id="689" name="Picture"/>
+            <wp:docPr descr="Accès aux projets selon l’appartenance à une organisation" title="" id="682" name="Picture"/>
             <a:graphic>
               <a:graphicData uri="http://schemas.openxmlformats.org/drawingml/2006/picture">
                 <pic:pic>
                   <pic:nvPicPr>
-                    <pic:cNvPr descr="09_insertion_projet_files/figure-docx/fig_croisement-1.png" id="690" name="Picture"/>
+                    <pic:cNvPr descr="09_insertion_projet_files/figure-docx/fig_croisement-1.png" id="683" name="Picture"/>
                     <pic:cNvPicPr>
                       <a:picLocks noChangeArrowheads="1" noChangeAspect="1"/>
                     </pic:cNvPicPr>
                   </pic:nvPicPr>
                   <pic:blipFill>
-                    <a:blip r:embed="rId688"/>
+                    <a:blip r:embed="rId681"/>
                     <a:stretch>
                       <a:fillRect/>
                     </a:stretch>
@@ -16217,9 +16116,9 @@
         <w:t xml:space="preserve">Accès aux projets selon l’appartenance à une organisation</w:t>
       </w:r>
     </w:p>
-    <w:bookmarkEnd w:id="691"/>
-    <w:bookmarkEnd w:id="692"/>
-    <w:bookmarkStart w:id="712" w:name="évaluation-de-la-qualité-de-lenquête"/>
+    <w:bookmarkEnd w:id="684"/>
+    <w:bookmarkEnd w:id="685"/>
+    <w:bookmarkStart w:id="705" w:name="évaluation-de-la-qualité-de-lenquête"/>
     <w:p>
       <w:pPr>
         <w:pStyle w:val="Titre1"/>
@@ -16428,18 +16327,18 @@
                 <wp:inline>
                   <wp:extent cx="152400" cy="152400"/>
                   <wp:effectExtent b="0" l="0" r="0" t="0"/>
-                  <wp:docPr descr="" title="" id="693" name="Picture"/>
+                  <wp:docPr descr="" title="" id="686" name="Picture"/>
                   <a:graphic>
                     <a:graphicData uri="http://schemas.openxmlformats.org/drawingml/2006/picture">
                       <pic:pic>
                         <pic:nvPicPr>
-                          <pic:cNvPr descr="C:\Users\fbede\AppData\Local\Programs\Quarto\share\formats\docx\warning.png" id="694" name="Picture"/>
+                          <pic:cNvPr descr="C:\Users\fbede\AppData\Local\Programs\Quarto\share\formats\docx\warning.png" id="687" name="Picture"/>
                           <pic:cNvPicPr>
                             <a:picLocks noChangeArrowheads="1" noChangeAspect="1"/>
                           </pic:cNvPicPr>
                         </pic:nvPicPr>
                         <pic:blipFill>
-                          <a:blip r:embed="rId24"/>
+                          <a:blip r:embed="rId21"/>
                           <a:stretch>
                             <a:fillRect/>
                           </a:stretch>
@@ -16496,14 +16395,14 @@
               <w:spacing w:before="16" w:after="16"/>
             </w:pPr>
             <w:r>
-              <w:t xml:space="preserve">Les résultats présentés ci-dessous sont provisoires, et sont susceptibles de faire l’objet de corrections.</w:t>
+              <w:t xml:space="preserve">Les résultats présentés ci-dessous sont provisoires et pourront être ajustés ou enrichis par les informations supplémentaires recueillies lors des restitutions locales.</w:t>
             </w:r>
           </w:p>
           <w:p/>
         </w:tc>
       </w:tr>
     </w:tbl>
-    <w:bookmarkStart w:id="699" w:name="Xa4db8dd5ff569f230bca5343853834cca9e2941"/>
+    <w:bookmarkStart w:id="692" w:name="Xa4db8dd5ff569f230bca5343853834cca9e2941"/>
     <w:p>
       <w:pPr>
         <w:pStyle w:val="Titre2"/>
@@ -16575,7 +16474,7 @@
       <w:tr>
         <w:tc>
           <w:tcPr/>
-          <w:bookmarkStart w:id="698" w:name="fig-qualite"/>
+          <w:bookmarkStart w:id="691" w:name="fig-qualite"/>
           <w:p>
             <w:pPr>
               <w:jc w:val="center"/>
@@ -16587,6 +16486,224 @@
             </w:pPr>
             <w:r>
               <w:t xml:space="preserve">Figure 10.1: Qualité de l’enquête selon l’enquêteur (j11, page de couverture)</w:t>
+            </w:r>
+          </w:p>
+          <w:p>
+            <w:pPr>
+              <w:pStyle w:val="Compact"/>
+              <w:jc w:val="center"/>
+            </w:pPr>
+            <w:r>
+              <w:drawing>
+                <wp:inline>
+                  <wp:extent cx="5969000" cy="2984500"/>
+                  <wp:effectExtent b="0" l="0" r="0" t="0"/>
+                  <wp:docPr descr="" title="" id="689" name="Picture"/>
+                  <a:graphic>
+                    <a:graphicData uri="http://schemas.openxmlformats.org/drawingml/2006/picture">
+                      <pic:pic>
+                        <pic:nvPicPr>
+                          <pic:cNvPr descr="10_enquete_qualite_files/figure-docx/fig-qualite-1.png" id="690" name="Picture"/>
+                          <pic:cNvPicPr>
+                            <a:picLocks noChangeArrowheads="1" noChangeAspect="1"/>
+                          </pic:cNvPicPr>
+                        </pic:nvPicPr>
+                        <pic:blipFill>
+                          <a:blip r:embed="rId688"/>
+                          <a:stretch>
+                            <a:fillRect/>
+                          </a:stretch>
+                        </pic:blipFill>
+                        <pic:spPr bwMode="auto">
+                          <a:xfrm>
+                            <a:off x="0" y="0"/>
+                            <a:ext cx="5969000" cy="2984500"/>
+                          </a:xfrm>
+                          <a:prstGeom prst="rect">
+                            <a:avLst/>
+                          </a:prstGeom>
+                          <a:noFill/>
+                          <a:ln w="9525">
+                            <a:noFill/>
+                            <a:headEnd/>
+                            <a:tailEnd/>
+                          </a:ln>
+                        </pic:spPr>
+                      </pic:pic>
+                    </a:graphicData>
+                  </a:graphic>
+                </wp:inline>
+              </w:drawing>
+            </w:r>
+          </w:p>
+          <w:bookmarkEnd w:id="691"/>
+        </w:tc>
+      </w:tr>
+    </w:tbl>
+    <w:bookmarkEnd w:id="692"/>
+    <w:bookmarkStart w:id="694" w:name="répondant"/>
+    <w:p>
+      <w:pPr>
+        <w:pStyle w:val="Titre2"/>
+      </w:pPr>
+      <w:r>
+        <w:t xml:space="preserve">10.2 Répondant</w:t>
+      </w:r>
+    </w:p>
+    <w:p>
+      <w:pPr>
+        <w:pStyle w:val="FirstParagraph"/>
+      </w:pPr>
+      <w:r>
+        <w:t xml:space="preserve">Dans la plupart des cas, le répondant est le chef de ménage lui-même ou son conjoint. Quelques entretiens ont été réalisés avec un autre membre du ménage (</w:t>
+      </w:r>
+      <w:hyperlink w:anchor="tbl-repondant">
+        <w:r>
+          <w:rPr>
+            <w:rStyle w:val="Lienhypertexte"/>
+          </w:rPr>
+          <w:t xml:space="preserve">Table 10.1</w:t>
+        </w:r>
+      </w:hyperlink>
+      <w:r>
+        <w:t xml:space="preserve">).</w:t>
+      </w:r>
+    </w:p>
+    <w:tbl>
+      <w:tblPr>
+        <w:tblStyle w:val="Table"/>
+        <w:tblW w:type="pct" w:w="5000"/>
+        <w:tblLayout w:type="fixed"/>
+        <w:tblLook w:firstRow="0" w:lastRow="0" w:firstColumn="0" w:lastColumn="0" w:noHBand="0" w:noVBand="0" w:val="0000"/>
+      </w:tblPr>
+      <w:tblGrid>
+        <w:gridCol w:w="7920"/>
+      </w:tblGrid>
+      <w:tr>
+        <w:tc>
+          <w:tcPr/>
+          <w:bookmarkStart w:id="693" w:name="tbl-repondant"/>
+          <w:p>
+            <w:pPr>
+              <w:jc w:val="center"/>
+            </w:pPr>
+            <w:pPr>
+              <w:jc w:val="left"/>
+              <w:spacing w:before="200"/>
+              <w:pStyle w:val="ImageCaption"/>
+            </w:pPr>
+            <w:r>
+              <w:t xml:space="preserve">Table 10.1: Qualité du répondant par observatoire</w:t>
+            </w:r>
+          </w:p>
+          <w:bookmarkEnd w:id="693"/>
+        </w:tc>
+      </w:tr>
+    </w:tbl>
+    <w:bookmarkEnd w:id="694"/>
+    <w:bookmarkStart w:id="699" w:name="X2101bde4d2f525baec1852bd3c950f476bfe63c"/>
+    <w:p>
+      <w:pPr>
+        <w:pStyle w:val="Titre2"/>
+      </w:pPr>
+      <w:r>
+        <w:t xml:space="preserve">10.3 Qualité de la réponse (évaluation par l’enquêteur, fin de questionnaire)</w:t>
+      </w:r>
+    </w:p>
+    <w:p>
+      <w:pPr>
+        <w:pStyle w:val="FirstParagraph"/>
+      </w:pPr>
+      <w:r>
+        <w:t xml:space="preserve">La variable</w:t>
+      </w:r>
+      <w:r>
+        <w:t xml:space="preserve"> </w:t>
+      </w:r>
+      <w:r>
+        <w:rPr>
+          <w:rStyle w:val="VerbatimChar"/>
+        </w:rPr>
+        <w:t xml:space="preserve">qual1aa</w:t>
+      </w:r>
+      <w:r>
+        <w:t xml:space="preserve"> </w:t>
+      </w:r>
+      <w:r>
+        <w:t xml:space="preserve">—</w:t>
+      </w:r>
+      <w:r>
+        <w:t xml:space="preserve"> </w:t>
+      </w:r>
+      <w:r>
+        <w:rPr>
+          <w:i/>
+          <w:iCs/>
+        </w:rPr>
+        <w:t xml:space="preserve">« Qualité de la réponse en générale »</w:t>
+      </w:r>
+      <w:r>
+        <w:t xml:space="preserve"> </w:t>
+      </w:r>
+      <w:r>
+        <w:t xml:space="preserve">— est renseignée par l’enquêteur dans le module de remarques en fin de questionnaire. Les modalités prévues sont :</w:t>
+      </w:r>
+      <w:r>
+        <w:t xml:space="preserve"> </w:t>
+      </w:r>
+      <w:r>
+        <w:rPr>
+          <w:b/>
+          <w:bCs/>
+        </w:rPr>
+        <w:t xml:space="preserve">1 = bonne, 2 = mauvaise</w:t>
+      </w:r>
+      <w:r>
+        <w:t xml:space="preserve">. La</w:t>
+      </w:r>
+      <w:r>
+        <w:t xml:space="preserve"> </w:t>
+      </w:r>
+      <w:hyperlink w:anchor="fig-qual-reponse">
+        <w:r>
+          <w:rPr>
+            <w:rStyle w:val="Lienhypertexte"/>
+          </w:rPr>
+          <w:t xml:space="preserve">Figure 10.2</w:t>
+        </w:r>
+      </w:hyperlink>
+      <w:r>
+        <w:t xml:space="preserve"> </w:t>
+      </w:r>
+      <w:r>
+        <w:t xml:space="preserve">présente la répartition par observatoire (les codes aberrants sont exclus, voir l’encadré ci-dessous).</w:t>
+      </w:r>
+    </w:p>
+    <w:tbl>
+      <w:tblPr>
+        <w:tblStyle w:val="Table"/>
+        <w:tblW w:type="pct" w:w="5000"/>
+        <w:tblLayout w:type="fixed"/>
+        <w:tblLook w:firstRow="0" w:lastRow="0" w:firstColumn="0" w:lastColumn="0" w:noHBand="0" w:noVBand="0" w:val="0000"/>
+      </w:tblPr>
+      <w:tblGrid>
+        <w:gridCol w:w="7920"/>
+      </w:tblGrid>
+      <w:tr>
+        <w:tc>
+          <w:tcPr/>
+          <w:bookmarkStart w:id="698" w:name="fig-qual-reponse"/>
+          <w:p>
+            <w:pPr>
+              <w:jc w:val="center"/>
+            </w:pPr>
+            <w:pPr>
+              <w:jc w:val="left"/>
+              <w:spacing w:before="200"/>
+              <w:pStyle w:val="ImageCaption"/>
+            </w:pPr>
+            <w:r>
+              <w:t xml:space="preserve">Figure 10.2: Qualité de la réponse selon l’enquêteur (qual1aa, fin de questionnaire)</w:t>
             </w:r>
           </w:p>
           <w:p>
@@ -16604,7 +16721,7 @@
                     <a:graphicData uri="http://schemas.openxmlformats.org/drawingml/2006/picture">
                       <pic:pic>
                         <pic:nvPicPr>
-                          <pic:cNvPr descr="10_enquete_qualite_files/figure-docx/fig-qualite-1.png" id="697" name="Picture"/>
+                          <pic:cNvPr descr="10_enquete_qualite_files/figure-docx/fig-qual-reponse-1.png" id="697" name="Picture"/>
                           <pic:cNvPicPr>
                             <a:picLocks noChangeArrowheads="1" noChangeAspect="1"/>
                           </pic:cNvPicPr>
@@ -16642,13 +16759,13 @@
       </w:tr>
     </w:tbl>
     <w:bookmarkEnd w:id="699"/>
-    <w:bookmarkStart w:id="701" w:name="répondant"/>
+    <w:bookmarkStart w:id="704" w:name="X9f66b319a86da89209272021c54dcd93697770e"/>
     <w:p>
       <w:pPr>
         <w:pStyle w:val="Titre2"/>
       </w:pPr>
       <w:r>
-        <w:t xml:space="preserve">10.2 Répondant</w:t>
+        <w:t xml:space="preserve">10.4 Réaction du répondant (évaluation par l’enquêteur, fin de questionnaire)</w:t>
       </w:r>
     </w:p>
     <w:p>
@@ -16656,18 +16773,68 @@
         <w:pStyle w:val="FirstParagraph"/>
       </w:pPr>
       <w:r>
-        <w:t xml:space="preserve">Dans la plupart des cas, le répondant est le chef de ménage lui-même ou son conjoint. Quelques entretiens ont été réalisés avec un autre membre du ménage (</w:t>
-      </w:r>
-      <w:hyperlink w:anchor="tbl-repondant">
+        <w:t xml:space="preserve">La variable</w:t>
+      </w:r>
+      <w:r>
+        <w:t xml:space="preserve"> </w:t>
+      </w:r>
+      <w:r>
+        <w:rPr>
+          <w:rStyle w:val="VerbatimChar"/>
+        </w:rPr>
+        <w:t xml:space="preserve">qual2aa</w:t>
+      </w:r>
+      <w:r>
+        <w:t xml:space="preserve"> </w:t>
+      </w:r>
+      <w:r>
+        <w:t xml:space="preserve">—</w:t>
+      </w:r>
+      <w:r>
+        <w:t xml:space="preserve"> </w:t>
+      </w:r>
+      <w:r>
+        <w:rPr>
+          <w:i/>
+          <w:iCs/>
+        </w:rPr>
+        <w:t xml:space="preserve">« Réaction du répondant »</w:t>
+      </w:r>
+      <w:r>
+        <w:t xml:space="preserve"> </w:t>
+      </w:r>
+      <w:r>
+        <w:t xml:space="preserve">— est renseignée par l’enquêteur dans le même module. Les modalités prévues sont :</w:t>
+      </w:r>
+      <w:r>
+        <w:t xml:space="preserve"> </w:t>
+      </w:r>
+      <w:r>
+        <w:rPr>
+          <w:b/>
+          <w:bCs/>
+        </w:rPr>
+        <w:t xml:space="preserve">1 = ouvert (à l’aise), 2 = neutre, 3 = méfiant</w:t>
+      </w:r>
+      <w:r>
+        <w:t xml:space="preserve">. La</w:t>
+      </w:r>
+      <w:r>
+        <w:t xml:space="preserve"> </w:t>
+      </w:r>
+      <w:hyperlink w:anchor="fig-reaction">
         <w:r>
           <w:rPr>
             <w:rStyle w:val="Lienhypertexte"/>
           </w:rPr>
-          <w:t xml:space="preserve">Table 10.1</w:t>
+          <w:t xml:space="preserve">Figure 10.3</w:t>
         </w:r>
       </w:hyperlink>
       <w:r>
-        <w:t xml:space="preserve">).</w:t>
+        <w:t xml:space="preserve"> </w:t>
+      </w:r>
+      <w:r>
+        <w:t xml:space="preserve">présente la répartition (les codes aberrants sont exclus).</w:t>
       </w:r>
     </w:p>
     <w:tbl>
@@ -16683,7 +16850,7 @@
       <w:tr>
         <w:tc>
           <w:tcPr/>
-          <w:bookmarkStart w:id="700" w:name="tbl-repondant"/>
+          <w:bookmarkStart w:id="703" w:name="fig-reaction"/>
           <w:p>
             <w:pPr>
               <w:jc w:val="center"/>
@@ -16694,117 +16861,7 @@
               <w:pStyle w:val="ImageCaption"/>
             </w:pPr>
             <w:r>
-              <w:t xml:space="preserve">Table 10.1: Qualité du répondant par observatoire</w:t>
-            </w:r>
-          </w:p>
-          <w:bookmarkEnd w:id="700"/>
-        </w:tc>
-      </w:tr>
-    </w:tbl>
-    <w:bookmarkEnd w:id="701"/>
-    <w:bookmarkStart w:id="706" w:name="X2101bde4d2f525baec1852bd3c950f476bfe63c"/>
-    <w:p>
-      <w:pPr>
-        <w:pStyle w:val="Titre2"/>
-      </w:pPr>
-      <w:r>
-        <w:t xml:space="preserve">10.3 Qualité de la réponse (évaluation par l’enquêteur, fin de questionnaire)</w:t>
-      </w:r>
-    </w:p>
-    <w:p>
-      <w:pPr>
-        <w:pStyle w:val="FirstParagraph"/>
-      </w:pPr>
-      <w:r>
-        <w:t xml:space="preserve">La variable</w:t>
-      </w:r>
-      <w:r>
-        <w:t xml:space="preserve"> </w:t>
-      </w:r>
-      <w:r>
-        <w:rPr>
-          <w:rStyle w:val="VerbatimChar"/>
-        </w:rPr>
-        <w:t xml:space="preserve">qual1aa</w:t>
-      </w:r>
-      <w:r>
-        <w:t xml:space="preserve"> </w:t>
-      </w:r>
-      <w:r>
-        <w:t xml:space="preserve">—</w:t>
-      </w:r>
-      <w:r>
-        <w:t xml:space="preserve"> </w:t>
-      </w:r>
-      <w:r>
-        <w:rPr>
-          <w:i/>
-          <w:iCs/>
-        </w:rPr>
-        <w:t xml:space="preserve">« Qualité de la réponse en générale »</w:t>
-      </w:r>
-      <w:r>
-        <w:t xml:space="preserve"> </w:t>
-      </w:r>
-      <w:r>
-        <w:t xml:space="preserve">— est renseignée par l’enquêteur dans le module de remarques en fin de questionnaire. Les modalités prévues sont :</w:t>
-      </w:r>
-      <w:r>
-        <w:t xml:space="preserve"> </w:t>
-      </w:r>
-      <w:r>
-        <w:rPr>
-          <w:b/>
-          <w:bCs/>
-        </w:rPr>
-        <w:t xml:space="preserve">1 = bonne, 2 = mauvaise</w:t>
-      </w:r>
-      <w:r>
-        <w:t xml:space="preserve">. La</w:t>
-      </w:r>
-      <w:r>
-        <w:t xml:space="preserve"> </w:t>
-      </w:r>
-      <w:hyperlink w:anchor="fig-qual-reponse">
-        <w:r>
-          <w:rPr>
-            <w:rStyle w:val="Lienhypertexte"/>
-          </w:rPr>
-          <w:t xml:space="preserve">Figure 10.2</w:t>
-        </w:r>
-      </w:hyperlink>
-      <w:r>
-        <w:t xml:space="preserve"> </w:t>
-      </w:r>
-      <w:r>
-        <w:t xml:space="preserve">présente la répartition par observatoire (les codes aberrants sont exclus, voir l’encadré ci-dessous).</w:t>
-      </w:r>
-    </w:p>
-    <w:tbl>
-      <w:tblPr>
-        <w:tblStyle w:val="Table"/>
-        <w:tblW w:type="pct" w:w="5000"/>
-        <w:tblLayout w:type="fixed"/>
-        <w:tblLook w:firstRow="0" w:lastRow="0" w:firstColumn="0" w:lastColumn="0" w:noHBand="0" w:noVBand="0" w:val="0000"/>
-      </w:tblPr>
-      <w:tblGrid>
-        <w:gridCol w:w="7920"/>
-      </w:tblGrid>
-      <w:tr>
-        <w:tc>
-          <w:tcPr/>
-          <w:bookmarkStart w:id="705" w:name="fig-qual-reponse"/>
-          <w:p>
-            <w:pPr>
-              <w:jc w:val="center"/>
-            </w:pPr>
-            <w:pPr>
-              <w:jc w:val="left"/>
-              <w:spacing w:before="200"/>
-              <w:pStyle w:val="ImageCaption"/>
-            </w:pPr>
-            <w:r>
-              <w:t xml:space="preserve">Figure 10.2: Qualité de la réponse selon l’enquêteur (qual1aa, fin de questionnaire)</w:t>
+              <w:t xml:space="preserve">Figure 10.3: Réaction du répondant selon l’enquêteur (qual2aa, fin de questionnaire)</w:t>
             </w:r>
           </w:p>
           <w:p>
@@ -16817,18 +16874,18 @@
                 <wp:inline>
                   <wp:extent cx="5969000" cy="2984500"/>
                   <wp:effectExtent b="0" l="0" r="0" t="0"/>
-                  <wp:docPr descr="" title="" id="703" name="Picture"/>
+                  <wp:docPr descr="" title="" id="701" name="Picture"/>
                   <a:graphic>
                     <a:graphicData uri="http://schemas.openxmlformats.org/drawingml/2006/picture">
                       <pic:pic>
                         <pic:nvPicPr>
-                          <pic:cNvPr descr="10_enquete_qualite_files/figure-docx/fig-qual-reponse-1.png" id="704" name="Picture"/>
+                          <pic:cNvPr descr="10_enquete_qualite_files/figure-docx/fig-reaction-1.png" id="702" name="Picture"/>
                           <pic:cNvPicPr>
                             <a:picLocks noChangeArrowheads="1" noChangeAspect="1"/>
                           </pic:cNvPicPr>
                         </pic:nvPicPr>
                         <pic:blipFill>
-                          <a:blip r:embed="rId702"/>
+                          <a:blip r:embed="rId700"/>
                           <a:stretch>
                             <a:fillRect/>
                           </a:stretch>
@@ -16855,182 +16912,24 @@
               </w:drawing>
             </w:r>
           </w:p>
-          <w:bookmarkEnd w:id="705"/>
+          <w:bookmarkEnd w:id="703"/>
         </w:tc>
       </w:tr>
     </w:tbl>
+    <w:bookmarkEnd w:id="704"/>
+    <w:bookmarkEnd w:id="705"/>
+    <w:bookmarkStart w:id="707" w:name="bibliographie"/>
+    <w:p>
+      <w:pPr>
+        <w:pStyle w:val="Titre1"/>
+      </w:pPr>
+      <w:r>
+        <w:t xml:space="preserve">Bibliographie</w:t>
+      </w:r>
+    </w:p>
+    <w:bookmarkStart w:id="706" w:name="refs"/>
     <w:bookmarkEnd w:id="706"/>
-    <w:bookmarkStart w:id="711" w:name="X9f66b319a86da89209272021c54dcd93697770e"/>
-    <w:p>
-      <w:pPr>
-        <w:pStyle w:val="Titre2"/>
-      </w:pPr>
-      <w:r>
-        <w:t xml:space="preserve">10.4 Réaction du répondant (évaluation par l’enquêteur, fin de questionnaire)</w:t>
-      </w:r>
-    </w:p>
-    <w:p>
-      <w:pPr>
-        <w:pStyle w:val="FirstParagraph"/>
-      </w:pPr>
-      <w:r>
-        <w:t xml:space="preserve">La variable</w:t>
-      </w:r>
-      <w:r>
-        <w:t xml:space="preserve"> </w:t>
-      </w:r>
-      <w:r>
-        <w:rPr>
-          <w:rStyle w:val="VerbatimChar"/>
-        </w:rPr>
-        <w:t xml:space="preserve">qual2aa</w:t>
-      </w:r>
-      <w:r>
-        <w:t xml:space="preserve"> </w:t>
-      </w:r>
-      <w:r>
-        <w:t xml:space="preserve">—</w:t>
-      </w:r>
-      <w:r>
-        <w:t xml:space="preserve"> </w:t>
-      </w:r>
-      <w:r>
-        <w:rPr>
-          <w:i/>
-          <w:iCs/>
-        </w:rPr>
-        <w:t xml:space="preserve">« Réaction du répondant »</w:t>
-      </w:r>
-      <w:r>
-        <w:t xml:space="preserve"> </w:t>
-      </w:r>
-      <w:r>
-        <w:t xml:space="preserve">— est renseignée par l’enquêteur dans le même module. Les modalités prévues sont :</w:t>
-      </w:r>
-      <w:r>
-        <w:t xml:space="preserve"> </w:t>
-      </w:r>
-      <w:r>
-        <w:rPr>
-          <w:b/>
-          <w:bCs/>
-        </w:rPr>
-        <w:t xml:space="preserve">1 = ouvert (à l’aise), 2 = neutre, 3 = méfiant</w:t>
-      </w:r>
-      <w:r>
-        <w:t xml:space="preserve">. La</w:t>
-      </w:r>
-      <w:r>
-        <w:t xml:space="preserve"> </w:t>
-      </w:r>
-      <w:hyperlink w:anchor="fig-reaction">
-        <w:r>
-          <w:rPr>
-            <w:rStyle w:val="Lienhypertexte"/>
-          </w:rPr>
-          <w:t xml:space="preserve">Figure 10.3</w:t>
-        </w:r>
-      </w:hyperlink>
-      <w:r>
-        <w:t xml:space="preserve"> </w:t>
-      </w:r>
-      <w:r>
-        <w:t xml:space="preserve">présente la répartition (les codes aberrants sont exclus).</w:t>
-      </w:r>
-    </w:p>
-    <w:tbl>
-      <w:tblPr>
-        <w:tblStyle w:val="Table"/>
-        <w:tblW w:type="pct" w:w="5000"/>
-        <w:tblLayout w:type="fixed"/>
-        <w:tblLook w:firstRow="0" w:lastRow="0" w:firstColumn="0" w:lastColumn="0" w:noHBand="0" w:noVBand="0" w:val="0000"/>
-      </w:tblPr>
-      <w:tblGrid>
-        <w:gridCol w:w="7920"/>
-      </w:tblGrid>
-      <w:tr>
-        <w:tc>
-          <w:tcPr/>
-          <w:bookmarkStart w:id="710" w:name="fig-reaction"/>
-          <w:p>
-            <w:pPr>
-              <w:jc w:val="center"/>
-            </w:pPr>
-            <w:pPr>
-              <w:jc w:val="left"/>
-              <w:spacing w:before="200"/>
-              <w:pStyle w:val="ImageCaption"/>
-            </w:pPr>
-            <w:r>
-              <w:t xml:space="preserve">Figure 10.3: Réaction du répondant selon l’enquêteur (qual2aa, fin de questionnaire)</w:t>
-            </w:r>
-          </w:p>
-          <w:p>
-            <w:pPr>
-              <w:pStyle w:val="Compact"/>
-              <w:jc w:val="center"/>
-            </w:pPr>
-            <w:r>
-              <w:drawing>
-                <wp:inline>
-                  <wp:extent cx="5969000" cy="2984500"/>
-                  <wp:effectExtent b="0" l="0" r="0" t="0"/>
-                  <wp:docPr descr="" title="" id="708" name="Picture"/>
-                  <a:graphic>
-                    <a:graphicData uri="http://schemas.openxmlformats.org/drawingml/2006/picture">
-                      <pic:pic>
-                        <pic:nvPicPr>
-                          <pic:cNvPr descr="10_enquete_qualite_files/figure-docx/fig-reaction-1.png" id="709" name="Picture"/>
-                          <pic:cNvPicPr>
-                            <a:picLocks noChangeArrowheads="1" noChangeAspect="1"/>
-                          </pic:cNvPicPr>
-                        </pic:nvPicPr>
-                        <pic:blipFill>
-                          <a:blip r:embed="rId707"/>
-                          <a:stretch>
-                            <a:fillRect/>
-                          </a:stretch>
-                        </pic:blipFill>
-                        <pic:spPr bwMode="auto">
-                          <a:xfrm>
-                            <a:off x="0" y="0"/>
-                            <a:ext cx="5969000" cy="2984500"/>
-                          </a:xfrm>
-                          <a:prstGeom prst="rect">
-                            <a:avLst/>
-                          </a:prstGeom>
-                          <a:noFill/>
-                          <a:ln w="9525">
-                            <a:noFill/>
-                            <a:headEnd/>
-                            <a:tailEnd/>
-                          </a:ln>
-                        </pic:spPr>
-                      </pic:pic>
-                    </a:graphicData>
-                  </a:graphic>
-                </wp:inline>
-              </w:drawing>
-            </w:r>
-          </w:p>
-          <w:bookmarkEnd w:id="710"/>
-        </w:tc>
-      </w:tr>
-    </w:tbl>
-    <w:bookmarkEnd w:id="711"/>
-    <w:bookmarkEnd w:id="712"/>
-    <w:bookmarkStart w:id="714" w:name="bibliographie"/>
-    <w:p>
-      <w:pPr>
-        <w:pStyle w:val="Titre1"/>
-      </w:pPr>
-      <w:r>
-        <w:t xml:space="preserve">Bibliographie</w:t>
-      </w:r>
-    </w:p>
-    <w:bookmarkStart w:id="713" w:name="refs"/>
-    <w:bookmarkEnd w:id="713"/>
-    <w:bookmarkEnd w:id="714"/>
+    <w:bookmarkEnd w:id="707"/>
     <w:sectPr>
       <w:footnotePr>
         <w:numRestart w:val="eachSect"/>

--- a/docs-alaotra/rapport-alaotra.docx
+++ b/docs-alaotra/rapport-alaotra.docx
@@ -87,7 +87,7 @@
                     </pic:cNvPicPr>
                   </pic:nvPicPr>
                   <pic:blipFill>
-                    <a:blip r:embed="rId630"/>
+                    <a:blip r:embed="rId907"/>
                     <a:stretch>
                       <a:fillRect/>
                     </a:stretch>
@@ -7559,24 +7559,6 @@
         </w:tc>
       </w:tr>
     </w:tbl>
-    <w:p>
-      <w:pPr>
-        <w:pStyle w:val="Corpsdetexte"/>
-      </w:pPr>
-      <w:r>
-        <w:rPr>
-          <w:b/>
-          <w:bCs/>
-        </w:rPr>
-        <w:t xml:space="preserve">Alaotra.</w:t>
-      </w:r>
-      <w:r>
-        <w:t xml:space="preserve"> </w:t>
-      </w:r>
-      <w:r>
-        <w:t xml:space="preserve">La superficie moyenne par parcelle est de 51.6 ares, et la surface totale possédée par ménage atteint en moyenne 117.4 ares.</w:t>
-      </w:r>
-    </w:p>
     <w:bookmarkEnd w:id="419"/>
     <w:bookmarkStart w:id="432" w:name="Xb3a5d9a9af71174c0c59d5650fdd434d6154eab"/>
     <w:p>
@@ -9375,37 +9357,13 @@
       <w:r>
         <w:t xml:space="preserve">permet d’examiner si les ménages qui exploitent des terres d’autrui accèdent à des parcelles de même qualité irriguée.</w:t>
       </w:r>
-      <w:r>
-        <w:t xml:space="preserve"> </w:t>
-      </w:r>
-      <w:r>
-        <w:t xml:space="preserve">:::: {.content-hidden when-profile=</w:t>
-      </w:r>
-      <w:r>
-        <w:t xml:space="preserve">“marovoay”</w:t>
-      </w:r>
-      <w:r>
-        <w:t xml:space="preserve">}</w:t>
-      </w:r>
-      <w:r>
-        <w:t xml:space="preserve"> </w:t>
-      </w:r>
-      <w:r>
-        <w:t xml:space="preserve">::: obs-alaotra</w:t>
-      </w:r>
-      <w:r>
-        <w:t xml:space="preserve"> </w:t>
-      </w:r>
+    </w:p>
+    <w:p>
+      <w:pPr>
+        <w:pStyle w:val="Corpsdetexte"/>
+      </w:pPr>
       <w:r>
         <w:t xml:space="preserve">A Alaotra, la catégorie prédominante est l’absence d’irrigation (incluant les parcelles avec diguettes) qui concerne 50.2% des terrains. Elle est suivie par le recours au réseau traditionnel pour 41.3% des parcelles. Concernant le réseau aménagé, il ne représente que 7.6% des modes d’irrigation pour les terres exploitées en faire-valoir indirect dans cet observatoire.</w:t>
-      </w:r>
-    </w:p>
-    <w:p>
-      <w:pPr>
-        <w:pStyle w:val="Corpsdetexte"/>
-      </w:pPr>
-      <w:r>
-        <w:t xml:space="preserve">::::</w:t>
       </w:r>
     </w:p>
     <w:tbl>
@@ -14091,6 +14049,6363 @@
     <w:bookmarkEnd w:id="639"/>
     <w:bookmarkEnd w:id="640"/>
     <w:bookmarkEnd w:id="641"/>
+    <w:bookmarkStart w:id="694" w:name="sécurité-alimentaire"/>
+    <w:p>
+      <w:pPr>
+        <w:pStyle w:val="Titre1"/>
+      </w:pPr>
+      <w:r>
+        <w:t xml:space="preserve">6. Sécurité alimentaire</w:t>
+      </w:r>
+    </w:p>
+    <w:p>
+      <w:pPr>
+        <w:pStyle w:val="FirstParagraph"/>
+      </w:pPr>
+      <w:r>
+        <w:t xml:space="preserve">L’analyse de la sécurité alimentaire permet de caractériser la vulnérabilité des ménages en examinant la période de soudure, les modes de consommation de base ainsi que les diverses stratégies d’adaptation mobilisées pour faire face au stress alimentaire.</w:t>
+      </w:r>
+    </w:p>
+    <w:tbl>
+      <w:tblPr>
+        <w:tblStyle w:val="Table"/>
+        <w:tblLook w:firstRow="0" w:lastRow="0" w:firstColumn="0" w:lastColumn="0" w:noHBand="0" w:noVBand="0" w:val="0000"/>
+        <w:tblBorders>
+          <w:top w:val="single" w:sz="4" w:space="0" w:color="EB9113"/>
+          <w:left w:val="single" w:sz="24" w:space="0" w:color="EB9113"/>
+          <w:bottom w:val="single" w:sz="4" w:space="0" w:color="EB9113"/>
+          <w:right w:val="single" w:sz="4" w:space="0" w:color="EB9113"/>
+        </w:tblBorders>
+        <w:tblCellMar>
+          <w:left w:w="144" w:type="dxa"/>
+          <w:right w:w="144" w:type="dxa"/>
+        </w:tblCellMar>
+        <w:tblLook w:firstRow="0" w:lastRow="0" w:firstColumn="0" w:lastColumn="0" w:noHBand="0" w:noVBand="0" w:val="0000"/>
+      </w:tblPr>
+      <w:tr>
+        <w:trPr>
+          <w:cantSplit/>
+        </w:trPr>
+        <w:tc>
+          <w:tcPr>
+            <w:shd w:color="auto" w:fill="fcefdc" w:val="clear"/>
+            <w:tcMar>
+              <w:top w:w="92" w:type="dxa"/>
+              <w:bottom w:w="92" w:type="dxa"/>
+            </w:tcMar>
+          </w:tcPr>
+          <w:p>
+            <w:pPr>
+              <w:pStyle w:val="Corpsdetexte"/>
+            </w:pPr>
+            <w:pPr>
+              <w:spacing w:before="0" w:after="0"/>
+              <w:textAlignment w:val="center"/>
+            </w:pPr>
+            <w:r>
+              <w:drawing>
+                <wp:inline>
+                  <wp:extent cx="152400" cy="152400"/>
+                  <wp:effectExtent b="0" l="0" r="0" t="0"/>
+                  <wp:docPr descr="" title="" id="642" name="Picture"/>
+                  <a:graphic>
+                    <a:graphicData uri="http://schemas.openxmlformats.org/drawingml/2006/picture">
+                      <pic:pic>
+                        <pic:nvPicPr>
+                          <pic:cNvPr descr="C:\PROGRA~1\Quarto\share\formats\docx\warning.png" id="643" name="Picture"/>
+                          <pic:cNvPicPr>
+                            <a:picLocks noChangeArrowheads="1" noChangeAspect="1"/>
+                          </pic:cNvPicPr>
+                        </pic:nvPicPr>
+                        <pic:blipFill>
+                          <a:blip r:embed="rId170"/>
+                          <a:stretch>
+                            <a:fillRect/>
+                          </a:stretch>
+                        </pic:blipFill>
+                        <pic:spPr bwMode="auto">
+                          <a:xfrm>
+                            <a:off x="0" y="0"/>
+                            <a:ext cx="152400" cy="152400"/>
+                          </a:xfrm>
+                          <a:prstGeom prst="rect">
+                            <a:avLst/>
+                          </a:prstGeom>
+                          <a:noFill/>
+                          <a:ln w="9525">
+                            <a:noFill/>
+                            <a:headEnd/>
+                            <a:tailEnd/>
+                          </a:ln>
+                        </pic:spPr>
+                      </pic:pic>
+                    </a:graphicData>
+                  </a:graphic>
+                </wp:inline>
+              </w:drawing>
+            </w:r>
+            <w:r>
+              <w:t xml:space="preserve"> </w:t>
+            </w:r>
+            <w:r>
+              <w:t xml:space="preserve"> </w:t>
+            </w:r>
+            <w:r>
+              <w:t xml:space="preserve">Travail de vérification en cours</w:t>
+            </w:r>
+          </w:p>
+        </w:tc>
+      </w:tr>
+      <w:tr>
+        <w:trPr>
+          <w:cantSplit/>
+        </w:trPr>
+        <w:tc>
+          <w:tcPr>
+            <w:tcMar>
+              <w:top w:w="108" w:type="dxa"/>
+              <w:bottom w:w="108" w:type="dxa"/>
+            </w:tcMar>
+          </w:tcPr>
+          <w:p>
+            <w:pPr>
+              <w:pStyle w:val="Corpsdetexte"/>
+            </w:pPr>
+            <w:pPr>
+              <w:spacing w:before="16" w:after="16"/>
+            </w:pPr>
+            <w:r>
+              <w:t xml:space="preserve">Les résultats présentés ci-dessous sont provisoires et pourront être ajustés ou enrichis par les informations supplémentaires recueillies lors des restitutions locales.</w:t>
+            </w:r>
+          </w:p>
+          <w:p/>
+        </w:tc>
+      </w:tr>
+    </w:tbl>
+    <w:bookmarkStart w:id="674" w:name="disponibilité-alimentaire"/>
+    <w:p>
+      <w:pPr>
+        <w:pStyle w:val="Titre2"/>
+      </w:pPr>
+      <w:r>
+        <w:t xml:space="preserve">6.1 Disponibilité alimentaire</w:t>
+      </w:r>
+    </w:p>
+    <w:p>
+      <w:pPr>
+        <w:pStyle w:val="FirstParagraph"/>
+      </w:pPr>
+      <w:r>
+        <w:t xml:space="preserve">La sécurité alimentaire des ménages ruraux est étroitement liée au calendrier agricole et à la gestion des stocks.</w:t>
+      </w:r>
+    </w:p>
+    <w:p>
+      <w:pPr>
+        <w:pStyle w:val="Corpsdetexte"/>
+      </w:pPr>
+      <w:r>
+        <w:t xml:space="preserve">Dans l’Alaotra, 100 % des ménages déclarent au moins un mois de soudure.</w:t>
+      </w:r>
+    </w:p>
+    <w:bookmarkStart w:id="657" w:name="période-de-soudure"/>
+    <w:p>
+      <w:pPr>
+        <w:pStyle w:val="Titre3"/>
+      </w:pPr>
+      <w:r>
+        <w:t xml:space="preserve">6.1.1 Période de soudure</w:t>
+      </w:r>
+    </w:p>
+    <w:p>
+      <w:pPr>
+        <w:pStyle w:val="FirstParagraph"/>
+      </w:pPr>
+      <w:r>
+        <w:t xml:space="preserve">La période de soudure désigne les mois durant lesquels les stocks alimentaires du ménage sont insuffisants pour couvrir ses besoins.</w:t>
+      </w:r>
+    </w:p>
+    <w:p>
+      <w:pPr>
+        <w:pStyle w:val="Corpsdetexte"/>
+      </w:pPr>
+      <w:r>
+        <w:t xml:space="preserve">Dans l’Alaotra, La soudure dure en moyenne 3.8 mois (médiane : 3).</w:t>
+      </w:r>
+    </w:p>
+    <w:bookmarkStart w:id="644" w:name="durée-de-la-soudure-par-observatoire"/>
+    <w:p>
+      <w:pPr>
+        <w:pStyle w:val="Titre4"/>
+      </w:pPr>
+      <w:r>
+        <w:t xml:space="preserve">6.1.1.1 Durée de la soudure par observatoire</w:t>
+      </w:r>
+    </w:p>
+    <w:p>
+      <w:pPr>
+        <w:pStyle w:val="FirstParagraph"/>
+      </w:pPr>
+      <w:r>
+        <w:t xml:space="preserve">A Alaotra, la durée moyenne de la période de soudure est de 3.8 mois. La moitié des ménages connaissent une période de soudure de 3 mois ou moins . Chaque ménage interrogé subit au moins 1 mois de précarité alimentaire tandis que la durée maximale atteint 12 mois pour certains foyers.</w:t>
+      </w:r>
+    </w:p>
+    <w:bookmarkEnd w:id="644"/>
+    <w:bookmarkStart w:id="648" w:name="X7672ed32ab511b42dc575aff782f6587708610f"/>
+    <w:p>
+      <w:pPr>
+        <w:pStyle w:val="Titre4"/>
+      </w:pPr>
+      <w:r>
+        <w:t xml:space="preserve">6.1.1.2 Durée de la soudure par hameau et observatoire</w:t>
+      </w:r>
+    </w:p>
+    <w:p>
+      <w:pPr>
+        <w:pStyle w:val="FirstParagraph"/>
+      </w:pPr>
+      <w:r>
+        <w:t xml:space="preserve">La soudure est structurellement plus sévère dans le bassin de l’Alaotra.</w:t>
+      </w:r>
+    </w:p>
+    <w:p>
+      <w:pPr>
+        <w:pStyle w:val="Corpsdetexte"/>
+      </w:pPr>
+      <w:r>
+        <w:t xml:space="preserve">A Alaotra, les localités qui se situent au-dessus de la moyenne (3.8 mois) sont Ambohidrony avec 4.8 mois, Ambatomanga avec 4.4 mois, Ambodivoara avec 4.3 mois et Ambatoharanana avec 4.1 mois. À l’inverse, les hameaux présentant une durée de soudure inférieure à la moyenne sont Mangabe avec 3.7 mois, Analamiranga avec 3.6 mois et Feramanga Atsimo avec 3.4 mois, tandis qu’Avaradrano est le plus résiliant en enregistrant la période la plus courte avec 3.1 mois.</w:t>
+      </w:r>
+    </w:p>
+    <w:p>
+      <w:pPr>
+        <w:pStyle w:val="CaptionedFigure"/>
+      </w:pPr>
+      <w:r>
+        <w:drawing>
+          <wp:inline>
+            <wp:extent cx="4620126" cy="9240252"/>
+            <wp:effectExtent b="0" l="0" r="0" t="0"/>
+            <wp:docPr descr="Durée moyenne de la soudure par hameau" title="" id="646" name="Picture"/>
+            <a:graphic>
+              <a:graphicData uri="http://schemas.openxmlformats.org/drawingml/2006/picture">
+                <pic:pic>
+                  <pic:nvPicPr>
+                    <pic:cNvPr descr="06_securite_alimentaire_files/figure-docx/fig_soudure_hameau-1.png" id="647" name="Picture"/>
+                    <pic:cNvPicPr>
+                      <a:picLocks noChangeArrowheads="1" noChangeAspect="1"/>
+                    </pic:cNvPicPr>
+                  </pic:nvPicPr>
+                  <pic:blipFill>
+                    <a:blip r:embed="rId645"/>
+                    <a:stretch>
+                      <a:fillRect/>
+                    </a:stretch>
+                  </pic:blipFill>
+                  <pic:spPr bwMode="auto">
+                    <a:xfrm>
+                      <a:off x="0" y="0"/>
+                      <a:ext cx="4620126" cy="9240252"/>
+                    </a:xfrm>
+                    <a:prstGeom prst="rect">
+                      <a:avLst/>
+                    </a:prstGeom>
+                    <a:noFill/>
+                    <a:ln w="9525">
+                      <a:noFill/>
+                      <a:headEnd/>
+                      <a:tailEnd/>
+                    </a:ln>
+                  </pic:spPr>
+                </pic:pic>
+              </a:graphicData>
+            </a:graphic>
+          </wp:inline>
+        </w:drawing>
+      </w:r>
+    </w:p>
+    <w:p>
+      <w:pPr>
+        <w:pStyle w:val="ImageCaption"/>
+      </w:pPr>
+      <w:r>
+        <w:t xml:space="preserve">Durée moyenne de la soudure par hameau</w:t>
+      </w:r>
+    </w:p>
+    <w:bookmarkEnd w:id="648"/>
+    <w:bookmarkStart w:id="652" w:name="X95464c5386b49ecd39248ef20943633679142d7"/>
+    <w:p>
+      <w:pPr>
+        <w:pStyle w:val="Titre4"/>
+      </w:pPr>
+      <w:r>
+        <w:t xml:space="preserve">6.1.1.3 Distribution du nombre de mois de soudure</w:t>
+      </w:r>
+    </w:p>
+    <w:p>
+      <w:pPr>
+        <w:pStyle w:val="FirstParagraph"/>
+      </w:pPr>
+      <w:r>
+        <w:t xml:space="preserve">À Alaotra, la distribution est étalée : 25 % des ménages ont 2 mois de soudure, mais plus de 20 % subissent entre 5 et 7 mois de manque.</w:t>
+      </w:r>
+    </w:p>
+    <w:p>
+      <w:pPr>
+        <w:pStyle w:val="Corpsdetexte"/>
+      </w:pPr>
+      <w:r>
+        <w:drawing>
+          <wp:inline>
+            <wp:extent cx="4620126" cy="9240252"/>
+            <wp:effectExtent b="0" l="0" r="0" t="0"/>
+            <wp:docPr descr="" title="" id="650" name="Picture"/>
+            <a:graphic>
+              <a:graphicData uri="http://schemas.openxmlformats.org/drawingml/2006/picture">
+                <pic:pic>
+                  <pic:nvPicPr>
+                    <pic:cNvPr descr="06_securite_alimentaire_files/figure-docx/g1_soudure_distrib-1.png" id="651" name="Picture"/>
+                    <pic:cNvPicPr>
+                      <a:picLocks noChangeArrowheads="1" noChangeAspect="1"/>
+                    </pic:cNvPicPr>
+                  </pic:nvPicPr>
+                  <pic:blipFill>
+                    <a:blip r:embed="rId649"/>
+                    <a:stretch>
+                      <a:fillRect/>
+                    </a:stretch>
+                  </pic:blipFill>
+                  <pic:spPr bwMode="auto">
+                    <a:xfrm>
+                      <a:off x="0" y="0"/>
+                      <a:ext cx="4620126" cy="9240252"/>
+                    </a:xfrm>
+                    <a:prstGeom prst="rect">
+                      <a:avLst/>
+                    </a:prstGeom>
+                    <a:noFill/>
+                    <a:ln w="9525">
+                      <a:noFill/>
+                      <a:headEnd/>
+                      <a:tailEnd/>
+                    </a:ln>
+                  </pic:spPr>
+                </pic:pic>
+              </a:graphicData>
+            </a:graphic>
+          </wp:inline>
+        </w:drawing>
+      </w:r>
+    </w:p>
+    <w:bookmarkEnd w:id="652"/>
+    <w:bookmarkStart w:id="656" w:name="calendrier-de-la-soudure"/>
+    <w:p>
+      <w:pPr>
+        <w:pStyle w:val="Titre4"/>
+      </w:pPr>
+      <w:r>
+        <w:t xml:space="preserve">6.1.1.4 Calendrier de la soudure</w:t>
+      </w:r>
+    </w:p>
+    <w:p>
+      <w:pPr>
+        <w:pStyle w:val="FirstParagraph"/>
+      </w:pPr>
+      <w:r>
+        <w:t xml:space="preserve">Les deux zones connaissent une période de soudure centrée sur le premier trimestre de l’année civile, correspondant à la période précédant la grande récolte.</w:t>
+      </w:r>
+    </w:p>
+    <w:p>
+      <w:pPr>
+        <w:pStyle w:val="Corpsdetexte"/>
+      </w:pPr>
+      <w:r>
+        <w:t xml:space="preserve">À l’Alaotra, la période de soudure est particulièrement intense et prolongée. La période la plus critique se situe entre février et avril pour atteindre un pic de 86.8% en mars. Par contre, bien avant le début de la période des pluies au mois d’octobre, la période de soudure touche déjà 12.8% des ménages au mois d’août et continue à augmenter les mois suivants. Les retombés du mois d’avril jusqu’au mois de juillet coincident avec la période de récolte du riz pluvial et irrigué entre avril et juin (Calendrier agricole, MINAGRI 2001)</w:t>
+      </w:r>
+    </w:p>
+    <w:p>
+      <w:pPr>
+        <w:pStyle w:val="Corpsdetexte"/>
+      </w:pPr>
+      <w:r>
+        <w:drawing>
+          <wp:inline>
+            <wp:extent cx="4620126" cy="9240252"/>
+            <wp:effectExtent b="0" l="0" r="0" t="0"/>
+            <wp:docPr descr="" title="" id="654" name="Picture"/>
+            <a:graphic>
+              <a:graphicData uri="http://schemas.openxmlformats.org/drawingml/2006/picture">
+                <pic:pic>
+                  <pic:nvPicPr>
+                    <pic:cNvPr descr="06_securite_alimentaire_files/figure-docx/g2_calendrier_soudure-1.png" id="655" name="Picture"/>
+                    <pic:cNvPicPr>
+                      <a:picLocks noChangeArrowheads="1" noChangeAspect="1"/>
+                    </pic:cNvPicPr>
+                  </pic:nvPicPr>
+                  <pic:blipFill>
+                    <a:blip r:embed="rId653"/>
+                    <a:stretch>
+                      <a:fillRect/>
+                    </a:stretch>
+                  </pic:blipFill>
+                  <pic:spPr bwMode="auto">
+                    <a:xfrm>
+                      <a:off x="0" y="0"/>
+                      <a:ext cx="4620126" cy="9240252"/>
+                    </a:xfrm>
+                    <a:prstGeom prst="rect">
+                      <a:avLst/>
+                    </a:prstGeom>
+                    <a:noFill/>
+                    <a:ln w="9525">
+                      <a:noFill/>
+                      <a:headEnd/>
+                      <a:tailEnd/>
+                    </a:ln>
+                  </pic:spPr>
+                </pic:pic>
+              </a:graphicData>
+            </a:graphic>
+          </wp:inline>
+        </w:drawing>
+      </w:r>
+    </w:p>
+    <w:bookmarkEnd w:id="656"/>
+    <w:bookmarkEnd w:id="657"/>
+    <w:bookmarkStart w:id="665" w:name="stress-alimentaire"/>
+    <w:p>
+      <w:pPr>
+        <w:pStyle w:val="Titre3"/>
+      </w:pPr>
+      <w:r>
+        <w:t xml:space="preserve">6.1.2 Stress alimentaire</w:t>
+      </w:r>
+    </w:p>
+    <w:p>
+      <w:pPr>
+        <w:pStyle w:val="FirstParagraph"/>
+      </w:pPr>
+      <w:r>
+        <w:t xml:space="preserve">Le stress alimentaire reflète les mois durant lesquels le ménage éprouve des difficultés à se nourrir correctement, que ce soit en quantité ou en qualité. Sa durée est généralement supérieure à celle de la soudure stricto sensu.</w:t>
+      </w:r>
+    </w:p>
+    <w:p>
+      <w:pPr>
+        <w:pStyle w:val="Corpsdetexte"/>
+      </w:pPr>
+      <w:r>
+        <w:t xml:space="preserve">Dans l’Alaotra, La durée moyenne du stress alimentaire atteint 2.5 mois.</w:t>
+      </w:r>
+    </w:p>
+    <w:bookmarkStart w:id="658" w:name="X9a463c72b8245f9704bb79ecb2abc3d188eed1f"/>
+    <w:p>
+      <w:pPr>
+        <w:pStyle w:val="Titre4"/>
+      </w:pPr>
+      <w:r>
+        <w:t xml:space="preserve">6.1.2.1 Durée du stress alimentaire par observatoire</w:t>
+      </w:r>
+    </w:p>
+    <w:p>
+      <w:pPr>
+        <w:pStyle w:val="FirstParagraph"/>
+      </w:pPr>
+      <w:r>
+        <w:t xml:space="preserve">Bien que le maximum observé soit également de 12 mois, certains ménages ne déclarent aucun mois de stress alimentaire.</w:t>
+      </w:r>
+    </w:p>
+    <w:p>
+      <w:pPr>
+        <w:pStyle w:val="Corpsdetexte"/>
+      </w:pPr>
+      <w:r>
+        <w:t xml:space="preserve">A Alaotra, la durée moyenne du stress alimentaire est de 2.5 mois. La période de soudure de la moitié des ménages est inférieure ou égale à 2 mois et l’autre moitié a une période de soudure supérieure à 2 mois.</w:t>
+      </w:r>
+    </w:p>
+    <w:bookmarkEnd w:id="658"/>
+    <w:bookmarkStart w:id="659" w:name="calendrier-du-stress-alimentaire"/>
+    <w:p>
+      <w:pPr>
+        <w:pStyle w:val="Titre4"/>
+      </w:pPr>
+      <w:r>
+        <w:t xml:space="preserve">6.1.2.2 Calendrier du stress alimentaire</w:t>
+      </w:r>
+    </w:p>
+    <w:p>
+      <w:pPr>
+        <w:pStyle w:val="FirstParagraph"/>
+      </w:pPr>
+      <w:r>
+        <w:rPr>
+          <w:b/>
+          <w:bCs/>
+        </w:rPr>
+        <w:t xml:space="preserve">A VOIR CODE R CAR LE CALENDRIER N’APPARRAIT PAS +&gt; FIGURE +INTERPRETATION</w:t>
+      </w:r>
+    </w:p>
+    <w:bookmarkEnd w:id="659"/>
+    <w:bookmarkStart w:id="664" w:name="Xccf58b071d79cc51e6dccc31b240904335e5845"/>
+    <w:p>
+      <w:pPr>
+        <w:pStyle w:val="Titre4"/>
+      </w:pPr>
+      <w:r>
+        <w:t xml:space="preserve">6.1.2.3 Comparaison soudure et stress alimentaire</w:t>
+      </w:r>
+    </w:p>
+    <w:p>
+      <w:pPr>
+        <w:pStyle w:val="FirstParagraph"/>
+      </w:pPr>
+      <w:r>
+        <w:t xml:space="preserve">À l’Alaotra, la période de soudure est particulièrement intense et prolongée. Les taux de ménages concernés est systématiquement supérieurs à ceux déclarant un stress alimentaire durant la majeure partie de l’année. La période la plus critique se situe entre février et avril atteignant un pic de 86.8 % de ménages en soudure contre 74.8 % en stress alimentaire au mois de mars. Bien avant le début de la saison humide, la période de soudure s’intensifie dès le mois d’août en touchant 12.8 % des ménages pour atteindre 37.5 % en octobre, tandis que le stress alimentaire se manifeste dès le mois de septembre avec un taux de 17 %. La baisse brutale observée à partir de mai, où le taux de ménages en soudure chute à 3.2 % et celui du stress alimentaire à 2.6 %, coïncide exactement avec le début des récoltes du riz irrigué et du riz pluvial qui s’étendent de mai à juin selon le calendrier agricole de cette zone.</w:t>
+      </w:r>
+    </w:p>
+    <w:tbl>
+      <w:tblPr>
+        <w:tblStyle w:val="Table"/>
+        <w:tblW w:type="pct" w:w="5000"/>
+        <w:tblLayout w:type="fixed"/>
+        <w:tblLook w:firstRow="0" w:lastRow="0" w:firstColumn="0" w:lastColumn="0" w:noHBand="0" w:noVBand="0" w:val="0000"/>
+      </w:tblPr>
+      <w:tblGrid>
+        <w:gridCol w:w="7920"/>
+      </w:tblGrid>
+      <w:tr>
+        <w:tc>
+          <w:tcPr/>
+          <w:bookmarkStart w:id="663" w:name="fig-soudure-vs-stress"/>
+          <w:p>
+            <w:pPr>
+              <w:jc w:val="center"/>
+            </w:pPr>
+            <w:pPr>
+              <w:jc w:val="left"/>
+              <w:spacing w:before="200"/>
+              <w:pStyle w:val="ImageCaption"/>
+            </w:pPr>
+            <w:r>
+              <w:t xml:space="preserve">Figure 6.1: Comparaison soudure et stress alimentaire</w:t>
+            </w:r>
+          </w:p>
+          <w:p>
+            <w:pPr>
+              <w:pStyle w:val="Compact"/>
+              <w:jc w:val="center"/>
+            </w:pPr>
+            <w:r>
+              <w:drawing>
+                <wp:inline>
+                  <wp:extent cx="4620126" cy="9240252"/>
+                  <wp:effectExtent b="0" l="0" r="0" t="0"/>
+                  <wp:docPr descr="" title="" id="661" name="Picture"/>
+                  <a:graphic>
+                    <a:graphicData uri="http://schemas.openxmlformats.org/drawingml/2006/picture">
+                      <pic:pic>
+                        <pic:nvPicPr>
+                          <pic:cNvPr descr="06_securite_alimentaire_files/figure-docx/fig-soudure-vs-stress-1.png" id="662" name="Picture"/>
+                          <pic:cNvPicPr>
+                            <a:picLocks noChangeArrowheads="1" noChangeAspect="1"/>
+                          </pic:cNvPicPr>
+                        </pic:nvPicPr>
+                        <pic:blipFill>
+                          <a:blip r:embed="rId660"/>
+                          <a:stretch>
+                            <a:fillRect/>
+                          </a:stretch>
+                        </pic:blipFill>
+                        <pic:spPr bwMode="auto">
+                          <a:xfrm>
+                            <a:off x="0" y="0"/>
+                            <a:ext cx="4620126" cy="9240252"/>
+                          </a:xfrm>
+                          <a:prstGeom prst="rect">
+                            <a:avLst/>
+                          </a:prstGeom>
+                          <a:noFill/>
+                          <a:ln w="9525">
+                            <a:noFill/>
+                            <a:headEnd/>
+                            <a:tailEnd/>
+                          </a:ln>
+                        </pic:spPr>
+                      </pic:pic>
+                    </a:graphicData>
+                  </a:graphic>
+                </wp:inline>
+              </w:drawing>
+            </w:r>
+          </w:p>
+          <w:bookmarkEnd w:id="663"/>
+        </w:tc>
+      </w:tr>
+    </w:tbl>
+    <w:bookmarkEnd w:id="664"/>
+    <w:bookmarkEnd w:id="665"/>
+    <w:bookmarkStart w:id="673" w:name="alimentation-de-base"/>
+    <w:p>
+      <w:pPr>
+        <w:pStyle w:val="Titre3"/>
+      </w:pPr>
+      <w:r>
+        <w:t xml:space="preserve">6.1.3 Alimentation de base</w:t>
+      </w:r>
+    </w:p>
+    <w:p>
+      <w:pPr>
+        <w:pStyle w:val="FirstParagraph"/>
+      </w:pPr>
+      <w:r>
+        <w:t xml:space="preserve">Cette section compare les aliments de base consommés aux trois repas, hors et pendant la période de soudure. Le riz constitue la base alimentaire, mais sa place relative varie selon la saison et la localité. Les substitutions opérées pendant la soudure (manioc, patate douce, maïs) témoignent des stratégies d’adaptation alimentaire des ménages.</w:t>
+      </w:r>
+    </w:p>
+    <w:bookmarkStart w:id="666" w:name="alimentation-hors-soudure"/>
+    <w:p>
+      <w:pPr>
+        <w:pStyle w:val="Titre4"/>
+      </w:pPr>
+      <w:r>
+        <w:t xml:space="preserve">6.1.3.1 Alimentation hors soudure</w:t>
+      </w:r>
+    </w:p>
+    <w:p>
+      <w:pPr>
+        <w:pStyle w:val="FirstParagraph"/>
+      </w:pPr>
+      <w:r>
+        <w:t xml:space="preserve">A Alaotra, le riz constitue le socle de l’alimentation des ménages pour les trois repas de la journée hors période de soudure avec 97.8% des ménages consomment du riz au petit-déjeuner, 93.5% au déjeuner et 99.6% au dîner.</w:t>
+      </w:r>
+    </w:p>
+    <w:bookmarkEnd w:id="666"/>
+    <w:bookmarkStart w:id="667" w:name="alimentation-pendant-la-soudure"/>
+    <w:p>
+      <w:pPr>
+        <w:pStyle w:val="Titre4"/>
+      </w:pPr>
+      <w:r>
+        <w:t xml:space="preserve">6.1.3.2 Alimentation pendant la soudure</w:t>
+      </w:r>
+    </w:p>
+    <w:p>
+      <w:pPr>
+        <w:pStyle w:val="FirstParagraph"/>
+      </w:pPr>
+      <w:r>
+        <w:t xml:space="preserve">A Alaotra, le riz demeure l’aliment prédominant pour 92.0% des ménages au petit déjeuner. Pour le déjeuner, les habitudes se diversifient davantage car le riz ne représente plus que 52.6% des réponses tandis que le manioc et le maïs deviennent des substituts importants avec des taux respectifs de 27.4% et 16.7%. Enfin, le dîner reste la structure la plus stable de l’alimentation avec 98.0% des ménages qui continuent de consommer du riz pendant cette période de soudure.</w:t>
+      </w:r>
+    </w:p>
+    <w:bookmarkEnd w:id="667"/>
+    <w:bookmarkStart w:id="671" w:name="X72a9965c0dbad0a4072f515989797b1356a2468"/>
+    <w:p>
+      <w:pPr>
+        <w:pStyle w:val="Titre4"/>
+      </w:pPr>
+      <w:r>
+        <w:t xml:space="preserve">6.1.3.3 Comparaison de l’alimentation au déjeuner : hors vs pendant soudure</w:t>
+      </w:r>
+    </w:p>
+    <w:p>
+      <w:pPr>
+        <w:pStyle w:val="FirstParagraph"/>
+      </w:pPr>
+      <w:r>
+        <w:t xml:space="preserve">A Alaotra, le riz est l’aliment de base quasi exclusif consommé par 93.5% des ménages hors soudure et va chuter à 52.6% pendant la soudure. Ce recul est compensé par une diversification vers d’autres produits vivriers. Le manioc devient l’aliment de base au déjeuner pour 27.4% des ménages tandis que le maïs concerne 16.7% des ménages.</w:t>
+      </w:r>
+    </w:p>
+    <w:p>
+      <w:pPr>
+        <w:pStyle w:val="Corpsdetexte"/>
+      </w:pPr>
+      <w:r>
+        <w:drawing>
+          <wp:inline>
+            <wp:extent cx="4620126" cy="9240252"/>
+            <wp:effectExtent b="0" l="0" r="0" t="0"/>
+            <wp:docPr descr="" title="" id="669" name="Picture"/>
+            <a:graphic>
+              <a:graphicData uri="http://schemas.openxmlformats.org/drawingml/2006/picture">
+                <pic:pic>
+                  <pic:nvPicPr>
+                    <pic:cNvPr descr="06_securite_alimentaire_files/figure-docx/g4_comparaison_dejeuner-1.png" id="670" name="Picture"/>
+                    <pic:cNvPicPr>
+                      <a:picLocks noChangeArrowheads="1" noChangeAspect="1"/>
+                    </pic:cNvPicPr>
+                  </pic:nvPicPr>
+                  <pic:blipFill>
+                    <a:blip r:embed="rId668"/>
+                    <a:stretch>
+                      <a:fillRect/>
+                    </a:stretch>
+                  </pic:blipFill>
+                  <pic:spPr bwMode="auto">
+                    <a:xfrm>
+                      <a:off x="0" y="0"/>
+                      <a:ext cx="4620126" cy="9240252"/>
+                    </a:xfrm>
+                    <a:prstGeom prst="rect">
+                      <a:avLst/>
+                    </a:prstGeom>
+                    <a:noFill/>
+                    <a:ln w="9525">
+                      <a:noFill/>
+                      <a:headEnd/>
+                      <a:tailEnd/>
+                    </a:ln>
+                  </pic:spPr>
+                </pic:pic>
+              </a:graphicData>
+            </a:graphic>
+          </wp:inline>
+        </w:drawing>
+      </w:r>
+    </w:p>
+    <w:bookmarkEnd w:id="671"/>
+    <w:bookmarkStart w:id="672" w:name="Xac9b27d1fa2958ed638b7f1d3389e7618eba676"/>
+    <w:p>
+      <w:pPr>
+        <w:pStyle w:val="Titre4"/>
+      </w:pPr>
+      <w:r>
+        <w:t xml:space="preserve">6.1.3.4 Changement d’aliment de base au déjeuner entre hors et pendant soudure</w:t>
+      </w:r>
+    </w:p>
+    <w:p>
+      <w:pPr>
+        <w:pStyle w:val="FirstParagraph"/>
+      </w:pPr>
+      <w:r>
+        <w:t xml:space="preserve">À l’Alaotra, un peu plus de la moitié des ménages, soit 52.2%, consomme du riz au déjeuner durant la période de soudure. Pour le reste des ménages, l’épuisement des stocks entraîne un recours accru à des aliments de substitution comme le manioc et le maïs, consommés respectivement par 23.4 % et 15.3 % des ménages. Ce recours au manioc est d’autant plus marqué qu’il ne constitue l’alimentation de base habituelle que pour 3.6 % des foyers au cours de l’année.</w:t>
+      </w:r>
+    </w:p>
+    <w:bookmarkEnd w:id="672"/>
+    <w:bookmarkEnd w:id="673"/>
+    <w:bookmarkEnd w:id="674"/>
+    <w:bookmarkStart w:id="689" w:name="stratégies-de-sécurité-alimentaire"/>
+    <w:p>
+      <w:pPr>
+        <w:pStyle w:val="Titre2"/>
+      </w:pPr>
+      <w:r>
+        <w:t xml:space="preserve">6.2 Stratégies de sécurité alimentaire</w:t>
+      </w:r>
+    </w:p>
+    <w:p>
+      <w:pPr>
+        <w:pStyle w:val="FirstParagraph"/>
+      </w:pPr>
+      <w:r>
+        <w:t xml:space="preserve">Face à l’insécurité alimentaire, les ménages déploient un éventail de stratégies d’adaptation dont la sévérité varie : réduction des portions, substitution d’aliments, endettement, cueillette sauvage, voire décapitalisation. Chaque stratégie est évaluée sur une échelle de fréquence : 0 = Jamais, 1 = Rarement, 2 = Quelquefois, 3 = Souvent.</w:t>
+      </w:r>
+    </w:p>
+    <w:bookmarkStart w:id="678" w:name="fréquence-des-stratégies-dadaptation"/>
+    <w:p>
+      <w:pPr>
+        <w:pStyle w:val="Titre3"/>
+      </w:pPr>
+      <w:r>
+        <w:t xml:space="preserve">6.2.1 Fréquence des stratégies d’adaptation</w:t>
+      </w:r>
+    </w:p>
+    <w:p>
+      <w:pPr>
+        <w:pStyle w:val="FirstParagraph"/>
+      </w:pPr>
+      <w:r>
+        <w:t xml:space="preserve">A Alaotra, la stratégie d’adaptation la plus fréquemment mobilisée par les ménages, en cumulant les fréquences quelquefois et souvent, est la réduction de la ration à chaque repas avec un taux de 58.2%. Elle est suivie par la réduction ou le renoncement aux ingrédients chers qui concerne 51.7% des foyers et le remplacement de l’aliment de base pour 41.1%. Plus d’un quart des ménages (26.0%) déclarent réduire le nombre de repas quotidien. Viennent ensuite la cueillette d’aliments sauvages (21.5 %), l’emprunt d’aliments (21.4 %) et l’endettement pour l’achat de nourriture (13.8 %).</w:t>
+      </w:r>
+    </w:p>
+    <w:p>
+      <w:pPr>
+        <w:pStyle w:val="Corpsdetexte"/>
+      </w:pPr>
+      <w:r>
+        <w:drawing>
+          <wp:inline>
+            <wp:extent cx="4620126" cy="9240252"/>
+            <wp:effectExtent b="0" l="0" r="0" t="0"/>
+            <wp:docPr descr="" title="" id="676" name="Picture"/>
+            <a:graphic>
+              <a:graphicData uri="http://schemas.openxmlformats.org/drawingml/2006/picture">
+                <pic:pic>
+                  <pic:nvPicPr>
+                    <pic:cNvPr descr="06_securite_alimentaire_files/figure-docx/g5_strategies_likert-1.png" id="677" name="Picture"/>
+                    <pic:cNvPicPr>
+                      <a:picLocks noChangeArrowheads="1" noChangeAspect="1"/>
+                    </pic:cNvPicPr>
+                  </pic:nvPicPr>
+                  <pic:blipFill>
+                    <a:blip r:embed="rId675"/>
+                    <a:stretch>
+                      <a:fillRect/>
+                    </a:stretch>
+                  </pic:blipFill>
+                  <pic:spPr bwMode="auto">
+                    <a:xfrm>
+                      <a:off x="0" y="0"/>
+                      <a:ext cx="4620126" cy="9240252"/>
+                    </a:xfrm>
+                    <a:prstGeom prst="rect">
+                      <a:avLst/>
+                    </a:prstGeom>
+                    <a:noFill/>
+                    <a:ln w="9525">
+                      <a:noFill/>
+                      <a:headEnd/>
+                      <a:tailEnd/>
+                    </a:ln>
+                  </pic:spPr>
+                </pic:pic>
+              </a:graphicData>
+            </a:graphic>
+          </wp:inline>
+        </w:drawing>
+      </w:r>
+    </w:p>
+    <w:bookmarkEnd w:id="678"/>
+    <w:bookmarkStart w:id="688" w:name="X9cf7e1014deb83f27c62d34c9fba8f88243955e"/>
+    <w:p>
+      <w:pPr>
+        <w:pStyle w:val="Titre3"/>
+      </w:pPr>
+      <w:r>
+        <w:t xml:space="preserve">6.2.2 Sources d’endettement et d’emprunt alimentaire</w:t>
+      </w:r>
+    </w:p>
+    <w:p>
+      <w:pPr>
+        <w:pStyle w:val="FirstParagraph"/>
+      </w:pPr>
+      <w:r>
+        <w:t xml:space="preserve">A Alaotra, concernant les sources d’endettement pour l’achat alimentaire, les ménages de l’Alaotra se tournent principalement vers la famille à hauteur de 64.1%, suivie des voisins pour 40.6%. Pour ce qui est de l’emprunt d’aliments de base, la famille reste la source la plus sollicitée avec 45.5% suivie des voisins avec 35.0% et enfin des commerçants avec 28.0%.</w:t>
+      </w:r>
+    </w:p>
+    <w:p>
+      <w:pPr>
+        <w:pStyle w:val="CaptionedFigure"/>
+      </w:pPr>
+      <w:r>
+        <w:drawing>
+          <wp:inline>
+            <wp:extent cx="4620126" cy="9240252"/>
+            <wp:effectExtent b="0" l="0" r="0" t="0"/>
+            <wp:docPr descr="Sources d’endettement alimentaire" title="" id="680" name="Picture"/>
+            <a:graphic>
+              <a:graphicData uri="http://schemas.openxmlformats.org/drawingml/2006/picture">
+                <pic:pic>
+                  <pic:nvPicPr>
+                    <pic:cNvPr descr="06_securite_alimentaire_files/figure-docx/fig_sources_endettement-1.png" id="681" name="Picture"/>
+                    <pic:cNvPicPr>
+                      <a:picLocks noChangeArrowheads="1" noChangeAspect="1"/>
+                    </pic:cNvPicPr>
+                  </pic:nvPicPr>
+                  <pic:blipFill>
+                    <a:blip r:embed="rId679"/>
+                    <a:stretch>
+                      <a:fillRect/>
+                    </a:stretch>
+                  </pic:blipFill>
+                  <pic:spPr bwMode="auto">
+                    <a:xfrm>
+                      <a:off x="0" y="0"/>
+                      <a:ext cx="4620126" cy="9240252"/>
+                    </a:xfrm>
+                    <a:prstGeom prst="rect">
+                      <a:avLst/>
+                    </a:prstGeom>
+                    <a:noFill/>
+                    <a:ln w="9525">
+                      <a:noFill/>
+                      <a:headEnd/>
+                      <a:tailEnd/>
+                    </a:ln>
+                  </pic:spPr>
+                </pic:pic>
+              </a:graphicData>
+            </a:graphic>
+          </wp:inline>
+        </w:drawing>
+      </w:r>
+    </w:p>
+    <w:p>
+      <w:pPr>
+        <w:pStyle w:val="ImageCaption"/>
+      </w:pPr>
+      <w:r>
+        <w:t xml:space="preserve">Sources d’endettement alimentaire</w:t>
+      </w:r>
+    </w:p>
+    <w:p>
+      <w:pPr>
+        <w:pStyle w:val="Corpsdetexte"/>
+      </w:pPr>
+      <w:r>
+        <w:t xml:space="preserve">A Alaotra, les principales sources d’emprunt d’aliments de base proviennent de la famille, citée par 45.5 % des ménages. Les voisins occupent également une place importante avec 35 %, tandis que les commerçants représentent 28 %. Les autres sources restent très peu mobilisées, avec seulement 1.7 % pour les usuriers et 1.7 % pour les autres formes d’emprunt.</w:t>
+      </w:r>
+    </w:p>
+    <w:p>
+      <w:pPr>
+        <w:pStyle w:val="CaptionedFigure"/>
+      </w:pPr>
+      <w:r>
+        <w:drawing>
+          <wp:inline>
+            <wp:extent cx="4620126" cy="9240252"/>
+            <wp:effectExtent b="0" l="0" r="0" t="0"/>
+            <wp:docPr descr="Sources d’emprunt d’aliments de base" title="" id="683" name="Picture"/>
+            <a:graphic>
+              <a:graphicData uri="http://schemas.openxmlformats.org/drawingml/2006/picture">
+                <pic:pic>
+                  <pic:nvPicPr>
+                    <pic:cNvPr descr="06_securite_alimentaire_files/figure-docx/fig_sources_emprunt-1.png" id="684" name="Picture"/>
+                    <pic:cNvPicPr>
+                      <a:picLocks noChangeArrowheads="1" noChangeAspect="1"/>
+                    </pic:cNvPicPr>
+                  </pic:nvPicPr>
+                  <pic:blipFill>
+                    <a:blip r:embed="rId682"/>
+                    <a:stretch>
+                      <a:fillRect/>
+                    </a:stretch>
+                  </pic:blipFill>
+                  <pic:spPr bwMode="auto">
+                    <a:xfrm>
+                      <a:off x="0" y="0"/>
+                      <a:ext cx="4620126" cy="9240252"/>
+                    </a:xfrm>
+                    <a:prstGeom prst="rect">
+                      <a:avLst/>
+                    </a:prstGeom>
+                    <a:noFill/>
+                    <a:ln w="9525">
+                      <a:noFill/>
+                      <a:headEnd/>
+                      <a:tailEnd/>
+                    </a:ln>
+                  </pic:spPr>
+                </pic:pic>
+              </a:graphicData>
+            </a:graphic>
+          </wp:inline>
+        </w:drawing>
+      </w:r>
+    </w:p>
+    <w:p>
+      <w:pPr>
+        <w:pStyle w:val="ImageCaption"/>
+      </w:pPr>
+      <w:r>
+        <w:t xml:space="preserve">Sources d’emprunt d’aliments de base</w:t>
+      </w:r>
+    </w:p>
+    <w:p>
+      <w:pPr>
+        <w:pStyle w:val="Corpsdetexte"/>
+      </w:pPr>
+      <w:r>
+        <w:drawing>
+          <wp:inline>
+            <wp:extent cx="4620126" cy="5775157"/>
+            <wp:effectExtent b="0" l="0" r="0" t="0"/>
+            <wp:docPr descr="" title="" id="686" name="Picture"/>
+            <a:graphic>
+              <a:graphicData uri="http://schemas.openxmlformats.org/drawingml/2006/picture">
+                <pic:pic>
+                  <pic:nvPicPr>
+                    <pic:cNvPr descr="06_securite_alimentaire_files/figure-docx/g6_top_strategies-1.png" id="687" name="Picture"/>
+                    <pic:cNvPicPr>
+                      <a:picLocks noChangeArrowheads="1" noChangeAspect="1"/>
+                    </pic:cNvPicPr>
+                  </pic:nvPicPr>
+                  <pic:blipFill>
+                    <a:blip r:embed="rId685"/>
+                    <a:stretch>
+                      <a:fillRect/>
+                    </a:stretch>
+                  </pic:blipFill>
+                  <pic:spPr bwMode="auto">
+                    <a:xfrm>
+                      <a:off x="0" y="0"/>
+                      <a:ext cx="4620126" cy="5775157"/>
+                    </a:xfrm>
+                    <a:prstGeom prst="rect">
+                      <a:avLst/>
+                    </a:prstGeom>
+                    <a:noFill/>
+                    <a:ln w="9525">
+                      <a:noFill/>
+                      <a:headEnd/>
+                      <a:tailEnd/>
+                    </a:ln>
+                  </pic:spPr>
+                </pic:pic>
+              </a:graphicData>
+            </a:graphic>
+          </wp:inline>
+        </w:drawing>
+      </w:r>
+    </w:p>
+    <w:bookmarkEnd w:id="688"/>
+    <w:bookmarkEnd w:id="689"/>
+    <w:bookmarkStart w:id="693" w:name="X022980f631cd731cb72eb071d0b331cc128d08a"/>
+    <w:p>
+      <w:pPr>
+        <w:pStyle w:val="Titre2"/>
+      </w:pPr>
+      <w:r>
+        <w:t xml:space="preserve">6.3 Indice synthétique de stratégies d’adaptation (CSI simplifié)</w:t>
+      </w:r>
+    </w:p>
+    <w:p>
+      <w:pPr>
+        <w:pStyle w:val="FirstParagraph"/>
+      </w:pPr>
+      <w:r>
+        <w:t xml:space="preserve">Un score simplifié est calculé en sommant les fréquences de toutes les stratégies (0 à 3) pour chaque ménage. Plus le score est élevé, plus le ménage recourt intensément à des stratégies d’adaptation. La présence de quelques valeurs extrêmes supérieures à 25 révèle des situations de forte vulnérabilité alimentaire chez certains ménages.</w:t>
+      </w:r>
+    </w:p>
+    <w:p>
+      <w:pPr>
+        <w:pStyle w:val="Corpsdetexte"/>
+      </w:pPr>
+      <w:r>
+        <w:t xml:space="preserve">À Alaotra, le score CSI moyen est de 8.4 traduisant un recours relativement important aux stratégies d’adaptation alimentaires. Feramanga Atsimo présente le score le plus élevé (10.1), suivi d’Ambohidrony (9.0). Ambatomanga (8.6), Analamiranga et Mangabe (8.5) affichent des niveaux proches de la moyenne générale, tandis qu’Avaradrano enregistre le score le plus faible (6.8). La boîte à moustaches montre que la majorité des ménages ont des scores concentrés autour de la médiane située près de 8.</w:t>
+      </w:r>
+    </w:p>
+    <w:p>
+      <w:pPr>
+        <w:pStyle w:val="Corpsdetexte"/>
+      </w:pPr>
+      <w:r>
+        <w:t xml:space="preserve">A Alaotra, la distribution du score CSI simplifié présente une médiane autour de 8, avec une dispersion relativement importante des valeurs. La moitié des ménages se situe approximativement entre 4 et 12, ce qui traduit des situations assez variées en matière de stratégies d’adaptation alimentaire. Quelques ménages affichent toutefois des scores particulièrement élevés, dépassant 20 et atteignant environ 25 à 27, ce qui indique des niveaux de vulnérabilité plus marqués pour une partie réduite de la population.</w:t>
+      </w:r>
+    </w:p>
+    <w:p>
+      <w:pPr>
+        <w:pStyle w:val="Corpsdetexte"/>
+      </w:pPr>
+      <w:r>
+        <w:drawing>
+          <wp:inline>
+            <wp:extent cx="4620126" cy="9240252"/>
+            <wp:effectExtent b="0" l="0" r="0" t="0"/>
+            <wp:docPr descr="" title="" id="691" name="Picture"/>
+            <a:graphic>
+              <a:graphicData uri="http://schemas.openxmlformats.org/drawingml/2006/picture">
+                <pic:pic>
+                  <pic:nvPicPr>
+                    <pic:cNvPr descr="06_securite_alimentaire_files/figure-docx/g7_csi_boxplot-1.png" id="692" name="Picture"/>
+                    <pic:cNvPicPr>
+                      <a:picLocks noChangeArrowheads="1" noChangeAspect="1"/>
+                    </pic:cNvPicPr>
+                  </pic:nvPicPr>
+                  <pic:blipFill>
+                    <a:blip r:embed="rId690"/>
+                    <a:stretch>
+                      <a:fillRect/>
+                    </a:stretch>
+                  </pic:blipFill>
+                  <pic:spPr bwMode="auto">
+                    <a:xfrm>
+                      <a:off x="0" y="0"/>
+                      <a:ext cx="4620126" cy="9240252"/>
+                    </a:xfrm>
+                    <a:prstGeom prst="rect">
+                      <a:avLst/>
+                    </a:prstGeom>
+                    <a:noFill/>
+                    <a:ln w="9525">
+                      <a:noFill/>
+                      <a:headEnd/>
+                      <a:tailEnd/>
+                    </a:ln>
+                  </pic:spPr>
+                </pic:pic>
+              </a:graphicData>
+            </a:graphic>
+          </wp:inline>
+        </w:drawing>
+      </w:r>
+    </w:p>
+    <w:bookmarkEnd w:id="693"/>
+    <w:bookmarkEnd w:id="694"/>
+    <w:bookmarkStart w:id="819" w:name="X855e8d906f5a6acf967b2aed36312ae7fa0ee32"/>
+    <w:p>
+      <w:pPr>
+        <w:pStyle w:val="Titre1"/>
+      </w:pPr>
+      <w:r>
+        <w:t xml:space="preserve">7. Rapport des ménages ruraux avec l’environnement</w:t>
+      </w:r>
+    </w:p>
+    <w:p>
+      <w:pPr>
+        <w:pStyle w:val="FirstParagraph"/>
+      </w:pPr>
+      <w:r>
+        <w:t xml:space="preserve">L’observatoire de l’Alaotra est situé à proximité de la Nouvelle Aire Protégée du lac Alaotra et du Corridor forestier Ankeniheny-Zahamena. Ce chapitre analyse les représentations, les usages, les pratiques (notamment le feu) et les opinions des ménages concernant la protection de l’environnement.</w:t>
+      </w:r>
+    </w:p>
+    <w:tbl>
+      <w:tblPr>
+        <w:tblStyle w:val="Table"/>
+        <w:tblLook w:firstRow="0" w:lastRow="0" w:firstColumn="0" w:lastColumn="0" w:noHBand="0" w:noVBand="0" w:val="0000"/>
+        <w:tblBorders>
+          <w:top w:val="single" w:sz="4" w:space="0" w:color="EB9113"/>
+          <w:left w:val="single" w:sz="24" w:space="0" w:color="EB9113"/>
+          <w:bottom w:val="single" w:sz="4" w:space="0" w:color="EB9113"/>
+          <w:right w:val="single" w:sz="4" w:space="0" w:color="EB9113"/>
+        </w:tblBorders>
+        <w:tblCellMar>
+          <w:left w:w="144" w:type="dxa"/>
+          <w:right w:w="144" w:type="dxa"/>
+        </w:tblCellMar>
+        <w:tblLook w:firstRow="0" w:lastRow="0" w:firstColumn="0" w:lastColumn="0" w:noHBand="0" w:noVBand="0" w:val="0000"/>
+      </w:tblPr>
+      <w:tr>
+        <w:trPr>
+          <w:cantSplit/>
+        </w:trPr>
+        <w:tc>
+          <w:tcPr>
+            <w:shd w:color="auto" w:fill="fcefdc" w:val="clear"/>
+            <w:tcMar>
+              <w:top w:w="92" w:type="dxa"/>
+              <w:bottom w:w="92" w:type="dxa"/>
+            </w:tcMar>
+          </w:tcPr>
+          <w:p>
+            <w:pPr>
+              <w:pStyle w:val="Corpsdetexte"/>
+            </w:pPr>
+            <w:pPr>
+              <w:spacing w:before="0" w:after="0"/>
+              <w:textAlignment w:val="center"/>
+            </w:pPr>
+            <w:r>
+              <w:drawing>
+                <wp:inline>
+                  <wp:extent cx="152400" cy="152400"/>
+                  <wp:effectExtent b="0" l="0" r="0" t="0"/>
+                  <wp:docPr descr="" title="" id="695" name="Picture"/>
+                  <a:graphic>
+                    <a:graphicData uri="http://schemas.openxmlformats.org/drawingml/2006/picture">
+                      <pic:pic>
+                        <pic:nvPicPr>
+                          <pic:cNvPr descr="C:\PROGRA~1\Quarto\share\formats\docx\warning.png" id="696" name="Picture"/>
+                          <pic:cNvPicPr>
+                            <a:picLocks noChangeArrowheads="1" noChangeAspect="1"/>
+                          </pic:cNvPicPr>
+                        </pic:nvPicPr>
+                        <pic:blipFill>
+                          <a:blip r:embed="rId170"/>
+                          <a:stretch>
+                            <a:fillRect/>
+                          </a:stretch>
+                        </pic:blipFill>
+                        <pic:spPr bwMode="auto">
+                          <a:xfrm>
+                            <a:off x="0" y="0"/>
+                            <a:ext cx="152400" cy="152400"/>
+                          </a:xfrm>
+                          <a:prstGeom prst="rect">
+                            <a:avLst/>
+                          </a:prstGeom>
+                          <a:noFill/>
+                          <a:ln w="9525">
+                            <a:noFill/>
+                            <a:headEnd/>
+                            <a:tailEnd/>
+                          </a:ln>
+                        </pic:spPr>
+                      </pic:pic>
+                    </a:graphicData>
+                  </a:graphic>
+                </wp:inline>
+              </w:drawing>
+            </w:r>
+            <w:r>
+              <w:t xml:space="preserve"> </w:t>
+            </w:r>
+            <w:r>
+              <w:t xml:space="preserve"> </w:t>
+            </w:r>
+            <w:r>
+              <w:t xml:space="preserve">Travail de vérification en cours</w:t>
+            </w:r>
+          </w:p>
+        </w:tc>
+      </w:tr>
+      <w:tr>
+        <w:trPr>
+          <w:cantSplit/>
+        </w:trPr>
+        <w:tc>
+          <w:tcPr>
+            <w:tcMar>
+              <w:top w:w="108" w:type="dxa"/>
+              <w:bottom w:w="108" w:type="dxa"/>
+            </w:tcMar>
+          </w:tcPr>
+          <w:p>
+            <w:pPr>
+              <w:pStyle w:val="Corpsdetexte"/>
+            </w:pPr>
+            <w:pPr>
+              <w:spacing w:before="16" w:after="16"/>
+            </w:pPr>
+            <w:r>
+              <w:t xml:space="preserve">Les résultats présentés ci-dessous sont provisoires et pourront être ajustés ou enrichis par les informations supplémentaires recueillies lors des restitutions locales.</w:t>
+            </w:r>
+          </w:p>
+          <w:p/>
+        </w:tc>
+      </w:tr>
+    </w:tbl>
+    <w:bookmarkStart w:id="722" w:name="sec-representation"/>
+    <w:p>
+      <w:pPr>
+        <w:pStyle w:val="Titre2"/>
+      </w:pPr>
+      <w:r>
+        <w:t xml:space="preserve">7.1 Représentation de la zone protégée par les ménages</w:t>
+      </w:r>
+    </w:p>
+    <w:p>
+      <w:pPr>
+        <w:pStyle w:val="FirstParagraph"/>
+      </w:pPr>
+      <w:r>
+        <w:t xml:space="preserve">L’analyse des perceptions des ménages riverains permet de caractériser leur rapport aux aires protégées en abordant la disponibilité et l’évolution des ressources naturelles, le sentiment d’appartenance, les menaces identifiées ainsi que la place qu’occupent ces zones dans leur quotidien.</w:t>
+      </w:r>
+    </w:p>
+    <w:bookmarkStart w:id="701" w:name="X4665de780bd1ca3fab6f12e5bee69cd08b80e0b"/>
+    <w:p>
+      <w:pPr>
+        <w:pStyle w:val="Titre3"/>
+      </w:pPr>
+      <w:r>
+        <w:t xml:space="preserve">7.1.1 Caractérisation de la zone : disponibilité des ressources</w:t>
+      </w:r>
+    </w:p>
+    <w:p>
+      <w:pPr>
+        <w:pStyle w:val="FirstParagraph"/>
+      </w:pPr>
+      <w:r>
+        <w:t xml:space="preserve">Les ménages ont été interrogés sur la disponibilité de dix catégories de ressources naturelles dans la zone protégée à proximité de leur village. La</w:t>
+      </w:r>
+      <w:r>
+        <w:t xml:space="preserve"> </w:t>
+      </w:r>
+      <w:hyperlink w:anchor="fig-ressources-dispo">
+        <w:r>
+          <w:rPr>
+            <w:rStyle w:val="Lienhypertexte"/>
+          </w:rPr>
+          <w:t xml:space="preserve">Figure 7.1</w:t>
+        </w:r>
+      </w:hyperlink>
+      <w:r>
+        <w:t xml:space="preserve"> </w:t>
+      </w:r>
+      <w:r>
+        <w:t xml:space="preserve">résume les réponses, distinguant les ressources jugées abondantes, en quantité normale ou rares.</w:t>
+      </w:r>
+    </w:p>
+    <w:p>
+      <w:pPr>
+        <w:pStyle w:val="Corpsdetexte"/>
+      </w:pPr>
+      <w:r>
+        <w:t xml:space="preserve">À Alaotra, les ressources jugées les plus rares (« peu ou pas ») sont les terres de pâturage et de culture (environ 60 %). Cette zone est marqué par une pression foncière plus forte.</w:t>
+      </w:r>
+    </w:p>
+    <w:tbl>
+      <w:tblPr>
+        <w:tblStyle w:val="Table"/>
+        <w:tblW w:type="pct" w:w="5000"/>
+        <w:tblLayout w:type="fixed"/>
+        <w:tblLook w:firstRow="0" w:lastRow="0" w:firstColumn="0" w:lastColumn="0" w:noHBand="0" w:noVBand="0" w:val="0000"/>
+      </w:tblPr>
+      <w:tblGrid>
+        <w:gridCol w:w="7920"/>
+      </w:tblGrid>
+      <w:tr>
+        <w:tc>
+          <w:tcPr/>
+          <w:bookmarkStart w:id="700" w:name="fig-ressources-dispo"/>
+          <w:p>
+            <w:pPr>
+              <w:jc w:val="center"/>
+            </w:pPr>
+            <w:pPr>
+              <w:jc w:val="left"/>
+              <w:spacing w:before="200"/>
+              <w:pStyle w:val="ImageCaption"/>
+            </w:pPr>
+            <w:r>
+              <w:t xml:space="preserve">Figure 7.1: Disponibilité perçue des ressources naturelles dans la zone protégée, par observatoire</w:t>
+            </w:r>
+          </w:p>
+          <w:p>
+            <w:pPr>
+              <w:pStyle w:val="Compact"/>
+              <w:jc w:val="center"/>
+            </w:pPr>
+            <w:r>
+              <w:drawing>
+                <wp:inline>
+                  <wp:extent cx="5969000" cy="5739423"/>
+                  <wp:effectExtent b="0" l="0" r="0" t="0"/>
+                  <wp:docPr descr="" title="" id="698" name="Picture"/>
+                  <a:graphic>
+                    <a:graphicData uri="http://schemas.openxmlformats.org/drawingml/2006/picture">
+                      <pic:pic>
+                        <pic:nvPicPr>
+                          <pic:cNvPr descr="07_rapport_environnement_files/figure-docx/fig-ressources-dispo-1.png" id="699" name="Picture"/>
+                          <pic:cNvPicPr>
+                            <a:picLocks noChangeArrowheads="1" noChangeAspect="1"/>
+                          </pic:cNvPicPr>
+                        </pic:nvPicPr>
+                        <pic:blipFill>
+                          <a:blip r:embed="rId697"/>
+                          <a:stretch>
+                            <a:fillRect/>
+                          </a:stretch>
+                        </pic:blipFill>
+                        <pic:spPr bwMode="auto">
+                          <a:xfrm>
+                            <a:off x="0" y="0"/>
+                            <a:ext cx="5969000" cy="5739423"/>
+                          </a:xfrm>
+                          <a:prstGeom prst="rect">
+                            <a:avLst/>
+                          </a:prstGeom>
+                          <a:noFill/>
+                          <a:ln w="9525">
+                            <a:noFill/>
+                            <a:headEnd/>
+                            <a:tailEnd/>
+                          </a:ln>
+                        </pic:spPr>
+                      </pic:pic>
+                    </a:graphicData>
+                  </a:graphic>
+                </wp:inline>
+              </w:drawing>
+            </w:r>
+          </w:p>
+          <w:bookmarkEnd w:id="700"/>
+        </w:tc>
+      </w:tr>
+    </w:tbl>
+    <w:bookmarkEnd w:id="701"/>
+    <w:bookmarkStart w:id="706" w:name="évolution-perçue-des-ressources"/>
+    <w:p>
+      <w:pPr>
+        <w:pStyle w:val="Titre3"/>
+      </w:pPr>
+      <w:r>
+        <w:t xml:space="preserve">7.1.2 Évolution perçue des ressources</w:t>
+      </w:r>
+    </w:p>
+    <w:p>
+      <w:pPr>
+        <w:pStyle w:val="FirstParagraph"/>
+      </w:pPr>
+      <w:r>
+        <w:t xml:space="preserve">Les ménages estiment l’évolution de ces ressources sur les trois et cinq dernières années. La</w:t>
+      </w:r>
+      <w:r>
+        <w:t xml:space="preserve"> </w:t>
+      </w:r>
+      <w:hyperlink w:anchor="fig-evolution-ressources">
+        <w:r>
+          <w:rPr>
+            <w:rStyle w:val="Lienhypertexte"/>
+          </w:rPr>
+          <w:t xml:space="preserve">Figure 7.2</w:t>
+        </w:r>
+      </w:hyperlink>
+      <w:r>
+        <w:t xml:space="preserve"> </w:t>
+      </w:r>
+      <w:r>
+        <w:t xml:space="preserve">présente la tendance à 3 ans.</w:t>
+      </w:r>
+    </w:p>
+    <w:p>
+      <w:pPr>
+        <w:pStyle w:val="Corpsdetexte"/>
+      </w:pPr>
+      <w:r>
+        <w:t xml:space="preserve">A Alaotra, environ 50.0% des ménages perçoivent une diminution de la terre de culture, tandis que 15.0% jugent la situation stable et 35.0% constatent une augmentation. Concernant l’eau, la perception est partagée entre une diminution pour 45.0% des répondants et une stabilité pour 45.0% d’entre eux, l’augmentation ne concernant que 10.0%. Les terres de pâturage sont vues en diminution par 65.0% des ménages, stables pour 20.0% et en augmentation pour 15.0%. La surface de la forêt est jugée en diminution par 70.0% des foyers, stable pour 25.0% et en hausse pour 5.0%. Pour les animaux sauvages, 70.0% des ménages déclarent une diminution, 20.0% une stabilité et 10.0% une augmentation. Les plantes comestibles et médicinales suivent une tendance similaire avec environ 70.0% de diminution, 25.0% de stabilité et 5.0% d’augmentation. Le bois est perçu en déclin par 75.0% des ménages, contre 20.0% de stabilité et 5.0% d’augmentation. L’indicateur global montre que 80.0% des ménages perçoivent une diminution des ressources et 20.0% une stabilité.</w:t>
+      </w:r>
+    </w:p>
+    <w:tbl>
+      <w:tblPr>
+        <w:tblStyle w:val="Table"/>
+        <w:tblW w:type="pct" w:w="5000"/>
+        <w:tblLayout w:type="fixed"/>
+        <w:tblLook w:firstRow="0" w:lastRow="0" w:firstColumn="0" w:lastColumn="0" w:noHBand="0" w:noVBand="0" w:val="0000"/>
+      </w:tblPr>
+      <w:tblGrid>
+        <w:gridCol w:w="7920"/>
+      </w:tblGrid>
+      <w:tr>
+        <w:tc>
+          <w:tcPr/>
+          <w:bookmarkStart w:id="705" w:name="fig-evolution-ressources"/>
+          <w:p>
+            <w:pPr>
+              <w:jc w:val="center"/>
+            </w:pPr>
+            <w:pPr>
+              <w:jc w:val="left"/>
+              <w:spacing w:before="200"/>
+              <w:pStyle w:val="ImageCaption"/>
+            </w:pPr>
+            <w:r>
+              <w:t xml:space="preserve">Figure 7.2: Évolution perçue des ressources naturelles au cours des 3 dernières années</w:t>
+            </w:r>
+          </w:p>
+          <w:p>
+            <w:pPr>
+              <w:pStyle w:val="Compact"/>
+              <w:jc w:val="center"/>
+            </w:pPr>
+            <w:r>
+              <w:drawing>
+                <wp:inline>
+                  <wp:extent cx="5969000" cy="5739423"/>
+                  <wp:effectExtent b="0" l="0" r="0" t="0"/>
+                  <wp:docPr descr="" title="" id="703" name="Picture"/>
+                  <a:graphic>
+                    <a:graphicData uri="http://schemas.openxmlformats.org/drawingml/2006/picture">
+                      <pic:pic>
+                        <pic:nvPicPr>
+                          <pic:cNvPr descr="07_rapport_environnement_files/figure-docx/fig-evolution-ressources-1.png" id="704" name="Picture"/>
+                          <pic:cNvPicPr>
+                            <a:picLocks noChangeArrowheads="1" noChangeAspect="1"/>
+                          </pic:cNvPicPr>
+                        </pic:nvPicPr>
+                        <pic:blipFill>
+                          <a:blip r:embed="rId702"/>
+                          <a:stretch>
+                            <a:fillRect/>
+                          </a:stretch>
+                        </pic:blipFill>
+                        <pic:spPr bwMode="auto">
+                          <a:xfrm>
+                            <a:off x="0" y="0"/>
+                            <a:ext cx="5969000" cy="5739423"/>
+                          </a:xfrm>
+                          <a:prstGeom prst="rect">
+                            <a:avLst/>
+                          </a:prstGeom>
+                          <a:noFill/>
+                          <a:ln w="9525">
+                            <a:noFill/>
+                            <a:headEnd/>
+                            <a:tailEnd/>
+                          </a:ln>
+                        </pic:spPr>
+                      </pic:pic>
+                    </a:graphicData>
+                  </a:graphic>
+                </wp:inline>
+              </w:drawing>
+            </w:r>
+          </w:p>
+          <w:bookmarkEnd w:id="705"/>
+        </w:tc>
+      </w:tr>
+    </w:tbl>
+    <w:bookmarkEnd w:id="706"/>
+    <w:bookmarkStart w:id="711" w:name="appartenance-perçue-de-la-zone"/>
+    <w:p>
+      <w:pPr>
+        <w:pStyle w:val="Titre3"/>
+      </w:pPr>
+      <w:r>
+        <w:t xml:space="preserve">7.1.3 Appartenance perçue de la zone</w:t>
+      </w:r>
+    </w:p>
+    <w:p>
+      <w:pPr>
+        <w:pStyle w:val="FirstParagraph"/>
+      </w:pPr>
+      <w:r>
+        <w:t xml:space="preserve">La question RM3 demande à qui appartient la zone protégée (réponses multiples). La</w:t>
+      </w:r>
+      <w:r>
+        <w:t xml:space="preserve"> </w:t>
+      </w:r>
+      <w:hyperlink w:anchor="fig-appartenance">
+        <w:r>
+          <w:rPr>
+            <w:rStyle w:val="Lienhypertexte"/>
+          </w:rPr>
+          <w:t xml:space="preserve">Figure 7.3</w:t>
+        </w:r>
+      </w:hyperlink>
+      <w:r>
+        <w:t xml:space="preserve"> </w:t>
+      </w:r>
+      <w:r>
+        <w:t xml:space="preserve">montre les réponses par observatoire.</w:t>
+      </w:r>
+    </w:p>
+    <w:p>
+      <w:pPr>
+        <w:pStyle w:val="Corpsdetexte"/>
+      </w:pPr>
+      <w:r>
+        <w:t xml:space="preserve">A Alaotra, 71% des ménages pensent que la zone protégée appartiennent à l’État avant la communauté locale selon 20 % des ménages. Cela traduit l’importance des regroupements communautaires liés aux ressources locales et aux relations de voisinage. Une faible proportion des ménages considère que les ressources naturelles appartiennent aux esprits/ancêtres, aux gestionnaires et etrangers (respectivement 2% et 1%).</w:t>
+      </w:r>
+    </w:p>
+    <w:tbl>
+      <w:tblPr>
+        <w:tblStyle w:val="Table"/>
+        <w:tblW w:type="pct" w:w="5000"/>
+        <w:tblLayout w:type="fixed"/>
+        <w:tblLook w:firstRow="0" w:lastRow="0" w:firstColumn="0" w:lastColumn="0" w:noHBand="0" w:noVBand="0" w:val="0000"/>
+      </w:tblPr>
+      <w:tblGrid>
+        <w:gridCol w:w="7920"/>
+      </w:tblGrid>
+      <w:tr>
+        <w:tc>
+          <w:tcPr/>
+          <w:bookmarkStart w:id="710" w:name="fig-appartenance"/>
+          <w:p>
+            <w:pPr>
+              <w:jc w:val="center"/>
+            </w:pPr>
+            <w:pPr>
+              <w:jc w:val="left"/>
+              <w:spacing w:before="200"/>
+              <w:pStyle w:val="ImageCaption"/>
+            </w:pPr>
+            <w:r>
+              <w:t xml:space="preserve">Figure 7.3: À qui appartient la zone protégée ? (% de Oui, réponses multiples)</w:t>
+            </w:r>
+          </w:p>
+          <w:p>
+            <w:pPr>
+              <w:pStyle w:val="Compact"/>
+              <w:jc w:val="center"/>
+            </w:pPr>
+            <w:r>
+              <w:drawing>
+                <wp:inline>
+                  <wp:extent cx="5969000" cy="3443653"/>
+                  <wp:effectExtent b="0" l="0" r="0" t="0"/>
+                  <wp:docPr descr="" title="" id="708" name="Picture"/>
+                  <a:graphic>
+                    <a:graphicData uri="http://schemas.openxmlformats.org/drawingml/2006/picture">
+                      <pic:pic>
+                        <pic:nvPicPr>
+                          <pic:cNvPr descr="07_rapport_environnement_files/figure-docx/fig-appartenance-1.png" id="709" name="Picture"/>
+                          <pic:cNvPicPr>
+                            <a:picLocks noChangeArrowheads="1" noChangeAspect="1"/>
+                          </pic:cNvPicPr>
+                        </pic:nvPicPr>
+                        <pic:blipFill>
+                          <a:blip r:embed="rId707"/>
+                          <a:stretch>
+                            <a:fillRect/>
+                          </a:stretch>
+                        </pic:blipFill>
+                        <pic:spPr bwMode="auto">
+                          <a:xfrm>
+                            <a:off x="0" y="0"/>
+                            <a:ext cx="5969000" cy="3443653"/>
+                          </a:xfrm>
+                          <a:prstGeom prst="rect">
+                            <a:avLst/>
+                          </a:prstGeom>
+                          <a:noFill/>
+                          <a:ln w="9525">
+                            <a:noFill/>
+                            <a:headEnd/>
+                            <a:tailEnd/>
+                          </a:ln>
+                        </pic:spPr>
+                      </pic:pic>
+                    </a:graphicData>
+                  </a:graphic>
+                </wp:inline>
+              </w:drawing>
+            </w:r>
+          </w:p>
+          <w:bookmarkEnd w:id="710"/>
+        </w:tc>
+      </w:tr>
+    </w:tbl>
+    <w:bookmarkEnd w:id="711"/>
+    <w:bookmarkStart w:id="716" w:name="menaces-perçues-et-responsables"/>
+    <w:p>
+      <w:pPr>
+        <w:pStyle w:val="Titre3"/>
+      </w:pPr>
+      <w:r>
+        <w:t xml:space="preserve">7.1.4 Menaces perçues et responsables</w:t>
+      </w:r>
+    </w:p>
+    <w:p>
+      <w:pPr>
+        <w:pStyle w:val="FirstParagraph"/>
+      </w:pPr>
+      <w:r>
+        <w:t xml:space="preserve">Les ménages ont été interrogés sur les menaces qu’ils perçoivent vis-à-vis de l’environnement local et sur les responsables qu’ils identifient. Ces perceptions reflètent la conscience environnementale des populations et orientent les stratégies de sensibilisation.</w:t>
+      </w:r>
+    </w:p>
+    <w:p>
+      <w:pPr>
+        <w:pStyle w:val="Corpsdetexte"/>
+      </w:pPr>
+      <w:r>
+        <w:t xml:space="preserve">A Alaotra, une large majorité des ménages, soit 82 % considère que l’environnement est menacé. Parmi les principales menaces identifiées, les feux sont les plus fréquemment cités avec 84 %, montrant qu’ils constituent la principale source de dégradation environnementale dans la zone. Le défrichage est également fortement mentionné (56 %).Les prélèvements de ressources naturelles représentent aussi des préoccupations importantes. Le prélèvement de faune et le prélèvement de flore sont chacun cités par 40 % des ménages. La prospection minière concerne 29 % des réponses, tandis que le zébu/pâturage atteint 20 %. Le nomadisme (passage des non-résidents) est évoqué par 16 % des ménages. Enfin, le tourisme apparaît comme une menace marginale avec seulement 2 % des réponses. Concernant les responsables des dégradations environnementales, la majorité des ménages désigne l’ensemble des riverains (87 %). Les riverains migrants sont également cités par 47 % des ménages, suivis des braconniers (30 %) et des nomades ou semi-nomades (22 %). L’État (Fanjakana) est mentionné par 10 % des ménages, tandis que les gestionnaires représentent 9 %. Les ONG ou entreprises sont peu citées (3 %), alors que les chercheurs et les touristes sont très faiblement considérés comme responsables, avec respectivement 0 % et 1 %.</w:t>
+      </w:r>
+    </w:p>
+    <w:tbl>
+      <w:tblPr>
+        <w:tblStyle w:val="Table"/>
+        <w:tblW w:type="pct" w:w="5000"/>
+        <w:tblLayout w:type="fixed"/>
+        <w:tblLook w:firstRow="0" w:lastRow="0" w:firstColumn="0" w:lastColumn="0" w:noHBand="0" w:noVBand="0" w:val="0000"/>
+      </w:tblPr>
+      <w:tblGrid>
+        <w:gridCol w:w="7920"/>
+      </w:tblGrid>
+      <w:tr>
+        <w:tc>
+          <w:tcPr/>
+          <w:bookmarkStart w:id="712" w:name="tbl-menaces"/>
+          <w:p>
+            <w:pPr>
+              <w:jc w:val="center"/>
+            </w:pPr>
+            <w:pPr>
+              <w:jc w:val="left"/>
+              <w:spacing w:before="200"/>
+              <w:pStyle w:val="ImageCaption"/>
+            </w:pPr>
+            <w:r>
+              <w:t xml:space="preserve">Table 7.1: Menaces perçues sur l’environnement et responsables identifiés (% de Oui)</w:t>
+            </w:r>
+          </w:p>
+          <w:bookmarkEnd w:id="712"/>
+        </w:tc>
+      </w:tr>
+    </w:tbl>
+    <w:p>
+      <w:pPr>
+        <w:pStyle w:val="CaptionedFigure"/>
+      </w:pPr>
+      <w:r>
+        <w:drawing>
+          <wp:inline>
+            <wp:extent cx="4620126" cy="8085221"/>
+            <wp:effectExtent b="0" l="0" r="0" t="0"/>
+            <wp:docPr descr="Menaces perçues et responsables identifiés (% de Oui)" title="" id="714" name="Picture"/>
+            <a:graphic>
+              <a:graphicData uri="http://schemas.openxmlformats.org/drawingml/2006/picture">
+                <pic:pic>
+                  <pic:nvPicPr>
+                    <pic:cNvPr descr="07_rapport_environnement_files/figure-docx/fig_menaces-1.png" id="715" name="Picture"/>
+                    <pic:cNvPicPr>
+                      <a:picLocks noChangeArrowheads="1" noChangeAspect="1"/>
+                    </pic:cNvPicPr>
+                  </pic:nvPicPr>
+                  <pic:blipFill>
+                    <a:blip r:embed="rId713"/>
+                    <a:stretch>
+                      <a:fillRect/>
+                    </a:stretch>
+                  </pic:blipFill>
+                  <pic:spPr bwMode="auto">
+                    <a:xfrm>
+                      <a:off x="0" y="0"/>
+                      <a:ext cx="4620126" cy="8085221"/>
+                    </a:xfrm>
+                    <a:prstGeom prst="rect">
+                      <a:avLst/>
+                    </a:prstGeom>
+                    <a:noFill/>
+                    <a:ln w="9525">
+                      <a:noFill/>
+                      <a:headEnd/>
+                      <a:tailEnd/>
+                    </a:ln>
+                  </pic:spPr>
+                </pic:pic>
+              </a:graphicData>
+            </a:graphic>
+          </wp:inline>
+        </w:drawing>
+      </w:r>
+    </w:p>
+    <w:p>
+      <w:pPr>
+        <w:pStyle w:val="ImageCaption"/>
+      </w:pPr>
+      <w:r>
+        <w:t xml:space="preserve">Menaces perçues et responsables identifiés (% de Oui)</w:t>
+      </w:r>
+    </w:p>
+    <w:bookmarkEnd w:id="716"/>
+    <w:bookmarkStart w:id="721" w:name="X111e78fde4bc41d7853240be4e0062dcf4cf407"/>
+    <w:p>
+      <w:pPr>
+        <w:pStyle w:val="Titre3"/>
+      </w:pPr>
+      <w:r>
+        <w:t xml:space="preserve">7.1.5 Ce que représente la zone pour les ménages</w:t>
+      </w:r>
+    </w:p>
+    <w:p>
+      <w:pPr>
+        <w:pStyle w:val="FirstParagraph"/>
+      </w:pPr>
+      <w:r>
+        <w:t xml:space="preserve">L’analyse des perceptions des populations riveraines permet de caractériser le rôle multifacette des aires protégées en identifiant les diverses fonctions économiques, alimentaires ou culturelles qu’elles occupent dans leur cadre de vie.</w:t>
+      </w:r>
+    </w:p>
+    <w:p>
+      <w:pPr>
+        <w:pStyle w:val="Corpsdetexte"/>
+      </w:pPr>
+      <w:r>
+        <w:t xml:space="preserve">La question</w:t>
+      </w:r>
+      <w:r>
+        <w:t xml:space="preserve"> </w:t>
+      </w:r>
+      <w:r>
+        <w:rPr>
+          <w:rStyle w:val="VerbatimChar"/>
+        </w:rPr>
+        <w:t xml:space="preserve">RM5</w:t>
+      </w:r>
+      <w:r>
+        <w:t xml:space="preserve"> </w:t>
+      </w:r>
+      <w:r>
+        <w:t xml:space="preserve">interroge les ménages sur ce que la zone protégée représente pour eux (réponses multiples).</w:t>
+      </w:r>
+    </w:p>
+    <w:p>
+      <w:pPr>
+        <w:pStyle w:val="Corpsdetexte"/>
+      </w:pPr>
+      <w:r>
+        <w:t xml:space="preserve">A Alaotra, la zone protégée est principalement perçue comme une source d’eau et un lieu sacré, chacune de ces fonctions étant citées par 41 % des ménages. L’espace sauvage représente également une perception importante avec 37 % des réponses. Les fonctions de loisir, de lieu interdit, de plantes médicinales et de source d’alimentation sont mentionnées par environ un tiers des ménages. La zone protégée est aussi considérée comme un lieu touristique et un espace pour les activités agricoles par 28 % des répondants. Les fonctions économiques directes restent moins citées, notamment comme source de revenus (25 %) et source de bois (16 %). L’élevage demeure la fonction la moins évoquée avec 9 % des réponses.</w:t>
+      </w:r>
+    </w:p>
+    <w:tbl>
+      <w:tblPr>
+        <w:tblStyle w:val="Table"/>
+        <w:tblW w:type="pct" w:w="5000"/>
+        <w:tblLayout w:type="fixed"/>
+        <w:tblLook w:firstRow="0" w:lastRow="0" w:firstColumn="0" w:lastColumn="0" w:noHBand="0" w:noVBand="0" w:val="0000"/>
+      </w:tblPr>
+      <w:tblGrid>
+        <w:gridCol w:w="7920"/>
+      </w:tblGrid>
+      <w:tr>
+        <w:tc>
+          <w:tcPr/>
+          <w:bookmarkStart w:id="720" w:name="fig-representation"/>
+          <w:p>
+            <w:pPr>
+              <w:jc w:val="center"/>
+            </w:pPr>
+            <w:pPr>
+              <w:jc w:val="left"/>
+              <w:spacing w:before="200"/>
+              <w:pStyle w:val="ImageCaption"/>
+            </w:pPr>
+            <w:r>
+              <w:t xml:space="preserve">Figure 7.4: Que représente la zone protégée pour les ménages ? (% de Oui)</w:t>
+            </w:r>
+          </w:p>
+          <w:p>
+            <w:pPr>
+              <w:pStyle w:val="Compact"/>
+              <w:jc w:val="center"/>
+            </w:pPr>
+            <w:r>
+              <w:drawing>
+                <wp:inline>
+                  <wp:extent cx="5969000" cy="5739423"/>
+                  <wp:effectExtent b="0" l="0" r="0" t="0"/>
+                  <wp:docPr descr="" title="" id="718" name="Picture"/>
+                  <a:graphic>
+                    <a:graphicData uri="http://schemas.openxmlformats.org/drawingml/2006/picture">
+                      <pic:pic>
+                        <pic:nvPicPr>
+                          <pic:cNvPr descr="07_rapport_environnement_files/figure-docx/fig-representation-1.png" id="719" name="Picture"/>
+                          <pic:cNvPicPr>
+                            <a:picLocks noChangeArrowheads="1" noChangeAspect="1"/>
+                          </pic:cNvPicPr>
+                        </pic:nvPicPr>
+                        <pic:blipFill>
+                          <a:blip r:embed="rId717"/>
+                          <a:stretch>
+                            <a:fillRect/>
+                          </a:stretch>
+                        </pic:blipFill>
+                        <pic:spPr bwMode="auto">
+                          <a:xfrm>
+                            <a:off x="0" y="0"/>
+                            <a:ext cx="5969000" cy="5739423"/>
+                          </a:xfrm>
+                          <a:prstGeom prst="rect">
+                            <a:avLst/>
+                          </a:prstGeom>
+                          <a:noFill/>
+                          <a:ln w="9525">
+                            <a:noFill/>
+                            <a:headEnd/>
+                            <a:tailEnd/>
+                          </a:ln>
+                        </pic:spPr>
+                      </pic:pic>
+                    </a:graphicData>
+                  </a:graphic>
+                </wp:inline>
+              </w:drawing>
+            </w:r>
+          </w:p>
+          <w:bookmarkEnd w:id="720"/>
+        </w:tc>
+      </w:tr>
+    </w:tbl>
+    <w:bookmarkEnd w:id="721"/>
+    <w:bookmarkEnd w:id="722"/>
+    <w:bookmarkStart w:id="758" w:name="sec-exploitation"/>
+    <w:p>
+      <w:pPr>
+        <w:pStyle w:val="Titre2"/>
+      </w:pPr>
+      <w:r>
+        <w:t xml:space="preserve">7.2 Exploitation forestière et usage de l’Aire protégée</w:t>
+      </w:r>
+    </w:p>
+    <w:p>
+      <w:pPr>
+        <w:pStyle w:val="FirstParagraph"/>
+      </w:pPr>
+      <w:r>
+        <w:t xml:space="preserve">L’analyse de l’exploitation forestière et des usages de l’Aire Protégée permet de caractériser les activités de collecte et de commercialisation des produits forestiers ainsi que les modalités de fréquentation et les types d’usages développés par les ménages au sein de ces espaces préservés.</w:t>
+      </w:r>
+    </w:p>
+    <w:bookmarkStart w:id="731" w:name="collecte-de-bois-et-charbon"/>
+    <w:p>
+      <w:pPr>
+        <w:pStyle w:val="Titre3"/>
+      </w:pPr>
+      <w:r>
+        <w:t xml:space="preserve">7.2.1 Collecte de bois et charbon</w:t>
+      </w:r>
+    </w:p>
+    <w:p>
+      <w:pPr>
+        <w:pStyle w:val="FirstParagraph"/>
+      </w:pPr>
+      <w:r>
+        <w:t xml:space="preserve">Quelle place occupe les ressources forestières dans les usages domestiques et économiques ainsi que dans les besoins énergétiques et matériels des ménages de chaque observatoire?</w:t>
+      </w:r>
+    </w:p>
+    <w:p>
+      <w:pPr>
+        <w:pStyle w:val="Corpsdetexte"/>
+      </w:pPr>
+      <w:r>
+        <w:t xml:space="preserve">Le fichier</w:t>
+      </w:r>
+      <w:r>
+        <w:t xml:space="preserve"> </w:t>
+      </w:r>
+      <w:r>
+        <w:rPr>
+          <w:rStyle w:val="VerbatimChar"/>
+        </w:rPr>
+        <w:t xml:space="preserve">res_ef</w:t>
+      </w:r>
+      <w:r>
+        <w:t xml:space="preserve"> </w:t>
+      </w:r>
+      <w:r>
+        <w:t xml:space="preserve">recense les produits forestiers collectés par les ménages : charbon (</w:t>
+      </w:r>
+      <w:r>
+        <w:rPr>
+          <w:i/>
+          <w:iCs/>
+        </w:rPr>
+        <w:t xml:space="preserve">saribao</w:t>
+      </w:r>
+      <w:r>
+        <w:t xml:space="preserve">), bois de chauffe (</w:t>
+      </w:r>
+      <w:r>
+        <w:rPr>
+          <w:i/>
+          <w:iCs/>
+        </w:rPr>
+        <w:t xml:space="preserve">kitay</w:t>
+      </w:r>
+      <w:r>
+        <w:t xml:space="preserve">) et bois d’oeuvre. La</w:t>
+      </w:r>
+      <w:r>
+        <w:t xml:space="preserve"> </w:t>
+      </w:r>
+      <w:hyperlink w:anchor="fig-ef-produits">
+        <w:r>
+          <w:rPr>
+            <w:rStyle w:val="Lienhypertexte"/>
+          </w:rPr>
+          <w:t xml:space="preserve">Figure 7.5</w:t>
+        </w:r>
+      </w:hyperlink>
+      <w:r>
+        <w:t xml:space="preserve"> </w:t>
+      </w:r>
+      <w:r>
+        <w:t xml:space="preserve">présente le pourcentage de ménages concernés par chaque produit et la</w:t>
+      </w:r>
+      <w:r>
+        <w:t xml:space="preserve"> </w:t>
+      </w:r>
+      <w:hyperlink w:anchor="fig-ef-origine">
+        <w:r>
+          <w:rPr>
+            <w:rStyle w:val="Lienhypertexte"/>
+          </w:rPr>
+          <w:t xml:space="preserve">Figure 7.6</w:t>
+        </w:r>
+      </w:hyperlink>
+      <w:r>
+        <w:t xml:space="preserve"> </w:t>
+      </w:r>
+      <w:r>
+        <w:t xml:space="preserve">distingue l’origine (dans ou hors aire protégée).</w:t>
+      </w:r>
+    </w:p>
+    <w:p>
+      <w:pPr>
+        <w:pStyle w:val="Corpsdetexte"/>
+      </w:pPr>
+      <w:r>
+        <w:t xml:space="preserve">A Alaotra, plus de la moitié des ménages pratiquent la collecte de produits forestiers. Le bois de chauffe (kitay) est le produit le plus collecté avec 54.8 % des ménages concernés, suivi du charbon (saribao) avec 54.4 % et du bois d’œuvre avec 53.6 %.</w:t>
+      </w:r>
+    </w:p>
+    <w:tbl>
+      <w:tblPr>
+        <w:tblStyle w:val="Table"/>
+        <w:tblW w:type="pct" w:w="5000"/>
+        <w:tblLayout w:type="fixed"/>
+        <w:tblLook w:firstRow="0" w:lastRow="0" w:firstColumn="0" w:lastColumn="0" w:noHBand="0" w:noVBand="0" w:val="0000"/>
+      </w:tblPr>
+      <w:tblGrid>
+        <w:gridCol w:w="7920"/>
+      </w:tblGrid>
+      <w:tr>
+        <w:tc>
+          <w:tcPr/>
+          <w:bookmarkStart w:id="726" w:name="fig-ef-produits"/>
+          <w:p>
+            <w:pPr>
+              <w:jc w:val="center"/>
+            </w:pPr>
+            <w:pPr>
+              <w:jc w:val="left"/>
+              <w:spacing w:before="200"/>
+              <w:pStyle w:val="ImageCaption"/>
+            </w:pPr>
+            <w:r>
+              <w:t xml:space="preserve">Figure 7.5: Pourcentage de ménages pratiquant la collecte de produits forestiers, par observatoire</w:t>
+            </w:r>
+          </w:p>
+          <w:p>
+            <w:pPr>
+              <w:pStyle w:val="Compact"/>
+              <w:jc w:val="center"/>
+            </w:pPr>
+            <w:r>
+              <w:drawing>
+                <wp:inline>
+                  <wp:extent cx="5969000" cy="2869711"/>
+                  <wp:effectExtent b="0" l="0" r="0" t="0"/>
+                  <wp:docPr descr="" title="" id="724" name="Picture"/>
+                  <a:graphic>
+                    <a:graphicData uri="http://schemas.openxmlformats.org/drawingml/2006/picture">
+                      <pic:pic>
+                        <pic:nvPicPr>
+                          <pic:cNvPr descr="07_rapport_environnement_files/figure-docx/fig-ef-produits-1.png" id="725" name="Picture"/>
+                          <pic:cNvPicPr>
+                            <a:picLocks noChangeArrowheads="1" noChangeAspect="1"/>
+                          </pic:cNvPicPr>
+                        </pic:nvPicPr>
+                        <pic:blipFill>
+                          <a:blip r:embed="rId723"/>
+                          <a:stretch>
+                            <a:fillRect/>
+                          </a:stretch>
+                        </pic:blipFill>
+                        <pic:spPr bwMode="auto">
+                          <a:xfrm>
+                            <a:off x="0" y="0"/>
+                            <a:ext cx="5969000" cy="2869711"/>
+                          </a:xfrm>
+                          <a:prstGeom prst="rect">
+                            <a:avLst/>
+                          </a:prstGeom>
+                          <a:noFill/>
+                          <a:ln w="9525">
+                            <a:noFill/>
+                            <a:headEnd/>
+                            <a:tailEnd/>
+                          </a:ln>
+                        </pic:spPr>
+                      </pic:pic>
+                    </a:graphicData>
+                  </a:graphic>
+                </wp:inline>
+              </w:drawing>
+            </w:r>
+          </w:p>
+          <w:bookmarkEnd w:id="726"/>
+        </w:tc>
+      </w:tr>
+    </w:tbl>
+    <w:p>
+      <w:pPr>
+        <w:pStyle w:val="Corpsdetexte"/>
+      </w:pPr>
+      <w:r>
+        <w:t xml:space="preserve">A Alaotra, la quasi-totalité des produits forestiers collectés provient de zones situées hors de l’Aire Protégée. Le bois d’œuvre et le charbon (saribao) sont entièrement collectés en dehors de l’AP, tandis qu’une très faible proportion du bois de chauffe (kitay) provient de l’intérieur de l’aire protégée.</w:t>
+      </w:r>
+    </w:p>
+    <w:tbl>
+      <w:tblPr>
+        <w:tblStyle w:val="Table"/>
+        <w:tblW w:type="pct" w:w="5000"/>
+        <w:tblLayout w:type="fixed"/>
+        <w:tblLook w:firstRow="0" w:lastRow="0" w:firstColumn="0" w:lastColumn="0" w:noHBand="0" w:noVBand="0" w:val="0000"/>
+      </w:tblPr>
+      <w:tblGrid>
+        <w:gridCol w:w="7920"/>
+      </w:tblGrid>
+      <w:tr>
+        <w:tc>
+          <w:tcPr/>
+          <w:bookmarkStart w:id="730" w:name="fig-ef-origine"/>
+          <w:p>
+            <w:pPr>
+              <w:jc w:val="center"/>
+            </w:pPr>
+            <w:pPr>
+              <w:jc w:val="left"/>
+              <w:spacing w:before="200"/>
+              <w:pStyle w:val="ImageCaption"/>
+            </w:pPr>
+            <w:r>
+              <w:t xml:space="preserve">Figure 7.6: Origine des produits forestiers collectés (dans ou hors Aire Protégée)</w:t>
+            </w:r>
+          </w:p>
+          <w:p>
+            <w:pPr>
+              <w:pStyle w:val="Compact"/>
+              <w:jc w:val="center"/>
+            </w:pPr>
+            <w:r>
+              <w:drawing>
+                <wp:inline>
+                  <wp:extent cx="5969000" cy="3316111"/>
+                  <wp:effectExtent b="0" l="0" r="0" t="0"/>
+                  <wp:docPr descr="" title="" id="728" name="Picture"/>
+                  <a:graphic>
+                    <a:graphicData uri="http://schemas.openxmlformats.org/drawingml/2006/picture">
+                      <pic:pic>
+                        <pic:nvPicPr>
+                          <pic:cNvPr descr="07_rapport_environnement_files/figure-docx/fig-ef-origine-1.png" id="729" name="Picture"/>
+                          <pic:cNvPicPr>
+                            <a:picLocks noChangeArrowheads="1" noChangeAspect="1"/>
+                          </pic:cNvPicPr>
+                        </pic:nvPicPr>
+                        <pic:blipFill>
+                          <a:blip r:embed="rId727"/>
+                          <a:stretch>
+                            <a:fillRect/>
+                          </a:stretch>
+                        </pic:blipFill>
+                        <pic:spPr bwMode="auto">
+                          <a:xfrm>
+                            <a:off x="0" y="0"/>
+                            <a:ext cx="5969000" cy="3316111"/>
+                          </a:xfrm>
+                          <a:prstGeom prst="rect">
+                            <a:avLst/>
+                          </a:prstGeom>
+                          <a:noFill/>
+                          <a:ln w="9525">
+                            <a:noFill/>
+                            <a:headEnd/>
+                            <a:tailEnd/>
+                          </a:ln>
+                        </pic:spPr>
+                      </pic:pic>
+                    </a:graphicData>
+                  </a:graphic>
+                </wp:inline>
+              </w:drawing>
+            </w:r>
+          </w:p>
+          <w:bookmarkEnd w:id="730"/>
+        </w:tc>
+      </w:tr>
+    </w:tbl>
+    <w:bookmarkEnd w:id="731"/>
+    <w:bookmarkStart w:id="736" w:name="saisonnalité-de-la-collecte-forestière"/>
+    <w:p>
+      <w:pPr>
+        <w:pStyle w:val="Titre3"/>
+      </w:pPr>
+      <w:r>
+        <w:t xml:space="preserve">7.2.2 Saisonnalité de la collecte forestière</w:t>
+      </w:r>
+    </w:p>
+    <w:p>
+      <w:pPr>
+        <w:pStyle w:val="FirstParagraph"/>
+      </w:pPr>
+      <w:r>
+        <w:t xml:space="preserve">La collecte de produits forestiers suit un calendrier saisonnier lié aux besoins énergétiques des ménages et aux contraintes climatiques. La période de préparation de la campagne agricole et la saison sèche correspondent généralement aux pics d’activité.</w:t>
+      </w:r>
+    </w:p>
+    <w:p>
+      <w:pPr>
+        <w:pStyle w:val="Corpsdetexte"/>
+      </w:pPr>
+      <w:r>
+        <w:rPr>
+          <w:b/>
+          <w:bCs/>
+        </w:rPr>
+        <w:t xml:space="preserve">+ SOURCE DGM</w:t>
+      </w:r>
+    </w:p>
+    <w:p>
+      <w:pPr>
+        <w:pStyle w:val="Corpsdetexte"/>
+      </w:pPr>
+      <w:r>
+        <w:t xml:space="preserve">A Alaotra, la collecte de bois de chauffe (kitay) reste élevée et relativement stable aussi bien pendant la période sèche (mai à septembre) que durant la période humide (octobre à avril) avec plus de 80.0 % des ménages chaque mois, les valeurs fluctuant entre 81.3 et 85.2 %. Une légère augmentation est observée vers la fin de la saison sèche notamment entre août et octobre, avec un pic d’activité atteignant 85.2 % en septembre et 84.8 % en octobre. Cette phase d’intensification intervient après les grandes récoltes de la zone Moyen-Est, notamment celles du riz pluvial en avril-mai et du riz irrigué achevées en juin, permettant aux foyers de sécuriser leurs combustibles avant le retour des pluies. La collecte de charbon (saribao) demeure faible sur l’ensemble de l’année, variant entre 6.3 % en janvier et 9.9 % en octobre, mais connaît quelques hausses ponctuelles pendant la période sèche particulièrement autour des mois de septembre et octobre. Cette légère intensification en fin de saison sèche intervient après les grands cycles de récolte documentés dans la zone Moyen-Est, notamment le riz pluvial récolté en avril-mai et le riz irrigué dont la moisson s’achève en juin. La collecte de bois d’œuvre reste quasiment inexistante quelle que soit la saison, ne dépassant jamais 2.4 % des mentions. Ces résultats montrent que les besoins en bois de chauffe sont permanents et peu influencés par les variations climatiques.</w:t>
+      </w:r>
+    </w:p>
+    <w:tbl>
+      <w:tblPr>
+        <w:tblStyle w:val="Table"/>
+        <w:tblW w:type="pct" w:w="5000"/>
+        <w:tblLayout w:type="fixed"/>
+        <w:tblLook w:firstRow="0" w:lastRow="0" w:firstColumn="0" w:lastColumn="0" w:noHBand="0" w:noVBand="0" w:val="0000"/>
+      </w:tblPr>
+      <w:tblGrid>
+        <w:gridCol w:w="7920"/>
+      </w:tblGrid>
+      <w:tr>
+        <w:tc>
+          <w:tcPr/>
+          <w:bookmarkStart w:id="735" w:name="fig-ef-saison"/>
+          <w:p>
+            <w:pPr>
+              <w:jc w:val="center"/>
+            </w:pPr>
+            <w:pPr>
+              <w:jc w:val="left"/>
+              <w:spacing w:before="200"/>
+              <w:pStyle w:val="ImageCaption"/>
+            </w:pPr>
+            <w:r>
+              <w:t xml:space="preserve">Figure 7.7: Saisonnalité de la collecte de produits forestiers (% de ménages actifs par mois)</w:t>
+            </w:r>
+          </w:p>
+          <w:p>
+            <w:pPr>
+              <w:pStyle w:val="Compact"/>
+              <w:jc w:val="center"/>
+            </w:pPr>
+            <w:r>
+              <w:drawing>
+                <wp:inline>
+                  <wp:extent cx="5969000" cy="2869711"/>
+                  <wp:effectExtent b="0" l="0" r="0" t="0"/>
+                  <wp:docPr descr="" title="" id="733" name="Picture"/>
+                  <a:graphic>
+                    <a:graphicData uri="http://schemas.openxmlformats.org/drawingml/2006/picture">
+                      <pic:pic>
+                        <pic:nvPicPr>
+                          <pic:cNvPr descr="07_rapport_environnement_files/figure-docx/fig-ef-saison-1.png" id="734" name="Picture"/>
+                          <pic:cNvPicPr>
+                            <a:picLocks noChangeArrowheads="1" noChangeAspect="1"/>
+                          </pic:cNvPicPr>
+                        </pic:nvPicPr>
+                        <pic:blipFill>
+                          <a:blip r:embed="rId732"/>
+                          <a:stretch>
+                            <a:fillRect/>
+                          </a:stretch>
+                        </pic:blipFill>
+                        <pic:spPr bwMode="auto">
+                          <a:xfrm>
+                            <a:off x="0" y="0"/>
+                            <a:ext cx="5969000" cy="2869711"/>
+                          </a:xfrm>
+                          <a:prstGeom prst="rect">
+                            <a:avLst/>
+                          </a:prstGeom>
+                          <a:noFill/>
+                          <a:ln w="9525">
+                            <a:noFill/>
+                            <a:headEnd/>
+                            <a:tailEnd/>
+                          </a:ln>
+                        </pic:spPr>
+                      </pic:pic>
+                    </a:graphicData>
+                  </a:graphic>
+                </wp:inline>
+              </w:drawing>
+            </w:r>
+          </w:p>
+          <w:bookmarkEnd w:id="735"/>
+        </w:tc>
+      </w:tr>
+    </w:tbl>
+    <w:bookmarkEnd w:id="736"/>
+    <w:bookmarkStart w:id="738" w:name="fréquentation-de-laire-protégée"/>
+    <w:p>
+      <w:pPr>
+        <w:pStyle w:val="Titre3"/>
+      </w:pPr>
+      <w:r>
+        <w:t xml:space="preserve">7.2.3 Fréquentation de l’Aire protégée</w:t>
+      </w:r>
+    </w:p>
+    <w:p>
+      <w:pPr>
+        <w:pStyle w:val="FirstParagraph"/>
+      </w:pPr>
+      <w:r>
+        <w:t xml:space="preserve">L’analyse de la fréquentation et de la connaissance de l’Aire protégée permet de caractériser la proportion de ménages usagers, l’importance vitale qu’ils accordent à cet accès ainsi que leur degré de connaissance géographique du site.</w:t>
+      </w:r>
+    </w:p>
+    <w:p>
+      <w:pPr>
+        <w:pStyle w:val="Corpsdetexte"/>
+      </w:pPr>
+      <w:r>
+        <w:t xml:space="preserve">La variable</w:t>
+      </w:r>
+      <w:r>
+        <w:t xml:space="preserve"> </w:t>
+      </w:r>
+      <w:r>
+        <w:rPr>
+          <w:rStyle w:val="VerbatimChar"/>
+        </w:rPr>
+        <w:t xml:space="preserve">UM1</w:t>
+      </w:r>
+      <w:r>
+        <w:t xml:space="preserve"> </w:t>
+      </w:r>
+      <w:r>
+        <w:t xml:space="preserve">indique si le ménage se rend dans la zone protégée. Le</w:t>
+      </w:r>
+      <w:r>
+        <w:t xml:space="preserve"> </w:t>
+      </w:r>
+      <w:hyperlink w:anchor="tbl-frequentation">
+        <w:r>
+          <w:rPr>
+            <w:rStyle w:val="Lienhypertexte"/>
+          </w:rPr>
+          <w:t xml:space="preserve">Table 7.2</w:t>
+        </w:r>
+      </w:hyperlink>
+      <w:r>
+        <w:t xml:space="preserve"> </w:t>
+      </w:r>
+      <w:r>
+        <w:t xml:space="preserve">résume la fréquentation et ses caractéristiques.</w:t>
+      </w:r>
+    </w:p>
+    <w:p>
+      <w:pPr>
+        <w:pStyle w:val="Corpsdetexte"/>
+      </w:pPr>
+      <w:r>
+        <w:t xml:space="preserve">A Alaotra, 44 % des ménages déclarent se rendre dans l’Aire Protégée, tandis que 31 % considèrent qu’il est vital ou nécessaire d’y aller. Parmi les usagers connaissant le lieu, 45 % estiment avoir une connaissance « plus ou moins » bonne de l’Aire Protégée. Une proportion plus réduite, soit 11 %, déclare très bien connaître cet espace, alors que 44 % indiquent avoir une très faible connaissance du lieu. Ces résultats montrent que, malgré une fréquentation relativement importante, le niveau de connaissance de l’Aire Protégée demeure contrasté parmi les usagers.</w:t>
+      </w:r>
+    </w:p>
+    <w:tbl>
+      <w:tblPr>
+        <w:tblStyle w:val="Table"/>
+        <w:tblW w:type="pct" w:w="5000"/>
+        <w:tblLayout w:type="fixed"/>
+        <w:tblLook w:firstRow="0" w:lastRow="0" w:firstColumn="0" w:lastColumn="0" w:noHBand="0" w:noVBand="0" w:val="0000"/>
+      </w:tblPr>
+      <w:tblGrid>
+        <w:gridCol w:w="7920"/>
+      </w:tblGrid>
+      <w:tr>
+        <w:tc>
+          <w:tcPr/>
+          <w:bookmarkStart w:id="737" w:name="tbl-frequentation"/>
+          <w:p>
+            <w:pPr>
+              <w:jc w:val="center"/>
+            </w:pPr>
+            <w:pPr>
+              <w:jc w:val="left"/>
+              <w:spacing w:before="200"/>
+              <w:pStyle w:val="ImageCaption"/>
+            </w:pPr>
+            <w:r>
+              <w:t xml:space="preserve">Table 7.2: Fréquentation et connaissance de l’Aire protégée</w:t>
+            </w:r>
+          </w:p>
+          <w:bookmarkEnd w:id="737"/>
+        </w:tc>
+      </w:tr>
+    </w:tbl>
+    <w:bookmarkEnd w:id="738"/>
+    <w:bookmarkStart w:id="743" w:name="raisons-de-non-fréquentation"/>
+    <w:p>
+      <w:pPr>
+        <w:pStyle w:val="Titre3"/>
+      </w:pPr>
+      <w:r>
+        <w:t xml:space="preserve">7.2.4 Raisons de non-fréquentation</w:t>
+      </w:r>
+    </w:p>
+    <w:p>
+      <w:pPr>
+        <w:pStyle w:val="FirstParagraph"/>
+      </w:pPr>
+      <w:r>
+        <w:t xml:space="preserve">Pour les ménages qui ne se rendent pas dans l’AP, les raisons invoquées sont les suivantes.</w:t>
+      </w:r>
+    </w:p>
+    <w:p>
+      <w:pPr>
+        <w:pStyle w:val="Corpsdetexte"/>
+      </w:pPr>
+      <w:r>
+        <w:t xml:space="preserve">A Alaotra, l’absence d’intérêt constitue également une raison importante, avec 39 % des ménages déclarant ne rien y trouver d’intéressant. L’interdiction légale est mentionnée par 10 % des répondants comme facteur limitant l’accès à l’Aire Protégée. Les raisons liées au danger et aux interdits coutumiers (fady) restent marginales, chacune étant citée par 4 % des ménages.</w:t>
+      </w:r>
+    </w:p>
+    <w:tbl>
+      <w:tblPr>
+        <w:tblStyle w:val="Table"/>
+        <w:tblW w:type="pct" w:w="5000"/>
+        <w:tblLayout w:type="fixed"/>
+        <w:tblLook w:firstRow="0" w:lastRow="0" w:firstColumn="0" w:lastColumn="0" w:noHBand="0" w:noVBand="0" w:val="0000"/>
+      </w:tblPr>
+      <w:tblGrid>
+        <w:gridCol w:w="7920"/>
+      </w:tblGrid>
+      <w:tr>
+        <w:tc>
+          <w:tcPr/>
+          <w:bookmarkStart w:id="742" w:name="fig-non-freq"/>
+          <w:p>
+            <w:pPr>
+              <w:jc w:val="center"/>
+            </w:pPr>
+            <w:pPr>
+              <w:jc w:val="left"/>
+              <w:spacing w:before="200"/>
+              <w:pStyle w:val="ImageCaption"/>
+            </w:pPr>
+            <w:r>
+              <w:t xml:space="preserve">Figure 7.8: Raisons de ne pas se rendre dans l’Aire protégée (% de Oui parmi ceux qui n’y vont pas)</w:t>
+            </w:r>
+          </w:p>
+          <w:p>
+            <w:pPr>
+              <w:pStyle w:val="Compact"/>
+              <w:jc w:val="center"/>
+            </w:pPr>
+            <w:r>
+              <w:drawing>
+                <wp:inline>
+                  <wp:extent cx="5969000" cy="3443653"/>
+                  <wp:effectExtent b="0" l="0" r="0" t="0"/>
+                  <wp:docPr descr="" title="" id="740" name="Picture"/>
+                  <a:graphic>
+                    <a:graphicData uri="http://schemas.openxmlformats.org/drawingml/2006/picture">
+                      <pic:pic>
+                        <pic:nvPicPr>
+                          <pic:cNvPr descr="07_rapport_environnement_files/figure-docx/fig-non-freq-1.png" id="741" name="Picture"/>
+                          <pic:cNvPicPr>
+                            <a:picLocks noChangeArrowheads="1" noChangeAspect="1"/>
+                          </pic:cNvPicPr>
+                        </pic:nvPicPr>
+                        <pic:blipFill>
+                          <a:blip r:embed="rId739"/>
+                          <a:stretch>
+                            <a:fillRect/>
+                          </a:stretch>
+                        </pic:blipFill>
+                        <pic:spPr bwMode="auto">
+                          <a:xfrm>
+                            <a:off x="0" y="0"/>
+                            <a:ext cx="5969000" cy="3443653"/>
+                          </a:xfrm>
+                          <a:prstGeom prst="rect">
+                            <a:avLst/>
+                          </a:prstGeom>
+                          <a:noFill/>
+                          <a:ln w="9525">
+                            <a:noFill/>
+                            <a:headEnd/>
+                            <a:tailEnd/>
+                          </a:ln>
+                        </pic:spPr>
+                      </pic:pic>
+                    </a:graphicData>
+                  </a:graphic>
+                </wp:inline>
+              </w:drawing>
+            </w:r>
+          </w:p>
+          <w:bookmarkEnd w:id="742"/>
+        </w:tc>
+      </w:tr>
+    </w:tbl>
+    <w:bookmarkEnd w:id="743"/>
+    <w:bookmarkStart w:id="752" w:name="usages-de-laire-protégée"/>
+    <w:p>
+      <w:pPr>
+        <w:pStyle w:val="Titre3"/>
+      </w:pPr>
+      <w:r>
+        <w:t xml:space="preserve">7.2.5 Usages de l’Aire protégée</w:t>
+      </w:r>
+    </w:p>
+    <w:p>
+      <w:pPr>
+        <w:pStyle w:val="FirstParagraph"/>
+      </w:pPr>
+      <w:r>
+        <w:t xml:space="preserve">Parmi les ménages qui se rendent dans l’AP, la</w:t>
+      </w:r>
+      <w:r>
+        <w:t xml:space="preserve"> </w:t>
+      </w:r>
+      <w:hyperlink w:anchor="fig-usages-ap">
+        <w:r>
+          <w:rPr>
+            <w:rStyle w:val="Lienhypertexte"/>
+          </w:rPr>
+          <w:t xml:space="preserve">Figure 7.9</w:t>
+        </w:r>
+      </w:hyperlink>
+      <w:r>
+        <w:t xml:space="preserve"> </w:t>
+      </w:r>
+      <w:r>
+        <w:t xml:space="preserve">détaille les raisons et la</w:t>
+      </w:r>
+      <w:r>
+        <w:t xml:space="preserve"> </w:t>
+      </w:r>
+      <w:hyperlink w:anchor="fig-freq-usages">
+        <w:r>
+          <w:rPr>
+            <w:rStyle w:val="Lienhypertexte"/>
+          </w:rPr>
+          <w:t xml:space="preserve">Figure 7.10</w:t>
+        </w:r>
+      </w:hyperlink>
+      <w:r>
+        <w:t xml:space="preserve"> </w:t>
+      </w:r>
+      <w:r>
+        <w:t xml:space="preserve">la fréquence des déplacements.</w:t>
+      </w:r>
+    </w:p>
+    <w:p>
+      <w:pPr>
+        <w:pStyle w:val="Corpsdetexte"/>
+      </w:pPr>
+      <w:r>
+        <w:t xml:space="preserve">A Alaotra, les activités de promenade et de loisir ainsi que la chasse ou la pêche représentent chacune 16 % des usages déclarés. Les activités liées à l’exploitation directe des ressources naturelles restent relativement limitées : 6 % des usagers fréquentent l’Aire Protégée pour cultiver, 3 % pour faire paître les animaux et 1 % pour couper du bois. La cueillette de plantes comestibles et médicinales est très faiblement mentionnée, avec respectivement 2 % des réponses. Les usages culturels et artisanaux demeurent également marginaux, avec 1 % des ménages citant les rituels ou cérémonies funéraires et 1 % les produits destinés à l’artisanat.</w:t>
+      </w:r>
+    </w:p>
+    <w:tbl>
+      <w:tblPr>
+        <w:tblStyle w:val="Table"/>
+        <w:tblW w:type="pct" w:w="5000"/>
+        <w:tblLayout w:type="fixed"/>
+        <w:tblLook w:firstRow="0" w:lastRow="0" w:firstColumn="0" w:lastColumn="0" w:noHBand="0" w:noVBand="0" w:val="0000"/>
+      </w:tblPr>
+      <w:tblGrid>
+        <w:gridCol w:w="7920"/>
+      </w:tblGrid>
+      <w:tr>
+        <w:tc>
+          <w:tcPr/>
+          <w:bookmarkStart w:id="747" w:name="fig-usages-ap"/>
+          <w:p>
+            <w:pPr>
+              <w:jc w:val="center"/>
+            </w:pPr>
+            <w:pPr>
+              <w:jc w:val="left"/>
+              <w:spacing w:before="200"/>
+              <w:pStyle w:val="ImageCaption"/>
+            </w:pPr>
+            <w:r>
+              <w:t xml:space="preserve">Figure 7.9: Raisons de se rendre dans l’Aire protégée (% de Oui parmi les usagers)</w:t>
+            </w:r>
+          </w:p>
+          <w:p>
+            <w:pPr>
+              <w:pStyle w:val="Compact"/>
+              <w:jc w:val="center"/>
+            </w:pPr>
+            <w:r>
+              <w:drawing>
+                <wp:inline>
+                  <wp:extent cx="5969000" cy="4591538"/>
+                  <wp:effectExtent b="0" l="0" r="0" t="0"/>
+                  <wp:docPr descr="" title="" id="745" name="Picture"/>
+                  <a:graphic>
+                    <a:graphicData uri="http://schemas.openxmlformats.org/drawingml/2006/picture">
+                      <pic:pic>
+                        <pic:nvPicPr>
+                          <pic:cNvPr descr="07_rapport_environnement_files/figure-docx/fig-usages-ap-1.png" id="746" name="Picture"/>
+                          <pic:cNvPicPr>
+                            <a:picLocks noChangeArrowheads="1" noChangeAspect="1"/>
+                          </pic:cNvPicPr>
+                        </pic:nvPicPr>
+                        <pic:blipFill>
+                          <a:blip r:embed="rId744"/>
+                          <a:stretch>
+                            <a:fillRect/>
+                          </a:stretch>
+                        </pic:blipFill>
+                        <pic:spPr bwMode="auto">
+                          <a:xfrm>
+                            <a:off x="0" y="0"/>
+                            <a:ext cx="5969000" cy="4591538"/>
+                          </a:xfrm>
+                          <a:prstGeom prst="rect">
+                            <a:avLst/>
+                          </a:prstGeom>
+                          <a:noFill/>
+                          <a:ln w="9525">
+                            <a:noFill/>
+                            <a:headEnd/>
+                            <a:tailEnd/>
+                          </a:ln>
+                        </pic:spPr>
+                      </pic:pic>
+                    </a:graphicData>
+                  </a:graphic>
+                </wp:inline>
+              </w:drawing>
+            </w:r>
+          </w:p>
+          <w:bookmarkEnd w:id="747"/>
+        </w:tc>
+      </w:tr>
+    </w:tbl>
+    <w:p>
+      <w:pPr>
+        <w:pStyle w:val="Corpsdetexte"/>
+      </w:pPr>
+      <w:r>
+        <w:t xml:space="preserve">A Alaotra, les déplacements les plus fréquents dans l’Aire Protégée concernent principalement les activités agricoles et de subsistance. Les activités de culture enregistrent la proportion la plus élevée d’usagers s’y rendant plusieurs fois par semaine (29 %), suivies de la chasse ou de la pêche (22 %). La cueillette de plantes médicinales et le pâturage présentent également des fréquentations régulières, avec respectivement 25 % et 14 % des usagers déclarant fréquenter l’aire plusieurs fois par semaine. Les déplacements effectués une fois par semaine concernent surtout la cueillette de plantes médicinales (25 %), puis la culture et le pâturage (14 % chacun), ainsi que la chasse ou la pêche (8 %). Les usages réalisés quelques fois par mois restent relativement limités et concernent principalement la culture (14 %). En revanche, la majorité des autres activités sont pratiquées de manière occasionnelle, quelques fois par an. C’est notamment le cas de la promenade et du loisir (88 %), des rituels ou cérémonies funéraires, de la coupe du bois, de la cueillette de plantes comestibles, des activités artisanales, de l’accompagnement de touristes ou chercheurs et du passage des zébus, qui sont exclusivement ou presque réalisés de manière ponctuelle.</w:t>
+      </w:r>
+    </w:p>
+    <w:tbl>
+      <w:tblPr>
+        <w:tblStyle w:val="Table"/>
+        <w:tblW w:type="pct" w:w="5000"/>
+        <w:tblLayout w:type="fixed"/>
+        <w:tblLook w:firstRow="0" w:lastRow="0" w:firstColumn="0" w:lastColumn="0" w:noHBand="0" w:noVBand="0" w:val="0000"/>
+      </w:tblPr>
+      <w:tblGrid>
+        <w:gridCol w:w="7920"/>
+      </w:tblGrid>
+      <w:tr>
+        <w:tc>
+          <w:tcPr/>
+          <w:bookmarkStart w:id="751" w:name="fig-freq-usages"/>
+          <w:p>
+            <w:pPr>
+              <w:jc w:val="center"/>
+            </w:pPr>
+            <w:pPr>
+              <w:jc w:val="left"/>
+              <w:spacing w:before="200"/>
+              <w:pStyle w:val="ImageCaption"/>
+            </w:pPr>
+            <w:r>
+              <w:t xml:space="preserve">Figure 7.10: Fréquence des déplacements dans l’AP selon l’usage, par observatoire</w:t>
+            </w:r>
+          </w:p>
+          <w:p>
+            <w:pPr>
+              <w:pStyle w:val="Compact"/>
+              <w:jc w:val="center"/>
+            </w:pPr>
+            <w:r>
+              <w:drawing>
+                <wp:inline>
+                  <wp:extent cx="5969000" cy="4591538"/>
+                  <wp:effectExtent b="0" l="0" r="0" t="0"/>
+                  <wp:docPr descr="" title="" id="749" name="Picture"/>
+                  <a:graphic>
+                    <a:graphicData uri="http://schemas.openxmlformats.org/drawingml/2006/picture">
+                      <pic:pic>
+                        <pic:nvPicPr>
+                          <pic:cNvPr descr="07_rapport_environnement_files/figure-docx/fig-freq-usages-1.png" id="750" name="Picture"/>
+                          <pic:cNvPicPr>
+                            <a:picLocks noChangeArrowheads="1" noChangeAspect="1"/>
+                          </pic:cNvPicPr>
+                        </pic:nvPicPr>
+                        <pic:blipFill>
+                          <a:blip r:embed="rId748"/>
+                          <a:stretch>
+                            <a:fillRect/>
+                          </a:stretch>
+                        </pic:blipFill>
+                        <pic:spPr bwMode="auto">
+                          <a:xfrm>
+                            <a:off x="0" y="0"/>
+                            <a:ext cx="5969000" cy="4591538"/>
+                          </a:xfrm>
+                          <a:prstGeom prst="rect">
+                            <a:avLst/>
+                          </a:prstGeom>
+                          <a:noFill/>
+                          <a:ln w="9525">
+                            <a:noFill/>
+                            <a:headEnd/>
+                            <a:tailEnd/>
+                          </a:ln>
+                        </pic:spPr>
+                      </pic:pic>
+                    </a:graphicData>
+                  </a:graphic>
+                </wp:inline>
+              </w:drawing>
+            </w:r>
+          </w:p>
+          <w:bookmarkEnd w:id="751"/>
+        </w:tc>
+      </w:tr>
+    </w:tbl>
+    <w:bookmarkEnd w:id="752"/>
+    <w:bookmarkStart w:id="757" w:name="saisonnalité-de-la-fréquentation-de-lap"/>
+    <w:p>
+      <w:pPr>
+        <w:pStyle w:val="Titre3"/>
+      </w:pPr>
+      <w:r>
+        <w:t xml:space="preserve">7.2.6 Saisonnalité de la fréquentation de l’AP</w:t>
+      </w:r>
+    </w:p>
+    <w:p>
+      <w:pPr>
+        <w:pStyle w:val="FirstParagraph"/>
+      </w:pPr>
+      <w:r>
+        <w:t xml:space="preserve">La fréquentation de l’Aire protégée n’est pas uniforme au cours de l’année. Les variations saisonnières reflètent les besoins en ressources naturelles, le calendrier agricole et l’accessibilité physique de la zone.</w:t>
+      </w:r>
+    </w:p>
+    <w:p>
+      <w:pPr>
+        <w:pStyle w:val="Corpsdetexte"/>
+      </w:pPr>
+      <w:r>
+        <w:t xml:space="preserve">A Alaotra, les usages de l’Aire Protégée présentent des variations selon les périodes climatiques. Pendant la période humide (octobre à avril), les activités de culture restent relativement limitées, avec des niveaux d’activité modérés en début d’année, oscillant autour de 21.6 % entre février et avril, avant une baisse progressive jusqu’en avril. Cette phase précède les récoltes du riz pluvial (avril-mai) et du riz irrigué (mai-juin) documentées dans le calendrier de la zone Moyen-Est. Les activités de promenade et de loisir demeurent également faibles et relativement stables durant cette période, bien qu’un pic de 33.3 % soit observé en avril. Les activités de chasse ou de pêche se maintiennent à des niveaux modérés, variant de 11.1 % à 14.3 %, tandis que les autres usages connaissent peu de variations. Durant la période sèche (mai à septembre), les activités de culture augmentent progressivement pour atteindre leurs niveaux les plus élevés entre août et septembre avec 43.1 % de mentions. Cette intensification coïncide avec la phase de préparation des sols pour le cycle suivant identifiée dans la zone Moyen-Est en août et septembre. Les activités de chasse ou de pêche connaissent également une hausse marquée au cours de cette période, atteignant un sommet de 50.0 % en septembre et octobre. Les promenades et loisirs restent relativement réguliers malgré quelques fluctuations entre 11.1 % et 25.9 %. Les autres usages demeurent globalement modérés tout au long de l’année. Ces résultats montrent une intensification des usages productifs de l’Aire Protégée pendant la saison sèche.</w:t>
+      </w:r>
+    </w:p>
+    <w:tbl>
+      <w:tblPr>
+        <w:tblStyle w:val="Table"/>
+        <w:tblW w:type="pct" w:w="5000"/>
+        <w:tblLayout w:type="fixed"/>
+        <w:tblLook w:firstRow="0" w:lastRow="0" w:firstColumn="0" w:lastColumn="0" w:noHBand="0" w:noVBand="0" w:val="0000"/>
+      </w:tblPr>
+      <w:tblGrid>
+        <w:gridCol w:w="7920"/>
+      </w:tblGrid>
+      <w:tr>
+        <w:tc>
+          <w:tcPr/>
+          <w:bookmarkStart w:id="756" w:name="fig-saison-ap"/>
+          <w:p>
+            <w:pPr>
+              <w:jc w:val="center"/>
+            </w:pPr>
+            <w:pPr>
+              <w:jc w:val="left"/>
+              <w:spacing w:before="200"/>
+              <w:pStyle w:val="ImageCaption"/>
+            </w:pPr>
+            <w:r>
+              <w:t xml:space="preserve">Figure 7.11: Saisonnalité des usages de l’AP (% d’usagers actifs par mois, principales raisons), par observatoire</w:t>
+            </w:r>
+          </w:p>
+          <w:p>
+            <w:pPr>
+              <w:pStyle w:val="Compact"/>
+              <w:jc w:val="center"/>
+            </w:pPr>
+            <w:r>
+              <w:drawing>
+                <wp:inline>
+                  <wp:extent cx="5969000" cy="2664732"/>
+                  <wp:effectExtent b="0" l="0" r="0" t="0"/>
+                  <wp:docPr descr="" title="" id="754" name="Picture"/>
+                  <a:graphic>
+                    <a:graphicData uri="http://schemas.openxmlformats.org/drawingml/2006/picture">
+                      <pic:pic>
+                        <pic:nvPicPr>
+                          <pic:cNvPr descr="07_rapport_environnement_files/figure-docx/fig-saison-ap-1.png" id="755" name="Picture"/>
+                          <pic:cNvPicPr>
+                            <a:picLocks noChangeArrowheads="1" noChangeAspect="1"/>
+                          </pic:cNvPicPr>
+                        </pic:nvPicPr>
+                        <pic:blipFill>
+                          <a:blip r:embed="rId753"/>
+                          <a:stretch>
+                            <a:fillRect/>
+                          </a:stretch>
+                        </pic:blipFill>
+                        <pic:spPr bwMode="auto">
+                          <a:xfrm>
+                            <a:off x="0" y="0"/>
+                            <a:ext cx="5969000" cy="2664732"/>
+                          </a:xfrm>
+                          <a:prstGeom prst="rect">
+                            <a:avLst/>
+                          </a:prstGeom>
+                          <a:noFill/>
+                          <a:ln w="9525">
+                            <a:noFill/>
+                            <a:headEnd/>
+                            <a:tailEnd/>
+                          </a:ln>
+                        </pic:spPr>
+                      </pic:pic>
+                    </a:graphicData>
+                  </a:graphic>
+                </wp:inline>
+              </w:drawing>
+            </w:r>
+          </w:p>
+          <w:bookmarkEnd w:id="756"/>
+        </w:tc>
+      </w:tr>
+    </w:tbl>
+    <w:bookmarkEnd w:id="757"/>
+    <w:bookmarkEnd w:id="758"/>
+    <w:bookmarkStart w:id="787" w:name="sec-feu"/>
+    <w:p>
+      <w:pPr>
+        <w:pStyle w:val="Titre2"/>
+      </w:pPr>
+      <w:r>
+        <w:t xml:space="preserve">7.3 Feux de brousse</w:t>
+      </w:r>
+    </w:p>
+    <w:p>
+      <w:pPr>
+        <w:pStyle w:val="FirstParagraph"/>
+      </w:pPr>
+      <w:r>
+        <w:t xml:space="preserve">L’analyse des perceptions et des pratiques relatives aux feux de brousse permet de caractériser le rapport des ménages à cette activité en explorant les motivations invoquées, la saisonnalité des brûlis ainsi que les avis sur l’évolution et la réglementation de cette pratique.</w:t>
+      </w:r>
+    </w:p>
+    <w:bookmarkStart w:id="763" w:name="opinions-sur-les-raisons-des-feux"/>
+    <w:p>
+      <w:pPr>
+        <w:pStyle w:val="Titre3"/>
+      </w:pPr>
+      <w:r>
+        <w:t xml:space="preserve">7.3.1 Opinions sur les raisons des feux</w:t>
+      </w:r>
+    </w:p>
+    <w:p>
+      <w:pPr>
+        <w:pStyle w:val="FirstParagraph"/>
+      </w:pPr>
+      <w:r>
+        <w:t xml:space="preserve">Les ménages ont été interrogés sur les raisons pour lesquelles les gens font des feux dans la région (question</w:t>
+      </w:r>
+      <w:r>
+        <w:t xml:space="preserve"> </w:t>
+      </w:r>
+      <w:r>
+        <w:rPr>
+          <w:rStyle w:val="VerbatimChar"/>
+        </w:rPr>
+        <w:t xml:space="preserve">S16</w:t>
+      </w:r>
+      <w:r>
+        <w:t xml:space="preserve">, réponses multiples).</w:t>
+      </w:r>
+    </w:p>
+    <w:p>
+      <w:pPr>
+        <w:pStyle w:val="Corpsdetexte"/>
+      </w:pPr>
+      <w:r>
+        <w:t xml:space="preserve">A Alaotra, la principale raison perçue de faire des feux est liée au nettoyage des espaces, mentionnée par 52 % des ménages. L’augmentation des surfaces cultivées constitue également une motivation importante, citée par 24 % des répondants. Les usages liés à l’élevage restent présents, avec 15 % des ménages associant les feux à l’augmentation des surfaces de pâturage. Le marquage du territoire est évoqué par 8 % des répondants. Les autres raisons demeurent marginales, notamment la vengeance (4 %), les pratiques traditionnelles ou rituelles (2 %), la chasse (2 %) et la protection (1 %). Les formes de mécontentement envers les autorités locales ou nationales sont très faiblement mentionnées. Ces résultats montrent que les feux sont principalement perçus comme des pratiques liées à la gestion et à l’exploitation des espaces ruraux.</w:t>
+      </w:r>
+    </w:p>
+    <w:tbl>
+      <w:tblPr>
+        <w:tblStyle w:val="Table"/>
+        <w:tblW w:type="pct" w:w="5000"/>
+        <w:tblLayout w:type="fixed"/>
+        <w:tblLook w:firstRow="0" w:lastRow="0" w:firstColumn="0" w:lastColumn="0" w:noHBand="0" w:noVBand="0" w:val="0000"/>
+      </w:tblPr>
+      <w:tblGrid>
+        <w:gridCol w:w="7920"/>
+      </w:tblGrid>
+      <w:tr>
+        <w:tc>
+          <w:tcPr/>
+          <w:bookmarkStart w:id="762" w:name="fig-raisons-feux"/>
+          <w:p>
+            <w:pPr>
+              <w:jc w:val="center"/>
+            </w:pPr>
+            <w:pPr>
+              <w:jc w:val="left"/>
+              <w:spacing w:before="200"/>
+              <w:pStyle w:val="ImageCaption"/>
+            </w:pPr>
+            <w:r>
+              <w:t xml:space="preserve">Figure 7.12: Raisons perçues de faire des feux (% de Oui)</w:t>
+            </w:r>
+          </w:p>
+          <w:p>
+            <w:pPr>
+              <w:pStyle w:val="Compact"/>
+              <w:jc w:val="center"/>
+            </w:pPr>
+            <w:r>
+              <w:drawing>
+                <wp:inline>
+                  <wp:extent cx="5969000" cy="4591538"/>
+                  <wp:effectExtent b="0" l="0" r="0" t="0"/>
+                  <wp:docPr descr="" title="" id="760" name="Picture"/>
+                  <a:graphic>
+                    <a:graphicData uri="http://schemas.openxmlformats.org/drawingml/2006/picture">
+                      <pic:pic>
+                        <pic:nvPicPr>
+                          <pic:cNvPr descr="07_rapport_environnement_files/figure-docx/fig-raisons-feux-1.png" id="761" name="Picture"/>
+                          <pic:cNvPicPr>
+                            <a:picLocks noChangeArrowheads="1" noChangeAspect="1"/>
+                          </pic:cNvPicPr>
+                        </pic:nvPicPr>
+                        <pic:blipFill>
+                          <a:blip r:embed="rId759"/>
+                          <a:stretch>
+                            <a:fillRect/>
+                          </a:stretch>
+                        </pic:blipFill>
+                        <pic:spPr bwMode="auto">
+                          <a:xfrm>
+                            <a:off x="0" y="0"/>
+                            <a:ext cx="5969000" cy="4591538"/>
+                          </a:xfrm>
+                          <a:prstGeom prst="rect">
+                            <a:avLst/>
+                          </a:prstGeom>
+                          <a:noFill/>
+                          <a:ln w="9525">
+                            <a:noFill/>
+                            <a:headEnd/>
+                            <a:tailEnd/>
+                          </a:ln>
+                        </pic:spPr>
+                      </pic:pic>
+                    </a:graphicData>
+                  </a:graphic>
+                </wp:inline>
+              </w:drawing>
+            </w:r>
+          </w:p>
+          <w:bookmarkEnd w:id="762"/>
+        </w:tc>
+      </w:tr>
+    </w:tbl>
+    <w:bookmarkEnd w:id="763"/>
+    <w:bookmarkStart w:id="768" w:name="pratique-du-feu"/>
+    <w:p>
+      <w:pPr>
+        <w:pStyle w:val="Titre3"/>
+      </w:pPr>
+      <w:r>
+        <w:t xml:space="preserve">7.3.2 Pratique du feu</w:t>
+      </w:r>
+    </w:p>
+    <w:p>
+      <w:pPr>
+        <w:pStyle w:val="FirstParagraph"/>
+      </w:pPr>
+      <w:r>
+        <w:t xml:space="preserve">Au-delà des opinions, une partie des ménages déclarent avoir eux-mêmes pratiqué le brûlis. Le taux de pratique et les motivations avancées permettent de mesurer l’écart entre les discours et les comportements effectifs.</w:t>
+      </w:r>
+    </w:p>
+    <w:p>
+      <w:pPr>
+        <w:pStyle w:val="Corpsdetexte"/>
+      </w:pPr>
+      <w:r>
+        <w:t xml:space="preserve">A Alaotra, 67 % des ménages considèrent que faire des feux constitue une pratique normale, mais seuls 8 % estiment qu’elle est vitale ou nécessaire. Par ailleurs, 11 % des répondants déclarent avoir déjà pratiqué des feux et 10 % indiquent que des feux ont eu lieu au cours des douze derniers mois. Lorsque des feux sont signalés, ils se produisent majoritairement loin des villages et hors de l’Aire Protégée (80 %), tandis que 20 % sont localisés près des villages. Une large majorité des ménages concernés (82 %) affirme chercher à maîtriser les feux, bien que 33 % déclarent qu’un feu leur a déjà échappé.</w:t>
+      </w:r>
+    </w:p>
+    <w:tbl>
+      <w:tblPr>
+        <w:tblStyle w:val="Table"/>
+        <w:tblW w:type="pct" w:w="5000"/>
+        <w:tblLayout w:type="fixed"/>
+        <w:tblLook w:firstRow="0" w:lastRow="0" w:firstColumn="0" w:lastColumn="0" w:noHBand="0" w:noVBand="0" w:val="0000"/>
+      </w:tblPr>
+      <w:tblGrid>
+        <w:gridCol w:w="7920"/>
+      </w:tblGrid>
+      <w:tr>
+        <w:tc>
+          <w:tcPr/>
+          <w:bookmarkStart w:id="764" w:name="tbl-feux"/>
+          <w:p>
+            <w:pPr>
+              <w:jc w:val="center"/>
+            </w:pPr>
+            <w:pPr>
+              <w:jc w:val="left"/>
+              <w:spacing w:before="200"/>
+              <w:pStyle w:val="ImageCaption"/>
+            </w:pPr>
+            <w:r>
+              <w:t xml:space="preserve">Table 7.3: Pratique et perception des feux par observatoire</w:t>
+            </w:r>
+          </w:p>
+          <w:bookmarkEnd w:id="764"/>
+        </w:tc>
+      </w:tr>
+    </w:tbl>
+    <w:p>
+      <w:pPr>
+        <w:pStyle w:val="CaptionedFigure"/>
+      </w:pPr>
+      <w:r>
+        <w:drawing>
+          <wp:inline>
+            <wp:extent cx="4620126" cy="9240252"/>
+            <wp:effectExtent b="0" l="0" r="0" t="0"/>
+            <wp:docPr descr="Pratique et perception des feux (% de Oui)" title="" id="766" name="Picture"/>
+            <a:graphic>
+              <a:graphicData uri="http://schemas.openxmlformats.org/drawingml/2006/picture">
+                <pic:pic>
+                  <pic:nvPicPr>
+                    <pic:cNvPr descr="07_rapport_environnement_files/figure-docx/fig_feux-1.png" id="767" name="Picture"/>
+                    <pic:cNvPicPr>
+                      <a:picLocks noChangeArrowheads="1" noChangeAspect="1"/>
+                    </pic:cNvPicPr>
+                  </pic:nvPicPr>
+                  <pic:blipFill>
+                    <a:blip r:embed="rId765"/>
+                    <a:stretch>
+                      <a:fillRect/>
+                    </a:stretch>
+                  </pic:blipFill>
+                  <pic:spPr bwMode="auto">
+                    <a:xfrm>
+                      <a:off x="0" y="0"/>
+                      <a:ext cx="4620126" cy="9240252"/>
+                    </a:xfrm>
+                    <a:prstGeom prst="rect">
+                      <a:avLst/>
+                    </a:prstGeom>
+                    <a:noFill/>
+                    <a:ln w="9525">
+                      <a:noFill/>
+                      <a:headEnd/>
+                      <a:tailEnd/>
+                    </a:ln>
+                  </pic:spPr>
+                </pic:pic>
+              </a:graphicData>
+            </a:graphic>
+          </wp:inline>
+        </w:drawing>
+      </w:r>
+    </w:p>
+    <w:p>
+      <w:pPr>
+        <w:pStyle w:val="ImageCaption"/>
+      </w:pPr>
+      <w:r>
+        <w:t xml:space="preserve">Pratique et perception des feux (% de Oui)</w:t>
+      </w:r>
+    </w:p>
+    <w:bookmarkEnd w:id="768"/>
+    <w:bookmarkStart w:id="773" w:name="saisonnalité-des-feux"/>
+    <w:p>
+      <w:pPr>
+        <w:pStyle w:val="Titre3"/>
+      </w:pPr>
+      <w:r>
+        <w:t xml:space="preserve">7.3.3 Saisonnalité des feux</w:t>
+      </w:r>
+    </w:p>
+    <w:p>
+      <w:pPr>
+        <w:pStyle w:val="FirstParagraph"/>
+      </w:pPr>
+      <w:r>
+        <w:t xml:space="preserve">Les feux de brousse suivent un calendrier saisonnier bien défini, lié à la préparation des terres de culture et aux conditions de sécheresse favorisant la propagation.</w:t>
+      </w:r>
+    </w:p>
+    <w:p>
+      <w:pPr>
+        <w:pStyle w:val="Corpsdetexte"/>
+      </w:pPr>
+      <w:r>
+        <w:t xml:space="preserve">A Alaotra, l’analyse de la saisonnalité des feux de brousse montre une activité très faible durant la majeure partie de l’année, restant sous la barre des 10.0 % entre janvier et août. Une intensification brutale est observée à partir du mois de septembre avec 19.0 % de ménages actifs, pour atteindre son sommet annuel en octobre avec 34.5 %, suivi d’un maintien élevé en novembre à 27.7 %. L’activité chute ensuite rapidement dès le mois de décembre pour s’établir à 5.1 %.</w:t>
+      </w:r>
+      <w:r>
+        <w:t xml:space="preserve"> </w:t>
+      </w:r>
+      <w:r>
+        <w:t xml:space="preserve">Ce pic d’activité concentré entre septembre et novembre se situe précisément à la transition entre la période sèche (mai à septembre) et le début de la période humide (octobre à avril). Cette période de brûlis coïncide avec les phases de préparation des sols pour la riziculture pluviale et irriguée documentées dans la zone Moyen-Est durant les mois d’octobre et novembre. L’usage du feu apparaît ici comme un outil technique de nettoyage et de préparation des parcelles juste avant le retour massif des précipitations nécessaires à la mise en culture.</w:t>
+      </w:r>
+    </w:p>
+    <w:tbl>
+      <w:tblPr>
+        <w:tblStyle w:val="Table"/>
+        <w:tblW w:type="pct" w:w="5000"/>
+        <w:tblLayout w:type="fixed"/>
+        <w:tblLook w:firstRow="0" w:lastRow="0" w:firstColumn="0" w:lastColumn="0" w:noHBand="0" w:noVBand="0" w:val="0000"/>
+      </w:tblPr>
+      <w:tblGrid>
+        <w:gridCol w:w="7920"/>
+      </w:tblGrid>
+      <w:tr>
+        <w:tc>
+          <w:tcPr/>
+          <w:bookmarkStart w:id="772" w:name="fig-saison-feux"/>
+          <w:p>
+            <w:pPr>
+              <w:jc w:val="center"/>
+            </w:pPr>
+            <w:pPr>
+              <w:jc w:val="left"/>
+              <w:spacing w:before="200"/>
+              <w:pStyle w:val="ImageCaption"/>
+            </w:pPr>
+            <w:r>
+              <w:t xml:space="preserve">Figure 7.13: Saisonnalité des feux de brousse pratiqués (% de ménages actifs par mois, parmi ceux qui ont fait du feu)</w:t>
+            </w:r>
+          </w:p>
+          <w:p>
+            <w:pPr>
+              <w:pStyle w:val="Compact"/>
+              <w:jc w:val="center"/>
+            </w:pPr>
+            <w:r>
+              <w:drawing>
+                <wp:inline>
+                  <wp:extent cx="5969000" cy="3443653"/>
+                  <wp:effectExtent b="0" l="0" r="0" t="0"/>
+                  <wp:docPr descr="" title="" id="770" name="Picture"/>
+                  <a:graphic>
+                    <a:graphicData uri="http://schemas.openxmlformats.org/drawingml/2006/picture">
+                      <pic:pic>
+                        <pic:nvPicPr>
+                          <pic:cNvPr descr="07_rapport_environnement_files/figure-docx/fig-saison-feux-1.png" id="771" name="Picture"/>
+                          <pic:cNvPicPr>
+                            <a:picLocks noChangeArrowheads="1" noChangeAspect="1"/>
+                          </pic:cNvPicPr>
+                        </pic:nvPicPr>
+                        <pic:blipFill>
+                          <a:blip r:embed="rId769"/>
+                          <a:stretch>
+                            <a:fillRect/>
+                          </a:stretch>
+                        </pic:blipFill>
+                        <pic:spPr bwMode="auto">
+                          <a:xfrm>
+                            <a:off x="0" y="0"/>
+                            <a:ext cx="5969000" cy="3443653"/>
+                          </a:xfrm>
+                          <a:prstGeom prst="rect">
+                            <a:avLst/>
+                          </a:prstGeom>
+                          <a:noFill/>
+                          <a:ln w="9525">
+                            <a:noFill/>
+                            <a:headEnd/>
+                            <a:tailEnd/>
+                          </a:ln>
+                        </pic:spPr>
+                      </pic:pic>
+                    </a:graphicData>
+                  </a:graphic>
+                </wp:inline>
+              </w:drawing>
+            </w:r>
+          </w:p>
+          <w:bookmarkEnd w:id="772"/>
+        </w:tc>
+      </w:tr>
+    </w:tbl>
+    <w:bookmarkEnd w:id="773"/>
+    <w:bookmarkStart w:id="786" w:name="avis-sur-les-feux"/>
+    <w:p>
+      <w:pPr>
+        <w:pStyle w:val="Titre3"/>
+      </w:pPr>
+      <w:r>
+        <w:t xml:space="preserve">7.3.4 Avis sur les feux</w:t>
+      </w:r>
+    </w:p>
+    <w:p>
+      <w:pPr>
+        <w:pStyle w:val="FirstParagraph"/>
+      </w:pPr>
+      <w:r>
+        <w:t xml:space="preserve">Les ménages expriment une perception contrastée de l’évolution des feux de brousse au cours des trois dernières années. Leur avis sur le caractère problématique des feux et sur la nécessité d’une réglementation complète le tableau de la gouvernance locale du feu.</w:t>
+      </w:r>
+    </w:p>
+    <w:p>
+      <w:pPr>
+        <w:pStyle w:val="Corpsdetexte"/>
+      </w:pPr>
+      <w:r>
+        <w:t xml:space="preserve">A Alaotra, les feux de brousse restent relativement limités pendant une grande partie de l’année, avec des proportions de ménages actifs variant généralement entre 2 % et 7 % durant la période humide (octobre à avril). À partir du mois de juillet, correspondant à la saison sèche, l’activité commence à augmenter progressivement, passant de 7 % en juillet à 8 % en août, puis à 20 % en septembre. Le niveau maximal est atteint en octobre avec 35 % des ménages ayant pratiqué des feux de brousse. L’activité diminue ensuite à 28 % en novembre avant de retomber à 5 % en décembre. Ces résultats montrent que les pratiques de feux de brousse se concentrent principalement à la fin de la saison sèche et au début de la période humide.</w:t>
+      </w:r>
+    </w:p>
+    <w:tbl>
+      <w:tblPr>
+        <w:tblStyle w:val="Table"/>
+        <w:tblW w:type="pct" w:w="5000"/>
+        <w:tblLayout w:type="fixed"/>
+        <w:tblLook w:firstRow="0" w:lastRow="0" w:firstColumn="0" w:lastColumn="0" w:noHBand="0" w:noVBand="0" w:val="0000"/>
+      </w:tblPr>
+      <w:tblGrid>
+        <w:gridCol w:w="7920"/>
+      </w:tblGrid>
+      <w:tr>
+        <w:tc>
+          <w:tcPr/>
+          <w:bookmarkStart w:id="777" w:name="fig-evol-feux"/>
+          <w:p>
+            <w:pPr>
+              <w:jc w:val="center"/>
+            </w:pPr>
+            <w:pPr>
+              <w:jc w:val="left"/>
+              <w:spacing w:before="200"/>
+              <w:pStyle w:val="ImageCaption"/>
+            </w:pPr>
+            <w:r>
+              <w:t xml:space="preserve">Figure 7.14: Évolution perçue des feux depuis 3 ans, par observatoire</w:t>
+            </w:r>
+          </w:p>
+          <w:p>
+            <w:pPr>
+              <w:pStyle w:val="Compact"/>
+              <w:jc w:val="center"/>
+            </w:pPr>
+            <w:r>
+              <w:drawing>
+                <wp:inline>
+                  <wp:extent cx="5969000" cy="2869711"/>
+                  <wp:effectExtent b="0" l="0" r="0" t="0"/>
+                  <wp:docPr descr="" title="" id="775" name="Picture"/>
+                  <a:graphic>
+                    <a:graphicData uri="http://schemas.openxmlformats.org/drawingml/2006/picture">
+                      <pic:pic>
+                        <pic:nvPicPr>
+                          <pic:cNvPr descr="07_rapport_environnement_files/figure-docx/fig-evol-feux-1.png" id="776" name="Picture"/>
+                          <pic:cNvPicPr>
+                            <a:picLocks noChangeArrowheads="1" noChangeAspect="1"/>
+                          </pic:cNvPicPr>
+                        </pic:nvPicPr>
+                        <pic:blipFill>
+                          <a:blip r:embed="rId774"/>
+                          <a:stretch>
+                            <a:fillRect/>
+                          </a:stretch>
+                        </pic:blipFill>
+                        <pic:spPr bwMode="auto">
+                          <a:xfrm>
+                            <a:off x="0" y="0"/>
+                            <a:ext cx="5969000" cy="2869711"/>
+                          </a:xfrm>
+                          <a:prstGeom prst="rect">
+                            <a:avLst/>
+                          </a:prstGeom>
+                          <a:noFill/>
+                          <a:ln w="9525">
+                            <a:noFill/>
+                            <a:headEnd/>
+                            <a:tailEnd/>
+                          </a:ln>
+                        </pic:spPr>
+                      </pic:pic>
+                    </a:graphicData>
+                  </a:graphic>
+                </wp:inline>
+              </w:drawing>
+            </w:r>
+          </w:p>
+          <w:bookmarkEnd w:id="777"/>
+        </w:tc>
+      </w:tr>
+    </w:tbl>
+    <w:p>
+      <w:pPr>
+        <w:pStyle w:val="Corpsdetexte"/>
+      </w:pPr>
+      <w:r>
+        <w:t xml:space="preserve">A Alaotra, les feux sont très largement perçus comme un problème dans la région. En effet, 73.6 % des ménages considèrent qu’ils représentent un problème très important, tandis que 22.7 % les jugent importants. En revanche, seuls 3.4 % estiment que les feux sont peu importants et à peine 0.4 % considèrent qu’ils ne constituent pas du tout un problème. Ces résultats montrent une forte prise de conscience des impacts négatifs des feux au sein des ménages de l’observatoire.</w:t>
+      </w:r>
+    </w:p>
+    <w:tbl>
+      <w:tblPr>
+        <w:tblStyle w:val="Table"/>
+        <w:tblW w:type="pct" w:w="5000"/>
+        <w:tblLayout w:type="fixed"/>
+        <w:tblLook w:firstRow="0" w:lastRow="0" w:firstColumn="0" w:lastColumn="0" w:noHBand="0" w:noVBand="0" w:val="0000"/>
+      </w:tblPr>
+      <w:tblGrid>
+        <w:gridCol w:w="7920"/>
+      </w:tblGrid>
+      <w:tr>
+        <w:tc>
+          <w:tcPr/>
+          <w:bookmarkStart w:id="781" w:name="fig-probleme-feux"/>
+          <w:p>
+            <w:pPr>
+              <w:jc w:val="center"/>
+            </w:pPr>
+            <w:pPr>
+              <w:jc w:val="left"/>
+              <w:spacing w:before="200"/>
+              <w:pStyle w:val="ImageCaption"/>
+            </w:pPr>
+            <w:r>
+              <w:t xml:space="preserve">Figure 7.15: Les feux sont-ils un problème dans la région ? (par observatoire)</w:t>
+            </w:r>
+          </w:p>
+          <w:p>
+            <w:pPr>
+              <w:pStyle w:val="Compact"/>
+              <w:jc w:val="center"/>
+            </w:pPr>
+            <w:r>
+              <w:drawing>
+                <wp:inline>
+                  <wp:extent cx="5969000" cy="2869711"/>
+                  <wp:effectExtent b="0" l="0" r="0" t="0"/>
+                  <wp:docPr descr="" title="" id="779" name="Picture"/>
+                  <a:graphic>
+                    <a:graphicData uri="http://schemas.openxmlformats.org/drawingml/2006/picture">
+                      <pic:pic>
+                        <pic:nvPicPr>
+                          <pic:cNvPr descr="07_rapport_environnement_files/figure-docx/fig-probleme-feux-1.png" id="780" name="Picture"/>
+                          <pic:cNvPicPr>
+                            <a:picLocks noChangeArrowheads="1" noChangeAspect="1"/>
+                          </pic:cNvPicPr>
+                        </pic:nvPicPr>
+                        <pic:blipFill>
+                          <a:blip r:embed="rId778"/>
+                          <a:stretch>
+                            <a:fillRect/>
+                          </a:stretch>
+                        </pic:blipFill>
+                        <pic:spPr bwMode="auto">
+                          <a:xfrm>
+                            <a:off x="0" y="0"/>
+                            <a:ext cx="5969000" cy="2869711"/>
+                          </a:xfrm>
+                          <a:prstGeom prst="rect">
+                            <a:avLst/>
+                          </a:prstGeom>
+                          <a:noFill/>
+                          <a:ln w="9525">
+                            <a:noFill/>
+                            <a:headEnd/>
+                            <a:tailEnd/>
+                          </a:ln>
+                        </pic:spPr>
+                      </pic:pic>
+                    </a:graphicData>
+                  </a:graphic>
+                </wp:inline>
+              </w:drawing>
+            </w:r>
+          </w:p>
+          <w:bookmarkEnd w:id="781"/>
+        </w:tc>
+      </w:tr>
+    </w:tbl>
+    <w:p>
+      <w:pPr>
+        <w:pStyle w:val="Corpsdetexte"/>
+      </w:pPr>
+      <w:r>
+        <w:t xml:space="preserve">A Alaotra, une très large majorité des ménages estime que la pratique du feu devrait être interdite, avec 85.2 % des réponses. Par ailleurs, 14.6 % considèrent que cette pratique devrait être limitée, tandis qu’une proportion très faible de ménages (0.2 %) pense qu’elle devrait rester libre.</w:t>
+      </w:r>
+    </w:p>
+    <w:p>
+      <w:pPr>
+        <w:pStyle w:val="Corpsdetexte"/>
+      </w:pPr>
+      <w:r>
+        <w:t xml:space="preserve">Ces résultats traduisent une forte adhésion à des mesures strictes de contrôle des feux favorable à l’encadrement strict de l’usage du feu par les ménages de l’observatoire.</w:t>
+      </w:r>
+    </w:p>
+    <w:tbl>
+      <w:tblPr>
+        <w:tblStyle w:val="Table"/>
+        <w:tblW w:type="pct" w:w="5000"/>
+        <w:tblLayout w:type="fixed"/>
+        <w:tblLook w:firstRow="0" w:lastRow="0" w:firstColumn="0" w:lastColumn="0" w:noHBand="0" w:noVBand="0" w:val="0000"/>
+      </w:tblPr>
+      <w:tblGrid>
+        <w:gridCol w:w="7920"/>
+      </w:tblGrid>
+      <w:tr>
+        <w:tc>
+          <w:tcPr/>
+          <w:bookmarkStart w:id="785" w:name="fig-reglementation-feux"/>
+          <w:p>
+            <w:pPr>
+              <w:jc w:val="center"/>
+            </w:pPr>
+            <w:pPr>
+              <w:jc w:val="left"/>
+              <w:spacing w:before="200"/>
+              <w:pStyle w:val="ImageCaption"/>
+            </w:pPr>
+            <w:r>
+              <w:t xml:space="preserve">Figure 7.16: La pratique du feu devrait être… (par observatoire)</w:t>
+            </w:r>
+          </w:p>
+          <w:p>
+            <w:pPr>
+              <w:pStyle w:val="Compact"/>
+              <w:jc w:val="center"/>
+            </w:pPr>
+            <w:r>
+              <w:drawing>
+                <wp:inline>
+                  <wp:extent cx="5969000" cy="2869711"/>
+                  <wp:effectExtent b="0" l="0" r="0" t="0"/>
+                  <wp:docPr descr="" title="" id="783" name="Picture"/>
+                  <a:graphic>
+                    <a:graphicData uri="http://schemas.openxmlformats.org/drawingml/2006/picture">
+                      <pic:pic>
+                        <pic:nvPicPr>
+                          <pic:cNvPr descr="07_rapport_environnement_files/figure-docx/fig-reglementation-feux-1.png" id="784" name="Picture"/>
+                          <pic:cNvPicPr>
+                            <a:picLocks noChangeArrowheads="1" noChangeAspect="1"/>
+                          </pic:cNvPicPr>
+                        </pic:nvPicPr>
+                        <pic:blipFill>
+                          <a:blip r:embed="rId782"/>
+                          <a:stretch>
+                            <a:fillRect/>
+                          </a:stretch>
+                        </pic:blipFill>
+                        <pic:spPr bwMode="auto">
+                          <a:xfrm>
+                            <a:off x="0" y="0"/>
+                            <a:ext cx="5969000" cy="2869711"/>
+                          </a:xfrm>
+                          <a:prstGeom prst="rect">
+                            <a:avLst/>
+                          </a:prstGeom>
+                          <a:noFill/>
+                          <a:ln w="9525">
+                            <a:noFill/>
+                            <a:headEnd/>
+                            <a:tailEnd/>
+                          </a:ln>
+                        </pic:spPr>
+                      </pic:pic>
+                    </a:graphicData>
+                  </a:graphic>
+                </wp:inline>
+              </w:drawing>
+            </w:r>
+          </w:p>
+          <w:bookmarkEnd w:id="785"/>
+        </w:tc>
+      </w:tr>
+    </w:tbl>
+    <w:bookmarkEnd w:id="786"/>
+    <w:bookmarkEnd w:id="787"/>
+    <w:bookmarkStart w:id="818" w:name="sec-protection"/>
+    <w:p>
+      <w:pPr>
+        <w:pStyle w:val="Titre2"/>
+      </w:pPr>
+      <w:r>
+        <w:t xml:space="preserve">7.4 Protection de l’Aire protégée</w:t>
+      </w:r>
+    </w:p>
+    <w:p>
+      <w:pPr>
+        <w:pStyle w:val="FirstParagraph"/>
+      </w:pPr>
+      <w:r>
+        <w:t xml:space="preserve">L’analyse de la protection de l’Aire protégée permet de caractériser le degré de connaissance et d’adhésion des ménages vis-à-vis de ces espaces, tout en explorant leurs préférences en matière de gouvernance, de mesures de conservation et de priorités entre développement et environnement.</w:t>
+      </w:r>
+    </w:p>
+    <w:bookmarkStart w:id="792" w:name="connaissance-de-laire-protégée"/>
+    <w:p>
+      <w:pPr>
+        <w:pStyle w:val="Titre3"/>
+      </w:pPr>
+      <w:r>
+        <w:t xml:space="preserve">7.4.1 Connaissance de l’Aire protégée</w:t>
+      </w:r>
+    </w:p>
+    <w:p>
+      <w:pPr>
+        <w:pStyle w:val="FirstParagraph"/>
+      </w:pPr>
+      <w:r>
+        <w:t xml:space="preserve">Le niveau de connaissance de l’Aire protégée et l’adhésion des ménages au principe de protection constituent des préalables à toute stratégie de conservation participative.</w:t>
+      </w:r>
+    </w:p>
+    <w:p>
+      <w:pPr>
+        <w:pStyle w:val="Corpsdetexte"/>
+      </w:pPr>
+      <w:r>
+        <w:t xml:space="preserve">A Alaotra, la nécessité de protéger l’environnement ainsi que cette Aire Protégée en particulier fait l’objet d’une adhésion totale, avec 100 % des ménages partageant cette opinion. La reconnaissance de la perte de biodiversité à Madagascar et l’idée que les Aires Protégées produisent des résultats positifs sont également très largement partagées, chacune étant mentionnée par 98 % des répondants. Enfin, 80 % des ménages déclarent avoir déjà entendu parler de l’Aire Protégée.</w:t>
+      </w:r>
+    </w:p>
+    <w:tbl>
+      <w:tblPr>
+        <w:tblStyle w:val="Table"/>
+        <w:tblW w:type="pct" w:w="5000"/>
+        <w:tblLayout w:type="fixed"/>
+        <w:tblLook w:firstRow="0" w:lastRow="0" w:firstColumn="0" w:lastColumn="0" w:noHBand="0" w:noVBand="0" w:val="0000"/>
+      </w:tblPr>
+      <w:tblGrid>
+        <w:gridCol w:w="7920"/>
+      </w:tblGrid>
+      <w:tr>
+        <w:tc>
+          <w:tcPr/>
+          <w:bookmarkStart w:id="788" w:name="tbl-connaissance-ap"/>
+          <w:p>
+            <w:pPr>
+              <w:jc w:val="center"/>
+            </w:pPr>
+            <w:pPr>
+              <w:jc w:val="left"/>
+              <w:spacing w:before="200"/>
+              <w:pStyle w:val="ImageCaption"/>
+            </w:pPr>
+            <w:r>
+              <w:t xml:space="preserve">Table 7.4: Connaissance de l’Aire protégée et demande de protection</w:t>
+            </w:r>
+          </w:p>
+          <w:bookmarkEnd w:id="788"/>
+        </w:tc>
+      </w:tr>
+    </w:tbl>
+    <w:p>
+      <w:pPr>
+        <w:pStyle w:val="CaptionedFigure"/>
+      </w:pPr>
+      <w:r>
+        <w:drawing>
+          <wp:inline>
+            <wp:extent cx="4620126" cy="9240252"/>
+            <wp:effectExtent b="0" l="0" r="0" t="0"/>
+            <wp:docPr descr="Connaissance de l’Aire protégée et demande de protection (% de Oui)" title="" id="790" name="Picture"/>
+            <a:graphic>
+              <a:graphicData uri="http://schemas.openxmlformats.org/drawingml/2006/picture">
+                <pic:pic>
+                  <pic:nvPicPr>
+                    <pic:cNvPr descr="07_rapport_environnement_files/figure-docx/fig_connaissance_ap-1.png" id="791" name="Picture"/>
+                    <pic:cNvPicPr>
+                      <a:picLocks noChangeArrowheads="1" noChangeAspect="1"/>
+                    </pic:cNvPicPr>
+                  </pic:nvPicPr>
+                  <pic:blipFill>
+                    <a:blip r:embed="rId789"/>
+                    <a:stretch>
+                      <a:fillRect/>
+                    </a:stretch>
+                  </pic:blipFill>
+                  <pic:spPr bwMode="auto">
+                    <a:xfrm>
+                      <a:off x="0" y="0"/>
+                      <a:ext cx="4620126" cy="9240252"/>
+                    </a:xfrm>
+                    <a:prstGeom prst="rect">
+                      <a:avLst/>
+                    </a:prstGeom>
+                    <a:noFill/>
+                    <a:ln w="9525">
+                      <a:noFill/>
+                      <a:headEnd/>
+                      <a:tailEnd/>
+                    </a:ln>
+                  </pic:spPr>
+                </pic:pic>
+              </a:graphicData>
+            </a:graphic>
+          </wp:inline>
+        </w:drawing>
+      </w:r>
+    </w:p>
+    <w:p>
+      <w:pPr>
+        <w:pStyle w:val="ImageCaption"/>
+      </w:pPr>
+      <w:r>
+        <w:t xml:space="preserve">Connaissance de l’Aire protégée et demande de protection (% de Oui)</w:t>
+      </w:r>
+    </w:p>
+    <w:bookmarkEnd w:id="792"/>
+    <w:bookmarkStart w:id="797" w:name="impact-perçu-des-actions-de-lap"/>
+    <w:p>
+      <w:pPr>
+        <w:pStyle w:val="Titre3"/>
+      </w:pPr>
+      <w:r>
+        <w:t xml:space="preserve">7.4.2 Impact perçu des actions de l’AP</w:t>
+      </w:r>
+    </w:p>
+    <w:p>
+      <w:pPr>
+        <w:pStyle w:val="FirstParagraph"/>
+      </w:pPr>
+      <w:r>
+        <w:t xml:space="preserve">Les ménages qui ont entendu parler de l’AP jugent l’impact de ses actions sur trois dimensions : économique, sociale et environnementale.</w:t>
+      </w:r>
+    </w:p>
+    <w:p>
+      <w:pPr>
+        <w:pStyle w:val="Corpsdetexte"/>
+      </w:pPr>
+      <w:r>
+        <w:t xml:space="preserve">A Alaotra, les actions de l’Aire Protégée sont perçues très positivement par les ménages, en particulier dans le domaine environnemental où 95 % des répondants jugent les effets très positifs et une faible proportion les considère plutôt positifs. Sur le plan économique, 71 % des ménages estiment que les actions de l’AP ont des effets très positifs et 26 % les jugent plutôt positifs. La dimension sociale est également appréciée favorablement, avec 55 % d’avis très positifs et 32 % d’avis plutôt positifs. Les perceptions négatives restent limitées. Les avis plutôt négatifs concernent principalement la dimension sociale (7 %), tandis que les opinions très négatives demeurent marginales dans l’ensemble des dimensions étudiées.</w:t>
+      </w:r>
+    </w:p>
+    <w:tbl>
+      <w:tblPr>
+        <w:tblStyle w:val="Table"/>
+        <w:tblW w:type="pct" w:w="5000"/>
+        <w:tblLayout w:type="fixed"/>
+        <w:tblLook w:firstRow="0" w:lastRow="0" w:firstColumn="0" w:lastColumn="0" w:noHBand="0" w:noVBand="0" w:val="0000"/>
+      </w:tblPr>
+      <w:tblGrid>
+        <w:gridCol w:w="7920"/>
+      </w:tblGrid>
+      <w:tr>
+        <w:tc>
+          <w:tcPr/>
+          <w:bookmarkStart w:id="796" w:name="fig-jugement-ap"/>
+          <w:p>
+            <w:pPr>
+              <w:jc w:val="center"/>
+            </w:pPr>
+            <w:pPr>
+              <w:jc w:val="left"/>
+              <w:spacing w:before="200"/>
+              <w:pStyle w:val="ImageCaption"/>
+            </w:pPr>
+            <w:r>
+              <w:t xml:space="preserve">Figure 7.17: Jugement des actions de l’AP sur la situation économique, sociale et environnementale</w:t>
+            </w:r>
+          </w:p>
+          <w:p>
+            <w:pPr>
+              <w:pStyle w:val="Compact"/>
+              <w:jc w:val="center"/>
+            </w:pPr>
+            <w:r>
+              <w:drawing>
+                <wp:inline>
+                  <wp:extent cx="5969000" cy="3443653"/>
+                  <wp:effectExtent b="0" l="0" r="0" t="0"/>
+                  <wp:docPr descr="" title="" id="794" name="Picture"/>
+                  <a:graphic>
+                    <a:graphicData uri="http://schemas.openxmlformats.org/drawingml/2006/picture">
+                      <pic:pic>
+                        <pic:nvPicPr>
+                          <pic:cNvPr descr="07_rapport_environnement_files/figure-docx/fig-jugement-ap-1.png" id="795" name="Picture"/>
+                          <pic:cNvPicPr>
+                            <a:picLocks noChangeArrowheads="1" noChangeAspect="1"/>
+                          </pic:cNvPicPr>
+                        </pic:nvPicPr>
+                        <pic:blipFill>
+                          <a:blip r:embed="rId793"/>
+                          <a:stretch>
+                            <a:fillRect/>
+                          </a:stretch>
+                        </pic:blipFill>
+                        <pic:spPr bwMode="auto">
+                          <a:xfrm>
+                            <a:off x="0" y="0"/>
+                            <a:ext cx="5969000" cy="3443653"/>
+                          </a:xfrm>
+                          <a:prstGeom prst="rect">
+                            <a:avLst/>
+                          </a:prstGeom>
+                          <a:noFill/>
+                          <a:ln w="9525">
+                            <a:noFill/>
+                            <a:headEnd/>
+                            <a:tailEnd/>
+                          </a:ln>
+                        </pic:spPr>
+                      </pic:pic>
+                    </a:graphicData>
+                  </a:graphic>
+                </wp:inline>
+              </w:drawing>
+            </w:r>
+          </w:p>
+          <w:bookmarkEnd w:id="796"/>
+        </w:tc>
+      </w:tr>
+    </w:tbl>
+    <w:bookmarkEnd w:id="797"/>
+    <w:bookmarkStart w:id="802" w:name="gestionnaire-souhaité"/>
+    <w:p>
+      <w:pPr>
+        <w:pStyle w:val="Titre3"/>
+      </w:pPr>
+      <w:r>
+        <w:t xml:space="preserve">7.4.3 Gestionnaire souhaité</w:t>
+      </w:r>
+    </w:p>
+    <w:p>
+      <w:pPr>
+        <w:pStyle w:val="FirstParagraph"/>
+      </w:pPr>
+      <w:r>
+        <w:t xml:space="preserve">Parmi les ménages favorables à la protection, la question du gestionnaire idéal révèle les préférences des communautés en matière de gouvernance environnementale : gestion communautaire, étatique ou partenariale.</w:t>
+      </w:r>
+    </w:p>
+    <w:p>
+      <w:pPr>
+        <w:pStyle w:val="Corpsdetexte"/>
+      </w:pPr>
+      <w:r>
+        <w:t xml:space="preserve">Il y a une forte demande de présence étatique pour réguler l’accès aux ressources.</w:t>
+      </w:r>
+    </w:p>
+    <w:p>
+      <w:pPr>
+        <w:pStyle w:val="Corpsdetexte"/>
+      </w:pPr>
+      <w:r>
+        <w:t xml:space="preserve">A Alaotra, la gestion de l’Aire Protégée devrait principalement relever de l’État (Fanjakana) selon 45.5 % des ménages favorables à la protection. Les communautés locales sont également largement citées, avec 34.8 % des réponses. Les autres formes de gestion sont beaucoup moins mentionnées, notamment le partenariat mixte (8.7 %) et les riverains tompontany (7.3 %). Les ONG malgaches (1.8 %), les ONG étrangères (1.2 %) et les COBA (0.6 %) sont très faiblement citées.</w:t>
+      </w:r>
+    </w:p>
+    <w:tbl>
+      <w:tblPr>
+        <w:tblStyle w:val="Table"/>
+        <w:tblW w:type="pct" w:w="5000"/>
+        <w:tblLayout w:type="fixed"/>
+        <w:tblLook w:firstRow="0" w:lastRow="0" w:firstColumn="0" w:lastColumn="0" w:noHBand="0" w:noVBand="0" w:val="0000"/>
+      </w:tblPr>
+      <w:tblGrid>
+        <w:gridCol w:w="7920"/>
+      </w:tblGrid>
+      <w:tr>
+        <w:tc>
+          <w:tcPr/>
+          <w:bookmarkStart w:id="801" w:name="fig-gestionnaire"/>
+          <w:p>
+            <w:pPr>
+              <w:jc w:val="center"/>
+            </w:pPr>
+            <w:pPr>
+              <w:jc w:val="left"/>
+              <w:spacing w:before="200"/>
+              <w:pStyle w:val="ImageCaption"/>
+            </w:pPr>
+            <w:r>
+              <w:t xml:space="preserve">Figure 7.18: Qui devrait gérer l’AP ? (parmi ceux favorables à la protection)</w:t>
+            </w:r>
+          </w:p>
+          <w:p>
+            <w:pPr>
+              <w:pStyle w:val="Compact"/>
+              <w:jc w:val="center"/>
+            </w:pPr>
+            <w:r>
+              <w:drawing>
+                <wp:inline>
+                  <wp:extent cx="5969000" cy="3443653"/>
+                  <wp:effectExtent b="0" l="0" r="0" t="0"/>
+                  <wp:docPr descr="" title="" id="799" name="Picture"/>
+                  <a:graphic>
+                    <a:graphicData uri="http://schemas.openxmlformats.org/drawingml/2006/picture">
+                      <pic:pic>
+                        <pic:nvPicPr>
+                          <pic:cNvPr descr="07_rapport_environnement_files/figure-docx/fig-gestionnaire-1.png" id="800" name="Picture"/>
+                          <pic:cNvPicPr>
+                            <a:picLocks noChangeArrowheads="1" noChangeAspect="1"/>
+                          </pic:cNvPicPr>
+                        </pic:nvPicPr>
+                        <pic:blipFill>
+                          <a:blip r:embed="rId798"/>
+                          <a:stretch>
+                            <a:fillRect/>
+                          </a:stretch>
+                        </pic:blipFill>
+                        <pic:spPr bwMode="auto">
+                          <a:xfrm>
+                            <a:off x="0" y="0"/>
+                            <a:ext cx="5969000" cy="3443653"/>
+                          </a:xfrm>
+                          <a:prstGeom prst="rect">
+                            <a:avLst/>
+                          </a:prstGeom>
+                          <a:noFill/>
+                          <a:ln w="9525">
+                            <a:noFill/>
+                            <a:headEnd/>
+                            <a:tailEnd/>
+                          </a:ln>
+                        </pic:spPr>
+                      </pic:pic>
+                    </a:graphicData>
+                  </a:graphic>
+                </wp:inline>
+              </w:drawing>
+            </w:r>
+          </w:p>
+          <w:bookmarkEnd w:id="801"/>
+        </w:tc>
+      </w:tr>
+    </w:tbl>
+    <w:bookmarkEnd w:id="802"/>
+    <w:bookmarkStart w:id="807" w:name="mesures-de-protection-souhaitées"/>
+    <w:p>
+      <w:pPr>
+        <w:pStyle w:val="Titre3"/>
+      </w:pPr>
+      <w:r>
+        <w:t xml:space="preserve">7.4.4 Mesures de protection souhaitées</w:t>
+      </w:r>
+    </w:p>
+    <w:p>
+      <w:pPr>
+        <w:pStyle w:val="FirstParagraph"/>
+      </w:pPr>
+      <w:r>
+        <w:t xml:space="preserve">Les mesures de protection souhaitées par les ménages vont de l’interdiction stricte des accès à des approches plus souples intégrant le développement d’activités génératrices de revenus (AGR) et la valorisation des savoirs traditionnels.</w:t>
+      </w:r>
+    </w:p>
+    <w:p>
+      <w:pPr>
+        <w:pStyle w:val="Corpsdetexte"/>
+      </w:pPr>
+      <w:r>
+        <w:t xml:space="preserve">A Alaotra, plus de la moitié des ménages favorables à la protection souhaitent avant tout interdire tous les feux, mesure citée par 91 % des répondants. Les savoirs et pratiques traditionnels sont également largement valorisés, avec 73 % des réponses. L’interdiction de l’accès des bêtes est mentionnée par 69 % des ménages, suivie par la restriction de l’accès des hommes (64 %). Le développement des AGR et l’interdiction des prélèvements sont chacun cités par 61 % des répondants.Les mesures soutenues par moins de la moitié des ménages concernent principalement la limitation des prélèvements liés à la chasse ou à la cueillette (49 %) ainsi que la limitation des feux (47 %). L’encouragement du tourisme et la restriction des recherches scientifiques sont chacun mentionnés par 45 % des ménages. La restriction de l’accès des bêtes pour le pâturage et la restriction du tourisme sont citées par 42 % des répondants, tandis que l’interdiction de l’accès des hommes est mentionnée par 36 % des ménages. Ces résultats montrent que les mesures les plus soutenues sont celles liées au contrôle des feux, des accès et des prélèvements.</w:t>
+      </w:r>
+    </w:p>
+    <w:tbl>
+      <w:tblPr>
+        <w:tblStyle w:val="Table"/>
+        <w:tblW w:type="pct" w:w="5000"/>
+        <w:tblLayout w:type="fixed"/>
+        <w:tblLook w:firstRow="0" w:lastRow="0" w:firstColumn="0" w:lastColumn="0" w:noHBand="0" w:noVBand="0" w:val="0000"/>
+      </w:tblPr>
+      <w:tblGrid>
+        <w:gridCol w:w="7920"/>
+      </w:tblGrid>
+      <w:tr>
+        <w:tc>
+          <w:tcPr/>
+          <w:bookmarkStart w:id="806" w:name="fig-mesures-protection"/>
+          <w:p>
+            <w:pPr>
+              <w:jc w:val="center"/>
+            </w:pPr>
+            <w:pPr>
+              <w:jc w:val="left"/>
+              <w:spacing w:before="200"/>
+              <w:pStyle w:val="ImageCaption"/>
+            </w:pPr>
+            <w:r>
+              <w:t xml:space="preserve">Figure 7.19: Mesures souhaitées pour protéger l’AP (% de Oui, parmi ceux favorables)</w:t>
+            </w:r>
+          </w:p>
+          <w:p>
+            <w:pPr>
+              <w:pStyle w:val="Compact"/>
+              <w:jc w:val="center"/>
+            </w:pPr>
+            <w:r>
+              <w:drawing>
+                <wp:inline>
+                  <wp:extent cx="5969000" cy="5739423"/>
+                  <wp:effectExtent b="0" l="0" r="0" t="0"/>
+                  <wp:docPr descr="" title="" id="804" name="Picture"/>
+                  <a:graphic>
+                    <a:graphicData uri="http://schemas.openxmlformats.org/drawingml/2006/picture">
+                      <pic:pic>
+                        <pic:nvPicPr>
+                          <pic:cNvPr descr="07_rapport_environnement_files/figure-docx/fig-mesures-protection-1.png" id="805" name="Picture"/>
+                          <pic:cNvPicPr>
+                            <a:picLocks noChangeArrowheads="1" noChangeAspect="1"/>
+                          </pic:cNvPicPr>
+                        </pic:nvPicPr>
+                        <pic:blipFill>
+                          <a:blip r:embed="rId803"/>
+                          <a:stretch>
+                            <a:fillRect/>
+                          </a:stretch>
+                        </pic:blipFill>
+                        <pic:spPr bwMode="auto">
+                          <a:xfrm>
+                            <a:off x="0" y="0"/>
+                            <a:ext cx="5969000" cy="5739423"/>
+                          </a:xfrm>
+                          <a:prstGeom prst="rect">
+                            <a:avLst/>
+                          </a:prstGeom>
+                          <a:noFill/>
+                          <a:ln w="9525">
+                            <a:noFill/>
+                            <a:headEnd/>
+                            <a:tailEnd/>
+                          </a:ln>
+                        </pic:spPr>
+                      </pic:pic>
+                    </a:graphicData>
+                  </a:graphic>
+                </wp:inline>
+              </w:drawing>
+            </w:r>
+          </w:p>
+          <w:bookmarkEnd w:id="806"/>
+        </w:tc>
+      </w:tr>
+    </w:tbl>
+    <w:bookmarkEnd w:id="807"/>
+    <w:bookmarkStart w:id="812" w:name="Xb8ae756bccb17fd6df4bc4692a06ffe8634129b"/>
+    <w:p>
+      <w:pPr>
+        <w:pStyle w:val="Titre3"/>
+      </w:pPr>
+      <w:r>
+        <w:t xml:space="preserve">7.4.5 Pauvreté vs. environnement : quelle priorité ?</w:t>
+      </w:r>
+    </w:p>
+    <w:p>
+      <w:pPr>
+        <w:pStyle w:val="FirstParagraph"/>
+      </w:pPr>
+      <w:r>
+        <w:t xml:space="preserve">Cette question met en tension deux impératifs : la lutte contre la pauvreté et la protection de l’environnement. La répartition des réponses éclaire le positionnement des ménages face à ce dilemme central pour les politiques de développement durable.</w:t>
+      </w:r>
+    </w:p>
+    <w:p>
+      <w:pPr>
+        <w:pStyle w:val="Corpsdetexte"/>
+      </w:pPr>
+      <w:r>
+        <w:t xml:space="preserve">A Alaotra, la priorité la plus fréquemment citée par les ménages concerne la lutte simultanée contre la pauvreté et la protection de l’environnement, mentionnée par 41.1 % des répondants. L’option privilégiant uniquement la lutte contre la pauvreté arrive en deuxième position avec 22.3 % des réponses. La priorité accordée à l’environnement est citée par 17.8 % des ménages, tandis que 9.7 % privilégient la pauvreté et le développement. La protection exclusive de l’environnement est mentionnée par 8.9 % des répondants. Enfin, une proportion très marginale des ménages (0.2 %) déclare ne privilégier ni l’un ni l’autre. Ces résultats montrent que les ménages accordent principalement de l’importance à une approche combinant protection environnementale et amélioration des conditions de vie.</w:t>
+      </w:r>
+    </w:p>
+    <w:tbl>
+      <w:tblPr>
+        <w:tblStyle w:val="Table"/>
+        <w:tblW w:type="pct" w:w="5000"/>
+        <w:tblLayout w:type="fixed"/>
+        <w:tblLook w:firstRow="0" w:lastRow="0" w:firstColumn="0" w:lastColumn="0" w:noHBand="0" w:noVBand="0" w:val="0000"/>
+      </w:tblPr>
+      <w:tblGrid>
+        <w:gridCol w:w="7920"/>
+      </w:tblGrid>
+      <w:tr>
+        <w:tc>
+          <w:tcPr/>
+          <w:bookmarkStart w:id="811" w:name="fig-priorite"/>
+          <w:p>
+            <w:pPr>
+              <w:jc w:val="center"/>
+            </w:pPr>
+            <w:pPr>
+              <w:jc w:val="left"/>
+              <w:spacing w:before="200"/>
+              <w:pStyle w:val="ImageCaption"/>
+            </w:pPr>
+            <w:r>
+              <w:t xml:space="preserve">Figure 7.20: Pauvreté vs. protection de l’environnement : quelle priorité ? (par observatoire)</w:t>
+            </w:r>
+          </w:p>
+          <w:p>
+            <w:pPr>
+              <w:pStyle w:val="Compact"/>
+              <w:jc w:val="center"/>
+            </w:pPr>
+            <w:r>
+              <w:drawing>
+                <wp:inline>
+                  <wp:extent cx="5969000" cy="3443653"/>
+                  <wp:effectExtent b="0" l="0" r="0" t="0"/>
+                  <wp:docPr descr="" title="" id="809" name="Picture"/>
+                  <a:graphic>
+                    <a:graphicData uri="http://schemas.openxmlformats.org/drawingml/2006/picture">
+                      <pic:pic>
+                        <pic:nvPicPr>
+                          <pic:cNvPr descr="07_rapport_environnement_files/figure-docx/fig-priorite-1.png" id="810" name="Picture"/>
+                          <pic:cNvPicPr>
+                            <a:picLocks noChangeArrowheads="1" noChangeAspect="1"/>
+                          </pic:cNvPicPr>
+                        </pic:nvPicPr>
+                        <pic:blipFill>
+                          <a:blip r:embed="rId808"/>
+                          <a:stretch>
+                            <a:fillRect/>
+                          </a:stretch>
+                        </pic:blipFill>
+                        <pic:spPr bwMode="auto">
+                          <a:xfrm>
+                            <a:off x="0" y="0"/>
+                            <a:ext cx="5969000" cy="3443653"/>
+                          </a:xfrm>
+                          <a:prstGeom prst="rect">
+                            <a:avLst/>
+                          </a:prstGeom>
+                          <a:noFill/>
+                          <a:ln w="9525">
+                            <a:noFill/>
+                            <a:headEnd/>
+                            <a:tailEnd/>
+                          </a:ln>
+                        </pic:spPr>
+                      </pic:pic>
+                    </a:graphicData>
+                  </a:graphic>
+                </wp:inline>
+              </w:drawing>
+            </w:r>
+          </w:p>
+          <w:bookmarkEnd w:id="811"/>
+        </w:tc>
+      </w:tr>
+    </w:tbl>
+    <w:bookmarkEnd w:id="812"/>
+    <w:bookmarkStart w:id="817" w:name="connaissance-des-actions-de-protection"/>
+    <w:p>
+      <w:pPr>
+        <w:pStyle w:val="Titre3"/>
+      </w:pPr>
+      <w:r>
+        <w:t xml:space="preserve">7.4.6 Connaissance des actions de protection</w:t>
+      </w:r>
+    </w:p>
+    <w:p>
+      <w:pPr>
+        <w:pStyle w:val="FirstParagraph"/>
+      </w:pPr>
+      <w:r>
+        <w:t xml:space="preserve">La</w:t>
+      </w:r>
+      <w:r>
+        <w:t xml:space="preserve"> </w:t>
+      </w:r>
+      <w:hyperlink w:anchor="fig-actions-ap">
+        <w:r>
+          <w:rPr>
+            <w:rStyle w:val="Lienhypertexte"/>
+          </w:rPr>
+          <w:t xml:space="preserve">Figure 7.21</w:t>
+        </w:r>
+      </w:hyperlink>
+      <w:r>
+        <w:t xml:space="preserve"> </w:t>
+      </w:r>
+      <w:r>
+        <w:t xml:space="preserve">présente le degré d’information, de consultation et de bénéfice des ménages vis-à-vis des différents types d’actions menées autour de l’AP.</w:t>
+      </w:r>
+    </w:p>
+    <w:p>
+      <w:pPr>
+        <w:pStyle w:val="Corpsdetexte"/>
+      </w:pPr>
+      <w:r>
+        <w:t xml:space="preserve">A Alaotra, les principaux bénéfices tirés des actions de l’Aire Protégée concernent le reboisement et les pépinières, cités par 50 % des ménages. Les dons et aides arrivent en deuxième position avec 29 % des réponses, suivis de l’appui technique (17 %), de la sensibilisation (12 %) et de l’élaboration des plans (12 %). L’achat de produits est mentionné par 4 % des ménages, tandis que les autres formes de bénéfices restent marginales.</w:t>
+      </w:r>
+      <w:r>
+        <w:t xml:space="preserve"> </w:t>
+      </w:r>
+      <w:r>
+        <w:t xml:space="preserve">Concernant les consultations, les ménages déclarent avoir principalement été consultés pour les activités de reboisement et de pépinière (43 %). L’appui technique représente également une part importante des consultations avec 17 % des réponses, suivi de la sensibilisation (16 %). Les dons et aides concernent 9 % des ménages consultés, les autres activités 6 %, les AGR liées à l’élevage 5 % et l’élaboration des plans 4 %. Les consultations sur l’achat de produits restent faibles avec 2 %.</w:t>
+      </w:r>
+      <w:r>
+        <w:t xml:space="preserve"> </w:t>
+      </w:r>
+      <w:r>
+        <w:t xml:space="preserve">En matière d’information, les ménages déclarent avoir surtout été informés sur les activités de reboisement et de pépinière (34 %). Les actions de sensibilisation sont citées par 20 % des répondants, suivies de l’appui technique (11 %), des dons et aides (4 %) et de l’achat de produits (2 %). Les AGR liées à l’élevage, le tourisme et les autres activités sont très faiblement mentionnés, avec environ 1 % des réponses chacun.</w:t>
+      </w:r>
+    </w:p>
+    <w:tbl>
+      <w:tblPr>
+        <w:tblStyle w:val="Table"/>
+        <w:tblW w:type="pct" w:w="5000"/>
+        <w:tblLayout w:type="fixed"/>
+        <w:tblLook w:firstRow="0" w:lastRow="0" w:firstColumn="0" w:lastColumn="0" w:noHBand="0" w:noVBand="0" w:val="0000"/>
+      </w:tblPr>
+      <w:tblGrid>
+        <w:gridCol w:w="7920"/>
+      </w:tblGrid>
+      <w:tr>
+        <w:tc>
+          <w:tcPr/>
+          <w:bookmarkStart w:id="816" w:name="fig-actions-ap"/>
+          <w:p>
+            <w:pPr>
+              <w:jc w:val="center"/>
+            </w:pPr>
+            <w:pPr>
+              <w:jc w:val="left"/>
+              <w:spacing w:before="200"/>
+              <w:pStyle w:val="ImageCaption"/>
+            </w:pPr>
+            <w:r>
+              <w:t xml:space="preserve">Figure 7.21: Information, consultation et bénéfice des actions de l’AP (% de Oui), par observatoire</w:t>
+            </w:r>
+          </w:p>
+          <w:p>
+            <w:pPr>
+              <w:pStyle w:val="Compact"/>
+              <w:jc w:val="center"/>
+            </w:pPr>
+            <w:r>
+              <w:drawing>
+                <wp:inline>
+                  <wp:extent cx="5969000" cy="5739423"/>
+                  <wp:effectExtent b="0" l="0" r="0" t="0"/>
+                  <wp:docPr descr="" title="" id="814" name="Picture"/>
+                  <a:graphic>
+                    <a:graphicData uri="http://schemas.openxmlformats.org/drawingml/2006/picture">
+                      <pic:pic>
+                        <pic:nvPicPr>
+                          <pic:cNvPr descr="07_rapport_environnement_files/figure-docx/fig-actions-ap-1.png" id="815" name="Picture"/>
+                          <pic:cNvPicPr>
+                            <a:picLocks noChangeArrowheads="1" noChangeAspect="1"/>
+                          </pic:cNvPicPr>
+                        </pic:nvPicPr>
+                        <pic:blipFill>
+                          <a:blip r:embed="rId813"/>
+                          <a:stretch>
+                            <a:fillRect/>
+                          </a:stretch>
+                        </pic:blipFill>
+                        <pic:spPr bwMode="auto">
+                          <a:xfrm>
+                            <a:off x="0" y="0"/>
+                            <a:ext cx="5969000" cy="5739423"/>
+                          </a:xfrm>
+                          <a:prstGeom prst="rect">
+                            <a:avLst/>
+                          </a:prstGeom>
+                          <a:noFill/>
+                          <a:ln w="9525">
+                            <a:noFill/>
+                            <a:headEnd/>
+                            <a:tailEnd/>
+                          </a:ln>
+                        </pic:spPr>
+                      </pic:pic>
+                    </a:graphicData>
+                  </a:graphic>
+                </wp:inline>
+              </w:drawing>
+            </w:r>
+          </w:p>
+          <w:bookmarkEnd w:id="816"/>
+        </w:tc>
+      </w:tr>
+    </w:tbl>
+    <w:bookmarkEnd w:id="817"/>
+    <w:bookmarkEnd w:id="818"/>
+    <w:bookmarkEnd w:id="819"/>
+    <w:bookmarkStart w:id="863" w:name="cataclysmes-et-catastrophes"/>
+    <w:p>
+      <w:pPr>
+        <w:pStyle w:val="Titre1"/>
+      </w:pPr>
+      <w:r>
+        <w:t xml:space="preserve">8. Cataclysmes et catastrophes</w:t>
+      </w:r>
+    </w:p>
+    <w:p>
+      <w:pPr>
+        <w:pStyle w:val="FirstParagraph"/>
+      </w:pPr>
+      <w:r>
+        <w:t xml:space="preserve">Les ménages ruraux de Madagascar sont régulièrement exposés à des aléas climatiques et biologiques : sécheresse, cyclones, inondations, invasions de criquets ou de rats, etc. Ce chapitre analyse la prévalence et la sévérité des cataclysmes subis par les ménages des observatoires d’Alaotra et de Marovoay au cours de la campagne 2025 (octobre 2024-septembre 2025).</w:t>
+      </w:r>
+    </w:p>
+    <w:p>
+      <w:pPr>
+        <w:pStyle w:val="Corpsdetexte"/>
+      </w:pPr>
+      <w:r>
+        <w:t xml:space="preserve">Deux fichiers de données sont mobilisés :</w:t>
+      </w:r>
+    </w:p>
+    <w:p>
+      <w:pPr>
+        <w:pStyle w:val="Compact"/>
+        <w:numPr>
+          <w:ilvl w:val="0"/>
+          <w:numId w:val="1004"/>
+        </w:numPr>
+      </w:pPr>
+      <w:r>
+        <w:rPr>
+          <w:rStyle w:val="VerbatimChar"/>
+          <w:b/>
+          <w:bCs/>
+        </w:rPr>
+        <w:t xml:space="preserve">res_cc</w:t>
+      </w:r>
+      <w:r>
+        <w:t xml:space="preserve"> </w:t>
+      </w:r>
+      <w:r>
+        <w:t xml:space="preserve">: un enregistrement par ménage et par type de catastrophe, avec les dégâts sur le logement, l’élevage et les personnes ;</w:t>
+      </w:r>
+    </w:p>
+    <w:p>
+      <w:pPr>
+        <w:pStyle w:val="Compact"/>
+        <w:numPr>
+          <w:ilvl w:val="0"/>
+          <w:numId w:val="1004"/>
+        </w:numPr>
+      </w:pPr>
+      <w:r>
+        <w:rPr>
+          <w:rStyle w:val="VerbatimChar"/>
+          <w:b/>
+          <w:bCs/>
+        </w:rPr>
+        <w:t xml:space="preserve">res_cca</w:t>
+      </w:r>
+      <w:r>
+        <w:t xml:space="preserve"> </w:t>
+      </w:r>
+      <w:r>
+        <w:t xml:space="preserve">: les dégâts agricoles détaillés par culture et par type d’aléa (champs et stocks).</w:t>
+      </w:r>
+    </w:p>
+    <w:tbl>
+      <w:tblPr>
+        <w:tblStyle w:val="Table"/>
+        <w:tblLook w:firstRow="0" w:lastRow="0" w:firstColumn="0" w:lastColumn="0" w:noHBand="0" w:noVBand="0" w:val="0000"/>
+        <w:tblBorders>
+          <w:top w:val="single" w:sz="4" w:space="0" w:color="EB9113"/>
+          <w:left w:val="single" w:sz="24" w:space="0" w:color="EB9113"/>
+          <w:bottom w:val="single" w:sz="4" w:space="0" w:color="EB9113"/>
+          <w:right w:val="single" w:sz="4" w:space="0" w:color="EB9113"/>
+        </w:tblBorders>
+        <w:tblCellMar>
+          <w:left w:w="144" w:type="dxa"/>
+          <w:right w:w="144" w:type="dxa"/>
+        </w:tblCellMar>
+        <w:tblLook w:firstRow="0" w:lastRow="0" w:firstColumn="0" w:lastColumn="0" w:noHBand="0" w:noVBand="0" w:val="0000"/>
+      </w:tblPr>
+      <w:tr>
+        <w:trPr>
+          <w:cantSplit/>
+        </w:trPr>
+        <w:tc>
+          <w:tcPr>
+            <w:shd w:color="auto" w:fill="fcefdc" w:val="clear"/>
+            <w:tcMar>
+              <w:top w:w="92" w:type="dxa"/>
+              <w:bottom w:w="92" w:type="dxa"/>
+            </w:tcMar>
+          </w:tcPr>
+          <w:p>
+            <w:pPr>
+              <w:pStyle w:val="FirstParagraph"/>
+            </w:pPr>
+            <w:pPr>
+              <w:spacing w:before="0" w:after="0"/>
+              <w:textAlignment w:val="center"/>
+            </w:pPr>
+            <w:r>
+              <w:drawing>
+                <wp:inline>
+                  <wp:extent cx="152400" cy="152400"/>
+                  <wp:effectExtent b="0" l="0" r="0" t="0"/>
+                  <wp:docPr descr="" title="" id="820" name="Picture"/>
+                  <a:graphic>
+                    <a:graphicData uri="http://schemas.openxmlformats.org/drawingml/2006/picture">
+                      <pic:pic>
+                        <pic:nvPicPr>
+                          <pic:cNvPr descr="C:\PROGRA~1\Quarto\share\formats\docx\warning.png" id="821" name="Picture"/>
+                          <pic:cNvPicPr>
+                            <a:picLocks noChangeArrowheads="1" noChangeAspect="1"/>
+                          </pic:cNvPicPr>
+                        </pic:nvPicPr>
+                        <pic:blipFill>
+                          <a:blip r:embed="rId170"/>
+                          <a:stretch>
+                            <a:fillRect/>
+                          </a:stretch>
+                        </pic:blipFill>
+                        <pic:spPr bwMode="auto">
+                          <a:xfrm>
+                            <a:off x="0" y="0"/>
+                            <a:ext cx="152400" cy="152400"/>
+                          </a:xfrm>
+                          <a:prstGeom prst="rect">
+                            <a:avLst/>
+                          </a:prstGeom>
+                          <a:noFill/>
+                          <a:ln w="9525">
+                            <a:noFill/>
+                            <a:headEnd/>
+                            <a:tailEnd/>
+                          </a:ln>
+                        </pic:spPr>
+                      </pic:pic>
+                    </a:graphicData>
+                  </a:graphic>
+                </wp:inline>
+              </w:drawing>
+            </w:r>
+            <w:r>
+              <w:t xml:space="preserve"> </w:t>
+            </w:r>
+            <w:r>
+              <w:t xml:space="preserve"> </w:t>
+            </w:r>
+            <w:r>
+              <w:t xml:space="preserve">Travail de vérification en cours</w:t>
+            </w:r>
+          </w:p>
+        </w:tc>
+      </w:tr>
+      <w:tr>
+        <w:trPr>
+          <w:cantSplit/>
+        </w:trPr>
+        <w:tc>
+          <w:tcPr>
+            <w:tcMar>
+              <w:top w:w="108" w:type="dxa"/>
+              <w:bottom w:w="108" w:type="dxa"/>
+            </w:tcMar>
+          </w:tcPr>
+          <w:p>
+            <w:pPr>
+              <w:pStyle w:val="Corpsdetexte"/>
+            </w:pPr>
+            <w:pPr>
+              <w:spacing w:before="16" w:after="16"/>
+            </w:pPr>
+            <w:r>
+              <w:t xml:space="preserve">Les résultats présentés ci-dessous sont provisoires et pourront être ajustés ou enrichis par les informations supplémentaires recueillies lors des restitutions locales.</w:t>
+            </w:r>
+          </w:p>
+          <w:p/>
+        </w:tc>
+      </w:tr>
+    </w:tbl>
+    <w:bookmarkStart w:id="827" w:name="prévalence-des-cataclysmes"/>
+    <w:p>
+      <w:pPr>
+        <w:pStyle w:val="Titre2"/>
+      </w:pPr>
+      <w:r>
+        <w:t xml:space="preserve">8.1 Prévalence des cataclysmes</w:t>
+      </w:r>
+    </w:p>
+    <w:p>
+      <w:pPr>
+        <w:pStyle w:val="FirstParagraph"/>
+      </w:pPr>
+      <w:r>
+        <w:t xml:space="preserve">L’exposition aux aléas climatiques et biologiques est très élevée dans les zones rurales enquêtées. Le niveau d’exposition est quasi identique et extrêmement élevé dans les deux zones, touchant près de trois foyers sur quatre.</w:t>
+      </w:r>
+    </w:p>
+    <w:bookmarkStart w:id="822" w:name="taux-dexposition-global"/>
+    <w:p>
+      <w:pPr>
+        <w:pStyle w:val="Titre3"/>
+      </w:pPr>
+      <w:r>
+        <w:t xml:space="preserve">8.1.1 Taux d’exposition global</w:t>
+      </w:r>
+    </w:p>
+    <w:p>
+      <w:pPr>
+        <w:pStyle w:val="FirstParagraph"/>
+      </w:pPr>
+      <w:r>
+        <w:t xml:space="preserve">Quelle part des ménages enquêtés ont été touchés par au moins une catastrophe au cours de la campagne ?</w:t>
+      </w:r>
+    </w:p>
+    <w:p>
+      <w:pPr>
+        <w:pStyle w:val="Corpsdetexte"/>
+      </w:pPr>
+      <w:r>
+        <w:t xml:space="preserve">Dans l’Alaotra, 73 % des ménages déclarent avoir été touchés par au moins un événement. Les ménages affectés subissent en moyenne 1.8 événements. Le cataclysme le plus fréquemment cité est « Sécheresse ».</w:t>
+      </w:r>
+    </w:p>
+    <w:p>
+      <w:pPr>
+        <w:pStyle w:val="Corpsdetexte"/>
+      </w:pPr>
+      <w:r>
+        <w:t xml:space="preserve">Le taux d’exposition aux cataclysmes est très élevé.</w:t>
+      </w:r>
+    </w:p>
+    <w:bookmarkEnd w:id="822"/>
+    <w:bookmarkStart w:id="826" w:name="prévalence-par-type-de-catastrophe"/>
+    <w:p>
+      <w:pPr>
+        <w:pStyle w:val="Titre3"/>
+      </w:pPr>
+      <w:r>
+        <w:t xml:space="preserve">8.1.2 Prévalence par type de catastrophe</w:t>
+      </w:r>
+    </w:p>
+    <w:p>
+      <w:pPr>
+        <w:pStyle w:val="FirstParagraph"/>
+      </w:pPr>
+      <w:r>
+        <w:t xml:space="preserve">A Alaotra, l’analyse de la répartition des cataclysmes a met en évidence une prédominance marquée de la sécheresse qui affecte 56.4% des ménages. Les risques liés aux nuisibles constituent le second pôle de vulnérabilité avec 15.2% des foyers touchés par d’autres bestioles et 13.4% par les rats. Les maladies des cultures ou de l’élevage, tout comme les facteurs humains incluant les vols et dégradations concernent chacun 13.0% de la population enquêtée. Les aléas climatiques violents tels que les inondations et les cyclones présentent des taux de prévalence respectifs de 9.5% et 5.5%. Les autres catégories d’évènements, notamment la grêle (1.4%), les incendies ou la foudre (0.8%), les oiseaux (0.8%) et les invasions de criquets (0.4%), demeurent plus marginales au cours de la période de référence.</w:t>
+      </w:r>
+    </w:p>
+    <w:p>
+      <w:pPr>
+        <w:pStyle w:val="Corpsdetexte"/>
+      </w:pPr>
+      <w:r>
+        <w:t xml:space="preserve">La sécheresse est de loin le cataclysme le plus fréquemment cité, suivi des maladies (cultures/élevage), des rats et des facteurs humains (vol, dégradation). Les cyclones et inondations ont touché un nombre plus limité de ménages pour cette campagne.</w:t>
+      </w:r>
+    </w:p>
+    <w:p>
+      <w:pPr>
+        <w:pStyle w:val="Corpsdetexte"/>
+      </w:pPr>
+      <w:r>
+        <w:drawing>
+          <wp:inline>
+            <wp:extent cx="4620126" cy="5775157"/>
+            <wp:effectExtent b="0" l="0" r="0" t="0"/>
+            <wp:docPr descr="" title="" id="824" name="Picture"/>
+            <a:graphic>
+              <a:graphicData uri="http://schemas.openxmlformats.org/drawingml/2006/picture">
+                <pic:pic>
+                  <pic:nvPicPr>
+                    <pic:cNvPr descr="08_cataclysme_catastrophe_files/figure-docx/g1_prevalence_type-1.png" id="825" name="Picture"/>
+                    <pic:cNvPicPr>
+                      <a:picLocks noChangeArrowheads="1" noChangeAspect="1"/>
+                    </pic:cNvPicPr>
+                  </pic:nvPicPr>
+                  <pic:blipFill>
+                    <a:blip r:embed="rId823"/>
+                    <a:stretch>
+                      <a:fillRect/>
+                    </a:stretch>
+                  </pic:blipFill>
+                  <pic:spPr bwMode="auto">
+                    <a:xfrm>
+                      <a:off x="0" y="0"/>
+                      <a:ext cx="4620126" cy="5775157"/>
+                    </a:xfrm>
+                    <a:prstGeom prst="rect">
+                      <a:avLst/>
+                    </a:prstGeom>
+                    <a:noFill/>
+                    <a:ln w="9525">
+                      <a:noFill/>
+                      <a:headEnd/>
+                      <a:tailEnd/>
+                    </a:ln>
+                  </pic:spPr>
+                </pic:pic>
+              </a:graphicData>
+            </a:graphic>
+          </wp:inline>
+        </w:drawing>
+      </w:r>
+    </w:p>
+    <w:bookmarkEnd w:id="826"/>
+    <w:bookmarkEnd w:id="827"/>
+    <w:bookmarkStart w:id="841" w:name="sévérité-des-dégâts"/>
+    <w:p>
+      <w:pPr>
+        <w:pStyle w:val="Titre2"/>
+      </w:pPr>
+      <w:r>
+        <w:t xml:space="preserve">8.2 Sévérité des dégâts</w:t>
+      </w:r>
+    </w:p>
+    <w:p>
+      <w:pPr>
+        <w:pStyle w:val="FirstParagraph"/>
+      </w:pPr>
+      <w:r>
+        <w:t xml:space="preserve">Au-delà de la simple survenance, il est essentiel d’évaluer l’ampleur des dégâts causés. Trois domaines sont documentés : le logement, l’élevage et les conséquences sur les personnes du ménage.</w:t>
+      </w:r>
+    </w:p>
+    <w:bookmarkStart w:id="831" w:name="dégâts-sur-le-logement"/>
+    <w:p>
+      <w:pPr>
+        <w:pStyle w:val="Titre3"/>
+      </w:pPr>
+      <w:r>
+        <w:t xml:space="preserve">8.2.1 Dégâts sur le logement</w:t>
+      </w:r>
+    </w:p>
+    <w:p>
+      <w:pPr>
+        <w:pStyle w:val="FirstParagraph"/>
+      </w:pPr>
+      <w:r>
+        <w:t xml:space="preserve">Les dégâts sur le logement sont évalués selon quatre niveaux de gravité, du plus bénin (« Rien ») à la destruction totale. Le croisement avec le type de catastrophe permet d’identifier les aléas les plus destructeurs pour l’habitat.</w:t>
+      </w:r>
+    </w:p>
+    <w:p>
+      <w:pPr>
+        <w:pStyle w:val="Corpsdetexte"/>
+      </w:pPr>
+      <w:r>
+        <w:t xml:space="preserve">A Alaotra, l’évaluation des dommages causés aux habitations par les différents aléas révèle une sensibilité particulière aux événements cycloniques pour 45.8% des ménages . Les nuisibles biologiques, spécifiquement les rats, représentent également une menace significative pour l’intégrité du bâti touchant 35.9% des ménages exposés à ce risque. Les impacts liés aux actions humaines (8.3%) ou à d’autres types d’insectes et bestioles (5.6%) demeurent plus restreints.</w:t>
+      </w:r>
+    </w:p>
+    <w:p>
+      <w:pPr>
+        <w:pStyle w:val="Corpsdetexte"/>
+      </w:pPr>
+      <w:r>
+        <w:t xml:space="preserve">Il est à noter que les phénomènes de sécheresse, d’inondation ou de grêle n’ont engendré aucune dégradation déclarée sur les habitats durant cette campagne d’enquête.</w:t>
+      </w:r>
+    </w:p>
+    <w:p>
+      <w:pPr>
+        <w:pStyle w:val="CaptionedFigure"/>
+      </w:pPr>
+      <w:r>
+        <w:drawing>
+          <wp:inline>
+            <wp:extent cx="4620126" cy="9240252"/>
+            <wp:effectExtent b="0" l="0" r="0" t="0"/>
+            <wp:docPr descr="Dégâts sur le logement par type de catastrophe" title="" id="829" name="Picture"/>
+            <a:graphic>
+              <a:graphicData uri="http://schemas.openxmlformats.org/drawingml/2006/picture">
+                <pic:pic>
+                  <pic:nvPicPr>
+                    <pic:cNvPr descr="08_cataclysme_catastrophe_files/figure-docx/fig_degats_logement-1.png" id="830" name="Picture"/>
+                    <pic:cNvPicPr>
+                      <a:picLocks noChangeArrowheads="1" noChangeAspect="1"/>
+                    </pic:cNvPicPr>
+                  </pic:nvPicPr>
+                  <pic:blipFill>
+                    <a:blip r:embed="rId828"/>
+                    <a:stretch>
+                      <a:fillRect/>
+                    </a:stretch>
+                  </pic:blipFill>
+                  <pic:spPr bwMode="auto">
+                    <a:xfrm>
+                      <a:off x="0" y="0"/>
+                      <a:ext cx="4620126" cy="9240252"/>
+                    </a:xfrm>
+                    <a:prstGeom prst="rect">
+                      <a:avLst/>
+                    </a:prstGeom>
+                    <a:noFill/>
+                    <a:ln w="9525">
+                      <a:noFill/>
+                      <a:headEnd/>
+                      <a:tailEnd/>
+                    </a:ln>
+                  </pic:spPr>
+                </pic:pic>
+              </a:graphicData>
+            </a:graphic>
+          </wp:inline>
+        </w:drawing>
+      </w:r>
+    </w:p>
+    <w:p>
+      <w:pPr>
+        <w:pStyle w:val="ImageCaption"/>
+      </w:pPr>
+      <w:r>
+        <w:t xml:space="preserve">Dégâts sur le logement par type de catastrophe</w:t>
+      </w:r>
+    </w:p>
+    <w:bookmarkEnd w:id="831"/>
+    <w:bookmarkStart w:id="832" w:name="dégâts-sur-lélevage"/>
+    <w:p>
+      <w:pPr>
+        <w:pStyle w:val="Titre3"/>
+      </w:pPr>
+      <w:r>
+        <w:t xml:space="preserve">8.2.2 Dégâts sur l’élevage</w:t>
+      </w:r>
+    </w:p>
+    <w:p>
+      <w:pPr>
+        <w:pStyle w:val="FirstParagraph"/>
+      </w:pPr>
+      <w:r>
+        <w:rPr>
+          <w:b/>
+          <w:bCs/>
+        </w:rPr>
+        <w:t xml:space="preserve">A VOIR DANS LE CODE R POURQUOI LA FIGURE NE S’AFFICHE PAS + INTERPRETATION</w:t>
+      </w:r>
+    </w:p>
+    <w:p>
+      <w:pPr>
+        <w:pStyle w:val="Corpsdetexte"/>
+      </w:pPr>
+      <w:r>
+        <w:t xml:space="preserve">Les dégâts sur l’élevage sont particulièrement importants pour certains aléas : les maladies et la sécheresse peuvent entraîner des pertes significatives (catégorie « Beaucoup » ou « Destruction totale »).</w:t>
+      </w:r>
+    </w:p>
+    <w:bookmarkEnd w:id="832"/>
+    <w:bookmarkStart w:id="836" w:name="conséquences-sur-les-personnes"/>
+    <w:p>
+      <w:pPr>
+        <w:pStyle w:val="Titre3"/>
+      </w:pPr>
+      <w:r>
+        <w:t xml:space="preserve">8.2.3 Conséquences sur les personnes</w:t>
+      </w:r>
+    </w:p>
+    <w:p>
+      <w:pPr>
+        <w:pStyle w:val="FirstParagraph"/>
+      </w:pPr>
+      <w:r>
+        <w:t xml:space="preserve">La conséquence la plus répandue est le manque de vivres, directement lié aux pertes agricoles. Les décès et disparitions, bien que rares, sont signalés pour certains cataclysmes (inondations, cyclones).</w:t>
+      </w:r>
+    </w:p>
+    <w:p>
+      <w:pPr>
+        <w:pStyle w:val="Corpsdetexte"/>
+      </w:pPr>
+      <w:r>
+        <w:t xml:space="preserve">A Alaotra, les événements cycloniques se distinguent par une incidence élevée sur la santé, affectant 24.0% des ménages exposés sous forme de blessures ou de maladies. Les pathologies liées au capital productif, incluant les cultures et l’élevage, engendrent également des conséquences sanitaires pour 15.3% des ménages concernés. Le manque de vivres, bien que relativement contenu pour la majorité des aléas, atteint 11.9% des cas lors de catastrophes d’origine humaine. Enfin, bien que rares, des décès ou disparitions sont rapportés lors d’inondations (2.4%), de maladies (1.7%), d’attaques de nuisibles (1.5%) et de périodes de sécheresse (1.2%), illustrant la dangerosité potentielle de ces phénomènes malgré une majorité de situations sans dommage corporel direct.</w:t>
+      </w:r>
+    </w:p>
+    <w:p>
+      <w:pPr>
+        <w:pStyle w:val="CaptionedFigure"/>
+      </w:pPr>
+      <w:r>
+        <w:drawing>
+          <wp:inline>
+            <wp:extent cx="4620126" cy="4042610"/>
+            <wp:effectExtent b="0" l="0" r="0" t="0"/>
+            <wp:docPr descr="Conséquences des cataclysmes sur les personnes" title="" id="834" name="Picture"/>
+            <a:graphic>
+              <a:graphicData uri="http://schemas.openxmlformats.org/drawingml/2006/picture">
+                <pic:pic>
+                  <pic:nvPicPr>
+                    <pic:cNvPr descr="08_cataclysme_catastrophe_files/figure-docx/fig_degats_personnes-1.png" id="835" name="Picture"/>
+                    <pic:cNvPicPr>
+                      <a:picLocks noChangeArrowheads="1" noChangeAspect="1"/>
+                    </pic:cNvPicPr>
+                  </pic:nvPicPr>
+                  <pic:blipFill>
+                    <a:blip r:embed="rId833"/>
+                    <a:stretch>
+                      <a:fillRect/>
+                    </a:stretch>
+                  </pic:blipFill>
+                  <pic:spPr bwMode="auto">
+                    <a:xfrm>
+                      <a:off x="0" y="0"/>
+                      <a:ext cx="4620126" cy="4042610"/>
+                    </a:xfrm>
+                    <a:prstGeom prst="rect">
+                      <a:avLst/>
+                    </a:prstGeom>
+                    <a:noFill/>
+                    <a:ln w="9525">
+                      <a:noFill/>
+                      <a:headEnd/>
+                      <a:tailEnd/>
+                    </a:ln>
+                  </pic:spPr>
+                </pic:pic>
+              </a:graphicData>
+            </a:graphic>
+          </wp:inline>
+        </w:drawing>
+      </w:r>
+    </w:p>
+    <w:p>
+      <w:pPr>
+        <w:pStyle w:val="ImageCaption"/>
+      </w:pPr>
+      <w:r>
+        <w:t xml:space="preserve">Conséquences des cataclysmes sur les personnes</w:t>
+      </w:r>
+    </w:p>
+    <w:bookmarkEnd w:id="836"/>
+    <w:bookmarkStart w:id="840" w:name="X8a171b41bcc09a3f8d1a3f452aa03aa06659af0"/>
+    <w:p>
+      <w:pPr>
+        <w:pStyle w:val="Titre3"/>
+      </w:pPr>
+      <w:r>
+        <w:t xml:space="preserve">8.2.4 Profil de sévérité des principaux cataclysmes</w:t>
+      </w:r>
+    </w:p>
+    <w:p>
+      <w:pPr>
+        <w:pStyle w:val="FirstParagraph"/>
+      </w:pPr>
+      <w:r>
+        <w:t xml:space="preserve">Le graphique précédent révèle que la sévérité des dégâts sur l’élevage varie fortement selon le type de catastrophe. Les destructions totales sont surtout associées aux événements les plus violents (cyclones, inondations), tandis que les sécheresses et les maladies animales engendrent des pertes plus diffuses mais néanmoins significatives.</w:t>
+      </w:r>
+    </w:p>
+    <w:p>
+      <w:pPr>
+        <w:pStyle w:val="Corpsdetexte"/>
+      </w:pPr>
+      <w:r>
+        <w:t xml:space="preserve">A Alaotra, l’analyse de la sévérité des dégâts sur l’élevage montre que les maladies constituent la menace la plus grave pour l’agriculture et l’élevage. Près de 51.6% des ménages touchés par des maladies des cultures/élevage rapportent des dommages importants ou une destruction totale . Les sinistres d’origine humaine, incluant les vols et dégradations, entraînent également des pertes sévères pour 36.1% des foyers concernés. À l’inverse, l’impact des rats, de la sécheresse et des autres nuisibles biologiques reste marginal. Plus de 90.0% des ménages exposés à ces aléas ne déclarant aucun dégât notable.</w:t>
+      </w:r>
+    </w:p>
+    <w:p>
+      <w:pPr>
+        <w:pStyle w:val="Corpsdetexte"/>
+      </w:pPr>
+      <w:r>
+        <w:drawing>
+          <wp:inline>
+            <wp:extent cx="4620126" cy="9240252"/>
+            <wp:effectExtent b="0" l="0" r="0" t="0"/>
+            <wp:docPr descr="" title="" id="838" name="Picture"/>
+            <a:graphic>
+              <a:graphicData uri="http://schemas.openxmlformats.org/drawingml/2006/picture">
+                <pic:pic>
+                  <pic:nvPicPr>
+                    <pic:cNvPr descr="08_cataclysme_catastrophe_files/figure-docx/g2_severite_profil-1.png" id="839" name="Picture"/>
+                    <pic:cNvPicPr>
+                      <a:picLocks noChangeArrowheads="1" noChangeAspect="1"/>
+                    </pic:cNvPicPr>
+                  </pic:nvPicPr>
+                  <pic:blipFill>
+                    <a:blip r:embed="rId837"/>
+                    <a:stretch>
+                      <a:fillRect/>
+                    </a:stretch>
+                  </pic:blipFill>
+                  <pic:spPr bwMode="auto">
+                    <a:xfrm>
+                      <a:off x="0" y="0"/>
+                      <a:ext cx="4620126" cy="9240252"/>
+                    </a:xfrm>
+                    <a:prstGeom prst="rect">
+                      <a:avLst/>
+                    </a:prstGeom>
+                    <a:noFill/>
+                    <a:ln w="9525">
+                      <a:noFill/>
+                      <a:headEnd/>
+                      <a:tailEnd/>
+                    </a:ln>
+                  </pic:spPr>
+                </pic:pic>
+              </a:graphicData>
+            </a:graphic>
+          </wp:inline>
+        </w:drawing>
+      </w:r>
+    </w:p>
+    <w:p>
+      <w:pPr>
+        <w:pStyle w:val="Corpsdetexte"/>
+      </w:pPr>
+      <w:r>
+        <w:t xml:space="preserve">Le graphique précédent révèle que la sévérité des dégâts sur l’élevage varie fortement selon le type de catastrophe. Les destructions totales sont surtout associées aux événements les plus violents (cyclones, inondations), tandis que les sécheresses et les maladies animales engendrent des pertes plus diffuses mais néanmoins significatives.</w:t>
+      </w:r>
+    </w:p>
+    <w:bookmarkEnd w:id="840"/>
+    <w:bookmarkEnd w:id="841"/>
+    <w:bookmarkStart w:id="845" w:name="saisonnalité-des-cataclysmes"/>
+    <w:p>
+      <w:pPr>
+        <w:pStyle w:val="Titre2"/>
+      </w:pPr>
+      <w:r>
+        <w:t xml:space="preserve">8.3 Saisonnalité des cataclysmes</w:t>
+      </w:r>
+    </w:p>
+    <w:p>
+      <w:pPr>
+        <w:pStyle w:val="FirstParagraph"/>
+      </w:pPr>
+      <w:r>
+        <w:t xml:space="preserve">Les événements peuvent survenir en période de soudure (lorsque les stocks sont déjà bas) ou hors soudure. La coïncidence avec la soudure aggrave considérablement l’impact sur la sécurité alimentaire.</w:t>
+      </w:r>
+    </w:p>
+    <w:p>
+      <w:pPr>
+        <w:pStyle w:val="Corpsdetexte"/>
+      </w:pPr>
+      <w:r>
+        <w:t xml:space="preserve">La majorité des cataclysmes surviennent pendant la période de soudure, ce qui amplifie leur impact sur la sécurité alimentaire des ménages. La sécheresse et les maladies, notamment, frappent souvent lorsque les stocks sont déjà au plus bas.</w:t>
+      </w:r>
+    </w:p>
+    <w:p>
+      <w:pPr>
+        <w:pStyle w:val="Corpsdetexte"/>
+      </w:pPr>
+      <w:r>
+        <w:t xml:space="preserve">A Alaotra, l’analyse de la période de survenance des aléas met en évidence une forte corrélation entre les chocs climatiques majeurs et la période de soudure. Les cyclones et les inondations surviennent ainsi très majoritairement durant cette phase critique avec des taux respectifs de 85.7% et 77.1%. Les phénomènes de grêle (71.4%) sont également prédominants durant les mois de pénurie alimentaire. Bien qu’une légère majorité des cas (55.2%) soit enregistrée pendant la soudure, la sécheresse présente une répartition plus équilibrée. À l’inverse, les risques biologiques et humains sont plus fréquents hors période de soudure notamment pour les attaques de rats (80.9%), les maladies des cultures et de l’élevage (68.2%) et les nuisibles divers (59.7%). Les facteurs humains incluant les vols et dégradations touchent 54.5% des ménages en dehors de la phase de soudure.</w:t>
+      </w:r>
+    </w:p>
+    <w:p>
+      <w:pPr>
+        <w:pStyle w:val="Corpsdetexte"/>
+      </w:pPr>
+      <w:r>
+        <w:drawing>
+          <wp:inline>
+            <wp:extent cx="4620126" cy="9240252"/>
+            <wp:effectExtent b="0" l="0" r="0" t="0"/>
+            <wp:docPr descr="" title="" id="843" name="Picture"/>
+            <a:graphic>
+              <a:graphicData uri="http://schemas.openxmlformats.org/drawingml/2006/picture">
+                <pic:pic>
+                  <pic:nvPicPr>
+                    <pic:cNvPr descr="08_cataclysme_catastrophe_files/figure-docx/g3_saisonnalite-1.png" id="844" name="Picture"/>
+                    <pic:cNvPicPr>
+                      <a:picLocks noChangeArrowheads="1" noChangeAspect="1"/>
+                    </pic:cNvPicPr>
+                  </pic:nvPicPr>
+                  <pic:blipFill>
+                    <a:blip r:embed="rId842"/>
+                    <a:stretch>
+                      <a:fillRect/>
+                    </a:stretch>
+                  </pic:blipFill>
+                  <pic:spPr bwMode="auto">
+                    <a:xfrm>
+                      <a:off x="0" y="0"/>
+                      <a:ext cx="4620126" cy="9240252"/>
+                    </a:xfrm>
+                    <a:prstGeom prst="rect">
+                      <a:avLst/>
+                    </a:prstGeom>
+                    <a:noFill/>
+                    <a:ln w="9525">
+                      <a:noFill/>
+                      <a:headEnd/>
+                      <a:tailEnd/>
+                    </a:ln>
+                  </pic:spPr>
+                </pic:pic>
+              </a:graphicData>
+            </a:graphic>
+          </wp:inline>
+        </w:drawing>
+      </w:r>
+    </w:p>
+    <w:p>
+      <w:pPr>
+        <w:pStyle w:val="Corpsdetexte"/>
+      </w:pPr>
+      <w:r>
+        <w:t xml:space="preserve">La majorité des cataclysmes surviennent pendant la période de soudure, ce qui amplifie leur impact sur la sécurité alimentaire des ménages. La sécheresse et les maladies, notamment, frappent souvent lorsque les stocks sont déjà au plus bas.</w:t>
+      </w:r>
+    </w:p>
+    <w:bookmarkEnd w:id="845"/>
+    <w:bookmarkStart w:id="862" w:name="dégâts-agricoles-par-culture"/>
+    <w:p>
+      <w:pPr>
+        <w:pStyle w:val="Titre2"/>
+      </w:pPr>
+      <w:r>
+        <w:t xml:space="preserve">8.4 Dégâts agricoles par culture</w:t>
+      </w:r>
+    </w:p>
+    <w:p>
+      <w:pPr>
+        <w:pStyle w:val="FirstParagraph"/>
+      </w:pPr>
+      <w:r>
+        <w:t xml:space="preserve">Ce chapitre identifie les:cultures les plus sinistrées, détaille la gravité des dommages subis par les champs et les stocks de riz selon le type d’aléa.</w:t>
+      </w:r>
+    </w:p>
+    <w:p>
+      <w:pPr>
+        <w:pStyle w:val="Corpsdetexte"/>
+      </w:pPr>
+      <w:r>
+        <w:t xml:space="preserve">Le fichier</w:t>
+      </w:r>
+      <w:r>
+        <w:t xml:space="preserve"> </w:t>
+      </w:r>
+      <w:r>
+        <w:rPr>
+          <w:rStyle w:val="VerbatimChar"/>
+        </w:rPr>
+        <w:t xml:space="preserve">res_cca</w:t>
+      </w:r>
+      <w:r>
+        <w:t xml:space="preserve"> </w:t>
+      </w:r>
+      <w:r>
+        <w:t xml:space="preserve">détaille les dégâts subis par chaque culture, en distinguant les pertes sur les champs (en cours de croissance) et sur les stocks (après récolte). Cette information est cruciale pour évaluer l’impact réel sur la production alimentaire.</w:t>
+      </w:r>
+    </w:p>
+    <w:bookmarkStart w:id="849" w:name="cultures-les-plus-touchées"/>
+    <w:p>
+      <w:pPr>
+        <w:pStyle w:val="Titre3"/>
+      </w:pPr>
+      <w:r>
+        <w:t xml:space="preserve">8.4.1 Cultures les plus touchées</w:t>
+      </w:r>
+    </w:p>
+    <w:p>
+      <w:pPr>
+        <w:pStyle w:val="FirstParagraph"/>
+      </w:pPr>
+      <w:r>
+        <w:t xml:space="preserve">A Alaotra, le riz s’impose comme la culture la plus fréquemment touchée pour 33.9% des ménages déclarant des dégâts. Devant le maïs à 9.1% et le manioc à 6.5%, le haricot constitue le second pôle de fragilité avec 16.9% de signalements . Les brèdes et le haricot vert subissent également des pertes notables concernant respectivement 5.4% et 4.7% des exploitants. Le reste du classement est composé du concombre (2.4%), de l’arachide (1.8%) ainsi que de la carotte et de la mangue, qui enregistrent chacune un taux de sinistralité de 1.7%.</w:t>
+      </w:r>
+    </w:p>
+    <w:p>
+      <w:pPr>
+        <w:pStyle w:val="CaptionedFigure"/>
+      </w:pPr>
+      <w:r>
+        <w:drawing>
+          <wp:inline>
+            <wp:extent cx="4620126" cy="9240252"/>
+            <wp:effectExtent b="0" l="0" r="0" t="0"/>
+            <wp:docPr descr="Top 10 des cultures les plus touchées" title="" id="847" name="Picture"/>
+            <a:graphic>
+              <a:graphicData uri="http://schemas.openxmlformats.org/drawingml/2006/picture">
+                <pic:pic>
+                  <pic:nvPicPr>
+                    <pic:cNvPr descr="08_cataclysme_catastrophe_files/figure-docx/fig_cultures_touchees-1.png" id="848" name="Picture"/>
+                    <pic:cNvPicPr>
+                      <a:picLocks noChangeArrowheads="1" noChangeAspect="1"/>
+                    </pic:cNvPicPr>
+                  </pic:nvPicPr>
+                  <pic:blipFill>
+                    <a:blip r:embed="rId846"/>
+                    <a:stretch>
+                      <a:fillRect/>
+                    </a:stretch>
+                  </pic:blipFill>
+                  <pic:spPr bwMode="auto">
+                    <a:xfrm>
+                      <a:off x="0" y="0"/>
+                      <a:ext cx="4620126" cy="9240252"/>
+                    </a:xfrm>
+                    <a:prstGeom prst="rect">
+                      <a:avLst/>
+                    </a:prstGeom>
+                    <a:noFill/>
+                    <a:ln w="9525">
+                      <a:noFill/>
+                      <a:headEnd/>
+                      <a:tailEnd/>
+                    </a:ln>
+                  </pic:spPr>
+                </pic:pic>
+              </a:graphicData>
+            </a:graphic>
+          </wp:inline>
+        </w:drawing>
+      </w:r>
+    </w:p>
+    <w:p>
+      <w:pPr>
+        <w:pStyle w:val="ImageCaption"/>
+      </w:pPr>
+      <w:r>
+        <w:t xml:space="preserve">Top 10 des cultures les plus touchées</w:t>
+      </w:r>
+    </w:p>
+    <w:p>
+      <w:pPr>
+        <w:pStyle w:val="Corpsdetexte"/>
+      </w:pPr>
+      <w:r>
+        <w:t xml:space="preserve">Le riz, culture vivrière dominante, est de loin la culture la plus exposée aux cataclysmes. Le haricot, le maïs et le manioc figurent également parmi les cultures les plus touchées.</w:t>
+      </w:r>
+    </w:p>
+    <w:bookmarkEnd w:id="849"/>
+    <w:bookmarkStart w:id="853" w:name="X761fe4265c538f6bafac6cdcff31c03acc14793"/>
+    <w:p>
+      <w:pPr>
+        <w:pStyle w:val="Titre3"/>
+      </w:pPr>
+      <w:r>
+        <w:t xml:space="preserve">8.4.2 Dégâts sur les champs de riz par type de catastrophe</w:t>
+      </w:r>
+    </w:p>
+    <w:p>
+      <w:pPr>
+        <w:pStyle w:val="FirstParagraph"/>
+      </w:pPr>
+      <w:r>
+        <w:t xml:space="preserve">Le riz étant la culture la plus exposée, il est utile de décomposer la gravité des dégâts sur les champs de riz selon le type de catastrophe. La lecture croisée de la sévérité et du type d’événement permet de hiérarchiser les risques pour la production rizicole.</w:t>
+      </w:r>
+    </w:p>
+    <w:p>
+      <w:pPr>
+        <w:pStyle w:val="Corpsdetexte"/>
+      </w:pPr>
+      <w:r>
+        <w:t xml:space="preserve">A Alaotra, la sécheresse et les inondations constituent les menaces les plus sévères pour les champs de riz. Près de 71.7% des exploitants touchés par la sécheresse rapportent des dommages qualifiés de beaucoup ou une destruction totale, soit respectivement 58.6% et 13.1%. De même, les inondations engendrent des pertes importantes ou totales pour 53.9% des ménages sinistrés. Bien que moins fréquente, la grêle se distingue par une intensité de dégâts remarquable avec 77.8% des cas étant classés dans la catégorie beaucoup. Les nuisibles biologiques comme les rats ont un impact significatif, affectant un peu de la production pour 58.5% des parcelles et beaucoup pour 12.2% d’entre elles. En revanche, les événements liés aux cyclones se traduisent majoritairement par des dégâts qualifiés de «un peu» pour 70.0% des répondants sans enregistrer de destruction totale sur les champs de riz au cours de cette campagne.</w:t>
+      </w:r>
+    </w:p>
+    <w:p>
+      <w:pPr>
+        <w:pStyle w:val="CaptionedFigure"/>
+      </w:pPr>
+      <w:r>
+        <w:drawing>
+          <wp:inline>
+            <wp:extent cx="4620126" cy="4620126"/>
+            <wp:effectExtent b="0" l="0" r="0" t="0"/>
+            <wp:docPr descr="Gravité des dégâts sur les champs de riz" title="" id="851" name="Picture"/>
+            <a:graphic>
+              <a:graphicData uri="http://schemas.openxmlformats.org/drawingml/2006/picture">
+                <pic:pic>
+                  <pic:nvPicPr>
+                    <pic:cNvPr descr="08_cataclysme_catastrophe_files/figure-docx/fig_degats_champs_riz-1.png" id="852" name="Picture"/>
+                    <pic:cNvPicPr>
+                      <a:picLocks noChangeArrowheads="1" noChangeAspect="1"/>
+                    </pic:cNvPicPr>
+                  </pic:nvPicPr>
+                  <pic:blipFill>
+                    <a:blip r:embed="rId850"/>
+                    <a:stretch>
+                      <a:fillRect/>
+                    </a:stretch>
+                  </pic:blipFill>
+                  <pic:spPr bwMode="auto">
+                    <a:xfrm>
+                      <a:off x="0" y="0"/>
+                      <a:ext cx="4620126" cy="4620126"/>
+                    </a:xfrm>
+                    <a:prstGeom prst="rect">
+                      <a:avLst/>
+                    </a:prstGeom>
+                    <a:noFill/>
+                    <a:ln w="9525">
+                      <a:noFill/>
+                      <a:headEnd/>
+                      <a:tailEnd/>
+                    </a:ln>
+                  </pic:spPr>
+                </pic:pic>
+              </a:graphicData>
+            </a:graphic>
+          </wp:inline>
+        </w:drawing>
+      </w:r>
+    </w:p>
+    <w:p>
+      <w:pPr>
+        <w:pStyle w:val="ImageCaption"/>
+      </w:pPr>
+      <w:r>
+        <w:t xml:space="preserve">Gravité des dégâts sur les champs de riz</w:t>
+      </w:r>
+    </w:p>
+    <w:bookmarkEnd w:id="853"/>
+    <w:bookmarkStart w:id="857" w:name="Xcf77f7ca95e8511826fa9c1eb4f3d1682b70b3d"/>
+    <w:p>
+      <w:pPr>
+        <w:pStyle w:val="Titre3"/>
+      </w:pPr>
+      <w:r>
+        <w:t xml:space="preserve">8.4.3 Dégâts sur les stocks de riz par type de catastrophe</w:t>
+      </w:r>
+    </w:p>
+    <w:p>
+      <w:pPr>
+        <w:pStyle w:val="FirstParagraph"/>
+      </w:pPr>
+      <w:r>
+        <w:t xml:space="preserve">A Alaotra, l’évaluation de la gravité des préjudices subis par les réserves de riz révèle une vulnérabilité particulièrement marquée face à la grêle et à la sécheresse. Pour les ménages touchés par la grêle, 62.5% signalent des dégâts qualifiés de beaucoup. La sécheresse constitue l’aléa le plus diversifié dans ses impacts provoquant une destruction totale des stocks pour 1.9% des sinistrés, tandis que 17.5% rapportent des pertes importantes et 24.5% des dommages modérés. Les événements cycloniques impactent également les stocks, avec 11.1% de pertes importantes et 22.2% de dégâts légers. Les nuisibles biologiques tels que les rats et autres bestioles engendrent des dommages pour respectivement 17.5% et 11.7% des ménages exposés. En revanche, les facteurs humains, les inondations et les maladies ont des répercussions plus limitées sur le stockage, la grande majorité des cas ne donnant lieu à aucun dégât notable.</w:t>
+      </w:r>
+    </w:p>
+    <w:p>
+      <w:pPr>
+        <w:pStyle w:val="CaptionedFigure"/>
+      </w:pPr>
+      <w:r>
+        <w:drawing>
+          <wp:inline>
+            <wp:extent cx="4620126" cy="4620126"/>
+            <wp:effectExtent b="0" l="0" r="0" t="0"/>
+            <wp:docPr descr="Gravité des dégâts sur les stocks de riz" title="" id="855" name="Picture"/>
+            <a:graphic>
+              <a:graphicData uri="http://schemas.openxmlformats.org/drawingml/2006/picture">
+                <pic:pic>
+                  <pic:nvPicPr>
+                    <pic:cNvPr descr="08_cataclysme_catastrophe_files/figure-docx/fig_degats_stocks_riz-1.png" id="856" name="Picture"/>
+                    <pic:cNvPicPr>
+                      <a:picLocks noChangeArrowheads="1" noChangeAspect="1"/>
+                    </pic:cNvPicPr>
+                  </pic:nvPicPr>
+                  <pic:blipFill>
+                    <a:blip r:embed="rId854"/>
+                    <a:stretch>
+                      <a:fillRect/>
+                    </a:stretch>
+                  </pic:blipFill>
+                  <pic:spPr bwMode="auto">
+                    <a:xfrm>
+                      <a:off x="0" y="0"/>
+                      <a:ext cx="4620126" cy="4620126"/>
+                    </a:xfrm>
+                    <a:prstGeom prst="rect">
+                      <a:avLst/>
+                    </a:prstGeom>
+                    <a:noFill/>
+                    <a:ln w="9525">
+                      <a:noFill/>
+                      <a:headEnd/>
+                      <a:tailEnd/>
+                    </a:ln>
+                  </pic:spPr>
+                </pic:pic>
+              </a:graphicData>
+            </a:graphic>
+          </wp:inline>
+        </w:drawing>
+      </w:r>
+    </w:p>
+    <w:p>
+      <w:pPr>
+        <w:pStyle w:val="ImageCaption"/>
+      </w:pPr>
+      <w:r>
+        <w:t xml:space="preserve">Gravité des dégâts sur les stocks de riz</w:t>
+      </w:r>
+    </w:p>
+    <w:p>
+      <w:pPr>
+        <w:pStyle w:val="Corpsdetexte"/>
+      </w:pPr>
+      <w:r>
+        <w:t xml:space="preserve">Les dégâts sur les stocks, bien que moins fréquents que sur les champs, affectent directement les réserves alimentaires du ménage, en particulier lorsqu’ils surviennent en période de soudure. Les rats et les insectes nuisibles constituent les principales causes de pertes post-récolte, auxquelles s’ajoutent les conditions de stockage précaires face aux intempéries.</w:t>
+      </w:r>
+    </w:p>
+    <w:bookmarkEnd w:id="857"/>
+    <w:bookmarkStart w:id="861" w:name="Xc5153409833405fb69cd75dc36cbc4fc94497fa"/>
+    <w:p>
+      <w:pPr>
+        <w:pStyle w:val="Titre3"/>
+      </w:pPr>
+      <w:r>
+        <w:t xml:space="preserve">8.4.4 Comparaison dégâts champs vs stocks pour les principales cultures</w:t>
+      </w:r>
+    </w:p>
+    <w:p>
+      <w:pPr>
+        <w:pStyle w:val="FirstParagraph"/>
+      </w:pPr>
+      <w:r>
+        <w:t xml:space="preserve">Les dégâts sur les champs (cultures en cours) sont systématiquement plus fréquents que les pertes de stocks. Toutefois, les pertes de stocks, même si elles concernent moins de ménages, ont un impact direct sur les réserves alimentaires disponibles.</w:t>
+      </w:r>
+    </w:p>
+    <w:p>
+      <w:pPr>
+        <w:pStyle w:val="Corpsdetexte"/>
+      </w:pPr>
+      <w:r>
+        <w:t xml:space="preserve">A Alaotra, l’analyse comparative de l’incidence des sinistres entre les cultures sur pied et les produits stockés met en évidence une vulnérabilité systématiquement plus élevée des champs par rapport aux stocks. Pour la production rizicole, plus de 90.0% des ménages rapportent des dommages significatifs sur les parcelles en croissance, alors que les pertes sur les stocks concernent environ 40.0% de ces ménages. Une tendance similaire est observée pour les autres cultures majeures telles que le maïs, le haricot et le manioc, où la prévalence des dégâts aux champs se situe entre 80.0% et 90.0%, tandis que les atteintes aux stocks demeurent nettement inférieures, affectant environ 25.0% à 30.0% des cas. Les brèdes affichent également un contraste marqué avec environ 75.0% de sinistralité aux champs contre 20.0% pour le stockage.</w:t>
+      </w:r>
+    </w:p>
+    <w:p>
+      <w:pPr>
+        <w:pStyle w:val="Corpsdetexte"/>
+      </w:pPr>
+      <w:r>
+        <w:drawing>
+          <wp:inline>
+            <wp:extent cx="4620126" cy="9240252"/>
+            <wp:effectExtent b="0" l="0" r="0" t="0"/>
+            <wp:docPr descr="" title="" id="859" name="Picture"/>
+            <a:graphic>
+              <a:graphicData uri="http://schemas.openxmlformats.org/drawingml/2006/picture">
+                <pic:pic>
+                  <pic:nvPicPr>
+                    <pic:cNvPr descr="08_cataclysme_catastrophe_files/figure-docx/g4_champs_vs_stocks-1.png" id="860" name="Picture"/>
+                    <pic:cNvPicPr>
+                      <a:picLocks noChangeArrowheads="1" noChangeAspect="1"/>
+                    </pic:cNvPicPr>
+                  </pic:nvPicPr>
+                  <pic:blipFill>
+                    <a:blip r:embed="rId858"/>
+                    <a:stretch>
+                      <a:fillRect/>
+                    </a:stretch>
+                  </pic:blipFill>
+                  <pic:spPr bwMode="auto">
+                    <a:xfrm>
+                      <a:off x="0" y="0"/>
+                      <a:ext cx="4620126" cy="9240252"/>
+                    </a:xfrm>
+                    <a:prstGeom prst="rect">
+                      <a:avLst/>
+                    </a:prstGeom>
+                    <a:noFill/>
+                    <a:ln w="9525">
+                      <a:noFill/>
+                      <a:headEnd/>
+                      <a:tailEnd/>
+                    </a:ln>
+                  </pic:spPr>
+                </pic:pic>
+              </a:graphicData>
+            </a:graphic>
+          </wp:inline>
+        </w:drawing>
+      </w:r>
+    </w:p>
+    <w:p>
+      <w:pPr>
+        <w:pStyle w:val="Corpsdetexte"/>
+      </w:pPr>
+      <w:r>
+        <w:t xml:space="preserve">Les dégâts sur les champs (cultures en cours) sont systématiquement plus fréquents que les pertes de stocks. Toutefois, les pertes de stocks, même si elles concernent moins de ménages, ont un impact direct sur les réserves alimentaires disponibles.</w:t>
+      </w:r>
+    </w:p>
+    <w:bookmarkEnd w:id="861"/>
+    <w:bookmarkEnd w:id="862"/>
+    <w:bookmarkEnd w:id="863"/>
+    <w:bookmarkStart w:id="910" w:name="X03cb89d846b4b88883df2a757e95414db7d381a"/>
+    <w:p>
+      <w:pPr>
+        <w:pStyle w:val="Titre1"/>
+      </w:pPr>
+      <w:r>
+        <w:t xml:space="preserve">9. Insertion sociale et accès des ménages aux projets</w:t>
+      </w:r>
+    </w:p>
+    <w:p>
+      <w:pPr>
+        <w:pStyle w:val="FirstParagraph"/>
+      </w:pPr>
+      <w:r>
+        <w:t xml:space="preserve">Ce chapitre analyse l’insertion sociale des ménages à travers leur appartenance à des organisations et associations, ainsi que leur accès aux projets de développement dans les observatoires d’Alaotra et de Marovoay.</w:t>
+      </w:r>
+    </w:p>
+    <w:tbl>
+      <w:tblPr>
+        <w:tblStyle w:val="Table"/>
+        <w:tblLook w:firstRow="0" w:lastRow="0" w:firstColumn="0" w:lastColumn="0" w:noHBand="0" w:noVBand="0" w:val="0000"/>
+        <w:tblBorders>
+          <w:top w:val="single" w:sz="4" w:space="0" w:color="EB9113"/>
+          <w:left w:val="single" w:sz="24" w:space="0" w:color="EB9113"/>
+          <w:bottom w:val="single" w:sz="4" w:space="0" w:color="EB9113"/>
+          <w:right w:val="single" w:sz="4" w:space="0" w:color="EB9113"/>
+        </w:tblBorders>
+        <w:tblCellMar>
+          <w:left w:w="144" w:type="dxa"/>
+          <w:right w:w="144" w:type="dxa"/>
+        </w:tblCellMar>
+        <w:tblLook w:firstRow="0" w:lastRow="0" w:firstColumn="0" w:lastColumn="0" w:noHBand="0" w:noVBand="0" w:val="0000"/>
+      </w:tblPr>
+      <w:tr>
+        <w:trPr>
+          <w:cantSplit/>
+        </w:trPr>
+        <w:tc>
+          <w:tcPr>
+            <w:shd w:color="auto" w:fill="fcefdc" w:val="clear"/>
+            <w:tcMar>
+              <w:top w:w="92" w:type="dxa"/>
+              <w:bottom w:w="92" w:type="dxa"/>
+            </w:tcMar>
+          </w:tcPr>
+          <w:p>
+            <w:pPr>
+              <w:pStyle w:val="Corpsdetexte"/>
+            </w:pPr>
+            <w:pPr>
+              <w:spacing w:before="0" w:after="0"/>
+              <w:textAlignment w:val="center"/>
+            </w:pPr>
+            <w:r>
+              <w:drawing>
+                <wp:inline>
+                  <wp:extent cx="152400" cy="152400"/>
+                  <wp:effectExtent b="0" l="0" r="0" t="0"/>
+                  <wp:docPr descr="" title="" id="864" name="Picture"/>
+                  <a:graphic>
+                    <a:graphicData uri="http://schemas.openxmlformats.org/drawingml/2006/picture">
+                      <pic:pic>
+                        <pic:nvPicPr>
+                          <pic:cNvPr descr="C:\PROGRA~1\Quarto\share\formats\docx\warning.png" id="865" name="Picture"/>
+                          <pic:cNvPicPr>
+                            <a:picLocks noChangeArrowheads="1" noChangeAspect="1"/>
+                          </pic:cNvPicPr>
+                        </pic:nvPicPr>
+                        <pic:blipFill>
+                          <a:blip r:embed="rId170"/>
+                          <a:stretch>
+                            <a:fillRect/>
+                          </a:stretch>
+                        </pic:blipFill>
+                        <pic:spPr bwMode="auto">
+                          <a:xfrm>
+                            <a:off x="0" y="0"/>
+                            <a:ext cx="152400" cy="152400"/>
+                          </a:xfrm>
+                          <a:prstGeom prst="rect">
+                            <a:avLst/>
+                          </a:prstGeom>
+                          <a:noFill/>
+                          <a:ln w="9525">
+                            <a:noFill/>
+                            <a:headEnd/>
+                            <a:tailEnd/>
+                          </a:ln>
+                        </pic:spPr>
+                      </pic:pic>
+                    </a:graphicData>
+                  </a:graphic>
+                </wp:inline>
+              </w:drawing>
+            </w:r>
+            <w:r>
+              <w:t xml:space="preserve"> </w:t>
+            </w:r>
+            <w:r>
+              <w:t xml:space="preserve"> </w:t>
+            </w:r>
+            <w:r>
+              <w:t xml:space="preserve">Travail de vérification en cours</w:t>
+            </w:r>
+          </w:p>
+        </w:tc>
+      </w:tr>
+      <w:tr>
+        <w:trPr>
+          <w:cantSplit/>
+        </w:trPr>
+        <w:tc>
+          <w:tcPr>
+            <w:tcMar>
+              <w:top w:w="108" w:type="dxa"/>
+              <w:bottom w:w="108" w:type="dxa"/>
+            </w:tcMar>
+          </w:tcPr>
+          <w:p>
+            <w:pPr>
+              <w:pStyle w:val="Corpsdetexte"/>
+            </w:pPr>
+            <w:pPr>
+              <w:spacing w:before="16" w:after="16"/>
+            </w:pPr>
+            <w:r>
+              <w:t xml:space="preserve">Les résultats présentés ci-dessous sont provisoires et pourront être ajustés ou enrichis par les informations supplémentaires recueillies lors des restitutions locales.</w:t>
+            </w:r>
+          </w:p>
+          <w:p/>
+        </w:tc>
+      </w:tr>
+    </w:tbl>
+    <w:bookmarkStart w:id="888" w:name="sec-insertion"/>
+    <w:p>
+      <w:pPr>
+        <w:pStyle w:val="Titre2"/>
+      </w:pPr>
+      <w:r>
+        <w:t xml:space="preserve">9.1 Insertion sociale</w:t>
+      </w:r>
+    </w:p>
+    <w:p>
+      <w:pPr>
+        <w:pStyle w:val="FirstParagraph"/>
+      </w:pPr>
+      <w:r>
+        <w:t xml:space="preserve">L’insertion sociale des ménages est appréhendée à travers leur adhésion à des organisations et associations locales, en examinant la nature de leur engagement et leur niveau de responsabilité au sein de ces structures.</w:t>
+      </w:r>
+    </w:p>
+    <w:bookmarkStart w:id="867" w:name="appartenance-à-une-organisation"/>
+    <w:p>
+      <w:pPr>
+        <w:pStyle w:val="Titre3"/>
+      </w:pPr>
+      <w:r>
+        <w:t xml:space="preserve">9.1.1 Appartenance à une organisation</w:t>
+      </w:r>
+    </w:p>
+    <w:p>
+      <w:pPr>
+        <w:pStyle w:val="FirstParagraph"/>
+      </w:pPr>
+      <w:r>
+        <w:t xml:space="preserve">Sur les 507 ménages enquêtés, 163 (32.1 %) déclarent qu’au moins un de leurs membres appartient à une organisation ou association.</w:t>
+      </w:r>
+    </w:p>
+    <w:p>
+      <w:pPr>
+        <w:pStyle w:val="Corpsdetexte"/>
+      </w:pPr>
+      <w:r>
+        <w:rPr>
+          <w:b/>
+          <w:bCs/>
+        </w:rPr>
+        <w:t xml:space="preserve">Alaotra :</w:t>
+      </w:r>
+      <w:r>
+        <w:t xml:space="preserve"> </w:t>
+      </w:r>
+      <w:r>
+        <w:t xml:space="preserve">Seulement 32.1 % des ménages sont membres.</w:t>
+      </w:r>
+    </w:p>
+    <w:tbl>
+      <w:tblPr>
+        <w:tblStyle w:val="Table"/>
+        <w:tblW w:type="pct" w:w="5000"/>
+        <w:tblLayout w:type="fixed"/>
+        <w:tblLook w:firstRow="0" w:lastRow="0" w:firstColumn="0" w:lastColumn="0" w:noHBand="0" w:noVBand="0" w:val="0000"/>
+      </w:tblPr>
+      <w:tblGrid>
+        <w:gridCol w:w="7920"/>
+      </w:tblGrid>
+      <w:tr>
+        <w:tc>
+          <w:tcPr/>
+          <w:bookmarkStart w:id="866" w:name="tbl-adhesion"/>
+          <w:p>
+            <w:pPr>
+              <w:jc w:val="center"/>
+            </w:pPr>
+            <w:pPr>
+              <w:jc w:val="left"/>
+              <w:spacing w:before="200"/>
+              <w:pStyle w:val="ImageCaption"/>
+            </w:pPr>
+            <w:r>
+              <w:t xml:space="preserve">Table 9.1: Appartenance à une organisation ou association</w:t>
+            </w:r>
+          </w:p>
+          <w:bookmarkEnd w:id="866"/>
+        </w:tc>
+      </w:tr>
+    </w:tbl>
+    <w:bookmarkEnd w:id="867"/>
+    <w:bookmarkStart w:id="872" w:name="nombre-dorganisations-par-ménage"/>
+    <w:p>
+      <w:pPr>
+        <w:pStyle w:val="Titre3"/>
+      </w:pPr>
+      <w:r>
+        <w:t xml:space="preserve">9.1.2 Nombre d’organisations par ménage</w:t>
+      </w:r>
+    </w:p>
+    <w:p>
+      <w:pPr>
+        <w:pStyle w:val="FirstParagraph"/>
+      </w:pPr>
+      <w:r>
+        <w:t xml:space="preserve">Parmi les ménages membres, la plupart n’adhèrent qu’à une seule organisation, mais certains cumulent jusqu’à quatre affiliations. Une minorité (moins de 5%) atteint 3 ou 4 affiliations.</w:t>
+      </w:r>
+    </w:p>
+    <w:p>
+      <w:pPr>
+        <w:pStyle w:val="Corpsdetexte"/>
+      </w:pPr>
+      <w:r>
+        <w:t xml:space="preserve">A Alaotra, la grande majorité des ménages membres, soit environ 71 %, ne sont affiliés qu’à une seule structure. L’adhésion à deux organisations concerne près de 22 % des foyers engagés, tandis que la multi-affiliation plus intensive (trois ou quatre organisations) demeure marginale, touchant moins de 8 % des membres.</w:t>
+      </w:r>
+    </w:p>
+    <w:tbl>
+      <w:tblPr>
+        <w:tblStyle w:val="Table"/>
+        <w:tblW w:type="pct" w:w="5000"/>
+        <w:tblLayout w:type="fixed"/>
+        <w:tblLook w:firstRow="0" w:lastRow="0" w:firstColumn="0" w:lastColumn="0" w:noHBand="0" w:noVBand="0" w:val="0000"/>
+      </w:tblPr>
+      <w:tblGrid>
+        <w:gridCol w:w="7920"/>
+      </w:tblGrid>
+      <w:tr>
+        <w:tc>
+          <w:tcPr/>
+          <w:bookmarkStart w:id="871" w:name="fig-nb-org"/>
+          <w:p>
+            <w:pPr>
+              <w:jc w:val="center"/>
+            </w:pPr>
+            <w:pPr>
+              <w:jc w:val="left"/>
+              <w:spacing w:before="200"/>
+              <w:pStyle w:val="ImageCaption"/>
+            </w:pPr>
+            <w:r>
+              <w:t xml:space="preserve">Figure 9.1: Nombre d’organisations par ménage membre</w:t>
+            </w:r>
+          </w:p>
+          <w:p>
+            <w:pPr>
+              <w:pStyle w:val="Compact"/>
+              <w:jc w:val="center"/>
+            </w:pPr>
+            <w:r>
+              <w:drawing>
+                <wp:inline>
+                  <wp:extent cx="5969000" cy="2869711"/>
+                  <wp:effectExtent b="0" l="0" r="0" t="0"/>
+                  <wp:docPr descr="" title="" id="869" name="Picture"/>
+                  <a:graphic>
+                    <a:graphicData uri="http://schemas.openxmlformats.org/drawingml/2006/picture">
+                      <pic:pic>
+                        <pic:nvPicPr>
+                          <pic:cNvPr descr="09_insertion_projet_files/figure-docx/fig-nb-org-1.png" id="870" name="Picture"/>
+                          <pic:cNvPicPr>
+                            <a:picLocks noChangeArrowheads="1" noChangeAspect="1"/>
+                          </pic:cNvPicPr>
+                        </pic:nvPicPr>
+                        <pic:blipFill>
+                          <a:blip r:embed="rId868"/>
+                          <a:stretch>
+                            <a:fillRect/>
+                          </a:stretch>
+                        </pic:blipFill>
+                        <pic:spPr bwMode="auto">
+                          <a:xfrm>
+                            <a:off x="0" y="0"/>
+                            <a:ext cx="5969000" cy="2869711"/>
+                          </a:xfrm>
+                          <a:prstGeom prst="rect">
+                            <a:avLst/>
+                          </a:prstGeom>
+                          <a:noFill/>
+                          <a:ln w="9525">
+                            <a:noFill/>
+                            <a:headEnd/>
+                            <a:tailEnd/>
+                          </a:ln>
+                        </pic:spPr>
+                      </pic:pic>
+                    </a:graphicData>
+                  </a:graphic>
+                </wp:inline>
+              </w:drawing>
+            </w:r>
+          </w:p>
+          <w:bookmarkEnd w:id="871"/>
+        </w:tc>
+      </w:tr>
+    </w:tbl>
+    <w:bookmarkEnd w:id="872"/>
+    <w:bookmarkStart w:id="877" w:name="type-dorganisation"/>
+    <w:p>
+      <w:pPr>
+        <w:pStyle w:val="Titre3"/>
+      </w:pPr>
+      <w:r>
+        <w:t xml:space="preserve">9.1.3 Type d’organisation</w:t>
+      </w:r>
+    </w:p>
+    <w:p>
+      <w:pPr>
+        <w:pStyle w:val="FirstParagraph"/>
+      </w:pPr>
+      <w:r>
+        <w:t xml:space="preserve">Les profils associatifs sont radicalement différents selon la zone. Les associations villageoises d’épargne et de crédit (tontines,</w:t>
+      </w:r>
+      <w:r>
+        <w:t xml:space="preserve"> </w:t>
+      </w:r>
+      <w:r>
+        <w:rPr>
+          <w:i/>
+          <w:iCs/>
+        </w:rPr>
+        <w:t xml:space="preserve">voamamy</w:t>
+      </w:r>
+      <w:r>
+        <w:t xml:space="preserve">) dominent à Marovoay, tandis que les associations religieuses prédominent à Alaotra. Les associations de femmes (liées au 8 mars) et les organisations de producteurs figurent également parmi les types les plus courants.</w:t>
+      </w:r>
+    </w:p>
+    <w:p>
+      <w:pPr>
+        <w:pStyle w:val="Corpsdetexte"/>
+      </w:pPr>
+      <w:r>
+        <w:rPr>
+          <w:b/>
+          <w:bCs/>
+        </w:rPr>
+        <w:t xml:space="preserve">Alaotra :</w:t>
+      </w:r>
+      <w:r>
+        <w:t xml:space="preserve"> </w:t>
+      </w:r>
+      <w:r>
+        <w:t xml:space="preserve">Les associations religieuses écrasent le paysage (environ 55 % des adhésions), suivies des associations de femmes.</w:t>
+      </w:r>
+    </w:p>
+    <w:tbl>
+      <w:tblPr>
+        <w:tblStyle w:val="Table"/>
+        <w:tblW w:type="pct" w:w="5000"/>
+        <w:tblLayout w:type="fixed"/>
+        <w:tblLook w:firstRow="0" w:lastRow="0" w:firstColumn="0" w:lastColumn="0" w:noHBand="0" w:noVBand="0" w:val="0000"/>
+      </w:tblPr>
+      <w:tblGrid>
+        <w:gridCol w:w="7920"/>
+      </w:tblGrid>
+      <w:tr>
+        <w:tc>
+          <w:tcPr/>
+          <w:bookmarkStart w:id="876" w:name="fig-type-org"/>
+          <w:p>
+            <w:pPr>
+              <w:jc w:val="center"/>
+            </w:pPr>
+            <w:pPr>
+              <w:jc w:val="left"/>
+              <w:spacing w:before="200"/>
+              <w:pStyle w:val="ImageCaption"/>
+            </w:pPr>
+            <w:r>
+              <w:t xml:space="preserve">Figure 9.2: Type d’organisation (toutes adhésions)</w:t>
+            </w:r>
+          </w:p>
+          <w:p>
+            <w:pPr>
+              <w:pStyle w:val="Compact"/>
+              <w:jc w:val="center"/>
+            </w:pPr>
+            <w:r>
+              <w:drawing>
+                <wp:inline>
+                  <wp:extent cx="5969000" cy="5739423"/>
+                  <wp:effectExtent b="0" l="0" r="0" t="0"/>
+                  <wp:docPr descr="" title="" id="874" name="Picture"/>
+                  <a:graphic>
+                    <a:graphicData uri="http://schemas.openxmlformats.org/drawingml/2006/picture">
+                      <pic:pic>
+                        <pic:nvPicPr>
+                          <pic:cNvPr descr="09_insertion_projet_files/figure-docx/fig-type-org-1.png" id="875" name="Picture"/>
+                          <pic:cNvPicPr>
+                            <a:picLocks noChangeArrowheads="1" noChangeAspect="1"/>
+                          </pic:cNvPicPr>
+                        </pic:nvPicPr>
+                        <pic:blipFill>
+                          <a:blip r:embed="rId873"/>
+                          <a:stretch>
+                            <a:fillRect/>
+                          </a:stretch>
+                        </pic:blipFill>
+                        <pic:spPr bwMode="auto">
+                          <a:xfrm>
+                            <a:off x="0" y="0"/>
+                            <a:ext cx="5969000" cy="5739423"/>
+                          </a:xfrm>
+                          <a:prstGeom prst="rect">
+                            <a:avLst/>
+                          </a:prstGeom>
+                          <a:noFill/>
+                          <a:ln w="9525">
+                            <a:noFill/>
+                            <a:headEnd/>
+                            <a:tailEnd/>
+                          </a:ln>
+                        </pic:spPr>
+                      </pic:pic>
+                    </a:graphicData>
+                  </a:graphic>
+                </wp:inline>
+              </w:drawing>
+            </w:r>
+          </w:p>
+          <w:bookmarkEnd w:id="876"/>
+        </w:tc>
+      </w:tr>
+    </w:tbl>
+    <w:bookmarkEnd w:id="877"/>
+    <w:bookmarkStart w:id="882" w:name="qui-dans-le-ménage-est-membre"/>
+    <w:p>
+      <w:pPr>
+        <w:pStyle w:val="Titre3"/>
+      </w:pPr>
+      <w:r>
+        <w:t xml:space="preserve">9.1.4 Qui dans le ménage est membre</w:t>
+      </w:r>
+    </w:p>
+    <w:p>
+      <w:pPr>
+        <w:pStyle w:val="FirstParagraph"/>
+      </w:pPr>
+      <w:r>
+        <w:t xml:space="preserve">Le chef de ménage et le ou la conjoint(e) sont les membres les plus fréquemment affiliés, de façon quasi-égale.</w:t>
+      </w:r>
+    </w:p>
+    <w:p>
+      <w:pPr>
+        <w:pStyle w:val="Corpsdetexte"/>
+      </w:pPr>
+      <w:r>
+        <w:t xml:space="preserve">Pour Alaotra, le conjoint et le chef de ménage représentent chacun environ 41 à 42 % des affiliations. La participation des autres membres du ménage est notable avec 16.3 % des adhésions. Ce qui témoigne d’une insertion sociale plus large des différents membres de la famille par rapport à l’autre site.</w:t>
+      </w:r>
+    </w:p>
+    <w:tbl>
+      <w:tblPr>
+        <w:tblStyle w:val="Table"/>
+        <w:tblW w:type="pct" w:w="5000"/>
+        <w:tblLayout w:type="fixed"/>
+        <w:tblLook w:firstRow="0" w:lastRow="0" w:firstColumn="0" w:lastColumn="0" w:noHBand="0" w:noVBand="0" w:val="0000"/>
+      </w:tblPr>
+      <w:tblGrid>
+        <w:gridCol w:w="7920"/>
+      </w:tblGrid>
+      <w:tr>
+        <w:tc>
+          <w:tcPr/>
+          <w:bookmarkStart w:id="881" w:name="fig-qui-membre"/>
+          <w:p>
+            <w:pPr>
+              <w:jc w:val="center"/>
+            </w:pPr>
+            <w:pPr>
+              <w:jc w:val="left"/>
+              <w:spacing w:before="200"/>
+              <w:pStyle w:val="ImageCaption"/>
+            </w:pPr>
+            <w:r>
+              <w:t xml:space="preserve">Figure 9.3: Membre du ménage affilié à l’organisation</w:t>
+            </w:r>
+          </w:p>
+          <w:p>
+            <w:pPr>
+              <w:pStyle w:val="Compact"/>
+              <w:jc w:val="center"/>
+            </w:pPr>
+            <w:r>
+              <w:drawing>
+                <wp:inline>
+                  <wp:extent cx="5969000" cy="2869711"/>
+                  <wp:effectExtent b="0" l="0" r="0" t="0"/>
+                  <wp:docPr descr="" title="" id="879" name="Picture"/>
+                  <a:graphic>
+                    <a:graphicData uri="http://schemas.openxmlformats.org/drawingml/2006/picture">
+                      <pic:pic>
+                        <pic:nvPicPr>
+                          <pic:cNvPr descr="09_insertion_projet_files/figure-docx/fig-qui-membre-1.png" id="880" name="Picture"/>
+                          <pic:cNvPicPr>
+                            <a:picLocks noChangeArrowheads="1" noChangeAspect="1"/>
+                          </pic:cNvPicPr>
+                        </pic:nvPicPr>
+                        <pic:blipFill>
+                          <a:blip r:embed="rId878"/>
+                          <a:stretch>
+                            <a:fillRect/>
+                          </a:stretch>
+                        </pic:blipFill>
+                        <pic:spPr bwMode="auto">
+                          <a:xfrm>
+                            <a:off x="0" y="0"/>
+                            <a:ext cx="5969000" cy="2869711"/>
+                          </a:xfrm>
+                          <a:prstGeom prst="rect">
+                            <a:avLst/>
+                          </a:prstGeom>
+                          <a:noFill/>
+                          <a:ln w="9525">
+                            <a:noFill/>
+                            <a:headEnd/>
+                            <a:tailEnd/>
+                          </a:ln>
+                        </pic:spPr>
+                      </pic:pic>
+                    </a:graphicData>
+                  </a:graphic>
+                </wp:inline>
+              </w:drawing>
+            </w:r>
+          </w:p>
+          <w:bookmarkEnd w:id="881"/>
+        </w:tc>
+      </w:tr>
+    </w:tbl>
+    <w:bookmarkEnd w:id="882"/>
+    <w:bookmarkStart w:id="887" w:name="niveau-de-responsabilité"/>
+    <w:p>
+      <w:pPr>
+        <w:pStyle w:val="Titre3"/>
+      </w:pPr>
+      <w:r>
+        <w:t xml:space="preserve">9.1.5 Niveau de responsabilité</w:t>
+      </w:r>
+    </w:p>
+    <w:p>
+      <w:pPr>
+        <w:pStyle w:val="FirstParagraph"/>
+      </w:pPr>
+      <w:r>
+        <w:t xml:space="preserve">La grande majorité des membres se déclarent</w:t>
+      </w:r>
+      <w:r>
+        <w:t xml:space="preserve"> </w:t>
+      </w:r>
+      <w:r>
+        <w:rPr>
+          <w:i/>
+          <w:iCs/>
+        </w:rPr>
+        <w:t xml:space="preserve">membres occasionnels</w:t>
+      </w:r>
+      <w:r>
+        <w:t xml:space="preserve">, et seule une minorité occupe un poste de responsable.</w:t>
+      </w:r>
+    </w:p>
+    <w:p>
+      <w:pPr>
+        <w:pStyle w:val="Corpsdetexte"/>
+      </w:pPr>
+      <w:r>
+        <w:t xml:space="preserve">A Alaotra, 60% des affiliations correspondent à des membres se déclarant occasionnels. La proportion d’individus occupant des fonctions de responsable s’établit à 21%, tandis que les membres actifs représentent approximativement 19% des adhésions enregistrées.</w:t>
+      </w:r>
+    </w:p>
+    <w:tbl>
+      <w:tblPr>
+        <w:tblStyle w:val="Table"/>
+        <w:tblW w:type="pct" w:w="5000"/>
+        <w:tblLayout w:type="fixed"/>
+        <w:tblLook w:firstRow="0" w:lastRow="0" w:firstColumn="0" w:lastColumn="0" w:noHBand="0" w:noVBand="0" w:val="0000"/>
+      </w:tblPr>
+      <w:tblGrid>
+        <w:gridCol w:w="7920"/>
+      </w:tblGrid>
+      <w:tr>
+        <w:tc>
+          <w:tcPr/>
+          <w:bookmarkStart w:id="886" w:name="fig-responsabilite"/>
+          <w:p>
+            <w:pPr>
+              <w:jc w:val="center"/>
+            </w:pPr>
+            <w:pPr>
+              <w:jc w:val="left"/>
+              <w:spacing w:before="200"/>
+              <w:pStyle w:val="ImageCaption"/>
+            </w:pPr>
+            <w:r>
+              <w:t xml:space="preserve">Figure 9.4: Niveau de responsabilité dans l’organisation</w:t>
+            </w:r>
+          </w:p>
+          <w:p>
+            <w:pPr>
+              <w:pStyle w:val="Compact"/>
+              <w:jc w:val="center"/>
+            </w:pPr>
+            <w:r>
+              <w:drawing>
+                <wp:inline>
+                  <wp:extent cx="5969000" cy="2869711"/>
+                  <wp:effectExtent b="0" l="0" r="0" t="0"/>
+                  <wp:docPr descr="" title="" id="884" name="Picture"/>
+                  <a:graphic>
+                    <a:graphicData uri="http://schemas.openxmlformats.org/drawingml/2006/picture">
+                      <pic:pic>
+                        <pic:nvPicPr>
+                          <pic:cNvPr descr="09_insertion_projet_files/figure-docx/fig-responsabilite-1.png" id="885" name="Picture"/>
+                          <pic:cNvPicPr>
+                            <a:picLocks noChangeArrowheads="1" noChangeAspect="1"/>
+                          </pic:cNvPicPr>
+                        </pic:nvPicPr>
+                        <pic:blipFill>
+                          <a:blip r:embed="rId883"/>
+                          <a:stretch>
+                            <a:fillRect/>
+                          </a:stretch>
+                        </pic:blipFill>
+                        <pic:spPr bwMode="auto">
+                          <a:xfrm>
+                            <a:off x="0" y="0"/>
+                            <a:ext cx="5969000" cy="2869711"/>
+                          </a:xfrm>
+                          <a:prstGeom prst="rect">
+                            <a:avLst/>
+                          </a:prstGeom>
+                          <a:noFill/>
+                          <a:ln w="9525">
+                            <a:noFill/>
+                            <a:headEnd/>
+                            <a:tailEnd/>
+                          </a:ln>
+                        </pic:spPr>
+                      </pic:pic>
+                    </a:graphicData>
+                  </a:graphic>
+                </wp:inline>
+              </w:drawing>
+            </w:r>
+          </w:p>
+          <w:bookmarkEnd w:id="886"/>
+        </w:tc>
+      </w:tr>
+    </w:tbl>
+    <w:bookmarkEnd w:id="887"/>
+    <w:bookmarkEnd w:id="888"/>
+    <w:bookmarkStart w:id="904" w:name="sec-projets"/>
+    <w:p>
+      <w:pPr>
+        <w:pStyle w:val="Titre2"/>
+      </w:pPr>
+      <w:r>
+        <w:t xml:space="preserve">9.2 Accès des ménages aux projets</w:t>
+      </w:r>
+    </w:p>
+    <w:p>
+      <w:pPr>
+        <w:pStyle w:val="FirstParagraph"/>
+      </w:pPr>
+      <w:r>
+        <w:t xml:space="preserve">L’accès des ménages aux programmes de développement est évalué à travers le bénéfice de projets ou de formations dans divers domaines d’activité, en précisant la nature des interventions et l’origine de leur financement.</w:t>
+      </w:r>
+    </w:p>
+    <w:p>
+      <w:pPr>
+        <w:pStyle w:val="Corpsdetexte"/>
+      </w:pPr>
+      <w:r>
+        <w:t xml:space="preserve">Le questionnaire demande aux ménages s’ils ont bénéficié de projets ou de formations dans huit domaines : agriculture, élevage et pêche, nutrition, éducation et santé, environnement, tourisme, autres productions et travaux à haute intensité de main d’œuvre (HIMO).</w:t>
+      </w:r>
+    </w:p>
+    <w:bookmarkStart w:id="892" w:name="bénéficiaires-de-projets"/>
+    <w:p>
+      <w:pPr>
+        <w:pStyle w:val="Titre3"/>
+      </w:pPr>
+      <w:r>
+        <w:t xml:space="preserve">9.2.1 Bénéficiaires de projets</w:t>
+      </w:r>
+    </w:p>
+    <w:p>
+      <w:pPr>
+        <w:pStyle w:val="FirstParagraph"/>
+      </w:pPr>
+      <w:r>
+        <w:t xml:space="preserve">L’accès aux projets de développement reste inégal selon les localités.</w:t>
+      </w:r>
+    </w:p>
+    <w:p>
+      <w:pPr>
+        <w:pStyle w:val="Corpsdetexte"/>
+      </w:pPr>
+      <w:r>
+        <w:t xml:space="preserve">Dans l’Alaotra, 22.2 % des ménages déclarent avoir bénéficié d’au moins un projet ou d’une formation.</w:t>
+      </w:r>
+      <w:r>
+        <w:t xml:space="preserve"> </w:t>
+      </w:r>
+      <w:r>
+        <w:rPr>
+          <w:b/>
+          <w:bCs/>
+        </w:rPr>
+        <w:t xml:space="preserve">A VERIFIER LA VALEUR 20%</w:t>
+      </w:r>
+    </w:p>
+    <w:p>
+      <w:pPr>
+        <w:pStyle w:val="CaptionedFigure"/>
+      </w:pPr>
+      <w:r>
+        <w:drawing>
+          <wp:inline>
+            <wp:extent cx="4620126" cy="9240252"/>
+            <wp:effectExtent b="0" l="0" r="0" t="0"/>
+            <wp:docPr descr="Ménages bénéficiaires de projets ou formations" title="" id="890" name="Picture"/>
+            <a:graphic>
+              <a:graphicData uri="http://schemas.openxmlformats.org/drawingml/2006/picture">
+                <pic:pic>
+                  <pic:nvPicPr>
+                    <pic:cNvPr descr="09_insertion_projet_files/figure-docx/fig_pro1-1.png" id="891" name="Picture"/>
+                    <pic:cNvPicPr>
+                      <a:picLocks noChangeArrowheads="1" noChangeAspect="1"/>
+                    </pic:cNvPicPr>
+                  </pic:nvPicPr>
+                  <pic:blipFill>
+                    <a:blip r:embed="rId889"/>
+                    <a:stretch>
+                      <a:fillRect/>
+                    </a:stretch>
+                  </pic:blipFill>
+                  <pic:spPr bwMode="auto">
+                    <a:xfrm>
+                      <a:off x="0" y="0"/>
+                      <a:ext cx="4620126" cy="9240252"/>
+                    </a:xfrm>
+                    <a:prstGeom prst="rect">
+                      <a:avLst/>
+                    </a:prstGeom>
+                    <a:noFill/>
+                    <a:ln w="9525">
+                      <a:noFill/>
+                      <a:headEnd/>
+                      <a:tailEnd/>
+                    </a:ln>
+                  </pic:spPr>
+                </pic:pic>
+              </a:graphicData>
+            </a:graphic>
+          </wp:inline>
+        </w:drawing>
+      </w:r>
+    </w:p>
+    <w:p>
+      <w:pPr>
+        <w:pStyle w:val="ImageCaption"/>
+      </w:pPr>
+      <w:r>
+        <w:t xml:space="preserve">Ménages bénéficiaires de projets ou formations</w:t>
+      </w:r>
+    </w:p>
+    <w:bookmarkEnd w:id="892"/>
+    <w:bookmarkStart w:id="897" w:name="taux-de-bénéficiaires-par-type-de-projet"/>
+    <w:p>
+      <w:pPr>
+        <w:pStyle w:val="Titre3"/>
+      </w:pPr>
+      <w:r>
+        <w:t xml:space="preserve">9.2.2 Taux de bénéficiaires par type de projet</w:t>
+      </w:r>
+    </w:p>
+    <w:p>
+      <w:pPr>
+        <w:pStyle w:val="FirstParagraph"/>
+      </w:pPr>
+      <w:r>
+        <w:t xml:space="preserve">L’éducation et la santé, la nutrition et l’agriculture sont les domaines pour lesquels les ménages bénéficient le plus de projets.</w:t>
+      </w:r>
+    </w:p>
+    <w:p>
+      <w:pPr>
+        <w:pStyle w:val="Corpsdetexte"/>
+      </w:pPr>
+      <w:r>
+        <w:t xml:space="preserve">A Alaotra, les projets portant sur l’éducation et la santé constituent la principale forme d’assistance, bénéficiant à 56.4% des ménages ayant eu accès à un programme de développement. Le soutien à l’agriculture représente le second axe majeur avec un taux de 43.4%, suivi de près par les actions liées à la nutrition qui touchent 39.4% des bénéficiaires. À l’inverse, les thématiques environnementales (8.6%) et celles relatives à l’élevage ou à la pêche (5.4%) occupent une place secondaire, tandis qu’aucune intervention n’est enregistrée dans le secteur du tourisme ou pour d’autres types de productions.</w:t>
+      </w:r>
+    </w:p>
+    <w:tbl>
+      <w:tblPr>
+        <w:tblStyle w:val="Table"/>
+        <w:tblW w:type="pct" w:w="5000"/>
+        <w:tblLayout w:type="fixed"/>
+        <w:tblLook w:firstRow="0" w:lastRow="0" w:firstColumn="0" w:lastColumn="0" w:noHBand="0" w:noVBand="0" w:val="0000"/>
+      </w:tblPr>
+      <w:tblGrid>
+        <w:gridCol w:w="7920"/>
+      </w:tblGrid>
+      <w:tr>
+        <w:tc>
+          <w:tcPr/>
+          <w:bookmarkStart w:id="896" w:name="fig-benef-type"/>
+          <w:p>
+            <w:pPr>
+              <w:jc w:val="center"/>
+            </w:pPr>
+            <w:pPr>
+              <w:jc w:val="left"/>
+              <w:spacing w:before="200"/>
+              <w:pStyle w:val="ImageCaption"/>
+            </w:pPr>
+            <w:r>
+              <w:t xml:space="preserve">Figure 9.5: Taux de ménages bénéficiaires par type de projet</w:t>
+            </w:r>
+          </w:p>
+          <w:p>
+            <w:pPr>
+              <w:pStyle w:val="Compact"/>
+              <w:jc w:val="center"/>
+            </w:pPr>
+            <w:r>
+              <w:drawing>
+                <wp:inline>
+                  <wp:extent cx="5969000" cy="4017596"/>
+                  <wp:effectExtent b="0" l="0" r="0" t="0"/>
+                  <wp:docPr descr="" title="" id="894" name="Picture"/>
+                  <a:graphic>
+                    <a:graphicData uri="http://schemas.openxmlformats.org/drawingml/2006/picture">
+                      <pic:pic>
+                        <pic:nvPicPr>
+                          <pic:cNvPr descr="09_insertion_projet_files/figure-docx/fig-benef-type-1.png" id="895" name="Picture"/>
+                          <pic:cNvPicPr>
+                            <a:picLocks noChangeArrowheads="1" noChangeAspect="1"/>
+                          </pic:cNvPicPr>
+                        </pic:nvPicPr>
+                        <pic:blipFill>
+                          <a:blip r:embed="rId893"/>
+                          <a:stretch>
+                            <a:fillRect/>
+                          </a:stretch>
+                        </pic:blipFill>
+                        <pic:spPr bwMode="auto">
+                          <a:xfrm>
+                            <a:off x="0" y="0"/>
+                            <a:ext cx="5969000" cy="4017596"/>
+                          </a:xfrm>
+                          <a:prstGeom prst="rect">
+                            <a:avLst/>
+                          </a:prstGeom>
+                          <a:noFill/>
+                          <a:ln w="9525">
+                            <a:noFill/>
+                            <a:headEnd/>
+                            <a:tailEnd/>
+                          </a:ln>
+                        </pic:spPr>
+                      </pic:pic>
+                    </a:graphicData>
+                  </a:graphic>
+                </wp:inline>
+              </w:drawing>
+            </w:r>
+          </w:p>
+          <w:bookmarkEnd w:id="896"/>
+        </w:tc>
+      </w:tr>
+    </w:tbl>
+    <w:bookmarkEnd w:id="897"/>
+    <w:bookmarkStart w:id="903" w:name="source-des-projets"/>
+    <w:p>
+      <w:pPr>
+        <w:pStyle w:val="Titre3"/>
+      </w:pPr>
+      <w:r>
+        <w:t xml:space="preserve">9.2.3 Source des projets</w:t>
+      </w:r>
+    </w:p>
+    <w:p>
+      <w:pPr>
+        <w:pStyle w:val="FirstParagraph"/>
+      </w:pPr>
+      <w:r>
+        <w:t xml:space="preserve">Pour les ménages bénéficiaires, le financement provient principalement de l’État et des ONG/projets. L’Église et les autres sources restent marginales.</w:t>
+      </w:r>
+    </w:p>
+    <w:p>
+      <w:pPr>
+        <w:pStyle w:val="Corpsdetexte"/>
+      </w:pPr>
+      <w:r>
+        <w:t xml:space="preserve">A Alaotra, l’État constitue le principal pilier des services sociaux et des programmes de travaux, assurant le financement de 100.0% des ménages engagés dans les projets de type HIMO, environ 95.0% de ceux bénéficiant d’actions en éducation et santé, et 92.0% dans le domaine de la nutrition. À l’inverse, les organisations non gouvernementales et les projets de développement dominent le soutien au secteur productif, finançant 81.0% des bénéficiaires en agriculture et 50.0% des initiatives environnementales. Le secteur de l’élevage et de la pêche présente une configuration mixte où l’État intervient à hauteur de 60.0% contre 40.0% pour les ONG. La contribution des structures confessionnelles demeure négligeable, avec une présence marginale uniquement relevée dans le secteur agricole.</w:t>
+      </w:r>
+    </w:p>
+    <w:tbl>
+      <w:tblPr>
+        <w:tblStyle w:val="Table"/>
+        <w:tblW w:type="pct" w:w="5000"/>
+        <w:tblLayout w:type="fixed"/>
+        <w:tblLook w:firstRow="0" w:lastRow="0" w:firstColumn="0" w:lastColumn="0" w:noHBand="0" w:noVBand="0" w:val="0000"/>
+      </w:tblPr>
+      <w:tblGrid>
+        <w:gridCol w:w="7920"/>
+      </w:tblGrid>
+      <w:tr>
+        <w:tc>
+          <w:tcPr/>
+          <w:bookmarkStart w:id="901" w:name="fig-source-projet"/>
+          <w:p>
+            <w:pPr>
+              <w:jc w:val="center"/>
+            </w:pPr>
+            <w:pPr>
+              <w:jc w:val="left"/>
+              <w:spacing w:before="200"/>
+              <w:pStyle w:val="ImageCaption"/>
+            </w:pPr>
+            <w:r>
+              <w:t xml:space="preserve">Figure 9.6: Source des projets pour les ménages bénéficiaires</w:t>
+            </w:r>
+          </w:p>
+          <w:p>
+            <w:pPr>
+              <w:pStyle w:val="Compact"/>
+              <w:jc w:val="center"/>
+            </w:pPr>
+            <w:r>
+              <w:drawing>
+                <wp:inline>
+                  <wp:extent cx="5969000" cy="5739423"/>
+                  <wp:effectExtent b="0" l="0" r="0" t="0"/>
+                  <wp:docPr descr="" title="" id="899" name="Picture"/>
+                  <a:graphic>
+                    <a:graphicData uri="http://schemas.openxmlformats.org/drawingml/2006/picture">
+                      <pic:pic>
+                        <pic:nvPicPr>
+                          <pic:cNvPr descr="09_insertion_projet_files/figure-docx/fig-source-projet-1.png" id="900" name="Picture"/>
+                          <pic:cNvPicPr>
+                            <a:picLocks noChangeArrowheads="1" noChangeAspect="1"/>
+                          </pic:cNvPicPr>
+                        </pic:nvPicPr>
+                        <pic:blipFill>
+                          <a:blip r:embed="rId898"/>
+                          <a:stretch>
+                            <a:fillRect/>
+                          </a:stretch>
+                        </pic:blipFill>
+                        <pic:spPr bwMode="auto">
+                          <a:xfrm>
+                            <a:off x="0" y="0"/>
+                            <a:ext cx="5969000" cy="5739423"/>
+                          </a:xfrm>
+                          <a:prstGeom prst="rect">
+                            <a:avLst/>
+                          </a:prstGeom>
+                          <a:noFill/>
+                          <a:ln w="9525">
+                            <a:noFill/>
+                            <a:headEnd/>
+                            <a:tailEnd/>
+                          </a:ln>
+                        </pic:spPr>
+                      </pic:pic>
+                    </a:graphicData>
+                  </a:graphic>
+                </wp:inline>
+              </w:drawing>
+            </w:r>
+          </w:p>
+          <w:bookmarkEnd w:id="901"/>
+        </w:tc>
+      </w:tr>
+    </w:tbl>
+    <w:p>
+      <w:pPr>
+        <w:pStyle w:val="Corpsdetexte"/>
+      </w:pPr>
+      <w:r>
+        <w:t xml:space="preserve">A Alaotra révèle une prédominance marquée des financements publics. L’État constitue le principal pilier de l’aide au développement dans cette zone, intervenant auprès de 71.8% des bénéficiaires recensés. Les organisations non gouvernementales représentent la seconde source de soutien, touchant 32.2% de ces ménages. La contribution des structures confessionnelles demeure quant à elle marginale, avec un seul cas enregistré dans l’échantillon.</w:t>
+      </w:r>
+    </w:p>
+    <w:tbl>
+      <w:tblPr>
+        <w:tblStyle w:val="Table"/>
+        <w:tblW w:type="pct" w:w="5000"/>
+        <w:tblLayout w:type="fixed"/>
+        <w:tblLook w:firstRow="0" w:lastRow="0" w:firstColumn="0" w:lastColumn="0" w:noHBand="0" w:noVBand="0" w:val="0000"/>
+      </w:tblPr>
+      <w:tblGrid>
+        <w:gridCol w:w="7920"/>
+      </w:tblGrid>
+      <w:tr>
+        <w:tc>
+          <w:tcPr/>
+          <w:bookmarkStart w:id="902" w:name="tbl-source-global"/>
+          <w:p>
+            <w:pPr>
+              <w:jc w:val="center"/>
+            </w:pPr>
+            <w:pPr>
+              <w:jc w:val="left"/>
+              <w:spacing w:before="200"/>
+              <w:pStyle w:val="ImageCaption"/>
+            </w:pPr>
+            <w:r>
+              <w:t xml:space="preserve">Table 9.2: Source des projets (tous types confondus)</w:t>
+            </w:r>
+          </w:p>
+          <w:bookmarkEnd w:id="902"/>
+        </w:tc>
+      </w:tr>
+    </w:tbl>
+    <w:bookmarkEnd w:id="903"/>
+    <w:bookmarkEnd w:id="904"/>
+    <w:bookmarkStart w:id="909" w:name="sec-croisement"/>
+    <w:p>
+      <w:pPr>
+        <w:pStyle w:val="Titre2"/>
+      </w:pPr>
+      <w:r>
+        <w:t xml:space="preserve">9.3 Croisement insertion sociale et accès aux projets</w:t>
+      </w:r>
+    </w:p>
+    <w:p>
+      <w:pPr>
+        <w:pStyle w:val="FirstParagraph"/>
+      </w:pPr>
+      <w:r>
+        <w:t xml:space="preserve">Les ménages membres d’une organisation sont-ils davantage bénéficiaires de projets ? Ce croisement permet de tester l’hypothèse selon laquelle le capital social facilite l’accès aux interventions de développement.</w:t>
+      </w:r>
+    </w:p>
+    <w:p>
+      <w:pPr>
+        <w:pStyle w:val="Corpsdetexte"/>
+      </w:pPr>
+      <w:r>
+        <w:t xml:space="preserve">Dans l’Alaotra, 32.1 %</w:t>
+      </w:r>
+      <w:r>
+        <w:t xml:space="preserve"> </w:t>
+      </w:r>
+      <w:r>
+        <w:rPr>
+          <w:b/>
+          <w:bCs/>
+        </w:rPr>
+        <w:t xml:space="preserve">(??27.5%)</w:t>
+      </w:r>
+      <w:r>
+        <w:t xml:space="preserve"> </w:t>
+      </w:r>
+      <w:r>
+        <w:t xml:space="preserve">des ménages sont membres d’une organisation.</w:t>
+      </w:r>
+    </w:p>
+    <w:tbl>
+      <w:tblPr>
+        <w:tblStyle w:val="Table"/>
+        <w:tblW w:type="pct" w:w="5000"/>
+        <w:tblLayout w:type="fixed"/>
+        <w:tblLook w:firstRow="0" w:lastRow="0" w:firstColumn="0" w:lastColumn="0" w:noHBand="0" w:noVBand="0" w:val="0000"/>
+      </w:tblPr>
+      <w:tblGrid>
+        <w:gridCol w:w="7920"/>
+      </w:tblGrid>
+      <w:tr>
+        <w:tc>
+          <w:tcPr/>
+          <w:bookmarkStart w:id="905" w:name="tbl-croisement"/>
+          <w:p>
+            <w:pPr>
+              <w:jc w:val="center"/>
+            </w:pPr>
+            <w:pPr>
+              <w:jc w:val="left"/>
+              <w:spacing w:before="200"/>
+              <w:pStyle w:val="ImageCaption"/>
+            </w:pPr>
+            <w:r>
+              <w:t xml:space="preserve">Table 9.3: Accès aux projets selon l’appartenance à une organisation</w:t>
+            </w:r>
+          </w:p>
+          <w:bookmarkEnd w:id="905"/>
+        </w:tc>
+      </w:tr>
+    </w:tbl>
+    <w:p>
+      <w:pPr>
+        <w:pStyle w:val="CaptionedFigure"/>
+      </w:pPr>
+      <w:r>
+        <w:drawing>
+          <wp:inline>
+            <wp:extent cx="4620126" cy="9240252"/>
+            <wp:effectExtent b="0" l="0" r="0" t="0"/>
+            <wp:docPr descr="Accès aux projets selon l’appartenance à une organisation" title="" id="907" name="Picture"/>
+            <a:graphic>
+              <a:graphicData uri="http://schemas.openxmlformats.org/drawingml/2006/picture">
+                <pic:pic>
+                  <pic:nvPicPr>
+                    <pic:cNvPr descr="09_insertion_projet_files/figure-docx/fig_croisement-1.png" id="908" name="Picture"/>
+                    <pic:cNvPicPr>
+                      <a:picLocks noChangeArrowheads="1" noChangeAspect="1"/>
+                    </pic:cNvPicPr>
+                  </pic:nvPicPr>
+                  <pic:blipFill>
+                    <a:blip r:embed="rId906"/>
+                    <a:stretch>
+                      <a:fillRect/>
+                    </a:stretch>
+                  </pic:blipFill>
+                  <pic:spPr bwMode="auto">
+                    <a:xfrm>
+                      <a:off x="0" y="0"/>
+                      <a:ext cx="4620126" cy="9240252"/>
+                    </a:xfrm>
+                    <a:prstGeom prst="rect">
+                      <a:avLst/>
+                    </a:prstGeom>
+                    <a:noFill/>
+                    <a:ln w="9525">
+                      <a:noFill/>
+                      <a:headEnd/>
+                      <a:tailEnd/>
+                    </a:ln>
+                  </pic:spPr>
+                </pic:pic>
+              </a:graphicData>
+            </a:graphic>
+          </wp:inline>
+        </w:drawing>
+      </w:r>
+    </w:p>
+    <w:p>
+      <w:pPr>
+        <w:pStyle w:val="ImageCaption"/>
+      </w:pPr>
+      <w:r>
+        <w:t xml:space="preserve">Accès aux projets selon l’appartenance à une organisation</w:t>
+      </w:r>
+    </w:p>
+    <w:bookmarkEnd w:id="909"/>
+    <w:bookmarkEnd w:id="910"/>
+    <w:bookmarkStart w:id="912" w:name="bibliographie"/>
+    <w:p>
+      <w:pPr>
+        <w:pStyle w:val="Titre1"/>
+      </w:pPr>
+      <w:r>
+        <w:t xml:space="preserve">Bibliographie</w:t>
+      </w:r>
+    </w:p>
+    <w:bookmarkStart w:id="911" w:name="refs"/>
+    <w:bookmarkEnd w:id="911"/>
+    <w:bookmarkEnd w:id="912"/>
     <w:sectPr>
       <w:footnotePr>
         <w:numRestart w:val="eachSect"/>
@@ -15015,6 +21330,9 @@
     <w:abstractNumId w:val="991"/>
   </w:num>
   <w:num w:numId="1003">
+    <w:abstractNumId w:val="991"/>
+  </w:num>
+  <w:num w:numId="1004">
     <w:abstractNumId w:val="991"/>
   </w:num>
 </w:numbering>

--- a/docs-alaotra/rapport-alaotra.docx
+++ b/docs-alaotra/rapport-alaotra.docx
@@ -63,7 +63,7 @@
         <w:pStyle w:val="Date"/>
       </w:pPr>
       <w:r>
-        <w:t xml:space="preserve">2026-06-29</w:t>
+        <w:t xml:space="preserve">2026-07-08</w:t>
       </w:r>
     </w:p>
     <w:p xmlns:w="http://schemas.openxmlformats.org/wordprocessingml/2006/main" xmlns:r="http://schemas.openxmlformats.org/officeDocument/2006/relationships" xmlns:wp="http://schemas.openxmlformats.org/drawingml/2006/wordprocessingDrawing" xmlns:a="http://schemas.openxmlformats.org/drawingml/2006/main" xmlns:pic="http://schemas.openxmlformats.org/drawingml/2006/picture">
@@ -385,14 +385,6 @@
         <w:pStyle w:val="FirstParagraph"/>
       </w:pPr>
       <w:r>
-        <w:t xml:space="preserve">Les enquêtes de l’observatoire rural d’Alaotra ont été menées de manière régulière entre 1999 et 2014, avec une seule interruption l’année 2009 en raison de la crise politique qui a secoué le pays. La campagne 2025, réalisée par le projet BETSAKA, renoue avec ce suivi après une interruption de plus de dix ans. L’enquête conserve les instruments et la méthodologie des campagnes antérieures, tout en reprenant des ajustements faits dans le cadre de l’observatoire du Makay en 2022 et 2024, et en les adaptant au contexte actuel.</w:t>
-      </w:r>
-    </w:p>
-    <w:p>
-      <w:pPr>
-        <w:pStyle w:val="Corpsdetexte"/>
-      </w:pPr>
-      <w:r>
         <w:t xml:space="preserve">Les principales modifications du questionnaire concernent :</w:t>
       </w:r>
     </w:p>
@@ -415,7 +407,7 @@
         </w:numPr>
       </w:pPr>
       <w:r>
-        <w:t xml:space="preserve">l’introduction de nouveaux modules sur les feux (S), le rapport des ménages ruraux avec l’environnement (RM-UM-AP).</w:t>
+        <w:t xml:space="preserve">l’introduction de nouveaux modules sur les évènements climatiques extrêmes (CC), la sécurité alimentaire (SA-SSA), feux (S), le rapport des ménages ruraux avec l’environnement (RM-UM-AP).</w:t>
       </w:r>
     </w:p>
     <w:p>
@@ -676,7 +668,45 @@
         <w:pStyle w:val="FirstParagraph"/>
       </w:pPr>
       <w:r>
-        <w:t xml:space="preserve">Au total, 507 ménages enquêtés à Alaotra, pour 1 975 individus. A Marovoay, 519 ménages ont été enquêtés pour 2 297 individus.</w:t>
+        <w:t xml:space="preserve">A Alaotra, 507 ménages sont enquêtés pour 1 975 individus.</w:t>
+      </w:r>
+    </w:p>
+    <w:p>
+      <w:pPr>
+        <w:pStyle w:val="Corpsdetexte"/>
+      </w:pPr>
+      <w:r>
+        <w:t xml:space="preserve">:::: {.content-hidden when-profile=</w:t>
+      </w:r>
+      <w:r>
+        <w:t xml:space="preserve">“alaotra”</w:t>
+      </w:r>
+      <w:r>
+        <w:t xml:space="preserve">}</w:t>
+      </w:r>
+      <w:r>
+        <w:t xml:space="preserve"> </w:t>
+      </w:r>
+      <w:r>
+        <w:t xml:space="preserve">::: obs-marovoay</w:t>
+      </w:r>
+      <w:r>
+        <w:t xml:space="preserve"> </w:t>
+      </w:r>
+      <w:r>
+        <w:t xml:space="preserve">A Marovoay, 519 ménages ont été enquêtés pour 2 297 individus.</w:t>
+      </w:r>
+      <w:r>
+        <w:t xml:space="preserve"> </w:t>
+      </w:r>
+      <w:r>
+        <w:t xml:space="preserve">:::</w:t>
+      </w:r>
+      <w:r>
+        <w:t xml:space="preserve"> </w:t>
+      </w:r>
+      <w:r>
+        <w:t xml:space="preserve">::::</w:t>
       </w:r>
     </w:p>
     <w:p>
@@ -3379,32 +3409,6 @@
         <w:pStyle w:val="FirstParagraph"/>
       </w:pPr>
       <w:r>
-        <w:rPr>
-          <w:b/>
-          <w:bCs/>
-        </w:rPr>
-        <w:t xml:space="preserve">FIGURE ET INTERPRETATION POUR</w:t>
-      </w:r>
-      <w:r>
-        <w:rPr>
-          <w:b/>
-          <w:bCs/>
-        </w:rPr>
-        <w:t xml:space="preserve"> </w:t>
-      </w:r>
-      <w:r>
-        <w:rPr>
-          <w:b/>
-          <w:bCs/>
-        </w:rPr>
-        <w:t xml:space="preserve">“APTITUDE A LA LECTURE DES AUTRES MEMBRES”</w:t>
-      </w:r>
-    </w:p>
-    <w:p>
-      <w:pPr>
-        <w:pStyle w:val="Corpsdetexte"/>
-      </w:pPr>
-      <w:r>
         <w:t xml:space="preserve">A Alaotra, les femmes affichent une maîtrise de la lecture supérieure à celle des hommes avec une maitrise de 76.5 % contre 69.5 % respectivement. Les personnes lisant avec effort représentent 7.5 % des femmes et 9.0 % des hommes. L’absence totale de capacité de lecture concerne 15.9 % des femmes et 21.6 % des hommes.</w:t>
       </w:r>
     </w:p>
@@ -3564,13 +3568,13 @@
         <w:t xml:space="preserve">Le taux de scolarisation des enfants de 6 à 14 ans constitue un indicateur clé du développement humain et de l’investissement des ménages dans l’éducation.</w:t>
       </w:r>
     </w:p>
-    <w:bookmarkStart w:id="269" w:name="X6d9aa1dd44c1ac9e432add0b434b8dafb589d26"/>
+    <w:bookmarkStart w:id="269" w:name="X018eed9deeb686660e0600abc5f043ef00d6169"/>
     <w:p>
       <w:pPr>
         <w:pStyle w:val="Titre4"/>
       </w:pPr>
       <w:r>
-        <w:t xml:space="preserve">2.3.3.1 Taux de scolarisation des enfants de 6 à 14 ans</w:t>
+        <w:t xml:space="preserve">2.3.3.1 Taux net de scolarisation des enfants de 6 à 14 ans</w:t>
       </w:r>
     </w:p>
     <w:p>
@@ -3578,7 +3582,7 @@
         <w:pStyle w:val="FirstParagraph"/>
       </w:pPr>
       <w:r>
-        <w:t xml:space="preserve">Dans l’Alaotra, le taux de scolarisation s’élève à 93.7 %.</w:t>
+        <w:t xml:space="preserve">Dans l’Alaotra, le taux net de scolarisation s’élève à 93.7 %.</w:t>
       </w:r>
     </w:p>
     <w:p>

--- a/docs-alaotra/rapport-alaotra.docx
+++ b/docs-alaotra/rapport-alaotra.docx
@@ -87,7 +87,7 @@
                     </pic:cNvPicPr>
                   </pic:nvPicPr>
                   <pic:blipFill>
-                    <a:blip r:embed="rId1033"/>
+                    <a:blip r:embed="rId1031"/>
                     <a:stretch>
                       <a:fillRect/>
                     </a:stretch>
@@ -20837,7 +20837,7 @@
     </w:tbl>
     <w:bookmarkEnd w:id="987"/>
     <w:bookmarkEnd w:id="988"/>
-    <w:bookmarkStart w:id="1017" w:name="références"/>
+    <w:bookmarkStart w:id="1015" w:name="références"/>
     <w:p>
       <w:pPr>
         <w:pStyle w:val="Titre1"/>
@@ -21434,238 +21434,218 @@
     <w:bookmarkEnd w:id="1011"/>
     <w:bookmarkEnd w:id="1012"/>
     <w:bookmarkEnd w:id="1013"/>
-    <w:bookmarkStart w:id="1014" w:name="liste-des-figures"/>
+    <w:bookmarkStart w:id="1014" w:name="liste-des-acronymes"/>
     <w:p>
       <w:pPr>
         <w:pStyle w:val="Titre2"/>
       </w:pPr>
       <w:r>
-        <w:t xml:space="preserve">Liste des figures</w:t>
+        <w:t xml:space="preserve">Liste des acronymes</w:t>
+      </w:r>
+    </w:p>
+    <w:p>
+      <w:pPr>
+        <w:pStyle w:val="FirstParagraph"/>
+      </w:pPr>
+      <w:r>
+        <w:t xml:space="preserve">AP : Aire Protégée</w:t>
+      </w:r>
+    </w:p>
+    <w:p>
+      <w:pPr>
+        <w:pStyle w:val="Corpsdetexte"/>
+      </w:pPr>
+      <w:r>
+        <w:t xml:space="preserve">BETSAKA : Biodiversity-Economic Tradeoff and Synergy Assessments for Conservation Areas</w:t>
+      </w:r>
+    </w:p>
+    <w:p>
+      <w:pPr>
+        <w:pStyle w:val="Corpsdetexte"/>
+      </w:pPr>
+      <w:r>
+        <w:t xml:space="preserve">BTP : Bâtiment et Travaux Publics</w:t>
+      </w:r>
+    </w:p>
+    <w:p>
+      <w:pPr>
+        <w:pStyle w:val="Corpsdetexte"/>
+      </w:pPr>
+      <w:r>
+        <w:t xml:space="preserve">CE : Cours Élémentaire</w:t>
+      </w:r>
+    </w:p>
+    <w:p>
+      <w:pPr>
+        <w:pStyle w:val="Corpsdetexte"/>
+      </w:pPr>
+      <w:r>
+        <w:t xml:space="preserve">CERED : Centre d’Études et de Recherches Économiques pour le Développement</w:t>
+      </w:r>
+    </w:p>
+    <w:p>
+      <w:pPr>
+        <w:pStyle w:val="Corpsdetexte"/>
+      </w:pPr>
+      <w:r>
+        <w:t xml:space="preserve">CITI rév.4 : Classification internationale type, par industrie, de toutes les branches d’activité économique, révision 4</w:t>
+      </w:r>
+    </w:p>
+    <w:p>
+      <w:pPr>
+        <w:pStyle w:val="Corpsdetexte"/>
+      </w:pPr>
+      <w:r>
+        <w:t xml:space="preserve">CM : Chef de ménage</w:t>
+      </w:r>
+    </w:p>
+    <w:p>
+      <w:pPr>
+        <w:pStyle w:val="Corpsdetexte"/>
+      </w:pPr>
+      <w:r>
+        <w:t xml:space="preserve">CM1 : Cours Moyen 1ère année</w:t>
+      </w:r>
+    </w:p>
+    <w:p>
+      <w:pPr>
+        <w:pStyle w:val="Corpsdetexte"/>
+      </w:pPr>
+      <w:r>
+        <w:t xml:space="preserve">CM2 : Cours Moyen 2ème année</w:t>
+      </w:r>
+    </w:p>
+    <w:p>
+      <w:pPr>
+        <w:pStyle w:val="Corpsdetexte"/>
+      </w:pPr>
+      <w:r>
+        <w:t xml:space="preserve">CP1 : Cours Préparatoire 1ère année</w:t>
+      </w:r>
+    </w:p>
+    <w:p>
+      <w:pPr>
+        <w:pStyle w:val="Corpsdetexte"/>
+      </w:pPr>
+      <w:r>
+        <w:t xml:space="preserve">CP2 : Cours Préparatoire 2ème année</w:t>
+      </w:r>
+    </w:p>
+    <w:p>
+      <w:pPr>
+        <w:pStyle w:val="Corpsdetexte"/>
+      </w:pPr>
+      <w:r>
+        <w:t xml:space="preserve">DGM : Direction Générale de la Météorologie</w:t>
+      </w:r>
+    </w:p>
+    <w:p>
+      <w:pPr>
+        <w:pStyle w:val="Corpsdetexte"/>
+      </w:pPr>
+      <w:r>
+        <w:t xml:space="preserve">GPS : Global Positioning System</w:t>
+      </w:r>
+    </w:p>
+    <w:p>
+      <w:pPr>
+        <w:pStyle w:val="Corpsdetexte"/>
+      </w:pPr>
+      <w:r>
+        <w:t xml:space="preserve">HIMO : Haute Intensité de Main-d’Œuvre</w:t>
+      </w:r>
+    </w:p>
+    <w:p>
+      <w:pPr>
+        <w:pStyle w:val="Corpsdetexte"/>
+      </w:pPr>
+      <w:r>
+        <w:t xml:space="preserve">INSTAT : Institut National de la Statistique</w:t>
+      </w:r>
+    </w:p>
+    <w:p>
+      <w:pPr>
+        <w:pStyle w:val="Corpsdetexte"/>
+      </w:pPr>
+      <w:r>
+        <w:t xml:space="preserve">IPC : Indice des Prix à la Consommation</w:t>
+      </w:r>
+    </w:p>
+    <w:p>
+      <w:pPr>
+        <w:pStyle w:val="Corpsdetexte"/>
+      </w:pPr>
+      <w:r>
+        <w:t xml:space="preserve">IRD : Institut de Recherche pour le Développement</w:t>
+      </w:r>
+    </w:p>
+    <w:p>
+      <w:pPr>
+        <w:pStyle w:val="Corpsdetexte"/>
+      </w:pPr>
+      <w:r>
+        <w:t xml:space="preserve">Nb : Nombre</w:t>
+      </w:r>
+    </w:p>
+    <w:p>
+      <w:pPr>
+        <w:pStyle w:val="Corpsdetexte"/>
+      </w:pPr>
+      <w:r>
+        <w:t xml:space="preserve">OCDE : Organisation de Coopération et de Développement Économiques</w:t>
+      </w:r>
+    </w:p>
+    <w:p>
+      <w:pPr>
+        <w:pStyle w:val="Corpsdetexte"/>
+      </w:pPr>
+      <w:r>
+        <w:t xml:space="preserve">OR : Observatoire rural</w:t>
+      </w:r>
+    </w:p>
+    <w:p>
+      <w:pPr>
+        <w:pStyle w:val="Corpsdetexte"/>
+      </w:pPr>
+      <w:r>
+        <w:t xml:space="preserve">PR : Période de référence</w:t>
+      </w:r>
+    </w:p>
+    <w:p>
+      <w:pPr>
+        <w:pStyle w:val="Corpsdetexte"/>
+      </w:pPr>
+      <w:r>
+        <w:t xml:space="preserve">RN : Route Nationale</w:t>
+      </w:r>
+    </w:p>
+    <w:p>
+      <w:pPr>
+        <w:pStyle w:val="Corpsdetexte"/>
+      </w:pPr>
+      <w:r>
+        <w:t xml:space="preserve">SRA : Système de Riziculture Améliorée</w:t>
+      </w:r>
+    </w:p>
+    <w:p>
+      <w:pPr>
+        <w:pStyle w:val="Corpsdetexte"/>
+      </w:pPr>
+      <w:r>
+        <w:t xml:space="preserve">SRI : Système de Riziculture Intensive</w:t>
+      </w:r>
+    </w:p>
+    <w:p>
+      <w:pPr>
+        <w:pStyle w:val="Corpsdetexte"/>
+      </w:pPr>
+      <w:r>
+        <w:t xml:space="preserve">UC : Unité de Consommation</w:t>
       </w:r>
     </w:p>
     <w:bookmarkEnd w:id="1014"/>
-    <w:bookmarkStart w:id="1015" w:name="liste-des-tableaux"/>
-    <w:p>
-      <w:pPr>
-        <w:pStyle w:val="Titre2"/>
-      </w:pPr>
-      <w:r>
-        <w:t xml:space="preserve">Liste des tableaux</w:t>
-      </w:r>
-    </w:p>
     <w:bookmarkEnd w:id="1015"/>
-    <w:bookmarkStart w:id="1016" w:name="liste-des-acronymes"/>
-    <w:p>
-      <w:pPr>
-        <w:pStyle w:val="Titre2"/>
-      </w:pPr>
-      <w:r>
-        <w:t xml:space="preserve">Liste des acronymes</w:t>
-      </w:r>
-    </w:p>
-    <w:p>
-      <w:pPr>
-        <w:pStyle w:val="FirstParagraph"/>
-      </w:pPr>
-      <w:r>
-        <w:t xml:space="preserve">AP : Aire Protégée</w:t>
-      </w:r>
-    </w:p>
-    <w:p>
-      <w:pPr>
-        <w:pStyle w:val="Corpsdetexte"/>
-      </w:pPr>
-      <w:r>
-        <w:t xml:space="preserve">BETSAKA : Biodiversity-Economic Tradeoff and Synergy Assessments for Conservation Areas</w:t>
-      </w:r>
-    </w:p>
-    <w:p>
-      <w:pPr>
-        <w:pStyle w:val="Corpsdetexte"/>
-      </w:pPr>
-      <w:r>
-        <w:t xml:space="preserve">BTP : Bâtiment et Travaux Publics</w:t>
-      </w:r>
-    </w:p>
-    <w:p>
-      <w:pPr>
-        <w:pStyle w:val="Corpsdetexte"/>
-      </w:pPr>
-      <w:r>
-        <w:t xml:space="preserve">CE : Cours Élémentaire</w:t>
-      </w:r>
-    </w:p>
-    <w:p>
-      <w:pPr>
-        <w:pStyle w:val="Corpsdetexte"/>
-      </w:pPr>
-      <w:r>
-        <w:t xml:space="preserve">CERED : Centre d’Études et de Recherches Économiques pour le Développement</w:t>
-      </w:r>
-    </w:p>
-    <w:p>
-      <w:pPr>
-        <w:pStyle w:val="Corpsdetexte"/>
-      </w:pPr>
-      <w:r>
-        <w:t xml:space="preserve">CITI rév.4 : Classification internationale type, par industrie, de toutes les branches d’activité économique, révision 4</w:t>
-      </w:r>
-    </w:p>
-    <w:p>
-      <w:pPr>
-        <w:pStyle w:val="Corpsdetexte"/>
-      </w:pPr>
-      <w:r>
-        <w:t xml:space="preserve">CM : Chef de ménage</w:t>
-      </w:r>
-    </w:p>
-    <w:p>
-      <w:pPr>
-        <w:pStyle w:val="Corpsdetexte"/>
-      </w:pPr>
-      <w:r>
-        <w:t xml:space="preserve">CM1 : Cours Moyen 1ère année</w:t>
-      </w:r>
-    </w:p>
-    <w:p>
-      <w:pPr>
-        <w:pStyle w:val="Corpsdetexte"/>
-      </w:pPr>
-      <w:r>
-        <w:t xml:space="preserve">CM2 : Cours Moyen 2ème année</w:t>
-      </w:r>
-    </w:p>
-    <w:p>
-      <w:pPr>
-        <w:pStyle w:val="Corpsdetexte"/>
-      </w:pPr>
-      <w:r>
-        <w:t xml:space="preserve">CP1 : Cours Préparatoire 1ère année</w:t>
-      </w:r>
-    </w:p>
-    <w:p>
-      <w:pPr>
-        <w:pStyle w:val="Corpsdetexte"/>
-      </w:pPr>
-      <w:r>
-        <w:t xml:space="preserve">CP2 : Cours Préparatoire 2ème année</w:t>
-      </w:r>
-    </w:p>
-    <w:p>
-      <w:pPr>
-        <w:pStyle w:val="Corpsdetexte"/>
-      </w:pPr>
-      <w:r>
-        <w:t xml:space="preserve">DGM : Direction Générale de la Météorologie</w:t>
-      </w:r>
-    </w:p>
-    <w:p>
-      <w:pPr>
-        <w:pStyle w:val="Corpsdetexte"/>
-      </w:pPr>
-      <w:r>
-        <w:t xml:space="preserve">GPS : Global Positioning System</w:t>
-      </w:r>
-    </w:p>
-    <w:p>
-      <w:pPr>
-        <w:pStyle w:val="Corpsdetexte"/>
-      </w:pPr>
-      <w:r>
-        <w:t xml:space="preserve">HIMO : Haute Intensité de Main-d’Œuvre</w:t>
-      </w:r>
-    </w:p>
-    <w:p>
-      <w:pPr>
-        <w:pStyle w:val="Corpsdetexte"/>
-      </w:pPr>
-      <w:r>
-        <w:t xml:space="preserve">INSTAT : Institut National de la Statistique</w:t>
-      </w:r>
-    </w:p>
-    <w:p>
-      <w:pPr>
-        <w:pStyle w:val="Corpsdetexte"/>
-      </w:pPr>
-      <w:r>
-        <w:t xml:space="preserve">IPC : Indice des Prix à la Consommation</w:t>
-      </w:r>
-    </w:p>
-    <w:p>
-      <w:pPr>
-        <w:pStyle w:val="Corpsdetexte"/>
-      </w:pPr>
-      <w:r>
-        <w:t xml:space="preserve">IRD : Institut de Recherche pour le Développement</w:t>
-      </w:r>
-    </w:p>
-    <w:p>
-      <w:pPr>
-        <w:pStyle w:val="Corpsdetexte"/>
-      </w:pPr>
-      <w:r>
-        <w:t xml:space="preserve">Nb : Nombre</w:t>
-      </w:r>
-    </w:p>
-    <w:p>
-      <w:pPr>
-        <w:pStyle w:val="Corpsdetexte"/>
-      </w:pPr>
-      <w:r>
-        <w:t xml:space="preserve">OCDE : Organisation de Coopération et de Développement Économiques</w:t>
-      </w:r>
-    </w:p>
-    <w:p>
-      <w:pPr>
-        <w:pStyle w:val="Corpsdetexte"/>
-      </w:pPr>
-      <w:r>
-        <w:t xml:space="preserve">OR : Observatoire rural</w:t>
-      </w:r>
-    </w:p>
-    <w:p>
-      <w:pPr>
-        <w:pStyle w:val="Corpsdetexte"/>
-      </w:pPr>
-      <w:r>
-        <w:t xml:space="preserve">PR : Période de référence</w:t>
-      </w:r>
-    </w:p>
-    <w:p>
-      <w:pPr>
-        <w:pStyle w:val="Corpsdetexte"/>
-      </w:pPr>
-      <w:r>
-        <w:t xml:space="preserve">RN : Route Nationale</w:t>
-      </w:r>
-    </w:p>
-    <w:p>
-      <w:pPr>
-        <w:pStyle w:val="Corpsdetexte"/>
-      </w:pPr>
-      <w:r>
-        <w:t xml:space="preserve">SRA : Système de Riziculture Améliorée</w:t>
-      </w:r>
-    </w:p>
-    <w:p>
-      <w:pPr>
-        <w:pStyle w:val="Corpsdetexte"/>
-      </w:pPr>
-      <w:r>
-        <w:t xml:space="preserve">SRI : Système de Riziculture Intensive</w:t>
-      </w:r>
-    </w:p>
-    <w:p>
-      <w:pPr>
-        <w:pStyle w:val="Corpsdetexte"/>
-      </w:pPr>
-      <w:r>
-        <w:t xml:space="preserve">UC : Unité de Consommation</w:t>
-      </w:r>
-    </w:p>
-    <w:bookmarkEnd w:id="1016"/>
-    <w:bookmarkEnd w:id="1017"/>
-    <w:bookmarkStart w:id="1036" w:name="annexe"/>
+    <w:bookmarkStart w:id="1034" w:name="annexe"/>
     <w:p>
       <w:pPr>
         <w:pStyle w:val="Titre1"/>
@@ -21674,7 +21654,7 @@
         <w:t xml:space="preserve">Annexe</w:t>
       </w:r>
     </w:p>
-    <w:bookmarkStart w:id="1021" w:name="annexe-a-approbation-éthique"/>
+    <w:bookmarkStart w:id="1019" w:name="annexe-a-approbation-éthique"/>
     <w:p>
       <w:pPr>
         <w:pStyle w:val="Titre2"/>
@@ -21692,18 +21672,18 @@
           <wp:inline>
             <wp:extent cx="4169152" cy="5927613"/>
             <wp:effectExtent b="0" l="0" r="0" t="0"/>
-            <wp:docPr descr="" title="" id="1019" name="Picture"/>
+            <wp:docPr descr="" title="" id="1017" name="Picture"/>
             <a:graphic>
               <a:graphicData uri="http://schemas.openxmlformats.org/drawingml/2006/picture">
                 <pic:pic>
                   <pic:nvPicPr>
-                    <pic:cNvPr descr="images/Image_ethique.png" id="1020" name="Picture"/>
+                    <pic:cNvPr descr="images/Image_ethique.png" id="1018" name="Picture"/>
                     <pic:cNvPicPr>
                       <a:picLocks noChangeArrowheads="1" noChangeAspect="1"/>
                     </pic:cNvPicPr>
                   </pic:nvPicPr>
                   <pic:blipFill>
-                    <a:blip r:embed="rId1018"/>
+                    <a:blip r:embed="rId1016"/>
                     <a:stretch>
                       <a:fillRect/>
                     </a:stretch>
@@ -21730,8 +21710,8 @@
         </w:drawing>
       </w:r>
     </w:p>
-    <w:bookmarkEnd w:id="1021"/>
-    <w:bookmarkStart w:id="1025" w:name="Xc4c562dbc05b004e3e3775f8bf742dcfe8e2e8f"/>
+    <w:bookmarkEnd w:id="1019"/>
+    <w:bookmarkStart w:id="1023" w:name="Xc4c562dbc05b004e3e3775f8bf742dcfe8e2e8f"/>
     <w:p>
       <w:pPr>
         <w:pStyle w:val="Titre2"/>
@@ -21749,18 +21729,18 @@
           <wp:inline>
             <wp:extent cx="5969000" cy="4331815"/>
             <wp:effectExtent b="0" l="0" r="0" t="0"/>
-            <wp:docPr descr="" title="" id="1023" name="Picture"/>
+            <wp:docPr descr="" title="" id="1021" name="Picture"/>
             <a:graphic>
               <a:graphicData uri="http://schemas.openxmlformats.org/drawingml/2006/picture">
                 <pic:pic>
                   <pic:nvPicPr>
-                    <pic:cNvPr descr="images/calendrier_agri_nord_ouest.png" id="1024" name="Picture"/>
+                    <pic:cNvPr descr="images/calendrier_agri_nord_ouest.png" id="1022" name="Picture"/>
                     <pic:cNvPicPr>
                       <a:picLocks noChangeArrowheads="1" noChangeAspect="1"/>
                     </pic:cNvPicPr>
                   </pic:nvPicPr>
                   <pic:blipFill>
-                    <a:blip r:embed="rId1022"/>
+                    <a:blip r:embed="rId1020"/>
                     <a:stretch>
                       <a:fillRect/>
                     </a:stretch>
@@ -21803,8 +21783,8 @@
         <w:t xml:space="preserve">Calendrier agricole, Mars 2001/Direction de l’Agriculture</w:t>
       </w:r>
     </w:p>
-    <w:bookmarkEnd w:id="1025"/>
-    <w:bookmarkStart w:id="1035" w:name="X9d4b724373d5a24512a2daa4c21711385ac2c45"/>
+    <w:bookmarkEnd w:id="1023"/>
+    <w:bookmarkStart w:id="1033" w:name="X9d4b724373d5a24512a2daa4c21711385ac2c45"/>
     <w:p>
       <w:pPr>
         <w:pStyle w:val="Titre2"/>
@@ -21822,18 +21802,18 @@
           <wp:inline>
             <wp:extent cx="5969000" cy="3960595"/>
             <wp:effectExtent b="0" l="0" r="0" t="0"/>
-            <wp:docPr descr="" title="" id="1027" name="Picture"/>
+            <wp:docPr descr="" title="" id="1025" name="Picture"/>
             <a:graphic>
               <a:graphicData uri="http://schemas.openxmlformats.org/drawingml/2006/picture">
                 <pic:pic>
                   <pic:nvPicPr>
-                    <pic:cNvPr descr="images/calendrier_agri_moyen_est1.png" id="1028" name="Picture"/>
+                    <pic:cNvPr descr="images/calendrier_agri_moyen_est1.png" id="1026" name="Picture"/>
                     <pic:cNvPicPr>
                       <a:picLocks noChangeArrowheads="1" noChangeAspect="1"/>
                     </pic:cNvPicPr>
                   </pic:nvPicPr>
                   <pic:blipFill>
-                    <a:blip r:embed="rId1026"/>
+                    <a:blip r:embed="rId1024"/>
                     <a:stretch>
                       <a:fillRect/>
                     </a:stretch>
@@ -21867,18 +21847,18 @@
           <wp:inline>
             <wp:extent cx="5969000" cy="3607308"/>
             <wp:effectExtent b="0" l="0" r="0" t="0"/>
-            <wp:docPr descr="" title="" id="1030" name="Picture"/>
+            <wp:docPr descr="" title="" id="1028" name="Picture"/>
             <a:graphic>
               <a:graphicData uri="http://schemas.openxmlformats.org/drawingml/2006/picture">
                 <pic:pic>
                   <pic:nvPicPr>
-                    <pic:cNvPr descr="images/calendrier_agri_moyen_est2.png" id="1031" name="Picture"/>
+                    <pic:cNvPr descr="images/calendrier_agri_moyen_est2.png" id="1029" name="Picture"/>
                     <pic:cNvPicPr>
                       <a:picLocks noChangeArrowheads="1" noChangeAspect="1"/>
                     </pic:cNvPicPr>
                   </pic:nvPicPr>
                   <pic:blipFill>
-                    <a:blip r:embed="rId1029"/>
+                    <a:blip r:embed="rId1027"/>
                     <a:stretch>
                       <a:fillRect/>
                     </a:stretch>
@@ -21912,18 +21892,18 @@
           <wp:inline>
             <wp:extent cx="5969000" cy="2638545"/>
             <wp:effectExtent b="0" l="0" r="0" t="0"/>
-            <wp:docPr descr="" title="" id="1033" name="Picture"/>
+            <wp:docPr descr="" title="" id="1031" name="Picture"/>
             <a:graphic>
               <a:graphicData uri="http://schemas.openxmlformats.org/drawingml/2006/picture">
                 <pic:pic>
                   <pic:nvPicPr>
-                    <pic:cNvPr descr="images/calendrier_agri_moyen_est3.png" id="1034" name="Picture"/>
+                    <pic:cNvPr descr="images/calendrier_agri_moyen_est3.png" id="1032" name="Picture"/>
                     <pic:cNvPicPr>
                       <a:picLocks noChangeArrowheads="1" noChangeAspect="1"/>
                     </pic:cNvPicPr>
                   </pic:nvPicPr>
                   <pic:blipFill>
-                    <a:blip r:embed="rId1032"/>
+                    <a:blip r:embed="rId1030"/>
                     <a:stretch>
                       <a:fillRect/>
                     </a:stretch>
@@ -21966,8 +21946,8 @@
         <w:t xml:space="preserve">Calendrier agricole, Mars 2001/Direction de l’Agriculture</w:t>
       </w:r>
     </w:p>
-    <w:bookmarkEnd w:id="1035"/>
-    <w:bookmarkEnd w:id="1036"/>
+    <w:bookmarkEnd w:id="1033"/>
+    <w:bookmarkEnd w:id="1034"/>
     <w:sectPr>
       <w:footnotePr>
         <w:numRestart w:val="eachSect"/>
